--- a/Seguimiento.docx
+++ b/Seguimiento.docx
@@ -172,6 +172,7 @@
         <w:rPr>
           <w:rFonts w:ascii="Arial" w:hAnsi="Arial"/>
           <w:color w:val="FF0000"/>
+          <w:highlight w:val="yellow"/>
         </w:rPr>
       </w:pPr>
       <w:proofErr w:type="spellStart"/>
@@ -180,6 +181,7 @@
           <w:rStyle w:val="normaltextrun"/>
           <w:rFonts w:ascii="Arial" w:hAnsi="Arial"/>
           <w:color w:val="FF0000"/>
+          <w:highlight w:val="yellow"/>
         </w:rPr>
         <w:t>angl.m</w:t>
       </w:r>
@@ -189,6 +191,7 @@
           <w:rStyle w:val="eop"/>
           <w:rFonts w:ascii="Arial" w:hAnsi="Arial"/>
           <w:color w:val="FF0000"/>
+          <w:highlight w:val="yellow"/>
         </w:rPr>
         <w:t> </w:t>
       </w:r>
@@ -204,6 +207,7 @@
         <w:textAlignment w:val="baseline"/>
         <w:rPr>
           <w:rFonts w:ascii="Arial" w:hAnsi="Arial"/>
+          <w:highlight w:val="yellow"/>
         </w:rPr>
       </w:pPr>
       <w:proofErr w:type="spellStart"/>
@@ -211,6 +215,7 @@
         <w:rPr>
           <w:rStyle w:val="normaltextrun"/>
           <w:rFonts w:ascii="Arial" w:hAnsi="Arial"/>
+          <w:highlight w:val="yellow"/>
         </w:rPr>
         <w:t>anglesdr.m</w:t>
       </w:r>
@@ -219,6 +224,7 @@
         <w:rPr>
           <w:rStyle w:val="eop"/>
           <w:rFonts w:ascii="Arial" w:hAnsi="Arial"/>
+          <w:highlight w:val="yellow"/>
         </w:rPr>
         <w:t> </w:t>
       </w:r>
@@ -234,6 +240,7 @@
         <w:textAlignment w:val="baseline"/>
         <w:rPr>
           <w:rFonts w:ascii="Arial" w:hAnsi="Arial"/>
+          <w:highlight w:val="yellow"/>
         </w:rPr>
       </w:pPr>
       <w:proofErr w:type="spellStart"/>
@@ -241,6 +248,7 @@
         <w:rPr>
           <w:rStyle w:val="normaltextrun"/>
           <w:rFonts w:ascii="Arial" w:hAnsi="Arial"/>
+          <w:highlight w:val="yellow"/>
         </w:rPr>
         <w:t>anglesg.m</w:t>
       </w:r>
@@ -249,6 +257,7 @@
         <w:rPr>
           <w:rStyle w:val="eop"/>
           <w:rFonts w:ascii="Arial" w:hAnsi="Arial"/>
+          <w:highlight w:val="yellow"/>
         </w:rPr>
         <w:t> </w:t>
       </w:r>
@@ -297,12 +306,14 @@
         <w:textAlignment w:val="baseline"/>
         <w:rPr>
           <w:rFonts w:ascii="Arial" w:hAnsi="Arial"/>
+          <w:color w:val="FF0000"/>
         </w:rPr>
       </w:pPr>
       <w:r>
         <w:rPr>
           <w:rStyle w:val="normaltextrun"/>
           <w:rFonts w:ascii="Arial" w:hAnsi="Arial"/>
+          <w:color w:val="FF0000"/>
         </w:rPr>
         <w:t>Cheb3D.m</w:t>
       </w:r>
@@ -310,6 +321,7 @@
         <w:rPr>
           <w:rStyle w:val="eop"/>
           <w:rFonts w:ascii="Arial" w:hAnsi="Arial"/>
+          <w:color w:val="FF0000"/>
         </w:rPr>
         <w:t> </w:t>
       </w:r>
@@ -355,6 +367,7 @@
         <w:textAlignment w:val="baseline"/>
         <w:rPr>
           <w:rFonts w:ascii="Arial" w:hAnsi="Arial"/>
+          <w:highlight w:val="yellow"/>
         </w:rPr>
       </w:pPr>
       <w:proofErr w:type="spellStart"/>
@@ -362,6 +375,7 @@
         <w:rPr>
           <w:rStyle w:val="normaltextrun"/>
           <w:rFonts w:ascii="Arial" w:hAnsi="Arial"/>
+          <w:highlight w:val="yellow"/>
         </w:rPr>
         <w:t>doubler.m</w:t>
       </w:r>
@@ -370,6 +384,7 @@
         <w:rPr>
           <w:rStyle w:val="eop"/>
           <w:rFonts w:ascii="Arial" w:hAnsi="Arial"/>
+          <w:highlight w:val="yellow"/>
         </w:rPr>
         <w:t> </w:t>
       </w:r>
@@ -626,6 +641,7 @@
         <w:textAlignment w:val="baseline"/>
         <w:rPr>
           <w:rFonts w:ascii="Arial" w:hAnsi="Arial"/>
+          <w:highlight w:val="yellow"/>
         </w:rPr>
       </w:pPr>
       <w:proofErr w:type="spellStart"/>
@@ -633,6 +649,7 @@
         <w:rPr>
           <w:rStyle w:val="normaltextrun"/>
           <w:rFonts w:ascii="Arial" w:hAnsi="Arial"/>
+          <w:highlight w:val="yellow"/>
         </w:rPr>
         <w:t>gibbs.m</w:t>
       </w:r>
@@ -641,6 +658,7 @@
         <w:rPr>
           <w:rStyle w:val="eop"/>
           <w:rFonts w:ascii="Arial" w:hAnsi="Arial"/>
+          <w:highlight w:val="yellow"/>
         </w:rPr>
         <w:t> </w:t>
       </w:r>
@@ -716,6 +734,7 @@
         <w:textAlignment w:val="baseline"/>
         <w:rPr>
           <w:rFonts w:ascii="Arial" w:hAnsi="Arial"/>
+          <w:highlight w:val="yellow"/>
         </w:rPr>
       </w:pPr>
       <w:proofErr w:type="spellStart"/>
@@ -723,6 +742,7 @@
         <w:rPr>
           <w:rStyle w:val="normaltextrun"/>
           <w:rFonts w:ascii="Arial" w:hAnsi="Arial"/>
+          <w:highlight w:val="yellow"/>
         </w:rPr>
         <w:t>hgibbs.m</w:t>
       </w:r>
@@ -731,6 +751,7 @@
         <w:rPr>
           <w:rStyle w:val="eop"/>
           <w:rFonts w:ascii="Arial" w:hAnsi="Arial"/>
+          <w:highlight w:val="yellow"/>
         </w:rPr>
         <w:t> </w:t>
       </w:r>
@@ -937,6 +958,7 @@
         <w:rPr>
           <w:rFonts w:ascii="Arial" w:hAnsi="Arial"/>
           <w:color w:val="FF0000"/>
+          <w:highlight w:val="green"/>
         </w:rPr>
       </w:pPr>
       <w:proofErr w:type="spellStart"/>
@@ -945,6 +967,7 @@
           <w:rStyle w:val="normaltextrun"/>
           <w:rFonts w:ascii="Arial" w:hAnsi="Arial"/>
           <w:color w:val="FF0000"/>
+          <w:highlight w:val="green"/>
         </w:rPr>
         <w:t>Mjday.m</w:t>
       </w:r>
@@ -954,6 +977,7 @@
           <w:rStyle w:val="eop"/>
           <w:rFonts w:ascii="Arial" w:hAnsi="Arial"/>
           <w:color w:val="FF0000"/>
+          <w:highlight w:val="green"/>
         </w:rPr>
         <w:t> </w:t>
       </w:r>
@@ -1560,11 +1584,3462 @@
     </w:p>
     <w:p>
       <w:pPr>
+        <w:pStyle w:val="paragraph"/>
+        <w:spacing w:before="0" w:beforeAutospacing="0" w:after="160" w:afterAutospacing="0"/>
+        <w:textAlignment w:val="baseline"/>
+        <w:rPr>
+          <w:rStyle w:val="eop"/>
+          <w:rFonts w:ascii="Arial" w:hAnsi="Arial"/>
+        </w:rPr>
+      </w:pPr>
+      <w:r>
+        <w:rPr>
+          <w:rStyle w:val="eop"/>
+          <w:rFonts w:ascii="Arial" w:hAnsi="Arial"/>
+        </w:rPr>
+        <w:t xml:space="preserve">Funciones </w:t>
+      </w:r>
+      <w:r>
+        <w:rPr>
+          <w:rStyle w:val="eop"/>
+          <w:rFonts w:ascii="Arial" w:hAnsi="Arial"/>
+          <w:highlight w:val="yellow"/>
+        </w:rPr>
+        <w:t>subrayadas en amarillo</w:t>
+      </w:r>
+      <w:r>
+        <w:rPr>
+          <w:rStyle w:val="eop"/>
+          <w:rFonts w:ascii="Arial" w:hAnsi="Arial"/>
+        </w:rPr>
+        <w:t xml:space="preserve"> no hay que implementar en primera iteración.</w:t>
+      </w:r>
+    </w:p>
+    <w:p>
+      <w:pPr>
+        <w:pStyle w:val="paragraph"/>
+        <w:spacing w:before="0" w:beforeAutospacing="0" w:after="160" w:afterAutospacing="0"/>
+        <w:textAlignment w:val="baseline"/>
+        <w:rPr>
+          <w:rStyle w:val="eop"/>
+          <w:rFonts w:ascii="Arial" w:hAnsi="Arial"/>
+        </w:rPr>
+      </w:pPr>
+      <w:r>
+        <w:rPr>
+          <w:rStyle w:val="eop"/>
+          <w:rFonts w:ascii="Arial" w:hAnsi="Arial"/>
+        </w:rPr>
+        <w:t xml:space="preserve">Funciones </w:t>
+      </w:r>
+      <w:r>
+        <w:rPr>
+          <w:rStyle w:val="eop"/>
+          <w:rFonts w:ascii="Arial" w:hAnsi="Arial"/>
+          <w:highlight w:val="green"/>
+        </w:rPr>
+        <w:t>subrayadas en verde</w:t>
+      </w:r>
+      <w:r>
+        <w:rPr>
+          <w:rStyle w:val="eop"/>
+          <w:rFonts w:ascii="Arial" w:hAnsi="Arial"/>
+        </w:rPr>
+        <w:t xml:space="preserve"> están implementadas.</w:t>
+      </w:r>
+    </w:p>
+    <w:p>
+      <w:pPr>
         <w:kinsoku w:val="0"/>
         <w:overflowPunct w:val="0"/>
         <w:rPr>
+          <w:color w:val="FF0000"/>
+          <w:sz w:val="32"/>
+          <w:szCs w:val="32"/>
+        </w:rPr>
+      </w:pPr>
+      <w:proofErr w:type="spellStart"/>
+      <w:r>
+        <w:rPr>
+          <w:color w:val="FF0000"/>
+          <w:sz w:val="32"/>
+          <w:szCs w:val="32"/>
+        </w:rPr>
+        <w:t>Mjday</w:t>
+      </w:r>
+      <w:proofErr w:type="spellEnd"/>
+      <w:r>
+        <w:rPr>
+          <w:color w:val="FF0000"/>
+          <w:sz w:val="32"/>
+          <w:szCs w:val="32"/>
+        </w:rPr>
+        <w:t>:</w:t>
+      </w:r>
+    </w:p>
+    <w:p>
+      <w:pPr>
+        <w:kinsoku w:val="0"/>
+        <w:overflowPunct w:val="0"/>
+        <w:rPr>
+          <w:sz w:val="24"/>
+          <w:szCs w:val="24"/>
+        </w:rPr>
+      </w:pPr>
+      <w:proofErr w:type="spellStart"/>
+      <w:r>
+        <w:rPr>
+          <w:sz w:val="24"/>
+          <w:szCs w:val="24"/>
+        </w:rPr>
+        <w:t>Tests</w:t>
+      </w:r>
+      <w:proofErr w:type="spellEnd"/>
+      <w:r>
+        <w:rPr>
+          <w:sz w:val="24"/>
+          <w:szCs w:val="24"/>
+        </w:rPr>
+        <w:t xml:space="preserve"> unitarios creados:</w:t>
+      </w:r>
+    </w:p>
+    <w:p>
+      <w:pPr>
+        <w:pStyle w:val="HTMLconformatoprevio"/>
+        <w:shd w:val="clear" w:color="auto" w:fill="1E1F22"/>
+        <w:rPr>
+          <w:color w:val="BCBEC4"/>
+        </w:rPr>
+      </w:pPr>
+      <w:proofErr w:type="spellStart"/>
+      <w:r>
+        <w:rPr>
+          <w:color w:val="CF8E6D"/>
+        </w:rPr>
+        <w:t>int</w:t>
+      </w:r>
+      <w:proofErr w:type="spellEnd"/>
+      <w:r>
+        <w:rPr>
+          <w:color w:val="CF8E6D"/>
+        </w:rPr>
+        <w:t xml:space="preserve"> </w:t>
+      </w:r>
+      <w:r>
+        <w:rPr>
+          <w:color w:val="56A8F5"/>
+        </w:rPr>
+        <w:t>Mjday_01</w:t>
+      </w:r>
+      <w:proofErr w:type="gramStart"/>
+      <w:r>
+        <w:rPr>
+          <w:color w:val="BCBEC4"/>
+        </w:rPr>
+        <w:t>(){</w:t>
+      </w:r>
+      <w:proofErr w:type="gramEnd"/>
+      <w:r>
+        <w:rPr>
+          <w:color w:val="BCBEC4"/>
+        </w:rPr>
+        <w:br/>
+      </w:r>
+      <w:r>
+        <w:rPr>
+          <w:color w:val="BCBEC4"/>
+        </w:rPr>
+        <w:br/>
+        <w:t xml:space="preserve">    </w:t>
+      </w:r>
+      <w:r>
+        <w:rPr>
+          <w:color w:val="908B25"/>
+        </w:rPr>
+        <w:t>_</w:t>
+      </w:r>
+      <w:proofErr w:type="spellStart"/>
+      <w:r>
+        <w:rPr>
+          <w:color w:val="908B25"/>
+        </w:rPr>
+        <w:t>assert</w:t>
+      </w:r>
+      <w:proofErr w:type="spellEnd"/>
+      <w:r>
+        <w:rPr>
+          <w:color w:val="BCBEC4"/>
+        </w:rPr>
+        <w:t>(</w:t>
+      </w:r>
+      <w:proofErr w:type="spellStart"/>
+      <w:r>
+        <w:rPr>
+          <w:color w:val="BCBEC4"/>
+        </w:rPr>
+        <w:t>fabs</w:t>
+      </w:r>
+      <w:proofErr w:type="spellEnd"/>
+      <w:r>
+        <w:rPr>
+          <w:color w:val="BCBEC4"/>
+        </w:rPr>
+        <w:t>(</w:t>
+      </w:r>
+      <w:proofErr w:type="spellStart"/>
+      <w:r>
+        <w:rPr>
+          <w:color w:val="BCBEC4"/>
+        </w:rPr>
+        <w:t>Mjday</w:t>
+      </w:r>
+      <w:proofErr w:type="spellEnd"/>
+      <w:r>
+        <w:rPr>
+          <w:color w:val="BCBEC4"/>
+        </w:rPr>
+        <w:t>(</w:t>
+      </w:r>
+      <w:r>
+        <w:rPr>
+          <w:color w:val="2AACB8"/>
+        </w:rPr>
+        <w:t>2025</w:t>
+      </w:r>
+      <w:r>
+        <w:rPr>
+          <w:color w:val="BCBEC4"/>
+        </w:rPr>
+        <w:t xml:space="preserve">, </w:t>
+      </w:r>
+      <w:r>
+        <w:rPr>
+          <w:color w:val="2AACB8"/>
+        </w:rPr>
+        <w:t>4</w:t>
+      </w:r>
+      <w:r>
+        <w:rPr>
+          <w:color w:val="BCBEC4"/>
+        </w:rPr>
+        <w:t xml:space="preserve">, </w:t>
+      </w:r>
+      <w:r>
+        <w:rPr>
+          <w:color w:val="2AACB8"/>
+        </w:rPr>
+        <w:t>3</w:t>
+      </w:r>
+      <w:r>
+        <w:rPr>
+          <w:color w:val="BCBEC4"/>
+        </w:rPr>
+        <w:t xml:space="preserve">, </w:t>
+      </w:r>
+      <w:r>
+        <w:rPr>
+          <w:color w:val="2AACB8"/>
+        </w:rPr>
+        <w:t>0</w:t>
+      </w:r>
+      <w:r>
+        <w:rPr>
+          <w:color w:val="BCBEC4"/>
+        </w:rPr>
+        <w:t xml:space="preserve">, </w:t>
+      </w:r>
+      <w:r>
+        <w:rPr>
+          <w:color w:val="2AACB8"/>
+        </w:rPr>
+        <w:t>0</w:t>
+      </w:r>
+      <w:r>
+        <w:rPr>
+          <w:color w:val="BCBEC4"/>
+        </w:rPr>
+        <w:t xml:space="preserve">, </w:t>
+      </w:r>
+      <w:r>
+        <w:rPr>
+          <w:color w:val="2AACB8"/>
+        </w:rPr>
+        <w:t>0.0</w:t>
+      </w:r>
+      <w:r>
+        <w:rPr>
+          <w:color w:val="BCBEC4"/>
+        </w:rPr>
+        <w:t xml:space="preserve">) - </w:t>
+      </w:r>
+      <w:proofErr w:type="spellStart"/>
+      <w:r>
+        <w:rPr>
+          <w:color w:val="BCBEC4"/>
+        </w:rPr>
+        <w:t>Mjday</w:t>
+      </w:r>
+      <w:proofErr w:type="spellEnd"/>
+      <w:r>
+        <w:rPr>
+          <w:color w:val="BCBEC4"/>
+        </w:rPr>
+        <w:t>(</w:t>
+      </w:r>
+      <w:r>
+        <w:rPr>
+          <w:color w:val="2AACB8"/>
+        </w:rPr>
+        <w:t>2025</w:t>
+      </w:r>
+      <w:r>
+        <w:rPr>
+          <w:color w:val="BCBEC4"/>
+        </w:rPr>
+        <w:t xml:space="preserve">, </w:t>
+      </w:r>
+      <w:r>
+        <w:rPr>
+          <w:color w:val="2AACB8"/>
+        </w:rPr>
+        <w:t>4</w:t>
+      </w:r>
+      <w:r>
+        <w:rPr>
+          <w:color w:val="BCBEC4"/>
+        </w:rPr>
+        <w:t xml:space="preserve">, </w:t>
+      </w:r>
+      <w:r>
+        <w:rPr>
+          <w:color w:val="2AACB8"/>
+        </w:rPr>
+        <w:t>3</w:t>
+      </w:r>
+      <w:r>
+        <w:rPr>
+          <w:color w:val="BCBEC4"/>
+        </w:rPr>
+        <w:t>)) &lt; TOL_);</w:t>
+      </w:r>
+      <w:r>
+        <w:rPr>
+          <w:color w:val="BCBEC4"/>
+        </w:rPr>
+        <w:br/>
+        <w:t xml:space="preserve">    </w:t>
+      </w:r>
+      <w:proofErr w:type="spellStart"/>
+      <w:r>
+        <w:rPr>
+          <w:color w:val="CF8E6D"/>
+        </w:rPr>
+        <w:t>return</w:t>
+      </w:r>
+      <w:proofErr w:type="spellEnd"/>
+      <w:r>
+        <w:rPr>
+          <w:color w:val="CF8E6D"/>
+        </w:rPr>
+        <w:t xml:space="preserve"> </w:t>
+      </w:r>
+      <w:r>
+        <w:rPr>
+          <w:color w:val="2AACB8"/>
+        </w:rPr>
+        <w:t>0</w:t>
+      </w:r>
+      <w:r>
+        <w:rPr>
+          <w:color w:val="BCBEC4"/>
+        </w:rPr>
+        <w:t>;</w:t>
+      </w:r>
+      <w:r>
+        <w:rPr>
+          <w:color w:val="BCBEC4"/>
+        </w:rPr>
+        <w:br/>
+        <w:t>}</w:t>
+      </w:r>
+    </w:p>
+    <w:p>
+      <w:pPr>
+        <w:shd w:val="clear" w:color="auto" w:fill="1E1F22"/>
+        <w:tabs>
+          <w:tab w:val="left" w:pos="916"/>
+          <w:tab w:val="left" w:pos="1832"/>
+          <w:tab w:val="left" w:pos="2748"/>
+          <w:tab w:val="left" w:pos="3664"/>
+          <w:tab w:val="left" w:pos="4580"/>
+          <w:tab w:val="left" w:pos="5496"/>
+          <w:tab w:val="left" w:pos="6412"/>
+          <w:tab w:val="left" w:pos="7328"/>
+          <w:tab w:val="left" w:pos="8244"/>
+          <w:tab w:val="left" w:pos="9160"/>
+          <w:tab w:val="left" w:pos="10076"/>
+          <w:tab w:val="left" w:pos="10992"/>
+          <w:tab w:val="left" w:pos="11908"/>
+          <w:tab w:val="left" w:pos="12824"/>
+          <w:tab w:val="left" w:pos="13740"/>
+          <w:tab w:val="left" w:pos="14656"/>
+        </w:tabs>
+        <w:spacing w:after="0" w:line="240" w:lineRule="auto"/>
+        <w:rPr>
+          <w:rFonts w:ascii="Courier New" w:eastAsia="Times New Roman" w:hAnsi="Courier New" w:cs="Courier New"/>
+          <w:color w:val="BCBEC4"/>
           <w:sz w:val="20"/>
           <w:szCs w:val="20"/>
+          <w:lang w:eastAsia="es-ES"/>
+        </w:rPr>
+      </w:pPr>
+      <w:proofErr w:type="spellStart"/>
+      <w:r>
+        <w:rPr>
+          <w:rFonts w:ascii="Courier New" w:eastAsia="Times New Roman" w:hAnsi="Courier New" w:cs="Courier New"/>
+          <w:color w:val="CF8E6D"/>
+          <w:sz w:val="20"/>
+          <w:szCs w:val="20"/>
+          <w:lang w:eastAsia="es-ES"/>
+        </w:rPr>
+        <w:t>int</w:t>
+      </w:r>
+      <w:proofErr w:type="spellEnd"/>
+      <w:r>
+        <w:rPr>
+          <w:rFonts w:ascii="Courier New" w:eastAsia="Times New Roman" w:hAnsi="Courier New" w:cs="Courier New"/>
+          <w:color w:val="CF8E6D"/>
+          <w:sz w:val="20"/>
+          <w:szCs w:val="20"/>
+          <w:lang w:eastAsia="es-ES"/>
+        </w:rPr>
+        <w:t xml:space="preserve"> </w:t>
+      </w:r>
+      <w:r>
+        <w:rPr>
+          <w:rFonts w:ascii="Courier New" w:eastAsia="Times New Roman" w:hAnsi="Courier New" w:cs="Courier New"/>
+          <w:color w:val="56A8F5"/>
+          <w:sz w:val="20"/>
+          <w:szCs w:val="20"/>
+          <w:lang w:eastAsia="es-ES"/>
+        </w:rPr>
+        <w:t>Mjday_02</w:t>
+      </w:r>
+      <w:proofErr w:type="gramStart"/>
+      <w:r>
+        <w:rPr>
+          <w:rFonts w:ascii="Courier New" w:eastAsia="Times New Roman" w:hAnsi="Courier New" w:cs="Courier New"/>
+          <w:color w:val="BCBEC4"/>
+          <w:sz w:val="20"/>
+          <w:szCs w:val="20"/>
+          <w:lang w:eastAsia="es-ES"/>
+        </w:rPr>
+        <w:t>(){</w:t>
+      </w:r>
+      <w:proofErr w:type="gramEnd"/>
+      <w:r>
+        <w:rPr>
+          <w:rFonts w:ascii="Courier New" w:eastAsia="Times New Roman" w:hAnsi="Courier New" w:cs="Courier New"/>
+          <w:color w:val="BCBEC4"/>
+          <w:sz w:val="20"/>
+          <w:szCs w:val="20"/>
+          <w:lang w:eastAsia="es-ES"/>
+        </w:rPr>
+        <w:br/>
+        <w:t xml:space="preserve">    </w:t>
+      </w:r>
+      <w:proofErr w:type="spellStart"/>
+      <w:r>
+        <w:rPr>
+          <w:rFonts w:ascii="Courier New" w:eastAsia="Times New Roman" w:hAnsi="Courier New" w:cs="Courier New"/>
+          <w:color w:val="CF8E6D"/>
+          <w:sz w:val="20"/>
+          <w:szCs w:val="20"/>
+          <w:lang w:eastAsia="es-ES"/>
+        </w:rPr>
+        <w:t>double</w:t>
+      </w:r>
+      <w:proofErr w:type="spellEnd"/>
+      <w:r>
+        <w:rPr>
+          <w:rFonts w:ascii="Courier New" w:eastAsia="Times New Roman" w:hAnsi="Courier New" w:cs="Courier New"/>
+          <w:color w:val="CF8E6D"/>
+          <w:sz w:val="20"/>
+          <w:szCs w:val="20"/>
+          <w:lang w:eastAsia="es-ES"/>
+        </w:rPr>
+        <w:t xml:space="preserve"> </w:t>
+      </w:r>
+      <w:r>
+        <w:rPr>
+          <w:rFonts w:ascii="Courier New" w:eastAsia="Times New Roman" w:hAnsi="Courier New" w:cs="Courier New"/>
+          <w:color w:val="BCBEC4"/>
+          <w:sz w:val="20"/>
+          <w:szCs w:val="20"/>
+          <w:lang w:eastAsia="es-ES"/>
+        </w:rPr>
+        <w:t xml:space="preserve">x = </w:t>
+      </w:r>
+      <w:proofErr w:type="spellStart"/>
+      <w:r>
+        <w:rPr>
+          <w:rFonts w:ascii="Courier New" w:eastAsia="Times New Roman" w:hAnsi="Courier New" w:cs="Courier New"/>
+          <w:color w:val="BCBEC4"/>
+          <w:sz w:val="20"/>
+          <w:szCs w:val="20"/>
+          <w:lang w:eastAsia="es-ES"/>
+        </w:rPr>
+        <w:t>Mjday</w:t>
+      </w:r>
+      <w:proofErr w:type="spellEnd"/>
+      <w:r>
+        <w:rPr>
+          <w:rFonts w:ascii="Courier New" w:eastAsia="Times New Roman" w:hAnsi="Courier New" w:cs="Courier New"/>
+          <w:color w:val="BCBEC4"/>
+          <w:sz w:val="20"/>
+          <w:szCs w:val="20"/>
+          <w:lang w:eastAsia="es-ES"/>
+        </w:rPr>
+        <w:t>(</w:t>
+      </w:r>
+      <w:r>
+        <w:rPr>
+          <w:rFonts w:ascii="Courier New" w:eastAsia="Times New Roman" w:hAnsi="Courier New" w:cs="Courier New"/>
+          <w:color w:val="2AACB8"/>
+          <w:sz w:val="20"/>
+          <w:szCs w:val="20"/>
+          <w:lang w:eastAsia="es-ES"/>
+        </w:rPr>
+        <w:t>2025</w:t>
+      </w:r>
+      <w:r>
+        <w:rPr>
+          <w:rFonts w:ascii="Courier New" w:eastAsia="Times New Roman" w:hAnsi="Courier New" w:cs="Courier New"/>
+          <w:color w:val="BCBEC4"/>
+          <w:sz w:val="20"/>
+          <w:szCs w:val="20"/>
+          <w:lang w:eastAsia="es-ES"/>
+        </w:rPr>
+        <w:t>,</w:t>
+      </w:r>
+      <w:r>
+        <w:rPr>
+          <w:rFonts w:ascii="Courier New" w:eastAsia="Times New Roman" w:hAnsi="Courier New" w:cs="Courier New"/>
+          <w:color w:val="2AACB8"/>
+          <w:sz w:val="20"/>
+          <w:szCs w:val="20"/>
+          <w:lang w:eastAsia="es-ES"/>
+        </w:rPr>
+        <w:t>4</w:t>
+      </w:r>
+      <w:r>
+        <w:rPr>
+          <w:rFonts w:ascii="Courier New" w:eastAsia="Times New Roman" w:hAnsi="Courier New" w:cs="Courier New"/>
+          <w:color w:val="BCBEC4"/>
+          <w:sz w:val="20"/>
+          <w:szCs w:val="20"/>
+          <w:lang w:eastAsia="es-ES"/>
+        </w:rPr>
+        <w:t>,</w:t>
+      </w:r>
+      <w:r>
+        <w:rPr>
+          <w:rFonts w:ascii="Courier New" w:eastAsia="Times New Roman" w:hAnsi="Courier New" w:cs="Courier New"/>
+          <w:color w:val="2AACB8"/>
+          <w:sz w:val="20"/>
+          <w:szCs w:val="20"/>
+          <w:lang w:eastAsia="es-ES"/>
+        </w:rPr>
+        <w:t>12</w:t>
+      </w:r>
+      <w:r>
+        <w:rPr>
+          <w:rFonts w:ascii="Courier New" w:eastAsia="Times New Roman" w:hAnsi="Courier New" w:cs="Courier New"/>
+          <w:color w:val="BCBEC4"/>
+          <w:sz w:val="20"/>
+          <w:szCs w:val="20"/>
+          <w:lang w:eastAsia="es-ES"/>
+        </w:rPr>
+        <w:t>,</w:t>
+      </w:r>
+      <w:r>
+        <w:rPr>
+          <w:rFonts w:ascii="Courier New" w:eastAsia="Times New Roman" w:hAnsi="Courier New" w:cs="Courier New"/>
+          <w:color w:val="2AACB8"/>
+          <w:sz w:val="20"/>
+          <w:szCs w:val="20"/>
+          <w:lang w:eastAsia="es-ES"/>
+        </w:rPr>
+        <w:t>1</w:t>
+      </w:r>
+      <w:r>
+        <w:rPr>
+          <w:rFonts w:ascii="Courier New" w:eastAsia="Times New Roman" w:hAnsi="Courier New" w:cs="Courier New"/>
+          <w:color w:val="BCBEC4"/>
+          <w:sz w:val="20"/>
+          <w:szCs w:val="20"/>
+          <w:lang w:eastAsia="es-ES"/>
+        </w:rPr>
+        <w:t>,</w:t>
+      </w:r>
+      <w:r>
+        <w:rPr>
+          <w:rFonts w:ascii="Courier New" w:eastAsia="Times New Roman" w:hAnsi="Courier New" w:cs="Courier New"/>
+          <w:color w:val="2AACB8"/>
+          <w:sz w:val="20"/>
+          <w:szCs w:val="20"/>
+          <w:lang w:eastAsia="es-ES"/>
+        </w:rPr>
+        <w:t>1</w:t>
+      </w:r>
+      <w:r>
+        <w:rPr>
+          <w:rFonts w:ascii="Courier New" w:eastAsia="Times New Roman" w:hAnsi="Courier New" w:cs="Courier New"/>
+          <w:color w:val="BCBEC4"/>
+          <w:sz w:val="20"/>
+          <w:szCs w:val="20"/>
+          <w:lang w:eastAsia="es-ES"/>
+        </w:rPr>
+        <w:t>,</w:t>
+      </w:r>
+      <w:r>
+        <w:rPr>
+          <w:rFonts w:ascii="Courier New" w:eastAsia="Times New Roman" w:hAnsi="Courier New" w:cs="Courier New"/>
+          <w:color w:val="2AACB8"/>
+          <w:sz w:val="20"/>
+          <w:szCs w:val="20"/>
+          <w:lang w:eastAsia="es-ES"/>
+        </w:rPr>
+        <w:t>1</w:t>
+      </w:r>
+      <w:r>
+        <w:rPr>
+          <w:rFonts w:ascii="Courier New" w:eastAsia="Times New Roman" w:hAnsi="Courier New" w:cs="Courier New"/>
+          <w:color w:val="BCBEC4"/>
+          <w:sz w:val="20"/>
+          <w:szCs w:val="20"/>
+          <w:lang w:eastAsia="es-ES"/>
+        </w:rPr>
+        <w:t>);</w:t>
+      </w:r>
+      <w:r>
+        <w:rPr>
+          <w:rFonts w:ascii="Courier New" w:eastAsia="Times New Roman" w:hAnsi="Courier New" w:cs="Courier New"/>
+          <w:color w:val="BCBEC4"/>
+          <w:sz w:val="20"/>
+          <w:szCs w:val="20"/>
+          <w:lang w:eastAsia="es-ES"/>
+        </w:rPr>
+        <w:br/>
+        <w:t xml:space="preserve">    </w:t>
+      </w:r>
+      <w:r>
+        <w:rPr>
+          <w:rFonts w:ascii="Courier New" w:eastAsia="Times New Roman" w:hAnsi="Courier New" w:cs="Courier New"/>
+          <w:color w:val="908B25"/>
+          <w:sz w:val="20"/>
+          <w:szCs w:val="20"/>
+          <w:lang w:eastAsia="es-ES"/>
+        </w:rPr>
+        <w:t>_</w:t>
+      </w:r>
+      <w:proofErr w:type="spellStart"/>
+      <w:r>
+        <w:rPr>
+          <w:rFonts w:ascii="Courier New" w:eastAsia="Times New Roman" w:hAnsi="Courier New" w:cs="Courier New"/>
+          <w:color w:val="908B25"/>
+          <w:sz w:val="20"/>
+          <w:szCs w:val="20"/>
+          <w:lang w:eastAsia="es-ES"/>
+        </w:rPr>
+        <w:t>assert</w:t>
+      </w:r>
+      <w:proofErr w:type="spellEnd"/>
+      <w:r>
+        <w:rPr>
+          <w:rFonts w:ascii="Courier New" w:eastAsia="Times New Roman" w:hAnsi="Courier New" w:cs="Courier New"/>
+          <w:color w:val="BCBEC4"/>
+          <w:sz w:val="20"/>
+          <w:szCs w:val="20"/>
+          <w:lang w:eastAsia="es-ES"/>
+        </w:rPr>
+        <w:t>(</w:t>
+      </w:r>
+      <w:proofErr w:type="spellStart"/>
+      <w:r>
+        <w:rPr>
+          <w:rFonts w:ascii="Courier New" w:eastAsia="Times New Roman" w:hAnsi="Courier New" w:cs="Courier New"/>
+          <w:color w:val="BCBEC4"/>
+          <w:sz w:val="20"/>
+          <w:szCs w:val="20"/>
+          <w:lang w:eastAsia="es-ES"/>
+        </w:rPr>
+        <w:t>fabs</w:t>
+      </w:r>
+      <w:proofErr w:type="spellEnd"/>
+      <w:r>
+        <w:rPr>
+          <w:rFonts w:ascii="Courier New" w:eastAsia="Times New Roman" w:hAnsi="Courier New" w:cs="Courier New"/>
+          <w:color w:val="BCBEC4"/>
+          <w:sz w:val="20"/>
+          <w:szCs w:val="20"/>
+          <w:lang w:eastAsia="es-ES"/>
+        </w:rPr>
+        <w:t>(</w:t>
+      </w:r>
+      <w:proofErr w:type="spellStart"/>
+      <w:r>
+        <w:rPr>
+          <w:rFonts w:ascii="Courier New" w:eastAsia="Times New Roman" w:hAnsi="Courier New" w:cs="Courier New"/>
+          <w:color w:val="BCBEC4"/>
+          <w:sz w:val="20"/>
+          <w:szCs w:val="20"/>
+          <w:lang w:eastAsia="es-ES"/>
+        </w:rPr>
+        <w:t>Mjday</w:t>
+      </w:r>
+      <w:proofErr w:type="spellEnd"/>
+      <w:r>
+        <w:rPr>
+          <w:rFonts w:ascii="Courier New" w:eastAsia="Times New Roman" w:hAnsi="Courier New" w:cs="Courier New"/>
+          <w:color w:val="BCBEC4"/>
+          <w:sz w:val="20"/>
+          <w:szCs w:val="20"/>
+          <w:lang w:eastAsia="es-ES"/>
+        </w:rPr>
+        <w:t>(</w:t>
+      </w:r>
+      <w:r>
+        <w:rPr>
+          <w:rFonts w:ascii="Courier New" w:eastAsia="Times New Roman" w:hAnsi="Courier New" w:cs="Courier New"/>
+          <w:color w:val="2AACB8"/>
+          <w:sz w:val="20"/>
+          <w:szCs w:val="20"/>
+          <w:lang w:eastAsia="es-ES"/>
+        </w:rPr>
+        <w:t>2025</w:t>
+      </w:r>
+      <w:r>
+        <w:rPr>
+          <w:rFonts w:ascii="Courier New" w:eastAsia="Times New Roman" w:hAnsi="Courier New" w:cs="Courier New"/>
+          <w:color w:val="BCBEC4"/>
+          <w:sz w:val="20"/>
+          <w:szCs w:val="20"/>
+          <w:lang w:eastAsia="es-ES"/>
+        </w:rPr>
+        <w:t>,</w:t>
+      </w:r>
+      <w:r>
+        <w:rPr>
+          <w:rFonts w:ascii="Courier New" w:eastAsia="Times New Roman" w:hAnsi="Courier New" w:cs="Courier New"/>
+          <w:color w:val="2AACB8"/>
+          <w:sz w:val="20"/>
+          <w:szCs w:val="20"/>
+          <w:lang w:eastAsia="es-ES"/>
+        </w:rPr>
+        <w:t>4</w:t>
+      </w:r>
+      <w:r>
+        <w:rPr>
+          <w:rFonts w:ascii="Courier New" w:eastAsia="Times New Roman" w:hAnsi="Courier New" w:cs="Courier New"/>
+          <w:color w:val="BCBEC4"/>
+          <w:sz w:val="20"/>
+          <w:szCs w:val="20"/>
+          <w:lang w:eastAsia="es-ES"/>
+        </w:rPr>
+        <w:t>,</w:t>
+      </w:r>
+      <w:r>
+        <w:rPr>
+          <w:rFonts w:ascii="Courier New" w:eastAsia="Times New Roman" w:hAnsi="Courier New" w:cs="Courier New"/>
+          <w:color w:val="2AACB8"/>
+          <w:sz w:val="20"/>
+          <w:szCs w:val="20"/>
+          <w:lang w:eastAsia="es-ES"/>
+        </w:rPr>
+        <w:t>12</w:t>
+      </w:r>
+      <w:r>
+        <w:rPr>
+          <w:rFonts w:ascii="Courier New" w:eastAsia="Times New Roman" w:hAnsi="Courier New" w:cs="Courier New"/>
+          <w:color w:val="BCBEC4"/>
+          <w:sz w:val="20"/>
+          <w:szCs w:val="20"/>
+          <w:lang w:eastAsia="es-ES"/>
+        </w:rPr>
+        <w:t>,</w:t>
+      </w:r>
+      <w:r>
+        <w:rPr>
+          <w:rFonts w:ascii="Courier New" w:eastAsia="Times New Roman" w:hAnsi="Courier New" w:cs="Courier New"/>
+          <w:color w:val="2AACB8"/>
+          <w:sz w:val="20"/>
+          <w:szCs w:val="20"/>
+          <w:lang w:eastAsia="es-ES"/>
+        </w:rPr>
+        <w:t>1</w:t>
+      </w:r>
+      <w:r>
+        <w:rPr>
+          <w:rFonts w:ascii="Courier New" w:eastAsia="Times New Roman" w:hAnsi="Courier New" w:cs="Courier New"/>
+          <w:color w:val="BCBEC4"/>
+          <w:sz w:val="20"/>
+          <w:szCs w:val="20"/>
+          <w:lang w:eastAsia="es-ES"/>
+        </w:rPr>
+        <w:t>,</w:t>
+      </w:r>
+      <w:r>
+        <w:rPr>
+          <w:rFonts w:ascii="Courier New" w:eastAsia="Times New Roman" w:hAnsi="Courier New" w:cs="Courier New"/>
+          <w:color w:val="2AACB8"/>
+          <w:sz w:val="20"/>
+          <w:szCs w:val="20"/>
+          <w:lang w:eastAsia="es-ES"/>
+        </w:rPr>
+        <w:t>1</w:t>
+      </w:r>
+      <w:r>
+        <w:rPr>
+          <w:rFonts w:ascii="Courier New" w:eastAsia="Times New Roman" w:hAnsi="Courier New" w:cs="Courier New"/>
+          <w:color w:val="BCBEC4"/>
+          <w:sz w:val="20"/>
+          <w:szCs w:val="20"/>
+          <w:lang w:eastAsia="es-ES"/>
+        </w:rPr>
+        <w:t>,</w:t>
+      </w:r>
+      <w:r>
+        <w:rPr>
+          <w:rFonts w:ascii="Courier New" w:eastAsia="Times New Roman" w:hAnsi="Courier New" w:cs="Courier New"/>
+          <w:color w:val="2AACB8"/>
+          <w:sz w:val="20"/>
+          <w:szCs w:val="20"/>
+          <w:lang w:eastAsia="es-ES"/>
+        </w:rPr>
+        <w:t>1</w:t>
+      </w:r>
+      <w:r>
+        <w:rPr>
+          <w:rFonts w:ascii="Courier New" w:eastAsia="Times New Roman" w:hAnsi="Courier New" w:cs="Courier New"/>
+          <w:color w:val="BCBEC4"/>
+          <w:sz w:val="20"/>
+          <w:szCs w:val="20"/>
+          <w:lang w:eastAsia="es-ES"/>
+        </w:rPr>
+        <w:t>)-</w:t>
+      </w:r>
+      <w:r>
+        <w:rPr>
+          <w:rFonts w:ascii="Courier New" w:eastAsia="Times New Roman" w:hAnsi="Courier New" w:cs="Courier New"/>
+          <w:color w:val="2AACB8"/>
+          <w:sz w:val="20"/>
+          <w:szCs w:val="20"/>
+          <w:lang w:eastAsia="es-ES"/>
+        </w:rPr>
+        <w:t>60777.0423726854</w:t>
+      </w:r>
+      <w:r>
+        <w:rPr>
+          <w:rFonts w:ascii="Courier New" w:eastAsia="Times New Roman" w:hAnsi="Courier New" w:cs="Courier New"/>
+          <w:color w:val="BCBEC4"/>
+          <w:sz w:val="20"/>
+          <w:szCs w:val="20"/>
+          <w:lang w:eastAsia="es-ES"/>
+        </w:rPr>
+        <w:t>)&lt;TOL2_);</w:t>
+      </w:r>
+      <w:r>
+        <w:rPr>
+          <w:rFonts w:ascii="Courier New" w:eastAsia="Times New Roman" w:hAnsi="Courier New" w:cs="Courier New"/>
+          <w:color w:val="BCBEC4"/>
+          <w:sz w:val="20"/>
+          <w:szCs w:val="20"/>
+          <w:lang w:eastAsia="es-ES"/>
+        </w:rPr>
+        <w:br/>
+        <w:t xml:space="preserve">    </w:t>
+      </w:r>
+      <w:proofErr w:type="spellStart"/>
+      <w:r>
+        <w:rPr>
+          <w:rFonts w:ascii="Courier New" w:eastAsia="Times New Roman" w:hAnsi="Courier New" w:cs="Courier New"/>
+          <w:color w:val="CF8E6D"/>
+          <w:sz w:val="20"/>
+          <w:szCs w:val="20"/>
+          <w:lang w:eastAsia="es-ES"/>
+        </w:rPr>
+        <w:t>return</w:t>
+      </w:r>
+      <w:proofErr w:type="spellEnd"/>
+      <w:r>
+        <w:rPr>
+          <w:rFonts w:ascii="Courier New" w:eastAsia="Times New Roman" w:hAnsi="Courier New" w:cs="Courier New"/>
+          <w:color w:val="CF8E6D"/>
+          <w:sz w:val="20"/>
+          <w:szCs w:val="20"/>
+          <w:lang w:eastAsia="es-ES"/>
+        </w:rPr>
+        <w:t xml:space="preserve"> </w:t>
+      </w:r>
+      <w:r>
+        <w:rPr>
+          <w:rFonts w:ascii="Courier New" w:eastAsia="Times New Roman" w:hAnsi="Courier New" w:cs="Courier New"/>
+          <w:color w:val="2AACB8"/>
+          <w:sz w:val="20"/>
+          <w:szCs w:val="20"/>
+          <w:lang w:eastAsia="es-ES"/>
+        </w:rPr>
+        <w:t>0</w:t>
+      </w:r>
+      <w:r>
+        <w:rPr>
+          <w:rFonts w:ascii="Courier New" w:eastAsia="Times New Roman" w:hAnsi="Courier New" w:cs="Courier New"/>
+          <w:color w:val="BCBEC4"/>
+          <w:sz w:val="20"/>
+          <w:szCs w:val="20"/>
+          <w:lang w:eastAsia="es-ES"/>
+        </w:rPr>
+        <w:t>;</w:t>
+      </w:r>
+      <w:r>
+        <w:rPr>
+          <w:rFonts w:ascii="Courier New" w:eastAsia="Times New Roman" w:hAnsi="Courier New" w:cs="Courier New"/>
+          <w:color w:val="BCBEC4"/>
+          <w:sz w:val="20"/>
+          <w:szCs w:val="20"/>
+          <w:lang w:eastAsia="es-ES"/>
+        </w:rPr>
+        <w:br/>
+        <w:t>}</w:t>
+      </w:r>
+    </w:p>
+    <w:p>
+      <w:pPr>
+        <w:kinsoku w:val="0"/>
+        <w:overflowPunct w:val="0"/>
+        <w:rPr>
+          <w:sz w:val="24"/>
+          <w:szCs w:val="24"/>
+        </w:rPr>
+      </w:pPr>
+      <w:r>
+        <w:rPr>
+          <w:sz w:val="24"/>
+          <w:szCs w:val="24"/>
+        </w:rPr>
+        <w:t xml:space="preserve">El primer test no dio </w:t>
+      </w:r>
+      <w:r>
+        <w:rPr>
+          <w:sz w:val="24"/>
+          <w:szCs w:val="24"/>
+        </w:rPr>
+        <w:t>problemas,</w:t>
+      </w:r>
+      <w:r>
+        <w:rPr>
+          <w:sz w:val="24"/>
+          <w:szCs w:val="24"/>
+        </w:rPr>
+        <w:t xml:space="preserve"> pero el segundo sí ya que la tolerancia establecida en TOL_ es de 10e-14, tuve que añadir una segunda tolerancia TOL2_ con valor 10e-10 para poder pasar el test correctamente.</w:t>
+      </w:r>
+    </w:p>
+    <w:p>
+      <w:pPr>
+        <w:kinsoku w:val="0"/>
+        <w:overflowPunct w:val="0"/>
+        <w:rPr>
+          <w:color w:val="FF0000"/>
+          <w:sz w:val="32"/>
+          <w:szCs w:val="32"/>
+        </w:rPr>
+      </w:pPr>
+      <w:proofErr w:type="spellStart"/>
+      <w:r>
+        <w:rPr>
+          <w:color w:val="FF0000"/>
+          <w:sz w:val="32"/>
+          <w:szCs w:val="32"/>
+        </w:rPr>
+        <w:t>R_x</w:t>
+      </w:r>
+      <w:proofErr w:type="spellEnd"/>
+      <w:r>
+        <w:rPr>
+          <w:color w:val="FF0000"/>
+          <w:sz w:val="32"/>
+          <w:szCs w:val="32"/>
+        </w:rPr>
+        <w:t xml:space="preserve">, </w:t>
+      </w:r>
+      <w:proofErr w:type="spellStart"/>
+      <w:r>
+        <w:rPr>
+          <w:color w:val="FF0000"/>
+          <w:sz w:val="32"/>
+          <w:szCs w:val="32"/>
+        </w:rPr>
+        <w:t>R_y</w:t>
+      </w:r>
+      <w:proofErr w:type="spellEnd"/>
+      <w:r>
+        <w:rPr>
+          <w:color w:val="FF0000"/>
+          <w:sz w:val="32"/>
+          <w:szCs w:val="32"/>
+        </w:rPr>
+        <w:t xml:space="preserve">, </w:t>
+      </w:r>
+      <w:proofErr w:type="spellStart"/>
+      <w:r>
+        <w:rPr>
+          <w:color w:val="FF0000"/>
+          <w:sz w:val="32"/>
+          <w:szCs w:val="32"/>
+        </w:rPr>
+        <w:t>R_z</w:t>
+      </w:r>
+      <w:proofErr w:type="spellEnd"/>
+      <w:r>
+        <w:rPr>
+          <w:color w:val="FF0000"/>
+          <w:sz w:val="32"/>
+          <w:szCs w:val="32"/>
+        </w:rPr>
+        <w:t>:</w:t>
+      </w:r>
+    </w:p>
+    <w:p>
+      <w:pPr>
+        <w:kinsoku w:val="0"/>
+        <w:overflowPunct w:val="0"/>
+        <w:rPr>
+          <w:sz w:val="24"/>
+          <w:szCs w:val="24"/>
+        </w:rPr>
+      </w:pPr>
+      <w:proofErr w:type="spellStart"/>
+      <w:r>
+        <w:rPr>
+          <w:sz w:val="24"/>
+          <w:szCs w:val="24"/>
+        </w:rPr>
+        <w:t>Tests</w:t>
+      </w:r>
+      <w:proofErr w:type="spellEnd"/>
+      <w:r>
+        <w:rPr>
+          <w:sz w:val="24"/>
+          <w:szCs w:val="24"/>
+        </w:rPr>
+        <w:t xml:space="preserve"> unitarios creados:</w:t>
+      </w:r>
+    </w:p>
+    <w:p>
+      <w:pPr>
+        <w:pStyle w:val="HTMLconformatoprevio"/>
+        <w:shd w:val="clear" w:color="auto" w:fill="1E1F22"/>
+        <w:rPr>
+          <w:color w:val="BCBEC4"/>
+        </w:rPr>
+      </w:pPr>
+      <w:proofErr w:type="spellStart"/>
+      <w:r>
+        <w:rPr>
+          <w:color w:val="CF8E6D"/>
+        </w:rPr>
+        <w:t>int</w:t>
+      </w:r>
+      <w:proofErr w:type="spellEnd"/>
+      <w:r>
+        <w:rPr>
+          <w:color w:val="CF8E6D"/>
+        </w:rPr>
+        <w:t xml:space="preserve"> </w:t>
+      </w:r>
+      <w:r>
+        <w:rPr>
+          <w:color w:val="56A8F5"/>
+        </w:rPr>
+        <w:t>R_x_01</w:t>
+      </w:r>
+      <w:proofErr w:type="gramStart"/>
+      <w:r>
+        <w:rPr>
+          <w:color w:val="BCBEC4"/>
+        </w:rPr>
+        <w:t>(){</w:t>
+      </w:r>
+      <w:proofErr w:type="gramEnd"/>
+      <w:r>
+        <w:rPr>
+          <w:color w:val="BCBEC4"/>
+        </w:rPr>
+        <w:br/>
+        <w:t xml:space="preserve">    </w:t>
+      </w:r>
+      <w:proofErr w:type="spellStart"/>
+      <w:r>
+        <w:rPr>
+          <w:color w:val="CF8E6D"/>
+        </w:rPr>
+        <w:t>double</w:t>
+      </w:r>
+      <w:proofErr w:type="spellEnd"/>
+      <w:r>
+        <w:rPr>
+          <w:color w:val="CF8E6D"/>
+        </w:rPr>
+        <w:t xml:space="preserve"> </w:t>
+      </w:r>
+      <w:proofErr w:type="spellStart"/>
+      <w:r>
+        <w:rPr>
+          <w:color w:val="BCBEC4"/>
+        </w:rPr>
+        <w:t>alpha</w:t>
+      </w:r>
+      <w:proofErr w:type="spellEnd"/>
+      <w:r>
+        <w:rPr>
+          <w:color w:val="BCBEC4"/>
+        </w:rPr>
+        <w:t xml:space="preserve"> = </w:t>
+      </w:r>
+      <w:r>
+        <w:rPr>
+          <w:color w:val="2AACB8"/>
+        </w:rPr>
+        <w:t>1.0</w:t>
+      </w:r>
+      <w:r>
+        <w:rPr>
+          <w:color w:val="BCBEC4"/>
+        </w:rPr>
+        <w:t>;</w:t>
+      </w:r>
+      <w:r>
+        <w:rPr>
+          <w:color w:val="BCBEC4"/>
+        </w:rPr>
+        <w:br/>
+        <w:t xml:space="preserve">    </w:t>
+      </w:r>
+      <w:r>
+        <w:rPr>
+          <w:color w:val="B5B6E3"/>
+        </w:rPr>
+        <w:t xml:space="preserve">Matrix </w:t>
+      </w:r>
+      <w:r>
+        <w:rPr>
+          <w:color w:val="BCBEC4"/>
+        </w:rPr>
+        <w:t>sol(</w:t>
+      </w:r>
+      <w:r>
+        <w:rPr>
+          <w:color w:val="2AACB8"/>
+        </w:rPr>
+        <w:t>3</w:t>
+      </w:r>
+      <w:r>
+        <w:rPr>
+          <w:color w:val="BCBEC4"/>
+        </w:rPr>
+        <w:t>,</w:t>
+      </w:r>
+      <w:r>
+        <w:rPr>
+          <w:color w:val="2AACB8"/>
+        </w:rPr>
+        <w:t>3</w:t>
+      </w:r>
+      <w:r>
+        <w:rPr>
+          <w:color w:val="BCBEC4"/>
+        </w:rPr>
+        <w:t>);</w:t>
+      </w:r>
+      <w:r>
+        <w:rPr>
+          <w:color w:val="BCBEC4"/>
+        </w:rPr>
+        <w:br/>
+      </w:r>
+      <w:r>
+        <w:rPr>
+          <w:color w:val="BCBEC4"/>
+        </w:rPr>
+        <w:br/>
+        <w:t xml:space="preserve">    sol </w:t>
+      </w:r>
+      <w:r>
+        <w:rPr>
+          <w:color w:val="5F8C8A"/>
+        </w:rPr>
+        <w:t xml:space="preserve">= </w:t>
+      </w:r>
+      <w:proofErr w:type="spellStart"/>
+      <w:r>
+        <w:rPr>
+          <w:color w:val="BCBEC4"/>
+        </w:rPr>
+        <w:t>R_x</w:t>
+      </w:r>
+      <w:proofErr w:type="spellEnd"/>
+      <w:r>
+        <w:rPr>
+          <w:color w:val="BCBEC4"/>
+        </w:rPr>
+        <w:t>(</w:t>
+      </w:r>
+      <w:proofErr w:type="spellStart"/>
+      <w:r>
+        <w:rPr>
+          <w:color w:val="BCBEC4"/>
+        </w:rPr>
+        <w:t>alpha</w:t>
+      </w:r>
+      <w:proofErr w:type="spellEnd"/>
+      <w:r>
+        <w:rPr>
+          <w:color w:val="BCBEC4"/>
+        </w:rPr>
+        <w:t>);</w:t>
+      </w:r>
+      <w:r>
+        <w:rPr>
+          <w:color w:val="BCBEC4"/>
+        </w:rPr>
+        <w:br/>
+      </w:r>
+      <w:r>
+        <w:rPr>
+          <w:color w:val="BCBEC4"/>
+        </w:rPr>
+        <w:br/>
+        <w:t xml:space="preserve">    </w:t>
+      </w:r>
+      <w:r>
+        <w:rPr>
+          <w:color w:val="908B25"/>
+        </w:rPr>
+        <w:t>_</w:t>
+      </w:r>
+      <w:proofErr w:type="spellStart"/>
+      <w:r>
+        <w:rPr>
+          <w:color w:val="908B25"/>
+        </w:rPr>
+        <w:t>assert</w:t>
+      </w:r>
+      <w:proofErr w:type="spellEnd"/>
+      <w:r>
+        <w:rPr>
+          <w:color w:val="BCBEC4"/>
+        </w:rPr>
+        <w:t>(</w:t>
+      </w:r>
+      <w:proofErr w:type="spellStart"/>
+      <w:r>
+        <w:rPr>
+          <w:color w:val="BCBEC4"/>
+        </w:rPr>
+        <w:t>fabs</w:t>
+      </w:r>
+      <w:proofErr w:type="spellEnd"/>
+      <w:r>
+        <w:rPr>
+          <w:color w:val="BCBEC4"/>
+        </w:rPr>
+        <w:t>(sol</w:t>
+      </w:r>
+      <w:r>
+        <w:rPr>
+          <w:color w:val="5F8C8A"/>
+        </w:rPr>
+        <w:t>(</w:t>
+      </w:r>
+      <w:r>
+        <w:rPr>
+          <w:color w:val="2AACB8"/>
+        </w:rPr>
+        <w:t>1</w:t>
+      </w:r>
+      <w:r>
+        <w:rPr>
+          <w:color w:val="BCBEC4"/>
+        </w:rPr>
+        <w:t>,</w:t>
+      </w:r>
+      <w:r>
+        <w:rPr>
+          <w:color w:val="2AACB8"/>
+        </w:rPr>
+        <w:t>1</w:t>
+      </w:r>
+      <w:r>
+        <w:rPr>
+          <w:color w:val="5F8C8A"/>
+        </w:rPr>
+        <w:t xml:space="preserve">) </w:t>
+      </w:r>
+      <w:r>
+        <w:rPr>
+          <w:color w:val="BCBEC4"/>
+        </w:rPr>
+        <w:t xml:space="preserve">- </w:t>
+      </w:r>
+      <w:r>
+        <w:rPr>
+          <w:color w:val="2AACB8"/>
+        </w:rPr>
+        <w:t xml:space="preserve">1 </w:t>
+      </w:r>
+      <w:r>
+        <w:rPr>
+          <w:color w:val="BCBEC4"/>
+        </w:rPr>
+        <w:t>&lt; TOL_ &amp;&amp;</w:t>
+      </w:r>
+      <w:r>
+        <w:rPr>
+          <w:color w:val="BCBEC4"/>
+        </w:rPr>
+        <w:br/>
+        <w:t xml:space="preserve">    </w:t>
+      </w:r>
+      <w:proofErr w:type="spellStart"/>
+      <w:r>
+        <w:rPr>
+          <w:color w:val="BCBEC4"/>
+        </w:rPr>
+        <w:t>fabs</w:t>
+      </w:r>
+      <w:proofErr w:type="spellEnd"/>
+      <w:r>
+        <w:rPr>
+          <w:color w:val="BCBEC4"/>
+        </w:rPr>
+        <w:t>(sol</w:t>
+      </w:r>
+      <w:r>
+        <w:rPr>
+          <w:color w:val="5F8C8A"/>
+        </w:rPr>
+        <w:t>(</w:t>
+      </w:r>
+      <w:r>
+        <w:rPr>
+          <w:color w:val="2AACB8"/>
+        </w:rPr>
+        <w:t>1</w:t>
+      </w:r>
+      <w:r>
+        <w:rPr>
+          <w:color w:val="BCBEC4"/>
+        </w:rPr>
+        <w:t>,</w:t>
+      </w:r>
+      <w:r>
+        <w:rPr>
+          <w:color w:val="2AACB8"/>
+        </w:rPr>
+        <w:t>2</w:t>
+      </w:r>
+      <w:r>
+        <w:rPr>
+          <w:color w:val="5F8C8A"/>
+        </w:rPr>
+        <w:t>)</w:t>
+      </w:r>
+      <w:r>
+        <w:rPr>
+          <w:color w:val="BCBEC4"/>
+        </w:rPr>
+        <w:t xml:space="preserve">) &lt; TOL_ &amp;&amp; </w:t>
+      </w:r>
+      <w:proofErr w:type="spellStart"/>
+      <w:r>
+        <w:rPr>
+          <w:color w:val="BCBEC4"/>
+        </w:rPr>
+        <w:t>fabs</w:t>
+      </w:r>
+      <w:proofErr w:type="spellEnd"/>
+      <w:r>
+        <w:rPr>
+          <w:color w:val="BCBEC4"/>
+        </w:rPr>
+        <w:t>(sol</w:t>
+      </w:r>
+      <w:r>
+        <w:rPr>
+          <w:color w:val="5F8C8A"/>
+        </w:rPr>
+        <w:t>(</w:t>
+      </w:r>
+      <w:r>
+        <w:rPr>
+          <w:color w:val="2AACB8"/>
+        </w:rPr>
+        <w:t>1</w:t>
+      </w:r>
+      <w:r>
+        <w:rPr>
+          <w:color w:val="BCBEC4"/>
+        </w:rPr>
+        <w:t>,</w:t>
+      </w:r>
+      <w:r>
+        <w:rPr>
+          <w:color w:val="2AACB8"/>
+        </w:rPr>
+        <w:t>3</w:t>
+      </w:r>
+      <w:r>
+        <w:rPr>
+          <w:color w:val="5F8C8A"/>
+        </w:rPr>
+        <w:t>)</w:t>
+      </w:r>
+      <w:r>
+        <w:rPr>
+          <w:color w:val="BCBEC4"/>
+        </w:rPr>
+        <w:t>&lt;TOL_)));</w:t>
+      </w:r>
+      <w:r>
+        <w:rPr>
+          <w:color w:val="BCBEC4"/>
+        </w:rPr>
+        <w:br/>
+        <w:t xml:space="preserve">    </w:t>
+      </w:r>
+      <w:r>
+        <w:rPr>
+          <w:color w:val="908B25"/>
+        </w:rPr>
+        <w:t>_</w:t>
+      </w:r>
+      <w:proofErr w:type="spellStart"/>
+      <w:r>
+        <w:rPr>
+          <w:color w:val="908B25"/>
+        </w:rPr>
+        <w:t>assert</w:t>
+      </w:r>
+      <w:proofErr w:type="spellEnd"/>
+      <w:r>
+        <w:rPr>
+          <w:color w:val="BCBEC4"/>
+        </w:rPr>
+        <w:t>(sol</w:t>
+      </w:r>
+      <w:r>
+        <w:rPr>
+          <w:color w:val="5F8C8A"/>
+        </w:rPr>
+        <w:t>(</w:t>
+      </w:r>
+      <w:r>
+        <w:rPr>
+          <w:color w:val="2AACB8"/>
+        </w:rPr>
+        <w:t>2</w:t>
+      </w:r>
+      <w:r>
+        <w:rPr>
+          <w:color w:val="BCBEC4"/>
+        </w:rPr>
+        <w:t>,</w:t>
+      </w:r>
+      <w:r>
+        <w:rPr>
+          <w:color w:val="2AACB8"/>
+        </w:rPr>
+        <w:t>1</w:t>
+      </w:r>
+      <w:r>
+        <w:rPr>
+          <w:color w:val="5F8C8A"/>
+        </w:rPr>
+        <w:t>)</w:t>
+      </w:r>
+      <w:r>
+        <w:rPr>
+          <w:color w:val="BCBEC4"/>
+        </w:rPr>
+        <w:t xml:space="preserve">&lt;TOL_ &amp;&amp; </w:t>
+      </w:r>
+      <w:proofErr w:type="spellStart"/>
+      <w:r>
+        <w:rPr>
+          <w:color w:val="BCBEC4"/>
+        </w:rPr>
+        <w:t>fabs</w:t>
+      </w:r>
+      <w:proofErr w:type="spellEnd"/>
+      <w:r>
+        <w:rPr>
+          <w:color w:val="BCBEC4"/>
+        </w:rPr>
+        <w:t>(sol</w:t>
+      </w:r>
+      <w:r>
+        <w:rPr>
+          <w:color w:val="5F8C8A"/>
+        </w:rPr>
+        <w:t>(</w:t>
+      </w:r>
+      <w:r>
+        <w:rPr>
+          <w:color w:val="2AACB8"/>
+        </w:rPr>
+        <w:t>2</w:t>
+      </w:r>
+      <w:r>
+        <w:rPr>
+          <w:color w:val="BCBEC4"/>
+        </w:rPr>
+        <w:t>,</w:t>
+      </w:r>
+      <w:r>
+        <w:rPr>
+          <w:color w:val="2AACB8"/>
+        </w:rPr>
+        <w:t>2</w:t>
+      </w:r>
+      <w:r>
+        <w:rPr>
+          <w:color w:val="5F8C8A"/>
+        </w:rPr>
+        <w:t>)</w:t>
+      </w:r>
+      <w:r>
+        <w:rPr>
+          <w:color w:val="BCBEC4"/>
+        </w:rPr>
+        <w:t>-</w:t>
+      </w:r>
+      <w:r>
+        <w:rPr>
+          <w:color w:val="2AACB8"/>
+        </w:rPr>
+        <w:t>0.54030230586814</w:t>
+      </w:r>
+      <w:r>
+        <w:rPr>
+          <w:color w:val="BCBEC4"/>
+        </w:rPr>
+        <w:t xml:space="preserve">) &lt; TOL_ &amp;&amp; </w:t>
+      </w:r>
+      <w:proofErr w:type="spellStart"/>
+      <w:r>
+        <w:rPr>
+          <w:color w:val="BCBEC4"/>
+        </w:rPr>
+        <w:t>fabs</w:t>
+      </w:r>
+      <w:proofErr w:type="spellEnd"/>
+      <w:r>
+        <w:rPr>
+          <w:color w:val="BCBEC4"/>
+        </w:rPr>
+        <w:t>(sol</w:t>
+      </w:r>
+      <w:r>
+        <w:rPr>
+          <w:color w:val="5F8C8A"/>
+        </w:rPr>
+        <w:t>(</w:t>
+      </w:r>
+      <w:r>
+        <w:rPr>
+          <w:color w:val="2AACB8"/>
+        </w:rPr>
+        <w:t>2</w:t>
+      </w:r>
+      <w:r>
+        <w:rPr>
+          <w:color w:val="BCBEC4"/>
+        </w:rPr>
+        <w:t>,</w:t>
+      </w:r>
+      <w:r>
+        <w:rPr>
+          <w:color w:val="2AACB8"/>
+        </w:rPr>
+        <w:t>3</w:t>
+      </w:r>
+      <w:r>
+        <w:rPr>
+          <w:color w:val="5F8C8A"/>
+        </w:rPr>
+        <w:t>)</w:t>
+      </w:r>
+      <w:r>
+        <w:rPr>
+          <w:color w:val="5F8C8A"/>
+        </w:rPr>
+        <w:br/>
+        <w:t xml:space="preserve">    </w:t>
+      </w:r>
+      <w:r>
+        <w:rPr>
+          <w:color w:val="BCBEC4"/>
+        </w:rPr>
+        <w:t>-</w:t>
+      </w:r>
+      <w:r>
+        <w:rPr>
+          <w:color w:val="2AACB8"/>
+        </w:rPr>
+        <w:t>0.841470984807897</w:t>
+      </w:r>
+      <w:r>
+        <w:rPr>
+          <w:color w:val="BCBEC4"/>
+        </w:rPr>
+        <w:t>) &lt; TOL_);</w:t>
+      </w:r>
+      <w:r>
+        <w:rPr>
+          <w:color w:val="BCBEC4"/>
+        </w:rPr>
+        <w:br/>
+        <w:t xml:space="preserve">    </w:t>
+      </w:r>
+      <w:r>
+        <w:rPr>
+          <w:color w:val="908B25"/>
+        </w:rPr>
+        <w:t>_</w:t>
+      </w:r>
+      <w:proofErr w:type="spellStart"/>
+      <w:r>
+        <w:rPr>
+          <w:color w:val="908B25"/>
+        </w:rPr>
+        <w:t>assert</w:t>
+      </w:r>
+      <w:proofErr w:type="spellEnd"/>
+      <w:r>
+        <w:rPr>
+          <w:color w:val="BCBEC4"/>
+        </w:rPr>
+        <w:t>(</w:t>
+      </w:r>
+      <w:proofErr w:type="spellStart"/>
+      <w:r>
+        <w:rPr>
+          <w:color w:val="BCBEC4"/>
+        </w:rPr>
+        <w:t>fabs</w:t>
+      </w:r>
+      <w:proofErr w:type="spellEnd"/>
+      <w:r>
+        <w:rPr>
+          <w:color w:val="BCBEC4"/>
+        </w:rPr>
+        <w:t>(sol</w:t>
+      </w:r>
+      <w:r>
+        <w:rPr>
+          <w:color w:val="5F8C8A"/>
+        </w:rPr>
+        <w:t>(</w:t>
+      </w:r>
+      <w:r>
+        <w:rPr>
+          <w:color w:val="2AACB8"/>
+        </w:rPr>
+        <w:t>1</w:t>
+      </w:r>
+      <w:r>
+        <w:rPr>
+          <w:color w:val="BCBEC4"/>
+        </w:rPr>
+        <w:t>,</w:t>
+      </w:r>
+      <w:r>
+        <w:rPr>
+          <w:color w:val="2AACB8"/>
+        </w:rPr>
+        <w:t>1</w:t>
+      </w:r>
+      <w:r>
+        <w:rPr>
+          <w:color w:val="5F8C8A"/>
+        </w:rPr>
+        <w:t>)</w:t>
+      </w:r>
+      <w:r>
+        <w:rPr>
+          <w:color w:val="BCBEC4"/>
+        </w:rPr>
+        <w:t xml:space="preserve">)- </w:t>
+      </w:r>
+      <w:r>
+        <w:rPr>
+          <w:color w:val="2AACB8"/>
+        </w:rPr>
+        <w:t xml:space="preserve">1 </w:t>
+      </w:r>
+      <w:r>
+        <w:rPr>
+          <w:color w:val="BCBEC4"/>
+        </w:rPr>
+        <w:t>&lt; TOL_);</w:t>
+      </w:r>
+      <w:r>
+        <w:rPr>
+          <w:color w:val="BCBEC4"/>
+        </w:rPr>
+        <w:br/>
+      </w:r>
+      <w:r>
+        <w:rPr>
+          <w:color w:val="BCBEC4"/>
+        </w:rPr>
+        <w:br/>
+        <w:t xml:space="preserve">    </w:t>
+      </w:r>
+      <w:proofErr w:type="spellStart"/>
+      <w:r>
+        <w:rPr>
+          <w:color w:val="CF8E6D"/>
+        </w:rPr>
+        <w:t>return</w:t>
+      </w:r>
+      <w:proofErr w:type="spellEnd"/>
+      <w:r>
+        <w:rPr>
+          <w:color w:val="CF8E6D"/>
+        </w:rPr>
+        <w:t xml:space="preserve"> </w:t>
+      </w:r>
+      <w:r>
+        <w:rPr>
+          <w:color w:val="2AACB8"/>
+        </w:rPr>
+        <w:t>0</w:t>
+      </w:r>
+      <w:r>
+        <w:rPr>
+          <w:color w:val="BCBEC4"/>
+        </w:rPr>
+        <w:t>;</w:t>
+      </w:r>
+      <w:r>
+        <w:rPr>
+          <w:color w:val="BCBEC4"/>
+        </w:rPr>
+        <w:br/>
+      </w:r>
+      <w:r>
+        <w:rPr>
+          <w:color w:val="BCBEC4"/>
+        </w:rPr>
+        <w:br/>
+        <w:t>}</w:t>
+      </w:r>
+    </w:p>
+    <w:p>
+      <w:pPr>
+        <w:pStyle w:val="HTMLconformatoprevio"/>
+        <w:shd w:val="clear" w:color="auto" w:fill="1E1F22"/>
+        <w:rPr>
+          <w:color w:val="BCBEC4"/>
+        </w:rPr>
+      </w:pPr>
+      <w:proofErr w:type="spellStart"/>
+      <w:r>
+        <w:rPr>
+          <w:color w:val="CF8E6D"/>
+        </w:rPr>
+        <w:t>int</w:t>
+      </w:r>
+      <w:proofErr w:type="spellEnd"/>
+      <w:r>
+        <w:rPr>
+          <w:color w:val="CF8E6D"/>
+        </w:rPr>
+        <w:t xml:space="preserve"> </w:t>
+      </w:r>
+      <w:r>
+        <w:rPr>
+          <w:color w:val="56A8F5"/>
+        </w:rPr>
+        <w:t>R_y_01</w:t>
+      </w:r>
+      <w:r>
+        <w:rPr>
+          <w:color w:val="BCBEC4"/>
+        </w:rPr>
+        <w:t>(){</w:t>
+      </w:r>
+      <w:r>
+        <w:rPr>
+          <w:color w:val="BCBEC4"/>
+        </w:rPr>
+        <w:br/>
+        <w:t xml:space="preserve">    </w:t>
+      </w:r>
+      <w:proofErr w:type="spellStart"/>
+      <w:r>
+        <w:rPr>
+          <w:color w:val="CF8E6D"/>
+        </w:rPr>
+        <w:t>double</w:t>
+      </w:r>
+      <w:proofErr w:type="spellEnd"/>
+      <w:r>
+        <w:rPr>
+          <w:color w:val="CF8E6D"/>
+        </w:rPr>
+        <w:t xml:space="preserve"> </w:t>
+      </w:r>
+      <w:proofErr w:type="spellStart"/>
+      <w:r>
+        <w:rPr>
+          <w:color w:val="BCBEC4"/>
+        </w:rPr>
+        <w:t>alpha</w:t>
+      </w:r>
+      <w:proofErr w:type="spellEnd"/>
+      <w:r>
+        <w:rPr>
+          <w:color w:val="BCBEC4"/>
+        </w:rPr>
+        <w:t xml:space="preserve"> = </w:t>
+      </w:r>
+      <w:r>
+        <w:rPr>
+          <w:color w:val="2AACB8"/>
+        </w:rPr>
+        <w:t>1.0</w:t>
+      </w:r>
+      <w:r>
+        <w:rPr>
+          <w:color w:val="BCBEC4"/>
+        </w:rPr>
+        <w:t>;</w:t>
+      </w:r>
+      <w:r>
+        <w:rPr>
+          <w:color w:val="BCBEC4"/>
+        </w:rPr>
+        <w:br/>
+        <w:t xml:space="preserve">    </w:t>
+      </w:r>
+      <w:r>
+        <w:rPr>
+          <w:color w:val="B5B6E3"/>
+        </w:rPr>
+        <w:t xml:space="preserve">Matrix </w:t>
+      </w:r>
+      <w:r>
+        <w:rPr>
+          <w:color w:val="BCBEC4"/>
+        </w:rPr>
+        <w:t>sol(</w:t>
+      </w:r>
+      <w:r>
+        <w:rPr>
+          <w:color w:val="2AACB8"/>
+        </w:rPr>
+        <w:t>3</w:t>
+      </w:r>
+      <w:r>
+        <w:rPr>
+          <w:color w:val="BCBEC4"/>
+        </w:rPr>
+        <w:t>,</w:t>
+      </w:r>
+      <w:r>
+        <w:rPr>
+          <w:color w:val="2AACB8"/>
+        </w:rPr>
+        <w:t>3</w:t>
+      </w:r>
+      <w:r>
+        <w:rPr>
+          <w:color w:val="BCBEC4"/>
+        </w:rPr>
+        <w:t>);</w:t>
+      </w:r>
+      <w:r>
+        <w:rPr>
+          <w:color w:val="BCBEC4"/>
+        </w:rPr>
+        <w:br/>
+      </w:r>
+      <w:r>
+        <w:rPr>
+          <w:color w:val="BCBEC4"/>
+        </w:rPr>
+        <w:br/>
+        <w:t xml:space="preserve">    sol </w:t>
+      </w:r>
+      <w:r>
+        <w:rPr>
+          <w:color w:val="5F8C8A"/>
+        </w:rPr>
+        <w:t xml:space="preserve">= </w:t>
+      </w:r>
+      <w:proofErr w:type="spellStart"/>
+      <w:r>
+        <w:rPr>
+          <w:color w:val="BCBEC4"/>
+        </w:rPr>
+        <w:t>R_y</w:t>
+      </w:r>
+      <w:proofErr w:type="spellEnd"/>
+      <w:r>
+        <w:rPr>
+          <w:color w:val="BCBEC4"/>
+        </w:rPr>
+        <w:t>(</w:t>
+      </w:r>
+      <w:proofErr w:type="spellStart"/>
+      <w:r>
+        <w:rPr>
+          <w:color w:val="BCBEC4"/>
+        </w:rPr>
+        <w:t>alpha</w:t>
+      </w:r>
+      <w:proofErr w:type="spellEnd"/>
+      <w:r>
+        <w:rPr>
+          <w:color w:val="BCBEC4"/>
+        </w:rPr>
+        <w:t>);</w:t>
+      </w:r>
+      <w:r>
+        <w:rPr>
+          <w:color w:val="BCBEC4"/>
+        </w:rPr>
+        <w:br/>
+      </w:r>
+      <w:r>
+        <w:rPr>
+          <w:color w:val="BCBEC4"/>
+        </w:rPr>
+        <w:br/>
+        <w:t xml:space="preserve">    </w:t>
+      </w:r>
+      <w:r>
+        <w:rPr>
+          <w:color w:val="908B25"/>
+        </w:rPr>
+        <w:t>_</w:t>
+      </w:r>
+      <w:proofErr w:type="spellStart"/>
+      <w:r>
+        <w:rPr>
+          <w:color w:val="908B25"/>
+        </w:rPr>
+        <w:t>assert</w:t>
+      </w:r>
+      <w:proofErr w:type="spellEnd"/>
+      <w:r>
+        <w:rPr>
+          <w:color w:val="BCBEC4"/>
+        </w:rPr>
+        <w:t>(</w:t>
+      </w:r>
+      <w:proofErr w:type="spellStart"/>
+      <w:r>
+        <w:rPr>
+          <w:color w:val="BCBEC4"/>
+        </w:rPr>
+        <w:t>fabs</w:t>
+      </w:r>
+      <w:proofErr w:type="spellEnd"/>
+      <w:r>
+        <w:rPr>
+          <w:color w:val="BCBEC4"/>
+        </w:rPr>
+        <w:t>(sol</w:t>
+      </w:r>
+      <w:r>
+        <w:rPr>
+          <w:color w:val="5F8C8A"/>
+        </w:rPr>
+        <w:t>(</w:t>
+      </w:r>
+      <w:r>
+        <w:rPr>
+          <w:color w:val="2AACB8"/>
+        </w:rPr>
+        <w:t>1</w:t>
+      </w:r>
+      <w:r>
+        <w:rPr>
+          <w:color w:val="BCBEC4"/>
+        </w:rPr>
+        <w:t>,</w:t>
+      </w:r>
+      <w:r>
+        <w:rPr>
+          <w:color w:val="2AACB8"/>
+        </w:rPr>
+        <w:t>1</w:t>
+      </w:r>
+      <w:r>
+        <w:rPr>
+          <w:color w:val="5F8C8A"/>
+        </w:rPr>
+        <w:t xml:space="preserve">) </w:t>
+      </w:r>
+      <w:r>
+        <w:rPr>
+          <w:color w:val="BCBEC4"/>
+        </w:rPr>
+        <w:t xml:space="preserve">- </w:t>
+      </w:r>
+      <w:r>
+        <w:rPr>
+          <w:color w:val="2AACB8"/>
+        </w:rPr>
+        <w:t>0.54030230586814</w:t>
+      </w:r>
+      <w:r>
+        <w:rPr>
+          <w:color w:val="BCBEC4"/>
+        </w:rPr>
+        <w:t xml:space="preserve">) &lt; TOL2_ &amp;&amp; </w:t>
+      </w:r>
+      <w:proofErr w:type="spellStart"/>
+      <w:r>
+        <w:rPr>
+          <w:color w:val="BCBEC4"/>
+        </w:rPr>
+        <w:t>fabs</w:t>
+      </w:r>
+      <w:proofErr w:type="spellEnd"/>
+      <w:r>
+        <w:rPr>
+          <w:color w:val="BCBEC4"/>
+        </w:rPr>
+        <w:t>(sol</w:t>
+      </w:r>
+      <w:r>
+        <w:rPr>
+          <w:color w:val="5F8C8A"/>
+        </w:rPr>
+        <w:t>(</w:t>
+      </w:r>
+      <w:r>
+        <w:rPr>
+          <w:color w:val="2AACB8"/>
+        </w:rPr>
+        <w:t>1</w:t>
+      </w:r>
+      <w:r>
+        <w:rPr>
+          <w:color w:val="BCBEC4"/>
+        </w:rPr>
+        <w:t>,</w:t>
+      </w:r>
+      <w:r>
+        <w:rPr>
+          <w:color w:val="2AACB8"/>
+        </w:rPr>
+        <w:t>3</w:t>
+      </w:r>
+      <w:r>
+        <w:rPr>
+          <w:color w:val="5F8C8A"/>
+        </w:rPr>
+        <w:t xml:space="preserve">) </w:t>
+      </w:r>
+      <w:r>
+        <w:rPr>
+          <w:color w:val="BCBEC4"/>
+        </w:rPr>
+        <w:t xml:space="preserve">+ </w:t>
+      </w:r>
+      <w:r>
+        <w:rPr>
+          <w:color w:val="2AACB8"/>
+        </w:rPr>
+        <w:t>0.841470984807897</w:t>
+      </w:r>
+      <w:r>
+        <w:rPr>
+          <w:color w:val="BCBEC4"/>
+        </w:rPr>
+        <w:t>) &lt; TOL2_);</w:t>
+      </w:r>
+      <w:r>
+        <w:rPr>
+          <w:color w:val="BCBEC4"/>
+        </w:rPr>
+        <w:br/>
+      </w:r>
+      <w:r>
+        <w:rPr>
+          <w:color w:val="BCBEC4"/>
+        </w:rPr>
+        <w:br/>
+        <w:t xml:space="preserve">    </w:t>
+      </w:r>
+      <w:r>
+        <w:rPr>
+          <w:color w:val="908B25"/>
+        </w:rPr>
+        <w:t>_</w:t>
+      </w:r>
+      <w:proofErr w:type="spellStart"/>
+      <w:r>
+        <w:rPr>
+          <w:color w:val="908B25"/>
+        </w:rPr>
+        <w:t>assert</w:t>
+      </w:r>
+      <w:proofErr w:type="spellEnd"/>
+      <w:r>
+        <w:rPr>
+          <w:color w:val="BCBEC4"/>
+        </w:rPr>
+        <w:t>(</w:t>
+      </w:r>
+      <w:proofErr w:type="spellStart"/>
+      <w:r>
+        <w:rPr>
+          <w:color w:val="BCBEC4"/>
+        </w:rPr>
+        <w:t>fabs</w:t>
+      </w:r>
+      <w:proofErr w:type="spellEnd"/>
+      <w:r>
+        <w:rPr>
+          <w:color w:val="BCBEC4"/>
+        </w:rPr>
+        <w:t>(sol</w:t>
+      </w:r>
+      <w:r>
+        <w:rPr>
+          <w:color w:val="5F8C8A"/>
+        </w:rPr>
+        <w:t>(</w:t>
+      </w:r>
+      <w:r>
+        <w:rPr>
+          <w:color w:val="2AACB8"/>
+        </w:rPr>
+        <w:t>2</w:t>
+      </w:r>
+      <w:r>
+        <w:rPr>
+          <w:color w:val="BCBEC4"/>
+        </w:rPr>
+        <w:t>,</w:t>
+      </w:r>
+      <w:r>
+        <w:rPr>
+          <w:color w:val="2AACB8"/>
+        </w:rPr>
+        <w:t>1</w:t>
+      </w:r>
+      <w:r>
+        <w:rPr>
+          <w:color w:val="5F8C8A"/>
+        </w:rPr>
+        <w:t>)</w:t>
+      </w:r>
+      <w:r>
+        <w:rPr>
+          <w:color w:val="BCBEC4"/>
+        </w:rPr>
+        <w:t>-</w:t>
+      </w:r>
+      <w:r>
+        <w:rPr>
+          <w:color w:val="2AACB8"/>
+        </w:rPr>
+        <w:t>0</w:t>
+      </w:r>
+      <w:r>
+        <w:rPr>
+          <w:color w:val="BCBEC4"/>
+        </w:rPr>
+        <w:t xml:space="preserve">&lt;TOL2_) &amp;&amp; </w:t>
+      </w:r>
+      <w:proofErr w:type="spellStart"/>
+      <w:r>
+        <w:rPr>
+          <w:color w:val="BCBEC4"/>
+        </w:rPr>
+        <w:t>fabs</w:t>
+      </w:r>
+      <w:proofErr w:type="spellEnd"/>
+      <w:r>
+        <w:rPr>
+          <w:color w:val="BCBEC4"/>
+        </w:rPr>
+        <w:t>(sol</w:t>
+      </w:r>
+      <w:r>
+        <w:rPr>
+          <w:color w:val="5F8C8A"/>
+        </w:rPr>
+        <w:t>(</w:t>
+      </w:r>
+      <w:r>
+        <w:rPr>
+          <w:color w:val="2AACB8"/>
+        </w:rPr>
+        <w:t>2</w:t>
+      </w:r>
+      <w:r>
+        <w:rPr>
+          <w:color w:val="BCBEC4"/>
+        </w:rPr>
+        <w:t>,</w:t>
+      </w:r>
+      <w:r>
+        <w:rPr>
+          <w:color w:val="2AACB8"/>
+        </w:rPr>
+        <w:t>2</w:t>
+      </w:r>
+      <w:r>
+        <w:rPr>
+          <w:color w:val="5F8C8A"/>
+        </w:rPr>
+        <w:t>)</w:t>
+      </w:r>
+      <w:r>
+        <w:rPr>
+          <w:color w:val="BCBEC4"/>
+        </w:rPr>
+        <w:t>-</w:t>
+      </w:r>
+      <w:r>
+        <w:rPr>
+          <w:color w:val="2AACB8"/>
+        </w:rPr>
+        <w:t>1</w:t>
+      </w:r>
+      <w:r>
+        <w:rPr>
+          <w:color w:val="BCBEC4"/>
+        </w:rPr>
+        <w:t xml:space="preserve">)&lt;TOL2_ &amp;&amp; </w:t>
+      </w:r>
+      <w:proofErr w:type="spellStart"/>
+      <w:r>
+        <w:rPr>
+          <w:color w:val="BCBEC4"/>
+        </w:rPr>
+        <w:t>fabs</w:t>
+      </w:r>
+      <w:proofErr w:type="spellEnd"/>
+      <w:r>
+        <w:rPr>
+          <w:color w:val="BCBEC4"/>
+        </w:rPr>
+        <w:t>(sol</w:t>
+      </w:r>
+      <w:r>
+        <w:rPr>
+          <w:color w:val="5F8C8A"/>
+        </w:rPr>
+        <w:t>(</w:t>
+      </w:r>
+      <w:r>
+        <w:rPr>
+          <w:color w:val="2AACB8"/>
+        </w:rPr>
+        <w:t>2</w:t>
+      </w:r>
+      <w:r>
+        <w:rPr>
+          <w:color w:val="BCBEC4"/>
+        </w:rPr>
+        <w:t>,</w:t>
+      </w:r>
+      <w:r>
+        <w:rPr>
+          <w:color w:val="2AACB8"/>
+        </w:rPr>
+        <w:t>3</w:t>
+      </w:r>
+      <w:r>
+        <w:rPr>
+          <w:color w:val="5F8C8A"/>
+        </w:rPr>
+        <w:t>)</w:t>
+      </w:r>
+      <w:r>
+        <w:rPr>
+          <w:color w:val="BCBEC4"/>
+        </w:rPr>
+        <w:t>-</w:t>
+      </w:r>
+      <w:r>
+        <w:rPr>
+          <w:color w:val="2AACB8"/>
+        </w:rPr>
+        <w:t>0</w:t>
+      </w:r>
+      <w:r>
+        <w:rPr>
+          <w:color w:val="BCBEC4"/>
+        </w:rPr>
+        <w:t>&lt;TOL2_));</w:t>
+      </w:r>
+      <w:r>
+        <w:rPr>
+          <w:color w:val="BCBEC4"/>
+        </w:rPr>
+        <w:br/>
+      </w:r>
+      <w:r>
+        <w:rPr>
+          <w:color w:val="BCBEC4"/>
+        </w:rPr>
+        <w:lastRenderedPageBreak/>
+        <w:br/>
+        <w:t xml:space="preserve">    </w:t>
+      </w:r>
+      <w:r>
+        <w:rPr>
+          <w:color w:val="908B25"/>
+        </w:rPr>
+        <w:t>_</w:t>
+      </w:r>
+      <w:proofErr w:type="spellStart"/>
+      <w:r>
+        <w:rPr>
+          <w:color w:val="908B25"/>
+        </w:rPr>
+        <w:t>assert</w:t>
+      </w:r>
+      <w:proofErr w:type="spellEnd"/>
+      <w:r>
+        <w:rPr>
+          <w:color w:val="BCBEC4"/>
+        </w:rPr>
+        <w:t>(</w:t>
+      </w:r>
+      <w:proofErr w:type="spellStart"/>
+      <w:r>
+        <w:rPr>
+          <w:color w:val="BCBEC4"/>
+        </w:rPr>
+        <w:t>fabs</w:t>
+      </w:r>
+      <w:proofErr w:type="spellEnd"/>
+      <w:r>
+        <w:rPr>
+          <w:color w:val="BCBEC4"/>
+        </w:rPr>
+        <w:t>(sol</w:t>
+      </w:r>
+      <w:r>
+        <w:rPr>
+          <w:color w:val="5F8C8A"/>
+        </w:rPr>
+        <w:t>(</w:t>
+      </w:r>
+      <w:r>
+        <w:rPr>
+          <w:color w:val="2AACB8"/>
+        </w:rPr>
+        <w:t>3</w:t>
+      </w:r>
+      <w:r>
+        <w:rPr>
+          <w:color w:val="BCBEC4"/>
+        </w:rPr>
+        <w:t>,</w:t>
+      </w:r>
+      <w:r>
+        <w:rPr>
+          <w:color w:val="2AACB8"/>
+        </w:rPr>
+        <w:t>1</w:t>
+      </w:r>
+      <w:r>
+        <w:rPr>
+          <w:color w:val="5F8C8A"/>
+        </w:rPr>
+        <w:t>)</w:t>
+      </w:r>
+      <w:r>
+        <w:rPr>
+          <w:color w:val="BCBEC4"/>
+        </w:rPr>
+        <w:t>-</w:t>
+      </w:r>
+      <w:r>
+        <w:rPr>
+          <w:color w:val="2AACB8"/>
+        </w:rPr>
+        <w:t>0.841470984807897</w:t>
+      </w:r>
+      <w:r>
+        <w:rPr>
+          <w:color w:val="BCBEC4"/>
+        </w:rPr>
+        <w:t xml:space="preserve">)&lt;TOL2_ &amp;&amp; </w:t>
+      </w:r>
+      <w:proofErr w:type="spellStart"/>
+      <w:r>
+        <w:rPr>
+          <w:color w:val="BCBEC4"/>
+        </w:rPr>
+        <w:t>fabs</w:t>
+      </w:r>
+      <w:proofErr w:type="spellEnd"/>
+      <w:r>
+        <w:rPr>
+          <w:color w:val="BCBEC4"/>
+        </w:rPr>
+        <w:t>(sol</w:t>
+      </w:r>
+      <w:r>
+        <w:rPr>
+          <w:color w:val="5F8C8A"/>
+        </w:rPr>
+        <w:t>(</w:t>
+      </w:r>
+      <w:r>
+        <w:rPr>
+          <w:color w:val="2AACB8"/>
+        </w:rPr>
+        <w:t>3</w:t>
+      </w:r>
+      <w:r>
+        <w:rPr>
+          <w:color w:val="BCBEC4"/>
+        </w:rPr>
+        <w:t>,</w:t>
+      </w:r>
+      <w:r>
+        <w:rPr>
+          <w:color w:val="2AACB8"/>
+        </w:rPr>
+        <w:t>3</w:t>
+      </w:r>
+      <w:r>
+        <w:rPr>
+          <w:color w:val="5F8C8A"/>
+        </w:rPr>
+        <w:t>)</w:t>
+      </w:r>
+      <w:r>
+        <w:rPr>
+          <w:color w:val="BCBEC4"/>
+        </w:rPr>
+        <w:t>-</w:t>
+      </w:r>
+      <w:r>
+        <w:rPr>
+          <w:color w:val="2AACB8"/>
+        </w:rPr>
+        <w:t>0.54030230586814</w:t>
+      </w:r>
+      <w:r>
+        <w:rPr>
+          <w:color w:val="BCBEC4"/>
+        </w:rPr>
+        <w:t>)&lt;TOL2_);</w:t>
+      </w:r>
+      <w:r>
+        <w:rPr>
+          <w:color w:val="BCBEC4"/>
+        </w:rPr>
+        <w:br/>
+        <w:t xml:space="preserve">    </w:t>
+      </w:r>
+      <w:proofErr w:type="spellStart"/>
+      <w:r>
+        <w:rPr>
+          <w:color w:val="CF8E6D"/>
+        </w:rPr>
+        <w:t>return</w:t>
+      </w:r>
+      <w:proofErr w:type="spellEnd"/>
+      <w:r>
+        <w:rPr>
+          <w:color w:val="CF8E6D"/>
+        </w:rPr>
+        <w:t xml:space="preserve"> </w:t>
+      </w:r>
+      <w:r>
+        <w:rPr>
+          <w:color w:val="2AACB8"/>
+        </w:rPr>
+        <w:t>0</w:t>
+      </w:r>
+      <w:r>
+        <w:rPr>
+          <w:color w:val="BCBEC4"/>
+        </w:rPr>
+        <w:t>;</w:t>
+      </w:r>
+      <w:r>
+        <w:rPr>
+          <w:color w:val="BCBEC4"/>
+        </w:rPr>
+        <w:br/>
+      </w:r>
+      <w:r>
+        <w:rPr>
+          <w:color w:val="BCBEC4"/>
+        </w:rPr>
+        <w:br/>
+        <w:t>}</w:t>
+      </w:r>
+      <w:r>
+        <w:rPr>
+          <w:color w:val="BCBEC4"/>
+        </w:rPr>
+        <w:br/>
+      </w:r>
+      <w:proofErr w:type="spellStart"/>
+      <w:r>
+        <w:rPr>
+          <w:color w:val="CF8E6D"/>
+        </w:rPr>
+        <w:t>int</w:t>
+      </w:r>
+      <w:proofErr w:type="spellEnd"/>
+      <w:r>
+        <w:rPr>
+          <w:color w:val="CF8E6D"/>
+        </w:rPr>
+        <w:t xml:space="preserve"> </w:t>
+      </w:r>
+      <w:r>
+        <w:rPr>
+          <w:color w:val="56A8F5"/>
+        </w:rPr>
+        <w:t>R_z_01</w:t>
+      </w:r>
+      <w:r>
+        <w:rPr>
+          <w:color w:val="BCBEC4"/>
+        </w:rPr>
+        <w:t>(){</w:t>
+      </w:r>
+      <w:r>
+        <w:rPr>
+          <w:color w:val="BCBEC4"/>
+        </w:rPr>
+        <w:br/>
+        <w:t xml:space="preserve">    </w:t>
+      </w:r>
+      <w:proofErr w:type="spellStart"/>
+      <w:r>
+        <w:rPr>
+          <w:color w:val="CF8E6D"/>
+        </w:rPr>
+        <w:t>double</w:t>
+      </w:r>
+      <w:proofErr w:type="spellEnd"/>
+      <w:r>
+        <w:rPr>
+          <w:color w:val="CF8E6D"/>
+        </w:rPr>
+        <w:t xml:space="preserve"> </w:t>
+      </w:r>
+      <w:proofErr w:type="spellStart"/>
+      <w:r>
+        <w:rPr>
+          <w:color w:val="BCBEC4"/>
+        </w:rPr>
+        <w:t>alpha</w:t>
+      </w:r>
+      <w:proofErr w:type="spellEnd"/>
+      <w:r>
+        <w:rPr>
+          <w:color w:val="BCBEC4"/>
+        </w:rPr>
+        <w:t xml:space="preserve"> = </w:t>
+      </w:r>
+      <w:r>
+        <w:rPr>
+          <w:color w:val="2AACB8"/>
+        </w:rPr>
+        <w:t>1.0</w:t>
+      </w:r>
+      <w:r>
+        <w:rPr>
+          <w:color w:val="BCBEC4"/>
+        </w:rPr>
+        <w:t>;</w:t>
+      </w:r>
+      <w:r>
+        <w:rPr>
+          <w:color w:val="BCBEC4"/>
+        </w:rPr>
+        <w:br/>
+        <w:t xml:space="preserve">    </w:t>
+      </w:r>
+      <w:r>
+        <w:rPr>
+          <w:color w:val="B5B6E3"/>
+        </w:rPr>
+        <w:t xml:space="preserve">Matrix </w:t>
+      </w:r>
+      <w:r>
+        <w:rPr>
+          <w:color w:val="BCBEC4"/>
+        </w:rPr>
+        <w:t>sol(</w:t>
+      </w:r>
+      <w:r>
+        <w:rPr>
+          <w:color w:val="2AACB8"/>
+        </w:rPr>
+        <w:t>3</w:t>
+      </w:r>
+      <w:r>
+        <w:rPr>
+          <w:color w:val="BCBEC4"/>
+        </w:rPr>
+        <w:t>,</w:t>
+      </w:r>
+      <w:r>
+        <w:rPr>
+          <w:color w:val="2AACB8"/>
+        </w:rPr>
+        <w:t>3</w:t>
+      </w:r>
+      <w:r>
+        <w:rPr>
+          <w:color w:val="BCBEC4"/>
+        </w:rPr>
+        <w:t>);</w:t>
+      </w:r>
+      <w:r>
+        <w:rPr>
+          <w:color w:val="BCBEC4"/>
+        </w:rPr>
+        <w:br/>
+      </w:r>
+      <w:r>
+        <w:rPr>
+          <w:color w:val="BCBEC4"/>
+        </w:rPr>
+        <w:br/>
+        <w:t xml:space="preserve">    sol </w:t>
+      </w:r>
+      <w:r>
+        <w:rPr>
+          <w:color w:val="5F8C8A"/>
+        </w:rPr>
+        <w:t xml:space="preserve">= </w:t>
+      </w:r>
+      <w:proofErr w:type="spellStart"/>
+      <w:r>
+        <w:rPr>
+          <w:color w:val="BCBEC4"/>
+        </w:rPr>
+        <w:t>R_z</w:t>
+      </w:r>
+      <w:proofErr w:type="spellEnd"/>
+      <w:r>
+        <w:rPr>
+          <w:color w:val="BCBEC4"/>
+        </w:rPr>
+        <w:t>(</w:t>
+      </w:r>
+      <w:proofErr w:type="spellStart"/>
+      <w:r>
+        <w:rPr>
+          <w:color w:val="BCBEC4"/>
+        </w:rPr>
+        <w:t>alpha</w:t>
+      </w:r>
+      <w:proofErr w:type="spellEnd"/>
+      <w:r>
+        <w:rPr>
+          <w:color w:val="BCBEC4"/>
+        </w:rPr>
+        <w:t>);</w:t>
+      </w:r>
+      <w:r>
+        <w:rPr>
+          <w:color w:val="BCBEC4"/>
+        </w:rPr>
+        <w:br/>
+      </w:r>
+      <w:r>
+        <w:rPr>
+          <w:color w:val="BCBEC4"/>
+        </w:rPr>
+        <w:br/>
+        <w:t xml:space="preserve">    </w:t>
+      </w:r>
+      <w:r>
+        <w:rPr>
+          <w:color w:val="908B25"/>
+        </w:rPr>
+        <w:t>_</w:t>
+      </w:r>
+      <w:proofErr w:type="spellStart"/>
+      <w:r>
+        <w:rPr>
+          <w:color w:val="908B25"/>
+        </w:rPr>
+        <w:t>assert</w:t>
+      </w:r>
+      <w:proofErr w:type="spellEnd"/>
+      <w:r>
+        <w:rPr>
+          <w:color w:val="BCBEC4"/>
+        </w:rPr>
+        <w:t>(</w:t>
+      </w:r>
+      <w:proofErr w:type="spellStart"/>
+      <w:r>
+        <w:rPr>
+          <w:color w:val="BCBEC4"/>
+        </w:rPr>
+        <w:t>fabs</w:t>
+      </w:r>
+      <w:proofErr w:type="spellEnd"/>
+      <w:r>
+        <w:rPr>
+          <w:color w:val="BCBEC4"/>
+        </w:rPr>
+        <w:t>(sol</w:t>
+      </w:r>
+      <w:r>
+        <w:rPr>
+          <w:color w:val="5F8C8A"/>
+        </w:rPr>
+        <w:t>(</w:t>
+      </w:r>
+      <w:r>
+        <w:rPr>
+          <w:color w:val="2AACB8"/>
+        </w:rPr>
+        <w:t>1</w:t>
+      </w:r>
+      <w:r>
+        <w:rPr>
+          <w:color w:val="BCBEC4"/>
+        </w:rPr>
+        <w:t>,</w:t>
+      </w:r>
+      <w:r>
+        <w:rPr>
+          <w:color w:val="2AACB8"/>
+        </w:rPr>
+        <w:t>1</w:t>
+      </w:r>
+      <w:r>
+        <w:rPr>
+          <w:color w:val="5F8C8A"/>
+        </w:rPr>
+        <w:t xml:space="preserve">) </w:t>
+      </w:r>
+      <w:r>
+        <w:rPr>
+          <w:color w:val="BCBEC4"/>
+        </w:rPr>
+        <w:t xml:space="preserve">- </w:t>
+      </w:r>
+      <w:r>
+        <w:rPr>
+          <w:color w:val="2AACB8"/>
+        </w:rPr>
+        <w:t>0.54030230586814</w:t>
+      </w:r>
+      <w:r>
+        <w:rPr>
+          <w:color w:val="BCBEC4"/>
+        </w:rPr>
+        <w:t xml:space="preserve">) &lt; TOL2_ &amp;&amp; </w:t>
+      </w:r>
+      <w:proofErr w:type="spellStart"/>
+      <w:r>
+        <w:rPr>
+          <w:color w:val="BCBEC4"/>
+        </w:rPr>
+        <w:t>fabs</w:t>
+      </w:r>
+      <w:proofErr w:type="spellEnd"/>
+      <w:r>
+        <w:rPr>
+          <w:color w:val="BCBEC4"/>
+        </w:rPr>
+        <w:t>(sol</w:t>
+      </w:r>
+      <w:r>
+        <w:rPr>
+          <w:color w:val="5F8C8A"/>
+        </w:rPr>
+        <w:t>(</w:t>
+      </w:r>
+      <w:r>
+        <w:rPr>
+          <w:color w:val="2AACB8"/>
+        </w:rPr>
+        <w:t>1</w:t>
+      </w:r>
+      <w:r>
+        <w:rPr>
+          <w:color w:val="BCBEC4"/>
+        </w:rPr>
+        <w:t>,</w:t>
+      </w:r>
+      <w:r>
+        <w:rPr>
+          <w:color w:val="2AACB8"/>
+        </w:rPr>
+        <w:t>2</w:t>
+      </w:r>
+      <w:r>
+        <w:rPr>
+          <w:color w:val="5F8C8A"/>
+        </w:rPr>
+        <w:t xml:space="preserve">) </w:t>
+      </w:r>
+      <w:r>
+        <w:rPr>
+          <w:color w:val="BCBEC4"/>
+        </w:rPr>
+        <w:t xml:space="preserve">- </w:t>
+      </w:r>
+      <w:r>
+        <w:rPr>
+          <w:color w:val="2AACB8"/>
+        </w:rPr>
+        <w:t>0.841470984807897</w:t>
+      </w:r>
+      <w:r>
+        <w:rPr>
+          <w:color w:val="BCBEC4"/>
+        </w:rPr>
+        <w:t>) &lt; TOL2_);</w:t>
+      </w:r>
+      <w:r>
+        <w:rPr>
+          <w:color w:val="BCBEC4"/>
+        </w:rPr>
+        <w:br/>
+      </w:r>
+      <w:r>
+        <w:rPr>
+          <w:color w:val="BCBEC4"/>
+        </w:rPr>
+        <w:br/>
+        <w:t xml:space="preserve">    </w:t>
+      </w:r>
+      <w:r>
+        <w:rPr>
+          <w:color w:val="908B25"/>
+        </w:rPr>
+        <w:t>_</w:t>
+      </w:r>
+      <w:proofErr w:type="spellStart"/>
+      <w:r>
+        <w:rPr>
+          <w:color w:val="908B25"/>
+        </w:rPr>
+        <w:t>assert</w:t>
+      </w:r>
+      <w:proofErr w:type="spellEnd"/>
+      <w:r>
+        <w:rPr>
+          <w:color w:val="BCBEC4"/>
+        </w:rPr>
+        <w:t>(</w:t>
+      </w:r>
+      <w:proofErr w:type="spellStart"/>
+      <w:r>
+        <w:rPr>
+          <w:color w:val="BCBEC4"/>
+        </w:rPr>
+        <w:t>fabs</w:t>
+      </w:r>
+      <w:proofErr w:type="spellEnd"/>
+      <w:r>
+        <w:rPr>
+          <w:color w:val="BCBEC4"/>
+        </w:rPr>
+        <w:t>(sol</w:t>
+      </w:r>
+      <w:r>
+        <w:rPr>
+          <w:color w:val="5F8C8A"/>
+        </w:rPr>
+        <w:t>(</w:t>
+      </w:r>
+      <w:r>
+        <w:rPr>
+          <w:color w:val="2AACB8"/>
+        </w:rPr>
+        <w:t>2</w:t>
+      </w:r>
+      <w:r>
+        <w:rPr>
+          <w:color w:val="BCBEC4"/>
+        </w:rPr>
+        <w:t>,</w:t>
+      </w:r>
+      <w:r>
+        <w:rPr>
+          <w:color w:val="2AACB8"/>
+        </w:rPr>
+        <w:t>1</w:t>
+      </w:r>
+      <w:r>
+        <w:rPr>
+          <w:color w:val="5F8C8A"/>
+        </w:rPr>
+        <w:t>)</w:t>
+      </w:r>
+      <w:r>
+        <w:rPr>
+          <w:color w:val="BCBEC4"/>
+        </w:rPr>
+        <w:t>+</w:t>
+      </w:r>
+      <w:r>
+        <w:rPr>
+          <w:color w:val="2AACB8"/>
+        </w:rPr>
+        <w:t>0.841470984807897</w:t>
+      </w:r>
+      <w:r>
+        <w:rPr>
+          <w:color w:val="BCBEC4"/>
+        </w:rPr>
+        <w:t xml:space="preserve">&lt;TOL2_) &amp;&amp; </w:t>
+      </w:r>
+      <w:proofErr w:type="spellStart"/>
+      <w:r>
+        <w:rPr>
+          <w:color w:val="BCBEC4"/>
+        </w:rPr>
+        <w:t>fabs</w:t>
+      </w:r>
+      <w:proofErr w:type="spellEnd"/>
+      <w:r>
+        <w:rPr>
+          <w:color w:val="BCBEC4"/>
+        </w:rPr>
+        <w:t>(sol</w:t>
+      </w:r>
+      <w:r>
+        <w:rPr>
+          <w:color w:val="5F8C8A"/>
+        </w:rPr>
+        <w:t>(</w:t>
+      </w:r>
+      <w:r>
+        <w:rPr>
+          <w:color w:val="2AACB8"/>
+        </w:rPr>
+        <w:t>2</w:t>
+      </w:r>
+      <w:r>
+        <w:rPr>
+          <w:color w:val="BCBEC4"/>
+        </w:rPr>
+        <w:t>,</w:t>
+      </w:r>
+      <w:r>
+        <w:rPr>
+          <w:color w:val="2AACB8"/>
+        </w:rPr>
+        <w:t>2</w:t>
+      </w:r>
+      <w:r>
+        <w:rPr>
+          <w:color w:val="5F8C8A"/>
+        </w:rPr>
+        <w:t>)</w:t>
+      </w:r>
+      <w:r>
+        <w:rPr>
+          <w:color w:val="BCBEC4"/>
+        </w:rPr>
+        <w:t>-</w:t>
+      </w:r>
+      <w:r>
+        <w:rPr>
+          <w:color w:val="2AACB8"/>
+        </w:rPr>
+        <w:t>0.54030230586814</w:t>
+      </w:r>
+      <w:r>
+        <w:rPr>
+          <w:color w:val="BCBEC4"/>
+        </w:rPr>
+        <w:t xml:space="preserve">)&lt;TOL2_ &amp;&amp; </w:t>
+      </w:r>
+      <w:proofErr w:type="spellStart"/>
+      <w:r>
+        <w:rPr>
+          <w:color w:val="BCBEC4"/>
+        </w:rPr>
+        <w:t>fabs</w:t>
+      </w:r>
+      <w:proofErr w:type="spellEnd"/>
+      <w:r>
+        <w:rPr>
+          <w:color w:val="BCBEC4"/>
+        </w:rPr>
+        <w:t>(sol</w:t>
+      </w:r>
+      <w:r>
+        <w:rPr>
+          <w:color w:val="5F8C8A"/>
+        </w:rPr>
+        <w:t>(</w:t>
+      </w:r>
+      <w:r>
+        <w:rPr>
+          <w:color w:val="2AACB8"/>
+        </w:rPr>
+        <w:t>2</w:t>
+      </w:r>
+      <w:r>
+        <w:rPr>
+          <w:color w:val="BCBEC4"/>
+        </w:rPr>
+        <w:t>,</w:t>
+      </w:r>
+      <w:r>
+        <w:rPr>
+          <w:color w:val="2AACB8"/>
+        </w:rPr>
+        <w:t>3</w:t>
+      </w:r>
+      <w:r>
+        <w:rPr>
+          <w:color w:val="5F8C8A"/>
+        </w:rPr>
+        <w:t>)</w:t>
+      </w:r>
+      <w:r>
+        <w:rPr>
+          <w:color w:val="BCBEC4"/>
+        </w:rPr>
+        <w:t>-</w:t>
+      </w:r>
+      <w:r>
+        <w:rPr>
+          <w:color w:val="2AACB8"/>
+        </w:rPr>
+        <w:t>0</w:t>
+      </w:r>
+      <w:r>
+        <w:rPr>
+          <w:color w:val="BCBEC4"/>
+        </w:rPr>
+        <w:t>&lt;TOL2_));</w:t>
+      </w:r>
+      <w:r>
+        <w:rPr>
+          <w:color w:val="BCBEC4"/>
+        </w:rPr>
+        <w:br/>
+      </w:r>
+      <w:r>
+        <w:rPr>
+          <w:color w:val="BCBEC4"/>
+        </w:rPr>
+        <w:br/>
+        <w:t xml:space="preserve">    </w:t>
+      </w:r>
+      <w:r>
+        <w:rPr>
+          <w:color w:val="908B25"/>
+        </w:rPr>
+        <w:t>_</w:t>
+      </w:r>
+      <w:proofErr w:type="spellStart"/>
+      <w:r>
+        <w:rPr>
+          <w:color w:val="908B25"/>
+        </w:rPr>
+        <w:t>assert</w:t>
+      </w:r>
+      <w:proofErr w:type="spellEnd"/>
+      <w:r>
+        <w:rPr>
+          <w:color w:val="BCBEC4"/>
+        </w:rPr>
+        <w:t>(</w:t>
+      </w:r>
+      <w:proofErr w:type="spellStart"/>
+      <w:r>
+        <w:rPr>
+          <w:color w:val="BCBEC4"/>
+        </w:rPr>
+        <w:t>fabs</w:t>
+      </w:r>
+      <w:proofErr w:type="spellEnd"/>
+      <w:r>
+        <w:rPr>
+          <w:color w:val="BCBEC4"/>
+        </w:rPr>
+        <w:t>(sol</w:t>
+      </w:r>
+      <w:r>
+        <w:rPr>
+          <w:color w:val="5F8C8A"/>
+        </w:rPr>
+        <w:t>(</w:t>
+      </w:r>
+      <w:r>
+        <w:rPr>
+          <w:color w:val="2AACB8"/>
+        </w:rPr>
+        <w:t>3</w:t>
+      </w:r>
+      <w:r>
+        <w:rPr>
+          <w:color w:val="BCBEC4"/>
+        </w:rPr>
+        <w:t>,</w:t>
+      </w:r>
+      <w:r>
+        <w:rPr>
+          <w:color w:val="2AACB8"/>
+        </w:rPr>
+        <w:t>1</w:t>
+      </w:r>
+      <w:r>
+        <w:rPr>
+          <w:color w:val="5F8C8A"/>
+        </w:rPr>
+        <w:t>)</w:t>
+      </w:r>
+      <w:r>
+        <w:rPr>
+          <w:color w:val="BCBEC4"/>
+        </w:rPr>
+        <w:t>-</w:t>
+      </w:r>
+      <w:r>
+        <w:rPr>
+          <w:color w:val="2AACB8"/>
+        </w:rPr>
+        <w:t>0</w:t>
+      </w:r>
+      <w:r>
+        <w:rPr>
+          <w:color w:val="BCBEC4"/>
+        </w:rPr>
+        <w:t xml:space="preserve">)&lt;TOL2_ &amp;&amp; </w:t>
+      </w:r>
+      <w:proofErr w:type="spellStart"/>
+      <w:r>
+        <w:rPr>
+          <w:color w:val="BCBEC4"/>
+        </w:rPr>
+        <w:t>fabs</w:t>
+      </w:r>
+      <w:proofErr w:type="spellEnd"/>
+      <w:r>
+        <w:rPr>
+          <w:color w:val="BCBEC4"/>
+        </w:rPr>
+        <w:t>(sol</w:t>
+      </w:r>
+      <w:r>
+        <w:rPr>
+          <w:color w:val="5F8C8A"/>
+        </w:rPr>
+        <w:t>(</w:t>
+      </w:r>
+      <w:r>
+        <w:rPr>
+          <w:color w:val="2AACB8"/>
+        </w:rPr>
+        <w:t>3</w:t>
+      </w:r>
+      <w:r>
+        <w:rPr>
+          <w:color w:val="BCBEC4"/>
+        </w:rPr>
+        <w:t>,</w:t>
+      </w:r>
+      <w:r>
+        <w:rPr>
+          <w:color w:val="2AACB8"/>
+        </w:rPr>
+        <w:t>3</w:t>
+      </w:r>
+      <w:r>
+        <w:rPr>
+          <w:color w:val="5F8C8A"/>
+        </w:rPr>
+        <w:t>)</w:t>
+      </w:r>
+      <w:r>
+        <w:rPr>
+          <w:color w:val="BCBEC4"/>
+        </w:rPr>
+        <w:t>-</w:t>
+      </w:r>
+      <w:r>
+        <w:rPr>
+          <w:color w:val="2AACB8"/>
+        </w:rPr>
+        <w:t>1</w:t>
+      </w:r>
+      <w:r>
+        <w:rPr>
+          <w:color w:val="BCBEC4"/>
+        </w:rPr>
+        <w:t>)&lt;TOL2_);</w:t>
+      </w:r>
+      <w:r>
+        <w:rPr>
+          <w:color w:val="BCBEC4"/>
+        </w:rPr>
+        <w:br/>
+        <w:t xml:space="preserve">    </w:t>
+      </w:r>
+      <w:proofErr w:type="spellStart"/>
+      <w:r>
+        <w:rPr>
+          <w:color w:val="CF8E6D"/>
+        </w:rPr>
+        <w:t>return</w:t>
+      </w:r>
+      <w:proofErr w:type="spellEnd"/>
+      <w:r>
+        <w:rPr>
+          <w:color w:val="CF8E6D"/>
+        </w:rPr>
+        <w:t xml:space="preserve"> </w:t>
+      </w:r>
+      <w:r>
+        <w:rPr>
+          <w:color w:val="2AACB8"/>
+        </w:rPr>
+        <w:t>0</w:t>
+      </w:r>
+      <w:r>
+        <w:rPr>
+          <w:color w:val="BCBEC4"/>
+        </w:rPr>
+        <w:t>;</w:t>
+      </w:r>
+      <w:r>
+        <w:rPr>
+          <w:color w:val="BCBEC4"/>
+        </w:rPr>
+        <w:br/>
+      </w:r>
+      <w:r>
+        <w:rPr>
+          <w:color w:val="BCBEC4"/>
+        </w:rPr>
+        <w:br/>
+        <w:t>}</w:t>
+      </w:r>
+    </w:p>
+    <w:p>
+      <w:pPr>
+        <w:pStyle w:val="HTMLconformatoprevio"/>
+        <w:shd w:val="clear" w:color="auto" w:fill="1E1F22"/>
+        <w:rPr>
+          <w:color w:val="BCBEC4"/>
+        </w:rPr>
+      </w:pPr>
+    </w:p>
+    <w:p>
+      <w:pPr>
+        <w:kinsoku w:val="0"/>
+        <w:overflowPunct w:val="0"/>
+        <w:rPr>
+          <w:sz w:val="24"/>
+          <w:szCs w:val="24"/>
+        </w:rPr>
+      </w:pPr>
+      <w:r>
+        <w:rPr>
+          <w:sz w:val="24"/>
+          <w:szCs w:val="24"/>
+        </w:rPr>
+        <w:t xml:space="preserve">Los </w:t>
+      </w:r>
+      <w:proofErr w:type="spellStart"/>
+      <w:r>
+        <w:rPr>
+          <w:sz w:val="24"/>
+          <w:szCs w:val="24"/>
+        </w:rPr>
+        <w:t>tests</w:t>
+      </w:r>
+      <w:proofErr w:type="spellEnd"/>
+      <w:r>
+        <w:rPr>
+          <w:sz w:val="24"/>
+          <w:szCs w:val="24"/>
+        </w:rPr>
+        <w:t xml:space="preserve"> no dieron problemas ya que la implementación de las funciones </w:t>
+      </w:r>
+      <w:proofErr w:type="spellStart"/>
+      <w:r>
+        <w:rPr>
+          <w:sz w:val="24"/>
+          <w:szCs w:val="24"/>
+        </w:rPr>
+        <w:t>R_x</w:t>
+      </w:r>
+      <w:proofErr w:type="spellEnd"/>
+      <w:r>
+        <w:rPr>
+          <w:sz w:val="24"/>
+          <w:szCs w:val="24"/>
+        </w:rPr>
+        <w:t xml:space="preserve">, </w:t>
+      </w:r>
+      <w:proofErr w:type="spellStart"/>
+      <w:r>
+        <w:rPr>
+          <w:sz w:val="24"/>
+          <w:szCs w:val="24"/>
+        </w:rPr>
+        <w:t>R_y</w:t>
+      </w:r>
+      <w:proofErr w:type="spellEnd"/>
+      <w:r>
+        <w:rPr>
+          <w:sz w:val="24"/>
+          <w:szCs w:val="24"/>
+        </w:rPr>
+        <w:t xml:space="preserve"> y </w:t>
+      </w:r>
+      <w:proofErr w:type="spellStart"/>
+      <w:r>
+        <w:rPr>
+          <w:sz w:val="24"/>
+          <w:szCs w:val="24"/>
+        </w:rPr>
+        <w:t>R_z</w:t>
+      </w:r>
+      <w:proofErr w:type="spellEnd"/>
+      <w:r>
+        <w:rPr>
+          <w:sz w:val="24"/>
+          <w:szCs w:val="24"/>
+        </w:rPr>
+        <w:t xml:space="preserve"> son muy similares entre sí y no requieren muchos cambios de código. El test de </w:t>
+      </w:r>
+      <w:proofErr w:type="spellStart"/>
+      <w:r>
+        <w:rPr>
+          <w:sz w:val="24"/>
+          <w:szCs w:val="24"/>
+        </w:rPr>
+        <w:t>R_x</w:t>
+      </w:r>
+      <w:proofErr w:type="spellEnd"/>
+      <w:r>
+        <w:rPr>
+          <w:sz w:val="24"/>
+          <w:szCs w:val="24"/>
+        </w:rPr>
+        <w:t xml:space="preserve"> nos lo dio el profesor en clase y los </w:t>
+      </w:r>
+      <w:proofErr w:type="spellStart"/>
+      <w:r>
+        <w:rPr>
+          <w:sz w:val="24"/>
+          <w:szCs w:val="24"/>
+        </w:rPr>
+        <w:t>tests</w:t>
+      </w:r>
+      <w:proofErr w:type="spellEnd"/>
+      <w:r>
+        <w:rPr>
+          <w:sz w:val="24"/>
+          <w:szCs w:val="24"/>
+        </w:rPr>
+        <w:t xml:space="preserve"> de </w:t>
+      </w:r>
+      <w:proofErr w:type="spellStart"/>
+      <w:r>
+        <w:rPr>
+          <w:sz w:val="24"/>
+          <w:szCs w:val="24"/>
+        </w:rPr>
+        <w:t>R_y</w:t>
+      </w:r>
+      <w:proofErr w:type="spellEnd"/>
+      <w:r>
+        <w:rPr>
+          <w:sz w:val="24"/>
+          <w:szCs w:val="24"/>
+        </w:rPr>
+        <w:t xml:space="preserve"> y </w:t>
+      </w:r>
+      <w:proofErr w:type="spellStart"/>
+      <w:r>
+        <w:rPr>
+          <w:sz w:val="24"/>
+          <w:szCs w:val="24"/>
+        </w:rPr>
+        <w:t>R_z</w:t>
+      </w:r>
+      <w:proofErr w:type="spellEnd"/>
+      <w:r>
+        <w:rPr>
+          <w:sz w:val="24"/>
+          <w:szCs w:val="24"/>
+        </w:rPr>
+        <w:t xml:space="preserve"> son copias del test de </w:t>
+      </w:r>
+      <w:proofErr w:type="spellStart"/>
+      <w:r>
+        <w:rPr>
+          <w:sz w:val="24"/>
+          <w:szCs w:val="24"/>
+        </w:rPr>
+        <w:t>R_x</w:t>
+      </w:r>
+      <w:proofErr w:type="spellEnd"/>
+      <w:r>
+        <w:rPr>
+          <w:sz w:val="24"/>
+          <w:szCs w:val="24"/>
+        </w:rPr>
+        <w:t xml:space="preserve"> con los valores tomados de las pruebas en </w:t>
+      </w:r>
+      <w:proofErr w:type="spellStart"/>
+      <w:r>
+        <w:rPr>
+          <w:sz w:val="24"/>
+          <w:szCs w:val="24"/>
+        </w:rPr>
+        <w:t>MatLab</w:t>
+      </w:r>
+      <w:proofErr w:type="spellEnd"/>
+      <w:r>
+        <w:rPr>
+          <w:sz w:val="24"/>
+          <w:szCs w:val="24"/>
+        </w:rPr>
+        <w:t>.</w:t>
+      </w:r>
+    </w:p>
+    <w:p>
+      <w:pPr>
+        <w:kinsoku w:val="0"/>
+        <w:overflowPunct w:val="0"/>
+        <w:rPr>
+          <w:sz w:val="24"/>
+          <w:szCs w:val="24"/>
         </w:rPr>
       </w:pPr>
     </w:p>
@@ -8748,6 +12223,54 @@
       <w:szCs w:val="24"/>
     </w:rPr>
   </w:style>
+  <w:style w:type="paragraph" w:styleId="HTMLconformatoprevio">
+    <w:name w:val="HTML Preformatted"/>
+    <w:basedOn w:val="Normal"/>
+    <w:link w:val="HTMLconformatoprevioCar"/>
+    <w:uiPriority w:val="99"/>
+    <w:unhideWhenUsed/>
+    <w:rsid w:val="00D05ABE"/>
+    <w:pPr>
+      <w:tabs>
+        <w:tab w:val="left" w:pos="916"/>
+        <w:tab w:val="left" w:pos="1832"/>
+        <w:tab w:val="left" w:pos="2748"/>
+        <w:tab w:val="left" w:pos="3664"/>
+        <w:tab w:val="left" w:pos="4580"/>
+        <w:tab w:val="left" w:pos="5496"/>
+        <w:tab w:val="left" w:pos="6412"/>
+        <w:tab w:val="left" w:pos="7328"/>
+        <w:tab w:val="left" w:pos="8244"/>
+        <w:tab w:val="left" w:pos="9160"/>
+        <w:tab w:val="left" w:pos="10076"/>
+        <w:tab w:val="left" w:pos="10992"/>
+        <w:tab w:val="left" w:pos="11908"/>
+        <w:tab w:val="left" w:pos="12824"/>
+        <w:tab w:val="left" w:pos="13740"/>
+        <w:tab w:val="left" w:pos="14656"/>
+      </w:tabs>
+      <w:spacing w:after="0" w:line="240" w:lineRule="auto"/>
+    </w:pPr>
+    <w:rPr>
+      <w:rFonts w:ascii="Courier New" w:eastAsia="Times New Roman" w:hAnsi="Courier New" w:cs="Courier New"/>
+      <w:sz w:val="20"/>
+      <w:szCs w:val="20"/>
+      <w:lang w:eastAsia="es-ES"/>
+    </w:rPr>
+  </w:style>
+  <w:style w:type="character" w:customStyle="1" w:styleId="HTMLconformatoprevioCar">
+    <w:name w:val="HTML con formato previo Car"/>
+    <w:basedOn w:val="Fuentedeprrafopredeter"/>
+    <w:link w:val="HTMLconformatoprevio"/>
+    <w:uiPriority w:val="99"/>
+    <w:rsid w:val="00D05ABE"/>
+    <w:rPr>
+      <w:rFonts w:ascii="Courier New" w:eastAsia="Times New Roman" w:hAnsi="Courier New" w:cs="Courier New"/>
+      <w:sz w:val="20"/>
+      <w:szCs w:val="20"/>
+      <w:lang w:eastAsia="es-ES"/>
+    </w:rPr>
+  </w:style>
 </w:styles>
 </file>
 

--- a/Seguimiento.docx
+++ b/Seguimiento.docx
@@ -1,6 +1,6 @@
 
 <file path=word/document.xml><?xml version="1.0" encoding="utf-8"?>
-<w:document xmlns:wpc="http://schemas.microsoft.com/office/word/2010/wordprocessingCanvas" xmlns:cx="http://schemas.microsoft.com/office/drawing/2014/chartex" xmlns:cx1="http://schemas.microsoft.com/office/drawing/2015/9/8/chartex" xmlns:cx2="http://schemas.microsoft.com/office/drawing/2015/10/21/chartex" xmlns:cx3="http://schemas.microsoft.com/office/drawing/2016/5/9/chartex" xmlns:cx4="http://schemas.microsoft.com/office/drawing/2016/5/10/chartex" xmlns:cx5="http://schemas.microsoft.com/office/drawing/2016/5/11/chartex" xmlns:cx6="http://schemas.microsoft.com/office/drawing/2016/5/12/chartex" xmlns:cx7="http://schemas.microsoft.com/office/drawing/2016/5/13/chartex" xmlns:cx8="http://schemas.microsoft.com/office/drawing/2016/5/14/chartex" xmlns:mc="http://schemas.openxmlformats.org/markup-compatibility/2006" xmlns:aink="http://schemas.microsoft.com/office/drawing/2016/ink" xmlns:am3d="http://schemas.microsoft.com/office/drawing/2017/model3d" xmlns:o="urn:schemas-microsoft-com:office:office" xmlns:r="http://schemas.openxmlformats.org/officeDocument/2006/relationships" xmlns:m="http://schemas.openxmlformats.org/officeDocument/2006/math" xmlns:v="urn:schemas-microsoft-com:vml" xmlns:wp14="http://schemas.microsoft.com/office/word/2010/wordprocessingDrawing" xmlns:wp="http://schemas.openxmlformats.org/drawingml/2006/wordprocessingDrawing" xmlns:w10="urn:schemas-microsoft-com:office:word" xmlns:w="http://schemas.openxmlformats.org/wordprocessingml/2006/main" xmlns:w14="http://schemas.microsoft.com/office/word/2010/wordml" xmlns:w15="http://schemas.microsoft.com/office/word/2012/wordml" xmlns:w16cex="http://schemas.microsoft.com/office/word/2018/wordml/cex" xmlns:w16cid="http://schemas.microsoft.com/office/word/2016/wordml/cid" xmlns:w16="http://schemas.microsoft.com/office/word/2018/wordml" xmlns:w16sdtdh="http://schemas.microsoft.com/office/word/2020/wordml/sdtdatahash" xmlns:w16se="http://schemas.microsoft.com/office/word/2015/wordml/symex" xmlns:wpg="http://schemas.microsoft.com/office/word/2010/wordprocessingGroup" xmlns:wpi="http://schemas.microsoft.com/office/word/2010/wordprocessingInk" xmlns:wne="http://schemas.microsoft.com/office/word/2006/wordml" xmlns:wps="http://schemas.microsoft.com/office/word/2010/wordprocessingShape" mc:Ignorable="w14 w15 w16se w16cid w16 w16cex w16sdtdh wp14">
+<w:document xmlns:wpc="http://schemas.microsoft.com/office/word/2010/wordprocessingCanvas" xmlns:cx="http://schemas.microsoft.com/office/drawing/2014/chartex" xmlns:cx1="http://schemas.microsoft.com/office/drawing/2015/9/8/chartex" xmlns:cx2="http://schemas.microsoft.com/office/drawing/2015/10/21/chartex" xmlns:cx3="http://schemas.microsoft.com/office/drawing/2016/5/9/chartex" xmlns:cx4="http://schemas.microsoft.com/office/drawing/2016/5/10/chartex" xmlns:cx5="http://schemas.microsoft.com/office/drawing/2016/5/11/chartex" xmlns:cx6="http://schemas.microsoft.com/office/drawing/2016/5/12/chartex" xmlns:cx7="http://schemas.microsoft.com/office/drawing/2016/5/13/chartex" xmlns:cx8="http://schemas.microsoft.com/office/drawing/2016/5/14/chartex" xmlns:mc="http://schemas.openxmlformats.org/markup-compatibility/2006" xmlns:aink="http://schemas.microsoft.com/office/drawing/2016/ink" xmlns:am3d="http://schemas.microsoft.com/office/drawing/2017/model3d" xmlns:o="urn:schemas-microsoft-com:office:office" xmlns:oel="http://schemas.microsoft.com/office/2019/extlst" xmlns:r="http://schemas.openxmlformats.org/officeDocument/2006/relationships" xmlns:m="http://schemas.openxmlformats.org/officeDocument/2006/math" xmlns:v="urn:schemas-microsoft-com:vml" xmlns:wp14="http://schemas.microsoft.com/office/word/2010/wordprocessingDrawing" xmlns:wp="http://schemas.openxmlformats.org/drawingml/2006/wordprocessingDrawing" xmlns:w10="urn:schemas-microsoft-com:office:word" xmlns:w="http://schemas.openxmlformats.org/wordprocessingml/2006/main" xmlns:w14="http://schemas.microsoft.com/office/word/2010/wordml" xmlns:w15="http://schemas.microsoft.com/office/word/2012/wordml" xmlns:w16cex="http://schemas.microsoft.com/office/word/2018/wordml/cex" xmlns:w16cid="http://schemas.microsoft.com/office/word/2016/wordml/cid" xmlns:w16="http://schemas.microsoft.com/office/word/2018/wordml" xmlns:w16du="http://schemas.microsoft.com/office/word/2023/wordml/word16du" xmlns:w16sdtdh="http://schemas.microsoft.com/office/word/2020/wordml/sdtdatahash" xmlns:w16sdtfl="http://schemas.microsoft.com/office/word/2024/wordml/sdtformatlock" xmlns:w16se="http://schemas.microsoft.com/office/word/2015/wordml/symex" xmlns:wpg="http://schemas.microsoft.com/office/word/2010/wordprocessingGroup" xmlns:wpi="http://schemas.microsoft.com/office/word/2010/wordprocessingInk" xmlns:wne="http://schemas.microsoft.com/office/word/2006/wordml" xmlns:wps="http://schemas.microsoft.com/office/word/2010/wordprocessingShape" mc:Ignorable="w14 w15 w16se w16cid w16 w16cex w16sdtdh w16sdtfl w16du wp14">
   <w:body>
     <w:p>
       <w:pPr>
@@ -829,6 +829,7 @@
         <w:rPr>
           <w:rFonts w:ascii="Arial" w:hAnsi="Arial"/>
           <w:color w:val="FF0000"/>
+          <w:highlight w:val="green"/>
         </w:rPr>
       </w:pPr>
       <w:proofErr w:type="spellStart"/>
@@ -837,6 +838,7 @@
           <w:rStyle w:val="normaltextrun"/>
           <w:rFonts w:ascii="Arial" w:hAnsi="Arial"/>
           <w:color w:val="FF0000"/>
+          <w:highlight w:val="green"/>
         </w:rPr>
         <w:t>Legendre.m</w:t>
       </w:r>
@@ -846,6 +848,7 @@
           <w:rStyle w:val="eop"/>
           <w:rFonts w:ascii="Arial" w:hAnsi="Arial"/>
           <w:color w:val="FF0000"/>
+          <w:highlight w:val="green"/>
         </w:rPr>
         <w:t> </w:t>
       </w:r>
@@ -1183,6 +1186,7 @@
         <w:rPr>
           <w:rFonts w:ascii="Arial" w:hAnsi="Arial"/>
           <w:color w:val="FF0000"/>
+          <w:highlight w:val="green"/>
         </w:rPr>
       </w:pPr>
       <w:proofErr w:type="spellStart"/>
@@ -1191,6 +1195,7 @@
           <w:rStyle w:val="normaltextrun"/>
           <w:rFonts w:ascii="Arial" w:hAnsi="Arial"/>
           <w:color w:val="FF0000"/>
+          <w:highlight w:val="green"/>
         </w:rPr>
         <w:t>R_x.m</w:t>
       </w:r>
@@ -1200,6 +1205,7 @@
           <w:rStyle w:val="eop"/>
           <w:rFonts w:ascii="Arial" w:hAnsi="Arial"/>
           <w:color w:val="FF0000"/>
+          <w:highlight w:val="green"/>
         </w:rPr>
         <w:t> </w:t>
       </w:r>
@@ -1216,6 +1222,7 @@
         <w:rPr>
           <w:rFonts w:ascii="Arial" w:hAnsi="Arial"/>
           <w:color w:val="FF0000"/>
+          <w:highlight w:val="green"/>
         </w:rPr>
       </w:pPr>
       <w:proofErr w:type="spellStart"/>
@@ -1224,6 +1231,7 @@
           <w:rStyle w:val="normaltextrun"/>
           <w:rFonts w:ascii="Arial" w:hAnsi="Arial"/>
           <w:color w:val="FF0000"/>
+          <w:highlight w:val="green"/>
         </w:rPr>
         <w:t>R_y.m</w:t>
       </w:r>
@@ -1233,6 +1241,7 @@
           <w:rStyle w:val="eop"/>
           <w:rFonts w:ascii="Arial" w:hAnsi="Arial"/>
           <w:color w:val="FF0000"/>
+          <w:highlight w:val="green"/>
         </w:rPr>
         <w:t> </w:t>
       </w:r>
@@ -1249,6 +1258,7 @@
         <w:rPr>
           <w:rFonts w:ascii="Arial" w:hAnsi="Arial"/>
           <w:color w:val="FF0000"/>
+          <w:highlight w:val="green"/>
         </w:rPr>
       </w:pPr>
       <w:proofErr w:type="spellStart"/>
@@ -1257,6 +1267,7 @@
           <w:rStyle w:val="normaltextrun"/>
           <w:rFonts w:ascii="Arial" w:hAnsi="Arial"/>
           <w:color w:val="FF0000"/>
+          <w:highlight w:val="green"/>
         </w:rPr>
         <w:t>R_z.m</w:t>
       </w:r>
@@ -1266,6 +1277,7 @@
           <w:rStyle w:val="eop"/>
           <w:rFonts w:ascii="Arial" w:hAnsi="Arial"/>
           <w:color w:val="FF0000"/>
+          <w:highlight w:val="green"/>
         </w:rPr>
         <w:t> </w:t>
       </w:r>
@@ -1759,6 +1771,7 @@
         <w:t>_</w:t>
       </w:r>
       <w:proofErr w:type="spellStart"/>
+      <w:proofErr w:type="gramStart"/>
       <w:r>
         <w:rPr>
           <w:color w:val="908B25"/>
@@ -1800,6 +1813,7 @@
         </w:rPr>
         <w:t>(</w:t>
       </w:r>
+      <w:proofErr w:type="gramEnd"/>
       <w:r>
         <w:rPr>
           <w:color w:val="2AACB8"/>
@@ -1873,6 +1887,7 @@
         <w:t xml:space="preserve">) - </w:t>
       </w:r>
       <w:proofErr w:type="spellStart"/>
+      <w:proofErr w:type="gramStart"/>
       <w:r>
         <w:rPr>
           <w:color w:val="BCBEC4"/>
@@ -1886,6 +1901,7 @@
         </w:rPr>
         <w:t>(</w:t>
       </w:r>
+      <w:proofErr w:type="gramEnd"/>
       <w:r>
         <w:rPr>
           <w:color w:val="2AACB8"/>
@@ -2081,6 +2097,7 @@
         <w:t xml:space="preserve">x = </w:t>
       </w:r>
       <w:proofErr w:type="spellStart"/>
+      <w:proofErr w:type="gramStart"/>
       <w:r>
         <w:rPr>
           <w:rFonts w:ascii="Courier New" w:eastAsia="Times New Roman" w:hAnsi="Courier New" w:cs="Courier New"/>
@@ -2102,6 +2119,7 @@
         </w:rPr>
         <w:t>(</w:t>
       </w:r>
+      <w:proofErr w:type="gramEnd"/>
       <w:r>
         <w:rPr>
           <w:rFonts w:ascii="Courier New" w:eastAsia="Times New Roman" w:hAnsi="Courier New" w:cs="Courier New"/>
@@ -2266,6 +2284,7 @@
         <w:t>(</w:t>
       </w:r>
       <w:proofErr w:type="spellStart"/>
+      <w:proofErr w:type="gramStart"/>
       <w:r>
         <w:rPr>
           <w:rFonts w:ascii="Courier New" w:eastAsia="Times New Roman" w:hAnsi="Courier New" w:cs="Courier New"/>
@@ -2288,6 +2307,7 @@
         <w:t>(</w:t>
       </w:r>
       <w:proofErr w:type="spellStart"/>
+      <w:proofErr w:type="gramEnd"/>
       <w:r>
         <w:rPr>
           <w:rFonts w:ascii="Courier New" w:eastAsia="Times New Roman" w:hAnsi="Courier New" w:cs="Courier New"/>
@@ -2437,17 +2457,39 @@
           <w:szCs w:val="20"/>
           <w:lang w:eastAsia="es-ES"/>
         </w:rPr>
-        <w:t>60777.0423726854</w:t>
-      </w:r>
+        <w:t>60777.</w:t>
+      </w:r>
+      <w:proofErr w:type="gramStart"/>
       <w:r>
         <w:rPr>
           <w:rFonts w:ascii="Courier New" w:eastAsia="Times New Roman" w:hAnsi="Courier New" w:cs="Courier New"/>
-          <w:color w:val="BCBEC4"/>
+          <w:color w:val="2AACB8"/>
           <w:sz w:val="20"/>
           <w:szCs w:val="20"/>
           <w:lang w:eastAsia="es-ES"/>
         </w:rPr>
-        <w:t>)&lt;TOL2_);</w:t>
+        <w:t>0423726854</w:t>
+      </w:r>
+      <w:r>
+        <w:rPr>
+          <w:rFonts w:ascii="Courier New" w:eastAsia="Times New Roman" w:hAnsi="Courier New" w:cs="Courier New"/>
+          <w:color w:val="BCBEC4"/>
+          <w:sz w:val="20"/>
+          <w:szCs w:val="20"/>
+          <w:lang w:eastAsia="es-ES"/>
+        </w:rPr>
+        <w:t>)&lt;</w:t>
+      </w:r>
+      <w:proofErr w:type="gramEnd"/>
+      <w:r>
+        <w:rPr>
+          <w:rFonts w:ascii="Courier New" w:eastAsia="Times New Roman" w:hAnsi="Courier New" w:cs="Courier New"/>
+          <w:color w:val="BCBEC4"/>
+          <w:sz w:val="20"/>
+          <w:szCs w:val="20"/>
+          <w:lang w:eastAsia="es-ES"/>
+        </w:rPr>
+        <w:t>TOL2_);</w:t>
       </w:r>
       <w:r>
         <w:rPr>
@@ -2732,12 +2774,14 @@
         </w:rPr>
         <w:t xml:space="preserve">Matrix </w:t>
       </w:r>
+      <w:proofErr w:type="gramStart"/>
       <w:r>
         <w:rPr>
           <w:color w:val="BCBEC4"/>
         </w:rPr>
         <w:t>sol(</w:t>
       </w:r>
+      <w:proofErr w:type="gramEnd"/>
       <w:r>
         <w:rPr>
           <w:color w:val="2AACB8"/>
@@ -2854,7 +2898,14 @@
         <w:rPr>
           <w:color w:val="BCBEC4"/>
         </w:rPr>
-        <w:t>(sol</w:t>
+        <w:t>(</w:t>
+      </w:r>
+      <w:proofErr w:type="gramStart"/>
+      <w:r>
+        <w:rPr>
+          <w:color w:val="BCBEC4"/>
+        </w:rPr>
+        <w:t>sol</w:t>
       </w:r>
       <w:r>
         <w:rPr>
@@ -2862,6 +2913,7 @@
         </w:rPr>
         <w:t>(</w:t>
       </w:r>
+      <w:proofErr w:type="gramEnd"/>
       <w:r>
         <w:rPr>
           <w:color w:val="2AACB8"/>
@@ -2923,6 +2975,64 @@
         <w:rPr>
           <w:color w:val="BCBEC4"/>
         </w:rPr>
+        <w:t>(</w:t>
+      </w:r>
+      <w:proofErr w:type="gramStart"/>
+      <w:r>
+        <w:rPr>
+          <w:color w:val="BCBEC4"/>
+        </w:rPr>
+        <w:t>sol</w:t>
+      </w:r>
+      <w:r>
+        <w:rPr>
+          <w:color w:val="5F8C8A"/>
+        </w:rPr>
+        <w:t>(</w:t>
+      </w:r>
+      <w:proofErr w:type="gramEnd"/>
+      <w:r>
+        <w:rPr>
+          <w:color w:val="2AACB8"/>
+        </w:rPr>
+        <w:t>1</w:t>
+      </w:r>
+      <w:r>
+        <w:rPr>
+          <w:color w:val="BCBEC4"/>
+        </w:rPr>
+        <w:t>,</w:t>
+      </w:r>
+      <w:r>
+        <w:rPr>
+          <w:color w:val="2AACB8"/>
+        </w:rPr>
+        <w:t>2</w:t>
+      </w:r>
+      <w:r>
+        <w:rPr>
+          <w:color w:val="5F8C8A"/>
+        </w:rPr>
+        <w:t>)</w:t>
+      </w:r>
+      <w:r>
+        <w:rPr>
+          <w:color w:val="BCBEC4"/>
+        </w:rPr>
+        <w:t xml:space="preserve">) &lt; TOL_ &amp;&amp; </w:t>
+      </w:r>
+      <w:proofErr w:type="spellStart"/>
+      <w:r>
+        <w:rPr>
+          <w:color w:val="BCBEC4"/>
+        </w:rPr>
+        <w:t>fabs</w:t>
+      </w:r>
+      <w:proofErr w:type="spellEnd"/>
+      <w:r>
+        <w:rPr>
+          <w:color w:val="BCBEC4"/>
+        </w:rPr>
         <w:t>(sol</w:t>
       </w:r>
       <w:r>
@@ -2943,11 +3053,12 @@
         </w:rPr>
         <w:t>,</w:t>
       </w:r>
-      <w:r>
-        <w:rPr>
-          <w:color w:val="2AACB8"/>
-        </w:rPr>
-        <w:t>2</w:t>
+      <w:proofErr w:type="gramStart"/>
+      <w:r>
+        <w:rPr>
+          <w:color w:val="2AACB8"/>
+        </w:rPr>
+        <w:t>3</w:t>
       </w:r>
       <w:r>
         <w:rPr>
@@ -2959,57 +3070,14 @@
         <w:rPr>
           <w:color w:val="BCBEC4"/>
         </w:rPr>
-        <w:t xml:space="preserve">) &lt; TOL_ &amp;&amp; </w:t>
-      </w:r>
-      <w:proofErr w:type="spellStart"/>
-      <w:r>
-        <w:rPr>
-          <w:color w:val="BCBEC4"/>
-        </w:rPr>
-        <w:t>fabs</w:t>
-      </w:r>
-      <w:proofErr w:type="spellEnd"/>
-      <w:r>
-        <w:rPr>
-          <w:color w:val="BCBEC4"/>
-        </w:rPr>
-        <w:t>(sol</w:t>
-      </w:r>
-      <w:r>
-        <w:rPr>
-          <w:color w:val="5F8C8A"/>
-        </w:rPr>
-        <w:t>(</w:t>
-      </w:r>
-      <w:r>
-        <w:rPr>
-          <w:color w:val="2AACB8"/>
-        </w:rPr>
-        <w:t>1</w:t>
-      </w:r>
-      <w:r>
-        <w:rPr>
-          <w:color w:val="BCBEC4"/>
-        </w:rPr>
-        <w:t>,</w:t>
-      </w:r>
-      <w:r>
-        <w:rPr>
-          <w:color w:val="2AACB8"/>
-        </w:rPr>
-        <w:t>3</w:t>
-      </w:r>
-      <w:r>
-        <w:rPr>
-          <w:color w:val="5F8C8A"/>
-        </w:rPr>
-        <w:t>)</w:t>
-      </w:r>
-      <w:r>
-        <w:rPr>
-          <w:color w:val="BCBEC4"/>
-        </w:rPr>
-        <w:t>&lt;TOL_)));</w:t>
+        <w:t>&lt;</w:t>
+      </w:r>
+      <w:proofErr w:type="gramEnd"/>
+      <w:r>
+        <w:rPr>
+          <w:color w:val="BCBEC4"/>
+        </w:rPr>
+        <w:t>TOL_)));</w:t>
       </w:r>
       <w:r>
         <w:rPr>
@@ -3036,7 +3104,14 @@
         <w:rPr>
           <w:color w:val="BCBEC4"/>
         </w:rPr>
-        <w:t>(sol</w:t>
+        <w:t>(</w:t>
+      </w:r>
+      <w:proofErr w:type="gramStart"/>
+      <w:r>
+        <w:rPr>
+          <w:color w:val="BCBEC4"/>
+        </w:rPr>
+        <w:t>sol</w:t>
       </w:r>
       <w:r>
         <w:rPr>
@@ -3044,6 +3119,7 @@
         </w:rPr>
         <w:t>(</w:t>
       </w:r>
+      <w:proofErr w:type="gramEnd"/>
       <w:r>
         <w:rPr>
           <w:color w:val="2AACB8"/>
@@ -3056,6 +3132,7 @@
         </w:rPr>
         <w:t>,</w:t>
       </w:r>
+      <w:proofErr w:type="gramStart"/>
       <w:r>
         <w:rPr>
           <w:color w:val="2AACB8"/>
@@ -3072,7 +3149,14 @@
         <w:rPr>
           <w:color w:val="BCBEC4"/>
         </w:rPr>
-        <w:t xml:space="preserve">&lt;TOL_ &amp;&amp; </w:t>
+        <w:t>&lt;</w:t>
+      </w:r>
+      <w:proofErr w:type="gramEnd"/>
+      <w:r>
+        <w:rPr>
+          <w:color w:val="BCBEC4"/>
+        </w:rPr>
+        <w:t xml:space="preserve">TOL_ &amp;&amp; </w:t>
       </w:r>
       <w:proofErr w:type="spellStart"/>
       <w:r>
@@ -3086,7 +3170,14 @@
         <w:rPr>
           <w:color w:val="BCBEC4"/>
         </w:rPr>
-        <w:t>(sol</w:t>
+        <w:t>(</w:t>
+      </w:r>
+      <w:proofErr w:type="gramStart"/>
+      <w:r>
+        <w:rPr>
+          <w:color w:val="BCBEC4"/>
+        </w:rPr>
+        <w:t>sol</w:t>
       </w:r>
       <w:r>
         <w:rPr>
@@ -3094,6 +3185,7 @@
         </w:rPr>
         <w:t>(</w:t>
       </w:r>
+      <w:proofErr w:type="gramEnd"/>
       <w:r>
         <w:rPr>
           <w:color w:val="2AACB8"/>
@@ -3148,7 +3240,14 @@
         <w:rPr>
           <w:color w:val="BCBEC4"/>
         </w:rPr>
-        <w:t>(sol</w:t>
+        <w:t>(</w:t>
+      </w:r>
+      <w:proofErr w:type="gramStart"/>
+      <w:r>
+        <w:rPr>
+          <w:color w:val="BCBEC4"/>
+        </w:rPr>
+        <w:t>sol</w:t>
       </w:r>
       <w:r>
         <w:rPr>
@@ -3156,6 +3255,7 @@
         </w:rPr>
         <w:t>(</w:t>
       </w:r>
+      <w:proofErr w:type="gramEnd"/>
       <w:r>
         <w:rPr>
           <w:color w:val="2AACB8"/>
@@ -3244,7 +3344,14 @@
         <w:rPr>
           <w:color w:val="BCBEC4"/>
         </w:rPr>
-        <w:t>(sol</w:t>
+        <w:t>(</w:t>
+      </w:r>
+      <w:proofErr w:type="gramStart"/>
+      <w:r>
+        <w:rPr>
+          <w:color w:val="BCBEC4"/>
+        </w:rPr>
+        <w:t>sol</w:t>
       </w:r>
       <w:r>
         <w:rPr>
@@ -3252,6 +3359,7 @@
         </w:rPr>
         <w:t>(</w:t>
       </w:r>
+      <w:proofErr w:type="gramEnd"/>
       <w:r>
         <w:rPr>
           <w:color w:val="2AACB8"/>
@@ -4104,6 +4212,7 @@
         </w:rPr>
         <w:br/>
       </w:r>
+      <w:bookmarkStart w:id="0" w:name="_Hlk195454838"/>
       <w:proofErr w:type="spellStart"/>
       <w:r>
         <w:rPr>
@@ -4846,6 +4955,7 @@
         <w:br/>
         <w:t>}</w:t>
       </w:r>
+      <w:bookmarkEnd w:id="0"/>
     </w:p>
     <w:p>
       <w:pPr>
@@ -4934,23 +5044,23 @@
           <w:sz w:val="24"/>
           <w:szCs w:val="24"/>
         </w:rPr>
-        <w:t xml:space="preserve"> son muy similares entre sí y no requieren muchos cambios de código. El test de </w:t>
-      </w:r>
-      <w:proofErr w:type="spellStart"/>
+        <w:t xml:space="preserve"> son muy similares entre sí y no requieren muchos cambios de código. </w:t>
+      </w:r>
+      <w:proofErr w:type="gramStart"/>
       <w:r>
         <w:rPr>
           <w:sz w:val="24"/>
           <w:szCs w:val="24"/>
         </w:rPr>
-        <w:t>R_x</w:t>
-      </w:r>
-      <w:proofErr w:type="spellEnd"/>
+        <w:t>El test</w:t>
+      </w:r>
+      <w:proofErr w:type="gramEnd"/>
       <w:r>
         <w:rPr>
           <w:sz w:val="24"/>
           <w:szCs w:val="24"/>
         </w:rPr>
-        <w:t xml:space="preserve"> nos lo dio el profesor en clase y los </w:t>
+        <w:t xml:space="preserve"> de </w:t>
       </w:r>
       <w:proofErr w:type="spellStart"/>
       <w:r>
@@ -4958,7 +5068,7 @@
           <w:sz w:val="24"/>
           <w:szCs w:val="24"/>
         </w:rPr>
-        <w:t>tests</w:t>
+        <w:t>R_x</w:t>
       </w:r>
       <w:proofErr w:type="spellEnd"/>
       <w:r>
@@ -4966,7 +5076,7 @@
           <w:sz w:val="24"/>
           <w:szCs w:val="24"/>
         </w:rPr>
-        <w:t xml:space="preserve"> de </w:t>
+        <w:t xml:space="preserve"> nos lo dio el profesor en clase y los </w:t>
       </w:r>
       <w:proofErr w:type="spellStart"/>
       <w:r>
@@ -4974,7 +5084,7 @@
           <w:sz w:val="24"/>
           <w:szCs w:val="24"/>
         </w:rPr>
-        <w:t>R_y</w:t>
+        <w:t>tests</w:t>
       </w:r>
       <w:proofErr w:type="spellEnd"/>
       <w:r>
@@ -4982,7 +5092,7 @@
           <w:sz w:val="24"/>
           <w:szCs w:val="24"/>
         </w:rPr>
-        <w:t xml:space="preserve"> y </w:t>
+        <w:t xml:space="preserve"> de </w:t>
       </w:r>
       <w:proofErr w:type="spellStart"/>
       <w:r>
@@ -4990,7 +5100,7 @@
           <w:sz w:val="24"/>
           <w:szCs w:val="24"/>
         </w:rPr>
-        <w:t>R_z</w:t>
+        <w:t>R_y</w:t>
       </w:r>
       <w:proofErr w:type="spellEnd"/>
       <w:r>
@@ -4998,7 +5108,7 @@
           <w:sz w:val="24"/>
           <w:szCs w:val="24"/>
         </w:rPr>
-        <w:t xml:space="preserve"> son copias del test de </w:t>
+        <w:t xml:space="preserve"> y </w:t>
       </w:r>
       <w:proofErr w:type="spellStart"/>
       <w:r>
@@ -5006,7 +5116,7 @@
           <w:sz w:val="24"/>
           <w:szCs w:val="24"/>
         </w:rPr>
-        <w:t>R_x</w:t>
+        <w:t>R_z</w:t>
       </w:r>
       <w:proofErr w:type="spellEnd"/>
       <w:r>
@@ -5014,23 +5124,62 @@
           <w:sz w:val="24"/>
           <w:szCs w:val="24"/>
         </w:rPr>
-        <w:t xml:space="preserve"> con los valores tomados de las pruebas en </w:t>
-      </w:r>
-      <w:proofErr w:type="spellStart"/>
+        <w:t xml:space="preserve"> son copias </w:t>
+      </w:r>
+      <w:proofErr w:type="gramStart"/>
       <w:r>
         <w:rPr>
           <w:sz w:val="24"/>
           <w:szCs w:val="24"/>
         </w:rPr>
-        <w:t>MatLab</w:t>
-      </w:r>
-      <w:proofErr w:type="spellEnd"/>
+        <w:t>del test</w:t>
+      </w:r>
+      <w:proofErr w:type="gramEnd"/>
       <w:r>
         <w:rPr>
           <w:sz w:val="24"/>
           <w:szCs w:val="24"/>
         </w:rPr>
+        <w:t xml:space="preserve"> de </w:t>
+      </w:r>
+      <w:proofErr w:type="spellStart"/>
+      <w:r>
+        <w:rPr>
+          <w:sz w:val="24"/>
+          <w:szCs w:val="24"/>
+        </w:rPr>
+        <w:t>R_x</w:t>
+      </w:r>
+      <w:proofErr w:type="spellEnd"/>
+      <w:r>
+        <w:rPr>
+          <w:sz w:val="24"/>
+          <w:szCs w:val="24"/>
+        </w:rPr>
+        <w:t xml:space="preserve"> con los valores tomados de las pruebas en </w:t>
+      </w:r>
+      <w:proofErr w:type="spellStart"/>
+      <w:r>
+        <w:rPr>
+          <w:sz w:val="24"/>
+          <w:szCs w:val="24"/>
+        </w:rPr>
+        <w:t>MatLab</w:t>
+      </w:r>
+      <w:proofErr w:type="spellEnd"/>
+      <w:r>
+        <w:rPr>
+          <w:sz w:val="24"/>
+          <w:szCs w:val="24"/>
+        </w:rPr>
         <w:t>.</w:t>
+      </w:r>
+      <w:r>
+        <w:rPr>
+          <w:sz w:val="24"/>
+          <w:szCs w:val="24"/>
+        </w:rPr>
+        <w:t xml:space="preserve"> </w:t>
       </w:r>
     </w:p>
     <w:p>
@@ -5038,6 +5187,4489 @@
         <w:kinsoku w:val="0"/>
         <w:overflowPunct w:val="0"/>
         <w:rPr>
+          <w:color w:val="FF0000"/>
+          <w:sz w:val="32"/>
+          <w:szCs w:val="32"/>
+        </w:rPr>
+      </w:pPr>
+      <w:r>
+        <w:rPr>
+          <w:color w:val="FF0000"/>
+          <w:sz w:val="32"/>
+          <w:szCs w:val="32"/>
+        </w:rPr>
+        <w:t>Legendre:</w:t>
+      </w:r>
+    </w:p>
+    <w:p>
+      <w:pPr>
+        <w:kinsoku w:val="0"/>
+        <w:overflowPunct w:val="0"/>
+        <w:rPr>
+          <w:sz w:val="24"/>
+          <w:szCs w:val="24"/>
+        </w:rPr>
+      </w:pPr>
+      <w:proofErr w:type="spellStart"/>
+      <w:r>
+        <w:rPr>
+          <w:sz w:val="24"/>
+          <w:szCs w:val="24"/>
+        </w:rPr>
+        <w:t>Tests</w:t>
+      </w:r>
+      <w:proofErr w:type="spellEnd"/>
+      <w:r>
+        <w:rPr>
+          <w:sz w:val="24"/>
+          <w:szCs w:val="24"/>
+        </w:rPr>
+        <w:t xml:space="preserve"> unitarios creados:</w:t>
+      </w:r>
+    </w:p>
+    <w:p>
+      <w:pPr>
+        <w:pStyle w:val="HTMLconformatoprevio"/>
+        <w:shd w:val="clear" w:color="auto" w:fill="1E1F22"/>
+        <w:rPr>
+          <w:color w:val="BCBEC4"/>
+        </w:rPr>
+      </w:pPr>
+      <w:proofErr w:type="spellStart"/>
+      <w:r>
+        <w:rPr>
+          <w:color w:val="CF8E6D"/>
+        </w:rPr>
+        <w:t>int</w:t>
+      </w:r>
+      <w:proofErr w:type="spellEnd"/>
+      <w:r>
+        <w:rPr>
+          <w:color w:val="CF8E6D"/>
+        </w:rPr>
+        <w:t xml:space="preserve"> </w:t>
+      </w:r>
+      <w:r>
+        <w:rPr>
+          <w:color w:val="56A8F5"/>
+        </w:rPr>
+        <w:t>Legendre_01</w:t>
+      </w:r>
+      <w:r>
+        <w:rPr>
+          <w:color w:val="BCBEC4"/>
+        </w:rPr>
+        <w:t>(){</w:t>
+      </w:r>
+      <w:r>
+        <w:rPr>
+          <w:color w:val="BCBEC4"/>
+        </w:rPr>
+        <w:br/>
+        <w:t xml:space="preserve">    Matrix </w:t>
+      </w:r>
+      <w:proofErr w:type="spellStart"/>
+      <w:r>
+        <w:rPr>
+          <w:color w:val="BCBEC4"/>
+        </w:rPr>
+        <w:t>pnm</w:t>
+      </w:r>
+      <w:proofErr w:type="spellEnd"/>
+      <w:r>
+        <w:rPr>
+          <w:color w:val="57AAF7"/>
+        </w:rPr>
+        <w:t>(</w:t>
+      </w:r>
+      <w:r>
+        <w:rPr>
+          <w:color w:val="2AACB8"/>
+        </w:rPr>
+        <w:t>3</w:t>
+      </w:r>
+      <w:r>
+        <w:rPr>
+          <w:color w:val="BCBEC4"/>
+        </w:rPr>
+        <w:t>,</w:t>
+      </w:r>
+      <w:r>
+        <w:rPr>
+          <w:color w:val="2AACB8"/>
+        </w:rPr>
+        <w:t>3</w:t>
+      </w:r>
+      <w:r>
+        <w:rPr>
+          <w:color w:val="57AAF7"/>
+        </w:rPr>
+        <w:t>)</w:t>
+      </w:r>
+      <w:r>
+        <w:rPr>
+          <w:color w:val="BCBEC4"/>
+        </w:rPr>
+        <w:t xml:space="preserve">, </w:t>
+      </w:r>
+      <w:proofErr w:type="spellStart"/>
+      <w:r>
+        <w:rPr>
+          <w:color w:val="BCBEC4"/>
+        </w:rPr>
+        <w:t>dpnm</w:t>
+      </w:r>
+      <w:proofErr w:type="spellEnd"/>
+      <w:r>
+        <w:rPr>
+          <w:color w:val="57AAF7"/>
+        </w:rPr>
+        <w:t>(</w:t>
+      </w:r>
+      <w:r>
+        <w:rPr>
+          <w:color w:val="2AACB8"/>
+        </w:rPr>
+        <w:t>3</w:t>
+      </w:r>
+      <w:r>
+        <w:rPr>
+          <w:color w:val="BCBEC4"/>
+        </w:rPr>
+        <w:t>,</w:t>
+      </w:r>
+      <w:r>
+        <w:rPr>
+          <w:color w:val="2AACB8"/>
+        </w:rPr>
+        <w:t>3</w:t>
+      </w:r>
+      <w:r>
+        <w:rPr>
+          <w:color w:val="57AAF7"/>
+        </w:rPr>
+        <w:t>)</w:t>
+      </w:r>
+      <w:r>
+        <w:rPr>
+          <w:color w:val="BCBEC4"/>
+        </w:rPr>
+        <w:t>;</w:t>
+      </w:r>
+      <w:r>
+        <w:rPr>
+          <w:color w:val="BCBEC4"/>
+        </w:rPr>
+        <w:br/>
+        <w:t xml:space="preserve">    </w:t>
+      </w:r>
+      <w:r>
+        <w:rPr>
+          <w:color w:val="56A8F5"/>
+        </w:rPr>
+        <w:t>Legendre</w:t>
+      </w:r>
+      <w:r>
+        <w:rPr>
+          <w:color w:val="BCBEC4"/>
+        </w:rPr>
+        <w:t>(</w:t>
+      </w:r>
+      <w:r>
+        <w:rPr>
+          <w:color w:val="2AACB8"/>
+        </w:rPr>
+        <w:t>2</w:t>
+      </w:r>
+      <w:r>
+        <w:rPr>
+          <w:color w:val="BCBEC4"/>
+        </w:rPr>
+        <w:t>,</w:t>
+      </w:r>
+      <w:r>
+        <w:rPr>
+          <w:color w:val="2AACB8"/>
+        </w:rPr>
+        <w:t>2</w:t>
+      </w:r>
+      <w:r>
+        <w:rPr>
+          <w:color w:val="BCBEC4"/>
+        </w:rPr>
+        <w:t>,</w:t>
+      </w:r>
+      <w:r>
+        <w:rPr>
+          <w:color w:val="2AACB8"/>
+        </w:rPr>
+        <w:t>1</w:t>
+      </w:r>
+      <w:r>
+        <w:rPr>
+          <w:color w:val="BCBEC4"/>
+        </w:rPr>
+        <w:t>,pnm,dpnm);</w:t>
+      </w:r>
+      <w:r>
+        <w:rPr>
+          <w:color w:val="BCBEC4"/>
+        </w:rPr>
+        <w:br/>
+        <w:t xml:space="preserve">    </w:t>
+      </w:r>
+      <w:proofErr w:type="spellStart"/>
+      <w:r>
+        <w:rPr>
+          <w:color w:val="BCBEC4"/>
+        </w:rPr>
+        <w:t>pnm.</w:t>
+      </w:r>
+      <w:r>
+        <w:rPr>
+          <w:color w:val="57AAF7"/>
+        </w:rPr>
+        <w:t>print</w:t>
+      </w:r>
+      <w:proofErr w:type="spellEnd"/>
+      <w:r>
+        <w:rPr>
+          <w:color w:val="BCBEC4"/>
+        </w:rPr>
+        <w:t>();</w:t>
+      </w:r>
+      <w:r>
+        <w:rPr>
+          <w:color w:val="BCBEC4"/>
+        </w:rPr>
+        <w:br/>
+        <w:t xml:space="preserve">    </w:t>
+      </w:r>
+      <w:proofErr w:type="spellStart"/>
+      <w:r>
+        <w:rPr>
+          <w:color w:val="BCBEC4"/>
+        </w:rPr>
+        <w:t>dpnm.</w:t>
+      </w:r>
+      <w:r>
+        <w:rPr>
+          <w:color w:val="57AAF7"/>
+        </w:rPr>
+        <w:t>print</w:t>
+      </w:r>
+      <w:proofErr w:type="spellEnd"/>
+      <w:r>
+        <w:rPr>
+          <w:color w:val="BCBEC4"/>
+        </w:rPr>
+        <w:t>();</w:t>
+      </w:r>
+      <w:r>
+        <w:rPr>
+          <w:color w:val="BCBEC4"/>
+        </w:rPr>
+        <w:br/>
+        <w:t xml:space="preserve">    _</w:t>
+      </w:r>
+      <w:proofErr w:type="spellStart"/>
+      <w:r>
+        <w:rPr>
+          <w:color w:val="BCBEC4"/>
+        </w:rPr>
+        <w:t>assert</w:t>
+      </w:r>
+      <w:proofErr w:type="spellEnd"/>
+      <w:r>
+        <w:rPr>
+          <w:color w:val="BCBEC4"/>
+        </w:rPr>
+        <w:t>(</w:t>
+      </w:r>
+      <w:proofErr w:type="spellStart"/>
+      <w:r>
+        <w:rPr>
+          <w:color w:val="56A8F5"/>
+        </w:rPr>
+        <w:t>fabs</w:t>
+      </w:r>
+      <w:proofErr w:type="spellEnd"/>
+      <w:r>
+        <w:rPr>
+          <w:color w:val="BCBEC4"/>
+        </w:rPr>
+        <w:t>(</w:t>
+      </w:r>
+      <w:proofErr w:type="spellStart"/>
+      <w:r>
+        <w:rPr>
+          <w:color w:val="BCBEC4"/>
+        </w:rPr>
+        <w:t>pnm</w:t>
+      </w:r>
+      <w:proofErr w:type="spellEnd"/>
+      <w:r>
+        <w:rPr>
+          <w:color w:val="BCBEC4"/>
+        </w:rPr>
+        <w:t>(</w:t>
+      </w:r>
+      <w:r>
+        <w:rPr>
+          <w:color w:val="2AACB8"/>
+        </w:rPr>
+        <w:t>1</w:t>
+      </w:r>
+      <w:r>
+        <w:rPr>
+          <w:color w:val="BCBEC4"/>
+        </w:rPr>
+        <w:t>,</w:t>
+      </w:r>
+      <w:r>
+        <w:rPr>
+          <w:color w:val="2AACB8"/>
+        </w:rPr>
+        <w:t>1</w:t>
+      </w:r>
+      <w:r>
+        <w:rPr>
+          <w:color w:val="BCBEC4"/>
+        </w:rPr>
+        <w:t>)-</w:t>
+      </w:r>
+      <w:r>
+        <w:rPr>
+          <w:color w:val="2AACB8"/>
+        </w:rPr>
+        <w:t>1</w:t>
+      </w:r>
+      <w:r>
+        <w:rPr>
+          <w:color w:val="BCBEC4"/>
+        </w:rPr>
+        <w:t xml:space="preserve">)&lt;TOL_ &amp;&amp; </w:t>
+      </w:r>
+      <w:proofErr w:type="spellStart"/>
+      <w:r>
+        <w:rPr>
+          <w:color w:val="56A8F5"/>
+        </w:rPr>
+        <w:t>fabs</w:t>
+      </w:r>
+      <w:proofErr w:type="spellEnd"/>
+      <w:r>
+        <w:rPr>
+          <w:color w:val="BCBEC4"/>
+        </w:rPr>
+        <w:t>(</w:t>
+      </w:r>
+      <w:proofErr w:type="spellStart"/>
+      <w:r>
+        <w:rPr>
+          <w:color w:val="BCBEC4"/>
+        </w:rPr>
+        <w:t>pnm</w:t>
+      </w:r>
+      <w:proofErr w:type="spellEnd"/>
+      <w:r>
+        <w:rPr>
+          <w:color w:val="BCBEC4"/>
+        </w:rPr>
+        <w:t>(</w:t>
+      </w:r>
+      <w:r>
+        <w:rPr>
+          <w:color w:val="2AACB8"/>
+        </w:rPr>
+        <w:t>2</w:t>
+      </w:r>
+      <w:r>
+        <w:rPr>
+          <w:color w:val="BCBEC4"/>
+        </w:rPr>
+        <w:t>,</w:t>
+      </w:r>
+      <w:r>
+        <w:rPr>
+          <w:color w:val="2AACB8"/>
+        </w:rPr>
+        <w:t>1</w:t>
+      </w:r>
+      <w:r>
+        <w:rPr>
+          <w:color w:val="BCBEC4"/>
+        </w:rPr>
+        <w:t>)-</w:t>
+      </w:r>
+      <w:r>
+        <w:rPr>
+          <w:color w:val="2AACB8"/>
+        </w:rPr>
+        <w:t>1.4574704987823</w:t>
+      </w:r>
+      <w:r>
+        <w:rPr>
+          <w:color w:val="BCBEC4"/>
+        </w:rPr>
+        <w:t xml:space="preserve">)&lt;TOL2_ &amp;&amp; </w:t>
+      </w:r>
+      <w:proofErr w:type="spellStart"/>
+      <w:r>
+        <w:rPr>
+          <w:color w:val="56A8F5"/>
+        </w:rPr>
+        <w:t>fabs</w:t>
+      </w:r>
+      <w:proofErr w:type="spellEnd"/>
+      <w:r>
+        <w:rPr>
+          <w:color w:val="BCBEC4"/>
+        </w:rPr>
+        <w:t>(</w:t>
+      </w:r>
+      <w:proofErr w:type="spellStart"/>
+      <w:r>
+        <w:rPr>
+          <w:color w:val="BCBEC4"/>
+        </w:rPr>
+        <w:t>pnm</w:t>
+      </w:r>
+      <w:proofErr w:type="spellEnd"/>
+      <w:r>
+        <w:rPr>
+          <w:color w:val="BCBEC4"/>
+        </w:rPr>
+        <w:t>(</w:t>
+      </w:r>
+      <w:r>
+        <w:rPr>
+          <w:color w:val="2AACB8"/>
+        </w:rPr>
+        <w:t>3</w:t>
+      </w:r>
+      <w:r>
+        <w:rPr>
+          <w:color w:val="BCBEC4"/>
+        </w:rPr>
+        <w:t>,</w:t>
+      </w:r>
+      <w:r>
+        <w:rPr>
+          <w:color w:val="2AACB8"/>
+        </w:rPr>
+        <w:t>1</w:t>
+      </w:r>
+      <w:r>
+        <w:rPr>
+          <w:color w:val="BCBEC4"/>
+        </w:rPr>
+        <w:t>)-</w:t>
+      </w:r>
+      <w:r>
+        <w:rPr>
+          <w:color w:val="2AACB8"/>
+        </w:rPr>
+        <w:t>1.25691645573063</w:t>
+      </w:r>
+      <w:r>
+        <w:rPr>
+          <w:color w:val="BCBEC4"/>
+        </w:rPr>
+        <w:t>)&lt;TOL2_);</w:t>
+      </w:r>
+      <w:r>
+        <w:rPr>
+          <w:color w:val="BCBEC4"/>
+        </w:rPr>
+        <w:br/>
+        <w:t xml:space="preserve">    _</w:t>
+      </w:r>
+      <w:proofErr w:type="spellStart"/>
+      <w:r>
+        <w:rPr>
+          <w:color w:val="BCBEC4"/>
+        </w:rPr>
+        <w:t>assert</w:t>
+      </w:r>
+      <w:proofErr w:type="spellEnd"/>
+      <w:r>
+        <w:rPr>
+          <w:color w:val="BCBEC4"/>
+        </w:rPr>
+        <w:t>(</w:t>
+      </w:r>
+      <w:proofErr w:type="spellStart"/>
+      <w:r>
+        <w:rPr>
+          <w:color w:val="56A8F5"/>
+        </w:rPr>
+        <w:t>fabs</w:t>
+      </w:r>
+      <w:proofErr w:type="spellEnd"/>
+      <w:r>
+        <w:rPr>
+          <w:color w:val="BCBEC4"/>
+        </w:rPr>
+        <w:t>(</w:t>
+      </w:r>
+      <w:proofErr w:type="spellStart"/>
+      <w:r>
+        <w:rPr>
+          <w:color w:val="BCBEC4"/>
+        </w:rPr>
+        <w:t>pnm</w:t>
+      </w:r>
+      <w:proofErr w:type="spellEnd"/>
+      <w:r>
+        <w:rPr>
+          <w:color w:val="BCBEC4"/>
+        </w:rPr>
+        <w:t>(</w:t>
+      </w:r>
+      <w:r>
+        <w:rPr>
+          <w:color w:val="2AACB8"/>
+        </w:rPr>
+        <w:t>1</w:t>
+      </w:r>
+      <w:r>
+        <w:rPr>
+          <w:color w:val="BCBEC4"/>
+        </w:rPr>
+        <w:t>,</w:t>
+      </w:r>
+      <w:r>
+        <w:rPr>
+          <w:color w:val="2AACB8"/>
+        </w:rPr>
+        <w:t>2</w:t>
+      </w:r>
+      <w:r>
+        <w:rPr>
+          <w:color w:val="BCBEC4"/>
+        </w:rPr>
+        <w:t>)-</w:t>
+      </w:r>
+      <w:r>
+        <w:rPr>
+          <w:color w:val="2AACB8"/>
+        </w:rPr>
+        <w:t>0</w:t>
+      </w:r>
+      <w:r>
+        <w:rPr>
+          <w:color w:val="BCBEC4"/>
+        </w:rPr>
+        <w:t xml:space="preserve">)&lt;TOL_ &amp;&amp; </w:t>
+      </w:r>
+      <w:proofErr w:type="spellStart"/>
+      <w:r>
+        <w:rPr>
+          <w:color w:val="56A8F5"/>
+        </w:rPr>
+        <w:t>fabs</w:t>
+      </w:r>
+      <w:proofErr w:type="spellEnd"/>
+      <w:r>
+        <w:rPr>
+          <w:color w:val="BCBEC4"/>
+        </w:rPr>
+        <w:t>(</w:t>
+      </w:r>
+      <w:proofErr w:type="spellStart"/>
+      <w:r>
+        <w:rPr>
+          <w:color w:val="BCBEC4"/>
+        </w:rPr>
+        <w:t>pnm</w:t>
+      </w:r>
+      <w:proofErr w:type="spellEnd"/>
+      <w:r>
+        <w:rPr>
+          <w:color w:val="BCBEC4"/>
+        </w:rPr>
+        <w:t>(</w:t>
+      </w:r>
+      <w:r>
+        <w:rPr>
+          <w:color w:val="2AACB8"/>
+        </w:rPr>
+        <w:t>2</w:t>
+      </w:r>
+      <w:r>
+        <w:rPr>
+          <w:color w:val="BCBEC4"/>
+        </w:rPr>
+        <w:t>,</w:t>
+      </w:r>
+      <w:r>
+        <w:rPr>
+          <w:color w:val="2AACB8"/>
+        </w:rPr>
+        <w:t>2</w:t>
+      </w:r>
+      <w:r>
+        <w:rPr>
+          <w:color w:val="BCBEC4"/>
+        </w:rPr>
+        <w:t>)-</w:t>
+      </w:r>
+      <w:r>
+        <w:rPr>
+          <w:color w:val="2AACB8"/>
+        </w:rPr>
+        <w:t>0.93583104521024</w:t>
+      </w:r>
+      <w:r>
+        <w:rPr>
+          <w:color w:val="BCBEC4"/>
+        </w:rPr>
+        <w:t xml:space="preserve">)&lt;TOL_ &amp;&amp; </w:t>
+      </w:r>
+      <w:proofErr w:type="spellStart"/>
+      <w:r>
+        <w:rPr>
+          <w:color w:val="56A8F5"/>
+        </w:rPr>
+        <w:t>fabs</w:t>
+      </w:r>
+      <w:proofErr w:type="spellEnd"/>
+      <w:r>
+        <w:rPr>
+          <w:color w:val="BCBEC4"/>
+        </w:rPr>
+        <w:t>(</w:t>
+      </w:r>
+      <w:proofErr w:type="spellStart"/>
+      <w:r>
+        <w:rPr>
+          <w:color w:val="BCBEC4"/>
+        </w:rPr>
+        <w:t>pnm</w:t>
+      </w:r>
+      <w:proofErr w:type="spellEnd"/>
+      <w:r>
+        <w:rPr>
+          <w:color w:val="BCBEC4"/>
+        </w:rPr>
+        <w:t>(</w:t>
+      </w:r>
+      <w:r>
+        <w:rPr>
+          <w:color w:val="2AACB8"/>
+        </w:rPr>
+        <w:t>3</w:t>
+      </w:r>
+      <w:r>
+        <w:rPr>
+          <w:color w:val="BCBEC4"/>
+        </w:rPr>
+        <w:t>,</w:t>
+      </w:r>
+      <w:r>
+        <w:rPr>
+          <w:color w:val="2AACB8"/>
+        </w:rPr>
+        <w:t>2</w:t>
+      </w:r>
+      <w:r>
+        <w:rPr>
+          <w:color w:val="BCBEC4"/>
+        </w:rPr>
+        <w:t>)-</w:t>
+      </w:r>
+      <w:r>
+        <w:rPr>
+          <w:color w:val="2AACB8"/>
+        </w:rPr>
+        <w:t>1.76084689542256</w:t>
+      </w:r>
+      <w:r>
+        <w:rPr>
+          <w:color w:val="BCBEC4"/>
+        </w:rPr>
+        <w:t>)&lt;TOL_);</w:t>
+      </w:r>
+      <w:r>
+        <w:rPr>
+          <w:color w:val="BCBEC4"/>
+        </w:rPr>
+        <w:br/>
+        <w:t xml:space="preserve">    _</w:t>
+      </w:r>
+      <w:proofErr w:type="spellStart"/>
+      <w:r>
+        <w:rPr>
+          <w:color w:val="BCBEC4"/>
+        </w:rPr>
+        <w:t>assert</w:t>
+      </w:r>
+      <w:proofErr w:type="spellEnd"/>
+      <w:r>
+        <w:rPr>
+          <w:color w:val="BCBEC4"/>
+        </w:rPr>
+        <w:t>(</w:t>
+      </w:r>
+      <w:proofErr w:type="spellStart"/>
+      <w:r>
+        <w:rPr>
+          <w:color w:val="56A8F5"/>
+        </w:rPr>
+        <w:t>fabs</w:t>
+      </w:r>
+      <w:proofErr w:type="spellEnd"/>
+      <w:r>
+        <w:rPr>
+          <w:color w:val="BCBEC4"/>
+        </w:rPr>
+        <w:t>(</w:t>
+      </w:r>
+      <w:proofErr w:type="spellStart"/>
+      <w:r>
+        <w:rPr>
+          <w:color w:val="BCBEC4"/>
+        </w:rPr>
+        <w:t>pnm</w:t>
+      </w:r>
+      <w:proofErr w:type="spellEnd"/>
+      <w:r>
+        <w:rPr>
+          <w:color w:val="BCBEC4"/>
+        </w:rPr>
+        <w:t>(</w:t>
+      </w:r>
+      <w:r>
+        <w:rPr>
+          <w:color w:val="2AACB8"/>
+        </w:rPr>
+        <w:t>1</w:t>
+      </w:r>
+      <w:r>
+        <w:rPr>
+          <w:color w:val="BCBEC4"/>
+        </w:rPr>
+        <w:t>,</w:t>
+      </w:r>
+      <w:r>
+        <w:rPr>
+          <w:color w:val="2AACB8"/>
+        </w:rPr>
+        <w:t>3</w:t>
+      </w:r>
+      <w:r>
+        <w:rPr>
+          <w:color w:val="BCBEC4"/>
+        </w:rPr>
+        <w:t>)-</w:t>
+      </w:r>
+      <w:r>
+        <w:rPr>
+          <w:color w:val="2AACB8"/>
+        </w:rPr>
+        <w:t>0</w:t>
+      </w:r>
+      <w:r>
+        <w:rPr>
+          <w:color w:val="BCBEC4"/>
+        </w:rPr>
+        <w:t xml:space="preserve">)&lt;TOL_ &amp;&amp; </w:t>
+      </w:r>
+      <w:proofErr w:type="spellStart"/>
+      <w:r>
+        <w:rPr>
+          <w:color w:val="56A8F5"/>
+        </w:rPr>
+        <w:t>fabs</w:t>
+      </w:r>
+      <w:proofErr w:type="spellEnd"/>
+      <w:r>
+        <w:rPr>
+          <w:color w:val="BCBEC4"/>
+        </w:rPr>
+        <w:t>(</w:t>
+      </w:r>
+      <w:proofErr w:type="spellStart"/>
+      <w:r>
+        <w:rPr>
+          <w:color w:val="BCBEC4"/>
+        </w:rPr>
+        <w:t>pnm</w:t>
+      </w:r>
+      <w:proofErr w:type="spellEnd"/>
+      <w:r>
+        <w:rPr>
+          <w:color w:val="BCBEC4"/>
+        </w:rPr>
+        <w:t>(</w:t>
+      </w:r>
+      <w:r>
+        <w:rPr>
+          <w:color w:val="2AACB8"/>
+        </w:rPr>
+        <w:t>2</w:t>
+      </w:r>
+      <w:r>
+        <w:rPr>
+          <w:color w:val="BCBEC4"/>
+        </w:rPr>
+        <w:t>,</w:t>
+      </w:r>
+      <w:r>
+        <w:rPr>
+          <w:color w:val="2AACB8"/>
+        </w:rPr>
+        <w:t>3</w:t>
+      </w:r>
+      <w:r>
+        <w:rPr>
+          <w:color w:val="BCBEC4"/>
+        </w:rPr>
+        <w:t>)-</w:t>
+      </w:r>
+      <w:r>
+        <w:rPr>
+          <w:color w:val="2AACB8"/>
+        </w:rPr>
+        <w:t>0</w:t>
+      </w:r>
+      <w:r>
+        <w:rPr>
+          <w:color w:val="BCBEC4"/>
+        </w:rPr>
+        <w:t xml:space="preserve">)&lt;TOL_ &amp;&amp; </w:t>
+      </w:r>
+      <w:proofErr w:type="spellStart"/>
+      <w:r>
+        <w:rPr>
+          <w:color w:val="56A8F5"/>
+        </w:rPr>
+        <w:t>fabs</w:t>
+      </w:r>
+      <w:proofErr w:type="spellEnd"/>
+      <w:r>
+        <w:rPr>
+          <w:color w:val="BCBEC4"/>
+        </w:rPr>
+        <w:t>(</w:t>
+      </w:r>
+      <w:proofErr w:type="spellStart"/>
+      <w:r>
+        <w:rPr>
+          <w:color w:val="BCBEC4"/>
+        </w:rPr>
+        <w:t>pnm</w:t>
+      </w:r>
+      <w:proofErr w:type="spellEnd"/>
+      <w:r>
+        <w:rPr>
+          <w:color w:val="BCBEC4"/>
+        </w:rPr>
+        <w:t>(</w:t>
+      </w:r>
+      <w:r>
+        <w:rPr>
+          <w:color w:val="2AACB8"/>
+        </w:rPr>
+        <w:t>3</w:t>
+      </w:r>
+      <w:r>
+        <w:rPr>
+          <w:color w:val="BCBEC4"/>
+        </w:rPr>
+        <w:t>,</w:t>
+      </w:r>
+      <w:r>
+        <w:rPr>
+          <w:color w:val="2AACB8"/>
+        </w:rPr>
+        <w:t>3</w:t>
+      </w:r>
+      <w:r>
+        <w:rPr>
+          <w:color w:val="BCBEC4"/>
+        </w:rPr>
+        <w:t>)-</w:t>
+      </w:r>
+      <w:r>
+        <w:rPr>
+          <w:color w:val="2AACB8"/>
+        </w:rPr>
+        <w:t>0.56531339467086</w:t>
+      </w:r>
+      <w:r>
+        <w:rPr>
+          <w:color w:val="BCBEC4"/>
+        </w:rPr>
+        <w:t>)&lt;TOL_);</w:t>
+      </w:r>
+      <w:r>
+        <w:rPr>
+          <w:color w:val="BCBEC4"/>
+        </w:rPr>
+        <w:br/>
+      </w:r>
+      <w:r>
+        <w:rPr>
+          <w:color w:val="BCBEC4"/>
+        </w:rPr>
+        <w:br/>
+        <w:t xml:space="preserve">    _</w:t>
+      </w:r>
+      <w:proofErr w:type="spellStart"/>
+      <w:r>
+        <w:rPr>
+          <w:color w:val="BCBEC4"/>
+        </w:rPr>
+        <w:t>assert</w:t>
+      </w:r>
+      <w:proofErr w:type="spellEnd"/>
+      <w:r>
+        <w:rPr>
+          <w:color w:val="BCBEC4"/>
+        </w:rPr>
+        <w:t>(</w:t>
+      </w:r>
+      <w:proofErr w:type="spellStart"/>
+      <w:r>
+        <w:rPr>
+          <w:color w:val="56A8F5"/>
+        </w:rPr>
+        <w:t>fabs</w:t>
+      </w:r>
+      <w:proofErr w:type="spellEnd"/>
+      <w:r>
+        <w:rPr>
+          <w:color w:val="BCBEC4"/>
+        </w:rPr>
+        <w:t>(</w:t>
+      </w:r>
+      <w:proofErr w:type="spellStart"/>
+      <w:r>
+        <w:rPr>
+          <w:color w:val="BCBEC4"/>
+        </w:rPr>
+        <w:t>dpnm</w:t>
+      </w:r>
+      <w:proofErr w:type="spellEnd"/>
+      <w:r>
+        <w:rPr>
+          <w:color w:val="BCBEC4"/>
+        </w:rPr>
+        <w:t>(</w:t>
+      </w:r>
+      <w:r>
+        <w:rPr>
+          <w:color w:val="2AACB8"/>
+        </w:rPr>
+        <w:t>1</w:t>
+      </w:r>
+      <w:r>
+        <w:rPr>
+          <w:color w:val="BCBEC4"/>
+        </w:rPr>
+        <w:t>,</w:t>
+      </w:r>
+      <w:r>
+        <w:rPr>
+          <w:color w:val="2AACB8"/>
+        </w:rPr>
+        <w:t>1</w:t>
+      </w:r>
+      <w:r>
+        <w:rPr>
+          <w:color w:val="BCBEC4"/>
+        </w:rPr>
+        <w:t>)-</w:t>
+      </w:r>
+      <w:r>
+        <w:rPr>
+          <w:color w:val="2AACB8"/>
+        </w:rPr>
+        <w:t>0</w:t>
+      </w:r>
+      <w:r>
+        <w:rPr>
+          <w:color w:val="BCBEC4"/>
+        </w:rPr>
+        <w:t xml:space="preserve">)&lt;TOL_ &amp;&amp; </w:t>
+      </w:r>
+      <w:proofErr w:type="spellStart"/>
+      <w:r>
+        <w:rPr>
+          <w:color w:val="56A8F5"/>
+        </w:rPr>
+        <w:t>fabs</w:t>
+      </w:r>
+      <w:proofErr w:type="spellEnd"/>
+      <w:r>
+        <w:rPr>
+          <w:color w:val="BCBEC4"/>
+        </w:rPr>
+        <w:t>(</w:t>
+      </w:r>
+      <w:proofErr w:type="spellStart"/>
+      <w:r>
+        <w:rPr>
+          <w:color w:val="BCBEC4"/>
+        </w:rPr>
+        <w:t>dpnm</w:t>
+      </w:r>
+      <w:proofErr w:type="spellEnd"/>
+      <w:r>
+        <w:rPr>
+          <w:color w:val="BCBEC4"/>
+        </w:rPr>
+        <w:t>(</w:t>
+      </w:r>
+      <w:r>
+        <w:rPr>
+          <w:color w:val="2AACB8"/>
+        </w:rPr>
+        <w:t>2</w:t>
+      </w:r>
+      <w:r>
+        <w:rPr>
+          <w:color w:val="BCBEC4"/>
+        </w:rPr>
+        <w:t>,</w:t>
+      </w:r>
+      <w:r>
+        <w:rPr>
+          <w:color w:val="2AACB8"/>
+        </w:rPr>
+        <w:t>1</w:t>
+      </w:r>
+      <w:r>
+        <w:rPr>
+          <w:color w:val="BCBEC4"/>
+        </w:rPr>
+        <w:t>)-</w:t>
+      </w:r>
+      <w:r>
+        <w:rPr>
+          <w:color w:val="2AACB8"/>
+        </w:rPr>
+        <w:t>0.93583104521024</w:t>
+      </w:r>
+      <w:r>
+        <w:rPr>
+          <w:color w:val="BCBEC4"/>
+        </w:rPr>
+        <w:t xml:space="preserve">)&lt;TOL2_ &amp;&amp; </w:t>
+      </w:r>
+      <w:proofErr w:type="spellStart"/>
+      <w:r>
+        <w:rPr>
+          <w:color w:val="56A8F5"/>
+        </w:rPr>
+        <w:t>fabs</w:t>
+      </w:r>
+      <w:proofErr w:type="spellEnd"/>
+      <w:r>
+        <w:rPr>
+          <w:color w:val="BCBEC4"/>
+        </w:rPr>
+        <w:t>(</w:t>
+      </w:r>
+      <w:proofErr w:type="spellStart"/>
+      <w:r>
+        <w:rPr>
+          <w:color w:val="BCBEC4"/>
+        </w:rPr>
+        <w:t>dpnm</w:t>
+      </w:r>
+      <w:proofErr w:type="spellEnd"/>
+      <w:r>
+        <w:rPr>
+          <w:color w:val="BCBEC4"/>
+        </w:rPr>
+        <w:t>(</w:t>
+      </w:r>
+      <w:r>
+        <w:rPr>
+          <w:color w:val="2AACB8"/>
+        </w:rPr>
+        <w:t>3</w:t>
+      </w:r>
+      <w:r>
+        <w:rPr>
+          <w:color w:val="BCBEC4"/>
+        </w:rPr>
+        <w:t>,</w:t>
+      </w:r>
+      <w:r>
+        <w:rPr>
+          <w:color w:val="2AACB8"/>
+        </w:rPr>
+        <w:t>1</w:t>
+      </w:r>
+      <w:r>
+        <w:rPr>
+          <w:color w:val="BCBEC4"/>
+        </w:rPr>
+        <w:t>)-</w:t>
+      </w:r>
+      <w:r>
+        <w:rPr>
+          <w:color w:val="2AACB8"/>
+        </w:rPr>
+        <w:t>3.04987628722180</w:t>
+      </w:r>
+      <w:r>
+        <w:rPr>
+          <w:color w:val="BCBEC4"/>
+        </w:rPr>
+        <w:t>)&lt;TOL2_);</w:t>
+      </w:r>
+      <w:r>
+        <w:rPr>
+          <w:color w:val="BCBEC4"/>
+        </w:rPr>
+        <w:br/>
+        <w:t xml:space="preserve">    _</w:t>
+      </w:r>
+      <w:proofErr w:type="spellStart"/>
+      <w:r>
+        <w:rPr>
+          <w:color w:val="BCBEC4"/>
+        </w:rPr>
+        <w:t>assert</w:t>
+      </w:r>
+      <w:proofErr w:type="spellEnd"/>
+      <w:r>
+        <w:rPr>
+          <w:color w:val="BCBEC4"/>
+        </w:rPr>
+        <w:t>(</w:t>
+      </w:r>
+      <w:proofErr w:type="spellStart"/>
+      <w:r>
+        <w:rPr>
+          <w:color w:val="56A8F5"/>
+        </w:rPr>
+        <w:t>fabs</w:t>
+      </w:r>
+      <w:proofErr w:type="spellEnd"/>
+      <w:r>
+        <w:rPr>
+          <w:color w:val="BCBEC4"/>
+        </w:rPr>
+        <w:t>(</w:t>
+      </w:r>
+      <w:proofErr w:type="spellStart"/>
+      <w:r>
+        <w:rPr>
+          <w:color w:val="BCBEC4"/>
+        </w:rPr>
+        <w:t>dpnm</w:t>
+      </w:r>
+      <w:proofErr w:type="spellEnd"/>
+      <w:r>
+        <w:rPr>
+          <w:color w:val="BCBEC4"/>
+        </w:rPr>
+        <w:t>(</w:t>
+      </w:r>
+      <w:r>
+        <w:rPr>
+          <w:color w:val="2AACB8"/>
+        </w:rPr>
+        <w:t>1</w:t>
+      </w:r>
+      <w:r>
+        <w:rPr>
+          <w:color w:val="BCBEC4"/>
+        </w:rPr>
+        <w:t>,</w:t>
+      </w:r>
+      <w:r>
+        <w:rPr>
+          <w:color w:val="2AACB8"/>
+        </w:rPr>
+        <w:t>2</w:t>
+      </w:r>
+      <w:r>
+        <w:rPr>
+          <w:color w:val="BCBEC4"/>
+        </w:rPr>
+        <w:t>)-</w:t>
+      </w:r>
+      <w:r>
+        <w:rPr>
+          <w:color w:val="2AACB8"/>
+        </w:rPr>
+        <w:t>0</w:t>
+      </w:r>
+      <w:r>
+        <w:rPr>
+          <w:color w:val="BCBEC4"/>
+        </w:rPr>
+        <w:t xml:space="preserve">)&lt;TOL_ &amp;&amp; </w:t>
+      </w:r>
+      <w:proofErr w:type="spellStart"/>
+      <w:r>
+        <w:rPr>
+          <w:color w:val="56A8F5"/>
+        </w:rPr>
+        <w:t>fabs</w:t>
+      </w:r>
+      <w:proofErr w:type="spellEnd"/>
+      <w:r>
+        <w:rPr>
+          <w:color w:val="BCBEC4"/>
+        </w:rPr>
+        <w:t>(</w:t>
+      </w:r>
+      <w:proofErr w:type="spellStart"/>
+      <w:r>
+        <w:rPr>
+          <w:color w:val="BCBEC4"/>
+        </w:rPr>
+        <w:t>dpnm</w:t>
+      </w:r>
+      <w:proofErr w:type="spellEnd"/>
+      <w:r>
+        <w:rPr>
+          <w:color w:val="BCBEC4"/>
+        </w:rPr>
+        <w:t>(</w:t>
+      </w:r>
+      <w:r>
+        <w:rPr>
+          <w:color w:val="2AACB8"/>
+        </w:rPr>
+        <w:t>2</w:t>
+      </w:r>
+      <w:r>
+        <w:rPr>
+          <w:color w:val="BCBEC4"/>
+        </w:rPr>
+        <w:t>,</w:t>
+      </w:r>
+      <w:r>
+        <w:rPr>
+          <w:color w:val="2AACB8"/>
+        </w:rPr>
+        <w:t>2</w:t>
+      </w:r>
+      <w:r>
+        <w:rPr>
+          <w:color w:val="BCBEC4"/>
+        </w:rPr>
+        <w:t>)+</w:t>
+      </w:r>
+      <w:r>
+        <w:rPr>
+          <w:color w:val="2AACB8"/>
+        </w:rPr>
+        <w:t>1.45747049878230</w:t>
+      </w:r>
+      <w:r>
+        <w:rPr>
+          <w:color w:val="BCBEC4"/>
+        </w:rPr>
+        <w:t xml:space="preserve">)&lt;TOL_ &amp;&amp; </w:t>
+      </w:r>
+      <w:proofErr w:type="spellStart"/>
+      <w:r>
+        <w:rPr>
+          <w:color w:val="56A8F5"/>
+        </w:rPr>
+        <w:t>fabs</w:t>
+      </w:r>
+      <w:proofErr w:type="spellEnd"/>
+      <w:r>
+        <w:rPr>
+          <w:color w:val="BCBEC4"/>
+        </w:rPr>
+        <w:t>(</w:t>
+      </w:r>
+      <w:proofErr w:type="spellStart"/>
+      <w:r>
+        <w:rPr>
+          <w:color w:val="BCBEC4"/>
+        </w:rPr>
+        <w:t>dpnm</w:t>
+      </w:r>
+      <w:proofErr w:type="spellEnd"/>
+      <w:r>
+        <w:rPr>
+          <w:color w:val="BCBEC4"/>
+        </w:rPr>
+        <w:t>(</w:t>
+      </w:r>
+      <w:r>
+        <w:rPr>
+          <w:color w:val="2AACB8"/>
+        </w:rPr>
+        <w:t>3</w:t>
+      </w:r>
+      <w:r>
+        <w:rPr>
+          <w:color w:val="BCBEC4"/>
+        </w:rPr>
+        <w:t>,</w:t>
+      </w:r>
+      <w:r>
+        <w:rPr>
+          <w:color w:val="2AACB8"/>
+        </w:rPr>
+        <w:t>2</w:t>
+      </w:r>
+      <w:r>
+        <w:rPr>
+          <w:color w:val="BCBEC4"/>
+        </w:rPr>
+        <w:t>)+</w:t>
+      </w:r>
+      <w:r>
+        <w:rPr>
+          <w:color w:val="2AACB8"/>
+        </w:rPr>
+        <w:t>1.61172976752398</w:t>
+      </w:r>
+      <w:r>
+        <w:rPr>
+          <w:color w:val="BCBEC4"/>
+        </w:rPr>
+        <w:t>)&lt;TOL_);</w:t>
+      </w:r>
+      <w:r>
+        <w:rPr>
+          <w:color w:val="BCBEC4"/>
+        </w:rPr>
+        <w:br/>
+        <w:t xml:space="preserve">    _</w:t>
+      </w:r>
+      <w:proofErr w:type="spellStart"/>
+      <w:r>
+        <w:rPr>
+          <w:color w:val="BCBEC4"/>
+        </w:rPr>
+        <w:t>assert</w:t>
+      </w:r>
+      <w:proofErr w:type="spellEnd"/>
+      <w:r>
+        <w:rPr>
+          <w:color w:val="BCBEC4"/>
+        </w:rPr>
+        <w:t>(</w:t>
+      </w:r>
+      <w:proofErr w:type="spellStart"/>
+      <w:r>
+        <w:rPr>
+          <w:color w:val="56A8F5"/>
+        </w:rPr>
+        <w:t>fabs</w:t>
+      </w:r>
+      <w:proofErr w:type="spellEnd"/>
+      <w:r>
+        <w:rPr>
+          <w:color w:val="BCBEC4"/>
+        </w:rPr>
+        <w:t>(</w:t>
+      </w:r>
+      <w:proofErr w:type="spellStart"/>
+      <w:r>
+        <w:rPr>
+          <w:color w:val="BCBEC4"/>
+        </w:rPr>
+        <w:t>dpnm</w:t>
+      </w:r>
+      <w:proofErr w:type="spellEnd"/>
+      <w:r>
+        <w:rPr>
+          <w:color w:val="BCBEC4"/>
+        </w:rPr>
+        <w:t>(</w:t>
+      </w:r>
+      <w:r>
+        <w:rPr>
+          <w:color w:val="2AACB8"/>
+        </w:rPr>
+        <w:t>1</w:t>
+      </w:r>
+      <w:r>
+        <w:rPr>
+          <w:color w:val="BCBEC4"/>
+        </w:rPr>
+        <w:t>,</w:t>
+      </w:r>
+      <w:r>
+        <w:rPr>
+          <w:color w:val="2AACB8"/>
+        </w:rPr>
+        <w:t>3</w:t>
+      </w:r>
+      <w:r>
+        <w:rPr>
+          <w:color w:val="BCBEC4"/>
+        </w:rPr>
+        <w:t>)-</w:t>
+      </w:r>
+      <w:r>
+        <w:rPr>
+          <w:color w:val="2AACB8"/>
+        </w:rPr>
+        <w:t>0</w:t>
+      </w:r>
+      <w:r>
+        <w:rPr>
+          <w:color w:val="BCBEC4"/>
+        </w:rPr>
+        <w:t xml:space="preserve">)&lt;TOL_ &amp;&amp; </w:t>
+      </w:r>
+      <w:proofErr w:type="spellStart"/>
+      <w:r>
+        <w:rPr>
+          <w:color w:val="56A8F5"/>
+        </w:rPr>
+        <w:t>fabs</w:t>
+      </w:r>
+      <w:proofErr w:type="spellEnd"/>
+      <w:r>
+        <w:rPr>
+          <w:color w:val="BCBEC4"/>
+        </w:rPr>
+        <w:t>(</w:t>
+      </w:r>
+      <w:proofErr w:type="spellStart"/>
+      <w:r>
+        <w:rPr>
+          <w:color w:val="BCBEC4"/>
+        </w:rPr>
+        <w:t>dpnm</w:t>
+      </w:r>
+      <w:proofErr w:type="spellEnd"/>
+      <w:r>
+        <w:rPr>
+          <w:color w:val="BCBEC4"/>
+        </w:rPr>
+        <w:t>(</w:t>
+      </w:r>
+      <w:r>
+        <w:rPr>
+          <w:color w:val="2AACB8"/>
+        </w:rPr>
+        <w:t>2</w:t>
+      </w:r>
+      <w:r>
+        <w:rPr>
+          <w:color w:val="BCBEC4"/>
+        </w:rPr>
+        <w:t>,</w:t>
+      </w:r>
+      <w:r>
+        <w:rPr>
+          <w:color w:val="2AACB8"/>
+        </w:rPr>
+        <w:t>3</w:t>
+      </w:r>
+      <w:r>
+        <w:rPr>
+          <w:color w:val="BCBEC4"/>
+        </w:rPr>
+        <w:t>)-</w:t>
+      </w:r>
+      <w:r>
+        <w:rPr>
+          <w:color w:val="2AACB8"/>
+        </w:rPr>
+        <w:t>0</w:t>
+      </w:r>
+      <w:r>
+        <w:rPr>
+          <w:color w:val="BCBEC4"/>
+        </w:rPr>
+        <w:t xml:space="preserve">)&lt;TOL_ &amp;&amp; </w:t>
+      </w:r>
+      <w:proofErr w:type="spellStart"/>
+      <w:r>
+        <w:rPr>
+          <w:color w:val="56A8F5"/>
+        </w:rPr>
+        <w:t>fabs</w:t>
+      </w:r>
+      <w:proofErr w:type="spellEnd"/>
+      <w:r>
+        <w:rPr>
+          <w:color w:val="BCBEC4"/>
+        </w:rPr>
+        <w:t>(</w:t>
+      </w:r>
+      <w:proofErr w:type="spellStart"/>
+      <w:r>
+        <w:rPr>
+          <w:color w:val="BCBEC4"/>
+        </w:rPr>
+        <w:t>dpnm</w:t>
+      </w:r>
+      <w:proofErr w:type="spellEnd"/>
+      <w:r>
+        <w:rPr>
+          <w:color w:val="BCBEC4"/>
+        </w:rPr>
+        <w:t>(</w:t>
+      </w:r>
+      <w:r>
+        <w:rPr>
+          <w:color w:val="2AACB8"/>
+        </w:rPr>
+        <w:t>3</w:t>
+      </w:r>
+      <w:r>
+        <w:rPr>
+          <w:color w:val="BCBEC4"/>
+        </w:rPr>
+        <w:t>,</w:t>
+      </w:r>
+      <w:r>
+        <w:rPr>
+          <w:color w:val="2AACB8"/>
+        </w:rPr>
+        <w:t>3</w:t>
+      </w:r>
+      <w:r>
+        <w:rPr>
+          <w:color w:val="BCBEC4"/>
+        </w:rPr>
+        <w:t>)+</w:t>
+      </w:r>
+      <w:r>
+        <w:rPr>
+          <w:color w:val="2AACB8"/>
+        </w:rPr>
+        <w:t>1.76084689542256</w:t>
+      </w:r>
+      <w:r>
+        <w:rPr>
+          <w:color w:val="BCBEC4"/>
+        </w:rPr>
+        <w:t>)&lt;TOL_);</w:t>
+      </w:r>
+      <w:r>
+        <w:rPr>
+          <w:color w:val="BCBEC4"/>
+        </w:rPr>
+        <w:br/>
+      </w:r>
+      <w:r>
+        <w:rPr>
+          <w:color w:val="BCBEC4"/>
+        </w:rPr>
+        <w:br/>
+        <w:t xml:space="preserve">    </w:t>
+      </w:r>
+      <w:proofErr w:type="spellStart"/>
+      <w:r>
+        <w:rPr>
+          <w:color w:val="CF8E6D"/>
+        </w:rPr>
+        <w:t>return</w:t>
+      </w:r>
+      <w:proofErr w:type="spellEnd"/>
+      <w:r>
+        <w:rPr>
+          <w:color w:val="CF8E6D"/>
+        </w:rPr>
+        <w:t xml:space="preserve"> </w:t>
+      </w:r>
+      <w:r>
+        <w:rPr>
+          <w:color w:val="2AACB8"/>
+        </w:rPr>
+        <w:t>0</w:t>
+      </w:r>
+      <w:r>
+        <w:rPr>
+          <w:color w:val="BCBEC4"/>
+        </w:rPr>
+        <w:t>;</w:t>
+      </w:r>
+      <w:r>
+        <w:rPr>
+          <w:color w:val="BCBEC4"/>
+        </w:rPr>
+        <w:br/>
+        <w:t>}</w:t>
+      </w:r>
+    </w:p>
+    <w:p>
+      <w:pPr>
+        <w:rPr>
+          <w:color w:val="000000" w:themeColor="text1"/>
+        </w:rPr>
+      </w:pPr>
+      <w:r>
+        <w:rPr>
+          <w:color w:val="000000" w:themeColor="text1"/>
+        </w:rPr>
+        <w:t xml:space="preserve">Los </w:t>
+      </w:r>
+      <w:proofErr w:type="spellStart"/>
+      <w:r>
+        <w:rPr>
+          <w:color w:val="000000" w:themeColor="text1"/>
+        </w:rPr>
+        <w:t>tests</w:t>
+      </w:r>
+      <w:proofErr w:type="spellEnd"/>
+      <w:r>
+        <w:rPr>
+          <w:color w:val="000000" w:themeColor="text1"/>
+        </w:rPr>
+        <w:t xml:space="preserve"> como tal no dieron problemas, lo que sí dio problemas fue la implementación de la función, ya que en las diversas divisiones que hay a lo largo del código tuve que hacer un </w:t>
+      </w:r>
+      <w:proofErr w:type="spellStart"/>
+      <w:r>
+        <w:rPr>
+          <w:color w:val="000000" w:themeColor="text1"/>
+        </w:rPr>
+        <w:t>static_cast</w:t>
+      </w:r>
+      <w:proofErr w:type="spellEnd"/>
+      <w:r>
+        <w:rPr>
+          <w:color w:val="000000" w:themeColor="text1"/>
+        </w:rPr>
+        <w:t>&lt;</w:t>
+      </w:r>
+      <w:proofErr w:type="spellStart"/>
+      <w:r>
+        <w:rPr>
+          <w:color w:val="000000" w:themeColor="text1"/>
+        </w:rPr>
+        <w:t>double</w:t>
+      </w:r>
+      <w:proofErr w:type="spellEnd"/>
+      <w:r>
+        <w:rPr>
+          <w:color w:val="000000" w:themeColor="text1"/>
+        </w:rPr>
+        <w:t>&gt; para evitar pérdida de dígitos y precisión. Quedando la implementación de la siguiente forma:</w:t>
+      </w:r>
+    </w:p>
+    <w:p>
+      <w:pPr>
+        <w:pStyle w:val="HTMLconformatoprevio"/>
+        <w:shd w:val="clear" w:color="auto" w:fill="1E1F22"/>
+        <w:rPr>
+          <w:color w:val="BCBEC4"/>
+        </w:rPr>
+      </w:pPr>
+      <w:proofErr w:type="spellStart"/>
+      <w:r>
+        <w:rPr>
+          <w:color w:val="CF8E6D"/>
+        </w:rPr>
+        <w:lastRenderedPageBreak/>
+        <w:t>void</w:t>
+      </w:r>
+      <w:proofErr w:type="spellEnd"/>
+      <w:r>
+        <w:rPr>
+          <w:color w:val="CF8E6D"/>
+        </w:rPr>
+        <w:t xml:space="preserve"> </w:t>
+      </w:r>
+      <w:r>
+        <w:rPr>
+          <w:color w:val="56A8F5"/>
+        </w:rPr>
+        <w:t>Legendre</w:t>
+      </w:r>
+      <w:r>
+        <w:rPr>
+          <w:color w:val="BCBEC4"/>
+        </w:rPr>
+        <w:t>(</w:t>
+      </w:r>
+      <w:proofErr w:type="spellStart"/>
+      <w:r>
+        <w:rPr>
+          <w:color w:val="CF8E6D"/>
+        </w:rPr>
+        <w:t>int</w:t>
+      </w:r>
+      <w:proofErr w:type="spellEnd"/>
+      <w:r>
+        <w:rPr>
+          <w:color w:val="CF8E6D"/>
+        </w:rPr>
+        <w:t xml:space="preserve"> </w:t>
+      </w:r>
+      <w:r>
+        <w:rPr>
+          <w:color w:val="BCBEC4"/>
+        </w:rPr>
+        <w:t xml:space="preserve">n, </w:t>
+      </w:r>
+      <w:proofErr w:type="spellStart"/>
+      <w:r>
+        <w:rPr>
+          <w:color w:val="CF8E6D"/>
+        </w:rPr>
+        <w:t>int</w:t>
+      </w:r>
+      <w:proofErr w:type="spellEnd"/>
+      <w:r>
+        <w:rPr>
+          <w:color w:val="CF8E6D"/>
+        </w:rPr>
+        <w:t xml:space="preserve"> </w:t>
+      </w:r>
+      <w:r>
+        <w:rPr>
+          <w:color w:val="BCBEC4"/>
+        </w:rPr>
+        <w:t xml:space="preserve">m, </w:t>
+      </w:r>
+      <w:proofErr w:type="spellStart"/>
+      <w:r>
+        <w:rPr>
+          <w:color w:val="CF8E6D"/>
+        </w:rPr>
+        <w:t>double</w:t>
+      </w:r>
+      <w:proofErr w:type="spellEnd"/>
+      <w:r>
+        <w:rPr>
+          <w:color w:val="CF8E6D"/>
+        </w:rPr>
+        <w:t xml:space="preserve"> </w:t>
+      </w:r>
+      <w:r>
+        <w:rPr>
+          <w:color w:val="BCBEC4"/>
+        </w:rPr>
+        <w:t>fi, Matrix &amp;</w:t>
+      </w:r>
+      <w:proofErr w:type="spellStart"/>
+      <w:r>
+        <w:rPr>
+          <w:color w:val="BCBEC4"/>
+        </w:rPr>
+        <w:t>pnm</w:t>
+      </w:r>
+      <w:proofErr w:type="spellEnd"/>
+      <w:r>
+        <w:rPr>
+          <w:color w:val="BCBEC4"/>
+        </w:rPr>
+        <w:t>, Matrix &amp;</w:t>
+      </w:r>
+      <w:proofErr w:type="spellStart"/>
+      <w:r>
+        <w:rPr>
+          <w:color w:val="BCBEC4"/>
+        </w:rPr>
+        <w:t>dpnm</w:t>
+      </w:r>
+      <w:proofErr w:type="spellEnd"/>
+      <w:r>
+        <w:rPr>
+          <w:color w:val="BCBEC4"/>
+        </w:rPr>
+        <w:t>) {</w:t>
+      </w:r>
+      <w:r>
+        <w:rPr>
+          <w:color w:val="BCBEC4"/>
+        </w:rPr>
+        <w:br/>
+      </w:r>
+      <w:r>
+        <w:rPr>
+          <w:color w:val="BCBEC4"/>
+        </w:rPr>
+        <w:br/>
+        <w:t xml:space="preserve">    </w:t>
+      </w:r>
+      <w:proofErr w:type="spellStart"/>
+      <w:r>
+        <w:rPr>
+          <w:color w:val="BCBEC4"/>
+        </w:rPr>
+        <w:t>pnm</w:t>
+      </w:r>
+      <w:proofErr w:type="spellEnd"/>
+      <w:r>
+        <w:rPr>
+          <w:color w:val="BCBEC4"/>
+        </w:rPr>
+        <w:t>(</w:t>
+      </w:r>
+      <w:r>
+        <w:rPr>
+          <w:color w:val="2AACB8"/>
+        </w:rPr>
+        <w:t>1</w:t>
+      </w:r>
+      <w:r>
+        <w:rPr>
+          <w:color w:val="BCBEC4"/>
+        </w:rPr>
+        <w:t xml:space="preserve">, </w:t>
+      </w:r>
+      <w:r>
+        <w:rPr>
+          <w:color w:val="2AACB8"/>
+        </w:rPr>
+        <w:t>1</w:t>
+      </w:r>
+      <w:r>
+        <w:rPr>
+          <w:color w:val="BCBEC4"/>
+        </w:rPr>
+        <w:t xml:space="preserve">) = </w:t>
+      </w:r>
+      <w:r>
+        <w:rPr>
+          <w:color w:val="2AACB8"/>
+        </w:rPr>
+        <w:t>1</w:t>
+      </w:r>
+      <w:r>
+        <w:rPr>
+          <w:color w:val="BCBEC4"/>
+        </w:rPr>
+        <w:t>;</w:t>
+      </w:r>
+      <w:r>
+        <w:rPr>
+          <w:color w:val="BCBEC4"/>
+        </w:rPr>
+        <w:br/>
+        <w:t xml:space="preserve">    </w:t>
+      </w:r>
+      <w:proofErr w:type="spellStart"/>
+      <w:r>
+        <w:rPr>
+          <w:color w:val="BCBEC4"/>
+        </w:rPr>
+        <w:t>dpnm</w:t>
+      </w:r>
+      <w:proofErr w:type="spellEnd"/>
+      <w:r>
+        <w:rPr>
+          <w:color w:val="BCBEC4"/>
+        </w:rPr>
+        <w:t>(</w:t>
+      </w:r>
+      <w:r>
+        <w:rPr>
+          <w:color w:val="2AACB8"/>
+        </w:rPr>
+        <w:t>1</w:t>
+      </w:r>
+      <w:r>
+        <w:rPr>
+          <w:color w:val="BCBEC4"/>
+        </w:rPr>
+        <w:t xml:space="preserve">, </w:t>
+      </w:r>
+      <w:r>
+        <w:rPr>
+          <w:color w:val="2AACB8"/>
+        </w:rPr>
+        <w:t>1</w:t>
+      </w:r>
+      <w:r>
+        <w:rPr>
+          <w:color w:val="BCBEC4"/>
+        </w:rPr>
+        <w:t xml:space="preserve">) = </w:t>
+      </w:r>
+      <w:r>
+        <w:rPr>
+          <w:color w:val="2AACB8"/>
+        </w:rPr>
+        <w:t>0</w:t>
+      </w:r>
+      <w:r>
+        <w:rPr>
+          <w:color w:val="BCBEC4"/>
+        </w:rPr>
+        <w:t>;</w:t>
+      </w:r>
+      <w:r>
+        <w:rPr>
+          <w:color w:val="BCBEC4"/>
+        </w:rPr>
+        <w:br/>
+        <w:t xml:space="preserve">    </w:t>
+      </w:r>
+      <w:proofErr w:type="spellStart"/>
+      <w:r>
+        <w:rPr>
+          <w:color w:val="BCBEC4"/>
+        </w:rPr>
+        <w:t>pnm</w:t>
+      </w:r>
+      <w:proofErr w:type="spellEnd"/>
+      <w:r>
+        <w:rPr>
+          <w:color w:val="BCBEC4"/>
+        </w:rPr>
+        <w:t>(</w:t>
+      </w:r>
+      <w:r>
+        <w:rPr>
+          <w:color w:val="2AACB8"/>
+        </w:rPr>
+        <w:t>2</w:t>
+      </w:r>
+      <w:r>
+        <w:rPr>
+          <w:color w:val="BCBEC4"/>
+        </w:rPr>
+        <w:t xml:space="preserve">, </w:t>
+      </w:r>
+      <w:r>
+        <w:rPr>
+          <w:color w:val="2AACB8"/>
+        </w:rPr>
+        <w:t>2</w:t>
+      </w:r>
+      <w:r>
+        <w:rPr>
+          <w:color w:val="BCBEC4"/>
+        </w:rPr>
+        <w:t xml:space="preserve">) = </w:t>
+      </w:r>
+      <w:proofErr w:type="spellStart"/>
+      <w:r>
+        <w:rPr>
+          <w:color w:val="56A8F5"/>
+        </w:rPr>
+        <w:t>sqrt</w:t>
+      </w:r>
+      <w:proofErr w:type="spellEnd"/>
+      <w:r>
+        <w:rPr>
+          <w:color w:val="BCBEC4"/>
+        </w:rPr>
+        <w:t>(</w:t>
+      </w:r>
+      <w:r>
+        <w:rPr>
+          <w:color w:val="2AACB8"/>
+        </w:rPr>
+        <w:t>3</w:t>
+      </w:r>
+      <w:r>
+        <w:rPr>
+          <w:color w:val="BCBEC4"/>
+        </w:rPr>
+        <w:t xml:space="preserve">) * </w:t>
+      </w:r>
+      <w:r>
+        <w:rPr>
+          <w:color w:val="56A8F5"/>
+        </w:rPr>
+        <w:t>cos</w:t>
+      </w:r>
+      <w:r>
+        <w:rPr>
+          <w:color w:val="BCBEC4"/>
+        </w:rPr>
+        <w:t>(fi);</w:t>
+      </w:r>
+      <w:r>
+        <w:rPr>
+          <w:color w:val="BCBEC4"/>
+        </w:rPr>
+        <w:br/>
+        <w:t xml:space="preserve">    </w:t>
+      </w:r>
+      <w:proofErr w:type="spellStart"/>
+      <w:r>
+        <w:rPr>
+          <w:color w:val="BCBEC4"/>
+        </w:rPr>
+        <w:t>dpnm</w:t>
+      </w:r>
+      <w:proofErr w:type="spellEnd"/>
+      <w:r>
+        <w:rPr>
+          <w:color w:val="BCBEC4"/>
+        </w:rPr>
+        <w:t>(</w:t>
+      </w:r>
+      <w:r>
+        <w:rPr>
+          <w:color w:val="2AACB8"/>
+        </w:rPr>
+        <w:t>2</w:t>
+      </w:r>
+      <w:r>
+        <w:rPr>
+          <w:color w:val="BCBEC4"/>
+        </w:rPr>
+        <w:t xml:space="preserve">, </w:t>
+      </w:r>
+      <w:r>
+        <w:rPr>
+          <w:color w:val="2AACB8"/>
+        </w:rPr>
+        <w:t>2</w:t>
+      </w:r>
+      <w:r>
+        <w:rPr>
+          <w:color w:val="BCBEC4"/>
+        </w:rPr>
+        <w:t>) = -</w:t>
+      </w:r>
+      <w:proofErr w:type="spellStart"/>
+      <w:r>
+        <w:rPr>
+          <w:color w:val="56A8F5"/>
+        </w:rPr>
+        <w:t>sqrt</w:t>
+      </w:r>
+      <w:proofErr w:type="spellEnd"/>
+      <w:r>
+        <w:rPr>
+          <w:color w:val="BCBEC4"/>
+        </w:rPr>
+        <w:t>(</w:t>
+      </w:r>
+      <w:r>
+        <w:rPr>
+          <w:color w:val="2AACB8"/>
+        </w:rPr>
+        <w:t>3</w:t>
+      </w:r>
+      <w:r>
+        <w:rPr>
+          <w:color w:val="BCBEC4"/>
+        </w:rPr>
+        <w:t xml:space="preserve">) * </w:t>
+      </w:r>
+      <w:r>
+        <w:rPr>
+          <w:color w:val="56A8F5"/>
+        </w:rPr>
+        <w:t>sin</w:t>
+      </w:r>
+      <w:r>
+        <w:rPr>
+          <w:color w:val="BCBEC4"/>
+        </w:rPr>
+        <w:t>(fi);</w:t>
+      </w:r>
+      <w:r>
+        <w:rPr>
+          <w:color w:val="BCBEC4"/>
+        </w:rPr>
+        <w:br/>
+        <w:t xml:space="preserve">    </w:t>
+      </w:r>
+      <w:r>
+        <w:rPr>
+          <w:color w:val="7A7E85"/>
+        </w:rPr>
+        <w:t xml:space="preserve">// diagonal </w:t>
+      </w:r>
+      <w:proofErr w:type="spellStart"/>
+      <w:r>
+        <w:rPr>
+          <w:color w:val="7A7E85"/>
+        </w:rPr>
+        <w:t>coefficients</w:t>
+      </w:r>
+      <w:proofErr w:type="spellEnd"/>
+      <w:r>
+        <w:rPr>
+          <w:color w:val="7A7E85"/>
+        </w:rPr>
+        <w:br/>
+        <w:t xml:space="preserve">    </w:t>
+      </w:r>
+      <w:proofErr w:type="spellStart"/>
+      <w:r>
+        <w:rPr>
+          <w:color w:val="CF8E6D"/>
+        </w:rPr>
+        <w:t>for</w:t>
+      </w:r>
+      <w:proofErr w:type="spellEnd"/>
+      <w:r>
+        <w:rPr>
+          <w:color w:val="CF8E6D"/>
+        </w:rPr>
+        <w:t xml:space="preserve"> </w:t>
+      </w:r>
+      <w:r>
+        <w:rPr>
+          <w:color w:val="BCBEC4"/>
+        </w:rPr>
+        <w:t>(</w:t>
+      </w:r>
+      <w:proofErr w:type="spellStart"/>
+      <w:r>
+        <w:rPr>
+          <w:color w:val="CF8E6D"/>
+        </w:rPr>
+        <w:t>int</w:t>
+      </w:r>
+      <w:proofErr w:type="spellEnd"/>
+      <w:r>
+        <w:rPr>
+          <w:color w:val="CF8E6D"/>
+        </w:rPr>
+        <w:t xml:space="preserve"> </w:t>
+      </w:r>
+      <w:r>
+        <w:rPr>
+          <w:color w:val="BCBEC4"/>
+        </w:rPr>
+        <w:t xml:space="preserve">i = </w:t>
+      </w:r>
+      <w:r>
+        <w:rPr>
+          <w:color w:val="2AACB8"/>
+        </w:rPr>
+        <w:t>2</w:t>
+      </w:r>
+      <w:r>
+        <w:rPr>
+          <w:color w:val="BCBEC4"/>
+        </w:rPr>
+        <w:t>; i &lt;= n; i++) {</w:t>
+      </w:r>
+      <w:r>
+        <w:rPr>
+          <w:color w:val="BCBEC4"/>
+        </w:rPr>
+        <w:br/>
+        <w:t xml:space="preserve">        </w:t>
+      </w:r>
+      <w:proofErr w:type="spellStart"/>
+      <w:r>
+        <w:rPr>
+          <w:color w:val="BCBEC4"/>
+        </w:rPr>
+        <w:t>pnm</w:t>
+      </w:r>
+      <w:proofErr w:type="spellEnd"/>
+      <w:r>
+        <w:rPr>
+          <w:color w:val="BCBEC4"/>
+        </w:rPr>
+        <w:t xml:space="preserve">(i + </w:t>
+      </w:r>
+      <w:r>
+        <w:rPr>
+          <w:color w:val="2AACB8"/>
+        </w:rPr>
+        <w:t>1</w:t>
+      </w:r>
+      <w:r>
+        <w:rPr>
+          <w:color w:val="BCBEC4"/>
+        </w:rPr>
+        <w:t xml:space="preserve">, i + </w:t>
+      </w:r>
+      <w:r>
+        <w:rPr>
+          <w:color w:val="2AACB8"/>
+        </w:rPr>
+        <w:t>1</w:t>
+      </w:r>
+      <w:r>
+        <w:rPr>
+          <w:color w:val="BCBEC4"/>
+        </w:rPr>
+        <w:t xml:space="preserve">) = </w:t>
+      </w:r>
+      <w:proofErr w:type="spellStart"/>
+      <w:r>
+        <w:rPr>
+          <w:color w:val="56A8F5"/>
+        </w:rPr>
+        <w:t>sqrt</w:t>
+      </w:r>
+      <w:proofErr w:type="spellEnd"/>
+      <w:r>
+        <w:rPr>
+          <w:color w:val="BCBEC4"/>
+        </w:rPr>
+        <w:t>(</w:t>
+      </w:r>
+      <w:proofErr w:type="spellStart"/>
+      <w:r>
+        <w:rPr>
+          <w:color w:val="CF8E6D"/>
+          <w:highlight w:val="green"/>
+        </w:rPr>
+        <w:t>static_cast</w:t>
+      </w:r>
+      <w:proofErr w:type="spellEnd"/>
+      <w:r>
+        <w:rPr>
+          <w:color w:val="BCBEC4"/>
+          <w:highlight w:val="green"/>
+        </w:rPr>
+        <w:t>&lt;</w:t>
+      </w:r>
+      <w:proofErr w:type="spellStart"/>
+      <w:r>
+        <w:rPr>
+          <w:color w:val="CF8E6D"/>
+          <w:highlight w:val="green"/>
+        </w:rPr>
+        <w:t>double</w:t>
+      </w:r>
+      <w:proofErr w:type="spellEnd"/>
+      <w:r>
+        <w:rPr>
+          <w:color w:val="BCBEC4"/>
+          <w:highlight w:val="green"/>
+        </w:rPr>
+        <w:t>&gt;(</w:t>
+      </w:r>
+      <w:r>
+        <w:rPr>
+          <w:color w:val="2AACB8"/>
+        </w:rPr>
+        <w:t xml:space="preserve">2 </w:t>
+      </w:r>
+      <w:r>
+        <w:rPr>
+          <w:color w:val="BCBEC4"/>
+        </w:rPr>
+        <w:t xml:space="preserve">* i + </w:t>
+      </w:r>
+      <w:r>
+        <w:rPr>
+          <w:color w:val="2AACB8"/>
+        </w:rPr>
+        <w:t>1</w:t>
+      </w:r>
+      <w:r>
+        <w:rPr>
+          <w:color w:val="BCBEC4"/>
+        </w:rPr>
+        <w:t>) / (</w:t>
+      </w:r>
+      <w:r>
+        <w:rPr>
+          <w:color w:val="2AACB8"/>
+        </w:rPr>
+        <w:t xml:space="preserve">2 </w:t>
+      </w:r>
+      <w:r>
+        <w:rPr>
+          <w:color w:val="BCBEC4"/>
+        </w:rPr>
+        <w:t xml:space="preserve">* i)) * </w:t>
+      </w:r>
+      <w:r>
+        <w:rPr>
+          <w:color w:val="56A8F5"/>
+        </w:rPr>
+        <w:t>cos</w:t>
+      </w:r>
+      <w:r>
+        <w:rPr>
+          <w:color w:val="BCBEC4"/>
+        </w:rPr>
+        <w:t xml:space="preserve">(fi) * </w:t>
+      </w:r>
+      <w:proofErr w:type="spellStart"/>
+      <w:r>
+        <w:rPr>
+          <w:color w:val="BCBEC4"/>
+        </w:rPr>
+        <w:t>pnm</w:t>
+      </w:r>
+      <w:proofErr w:type="spellEnd"/>
+      <w:r>
+        <w:rPr>
+          <w:color w:val="BCBEC4"/>
+        </w:rPr>
+        <w:t>(i, i);</w:t>
+      </w:r>
+      <w:r>
+        <w:rPr>
+          <w:color w:val="BCBEC4"/>
+        </w:rPr>
+        <w:br/>
+        <w:t xml:space="preserve">    }</w:t>
+      </w:r>
+      <w:r>
+        <w:rPr>
+          <w:color w:val="BCBEC4"/>
+        </w:rPr>
+        <w:br/>
+        <w:t xml:space="preserve">    </w:t>
+      </w:r>
+      <w:proofErr w:type="spellStart"/>
+      <w:r>
+        <w:rPr>
+          <w:color w:val="CF8E6D"/>
+        </w:rPr>
+        <w:t>for</w:t>
+      </w:r>
+      <w:proofErr w:type="spellEnd"/>
+      <w:r>
+        <w:rPr>
+          <w:color w:val="CF8E6D"/>
+        </w:rPr>
+        <w:t xml:space="preserve"> </w:t>
+      </w:r>
+      <w:r>
+        <w:rPr>
+          <w:color w:val="BCBEC4"/>
+        </w:rPr>
+        <w:t>(</w:t>
+      </w:r>
+      <w:proofErr w:type="spellStart"/>
+      <w:r>
+        <w:rPr>
+          <w:color w:val="CF8E6D"/>
+        </w:rPr>
+        <w:t>int</w:t>
+      </w:r>
+      <w:proofErr w:type="spellEnd"/>
+      <w:r>
+        <w:rPr>
+          <w:color w:val="CF8E6D"/>
+        </w:rPr>
+        <w:t xml:space="preserve"> </w:t>
+      </w:r>
+      <w:r>
+        <w:rPr>
+          <w:color w:val="BCBEC4"/>
+        </w:rPr>
+        <w:t xml:space="preserve">i = </w:t>
+      </w:r>
+      <w:r>
+        <w:rPr>
+          <w:color w:val="2AACB8"/>
+        </w:rPr>
+        <w:t>2</w:t>
+      </w:r>
+      <w:r>
+        <w:rPr>
+          <w:color w:val="BCBEC4"/>
+        </w:rPr>
+        <w:t>; i &lt;= n; i++) {</w:t>
+      </w:r>
+      <w:r>
+        <w:rPr>
+          <w:color w:val="BCBEC4"/>
+        </w:rPr>
+        <w:br/>
+        <w:t xml:space="preserve">        </w:t>
+      </w:r>
+      <w:proofErr w:type="spellStart"/>
+      <w:r>
+        <w:rPr>
+          <w:color w:val="BCBEC4"/>
+        </w:rPr>
+        <w:t>dpnm</w:t>
+      </w:r>
+      <w:proofErr w:type="spellEnd"/>
+      <w:r>
+        <w:rPr>
+          <w:color w:val="BCBEC4"/>
+        </w:rPr>
+        <w:t xml:space="preserve">(i + </w:t>
+      </w:r>
+      <w:r>
+        <w:rPr>
+          <w:color w:val="2AACB8"/>
+        </w:rPr>
+        <w:t>1</w:t>
+      </w:r>
+      <w:r>
+        <w:rPr>
+          <w:color w:val="BCBEC4"/>
+        </w:rPr>
+        <w:t xml:space="preserve">, i + </w:t>
+      </w:r>
+      <w:r>
+        <w:rPr>
+          <w:color w:val="2AACB8"/>
+        </w:rPr>
+        <w:t>1</w:t>
+      </w:r>
+      <w:r>
+        <w:rPr>
+          <w:color w:val="BCBEC4"/>
+        </w:rPr>
+        <w:t xml:space="preserve">) = </w:t>
+      </w:r>
+      <w:proofErr w:type="spellStart"/>
+      <w:r>
+        <w:rPr>
+          <w:color w:val="56A8F5"/>
+        </w:rPr>
+        <w:t>sqrt</w:t>
+      </w:r>
+      <w:proofErr w:type="spellEnd"/>
+      <w:r>
+        <w:rPr>
+          <w:color w:val="BCBEC4"/>
+        </w:rPr>
+        <w:t>(</w:t>
+      </w:r>
+      <w:proofErr w:type="spellStart"/>
+      <w:r>
+        <w:rPr>
+          <w:color w:val="CF8E6D"/>
+          <w:highlight w:val="green"/>
+        </w:rPr>
+        <w:t>static_cast</w:t>
+      </w:r>
+      <w:proofErr w:type="spellEnd"/>
+      <w:r>
+        <w:rPr>
+          <w:color w:val="BCBEC4"/>
+          <w:highlight w:val="green"/>
+        </w:rPr>
+        <w:t>&lt;</w:t>
+      </w:r>
+      <w:proofErr w:type="spellStart"/>
+      <w:r>
+        <w:rPr>
+          <w:color w:val="CF8E6D"/>
+          <w:highlight w:val="green"/>
+        </w:rPr>
+        <w:t>double</w:t>
+      </w:r>
+      <w:proofErr w:type="spellEnd"/>
+      <w:r>
+        <w:rPr>
+          <w:color w:val="BCBEC4"/>
+          <w:highlight w:val="green"/>
+        </w:rPr>
+        <w:t>&gt;(</w:t>
+      </w:r>
+      <w:r>
+        <w:rPr>
+          <w:color w:val="2AACB8"/>
+        </w:rPr>
+        <w:t xml:space="preserve">2 </w:t>
+      </w:r>
+      <w:r>
+        <w:rPr>
+          <w:color w:val="BCBEC4"/>
+        </w:rPr>
+        <w:t xml:space="preserve">* i + </w:t>
+      </w:r>
+      <w:r>
+        <w:rPr>
+          <w:color w:val="2AACB8"/>
+        </w:rPr>
+        <w:t>1</w:t>
+      </w:r>
+      <w:r>
+        <w:rPr>
+          <w:color w:val="BCBEC4"/>
+        </w:rPr>
+        <w:t>) / (</w:t>
+      </w:r>
+      <w:r>
+        <w:rPr>
+          <w:color w:val="2AACB8"/>
+        </w:rPr>
+        <w:t xml:space="preserve">2 </w:t>
+      </w:r>
+      <w:r>
+        <w:rPr>
+          <w:color w:val="BCBEC4"/>
+        </w:rPr>
+        <w:t>* i)) * (</w:t>
+      </w:r>
+      <w:r>
+        <w:rPr>
+          <w:color w:val="6F737A"/>
+        </w:rPr>
+        <w:t>(</w:t>
+      </w:r>
+      <w:r>
+        <w:rPr>
+          <w:color w:val="56A8F5"/>
+        </w:rPr>
+        <w:t>cos</w:t>
+      </w:r>
+      <w:r>
+        <w:rPr>
+          <w:color w:val="BCBEC4"/>
+        </w:rPr>
+        <w:t xml:space="preserve">(fi) * </w:t>
+      </w:r>
+      <w:proofErr w:type="spellStart"/>
+      <w:r>
+        <w:rPr>
+          <w:color w:val="BCBEC4"/>
+        </w:rPr>
+        <w:t>dpnm</w:t>
+      </w:r>
+      <w:proofErr w:type="spellEnd"/>
+      <w:r>
+        <w:rPr>
+          <w:color w:val="BCBEC4"/>
+        </w:rPr>
+        <w:t>(i, i)</w:t>
+      </w:r>
+      <w:r>
+        <w:rPr>
+          <w:color w:val="6F737A"/>
+        </w:rPr>
+        <w:t xml:space="preserve">) </w:t>
+      </w:r>
+      <w:r>
+        <w:rPr>
+          <w:color w:val="BCBEC4"/>
+        </w:rPr>
+        <w:t>-</w:t>
+      </w:r>
+      <w:r>
+        <w:rPr>
+          <w:color w:val="6F737A"/>
+        </w:rPr>
+        <w:t>(</w:t>
+      </w:r>
+      <w:r>
+        <w:rPr>
+          <w:color w:val="56A8F5"/>
+        </w:rPr>
+        <w:t>sin</w:t>
+      </w:r>
+      <w:r>
+        <w:rPr>
+          <w:color w:val="BCBEC4"/>
+        </w:rPr>
+        <w:t xml:space="preserve">(fi) * </w:t>
+      </w:r>
+      <w:proofErr w:type="spellStart"/>
+      <w:r>
+        <w:rPr>
+          <w:color w:val="BCBEC4"/>
+        </w:rPr>
+        <w:t>pnm</w:t>
+      </w:r>
+      <w:proofErr w:type="spellEnd"/>
+      <w:r>
+        <w:rPr>
+          <w:color w:val="BCBEC4"/>
+        </w:rPr>
+        <w:t>(i, i)</w:t>
+      </w:r>
+      <w:r>
+        <w:rPr>
+          <w:color w:val="6F737A"/>
+        </w:rPr>
+        <w:t>)</w:t>
+      </w:r>
+      <w:r>
+        <w:rPr>
+          <w:color w:val="BCBEC4"/>
+        </w:rPr>
+        <w:t>);</w:t>
+      </w:r>
+      <w:r>
+        <w:rPr>
+          <w:color w:val="BCBEC4"/>
+        </w:rPr>
+        <w:br/>
+        <w:t xml:space="preserve">    }</w:t>
+      </w:r>
+      <w:r>
+        <w:rPr>
+          <w:color w:val="BCBEC4"/>
+        </w:rPr>
+        <w:br/>
+        <w:t xml:space="preserve">    </w:t>
+      </w:r>
+      <w:r>
+        <w:rPr>
+          <w:color w:val="7A7E85"/>
+        </w:rPr>
+        <w:t>/* horizontal</w:t>
+      </w:r>
+      <w:r>
+        <w:rPr>
+          <w:color w:val="7A7E85"/>
+        </w:rPr>
+        <w:br/>
+        <w:t xml:space="preserve">    </w:t>
+      </w:r>
+      <w:proofErr w:type="spellStart"/>
+      <w:r>
+        <w:rPr>
+          <w:color w:val="7A7E85"/>
+        </w:rPr>
+        <w:t>first</w:t>
+      </w:r>
+      <w:proofErr w:type="spellEnd"/>
+      <w:r>
+        <w:rPr>
+          <w:color w:val="7A7E85"/>
+        </w:rPr>
+        <w:br/>
+        <w:t xml:space="preserve">    step </w:t>
+      </w:r>
+      <w:proofErr w:type="spellStart"/>
+      <w:r>
+        <w:rPr>
+          <w:color w:val="7A7E85"/>
+        </w:rPr>
+        <w:t>coefficients</w:t>
+      </w:r>
+      <w:proofErr w:type="spellEnd"/>
+      <w:r>
+        <w:rPr>
+          <w:color w:val="7A7E85"/>
+        </w:rPr>
+        <w:br/>
+        <w:t xml:space="preserve">    */</w:t>
+      </w:r>
+      <w:r>
+        <w:rPr>
+          <w:color w:val="7A7E85"/>
+        </w:rPr>
+        <w:br/>
+        <w:t xml:space="preserve">    </w:t>
+      </w:r>
+      <w:proofErr w:type="spellStart"/>
+      <w:r>
+        <w:rPr>
+          <w:color w:val="CF8E6D"/>
+        </w:rPr>
+        <w:t>for</w:t>
+      </w:r>
+      <w:proofErr w:type="spellEnd"/>
+      <w:r>
+        <w:rPr>
+          <w:color w:val="CF8E6D"/>
+        </w:rPr>
+        <w:t xml:space="preserve"> </w:t>
+      </w:r>
+      <w:r>
+        <w:rPr>
+          <w:color w:val="BCBEC4"/>
+        </w:rPr>
+        <w:t>(</w:t>
+      </w:r>
+      <w:proofErr w:type="spellStart"/>
+      <w:r>
+        <w:rPr>
+          <w:color w:val="CF8E6D"/>
+        </w:rPr>
+        <w:t>int</w:t>
+      </w:r>
+      <w:proofErr w:type="spellEnd"/>
+      <w:r>
+        <w:rPr>
+          <w:color w:val="CF8E6D"/>
+        </w:rPr>
+        <w:t xml:space="preserve"> </w:t>
+      </w:r>
+      <w:r>
+        <w:rPr>
+          <w:color w:val="BCBEC4"/>
+        </w:rPr>
+        <w:t xml:space="preserve">i = </w:t>
+      </w:r>
+      <w:r>
+        <w:rPr>
+          <w:color w:val="2AACB8"/>
+        </w:rPr>
+        <w:t>1</w:t>
+      </w:r>
+      <w:r>
+        <w:rPr>
+          <w:color w:val="BCBEC4"/>
+        </w:rPr>
+        <w:t>; i &lt;= n; i++) {</w:t>
+      </w:r>
+      <w:r>
+        <w:rPr>
+          <w:color w:val="BCBEC4"/>
+        </w:rPr>
+        <w:br/>
+        <w:t xml:space="preserve">        </w:t>
+      </w:r>
+      <w:proofErr w:type="spellStart"/>
+      <w:r>
+        <w:rPr>
+          <w:color w:val="BCBEC4"/>
+        </w:rPr>
+        <w:t>pnm</w:t>
+      </w:r>
+      <w:proofErr w:type="spellEnd"/>
+      <w:r>
+        <w:rPr>
+          <w:color w:val="BCBEC4"/>
+        </w:rPr>
+        <w:t xml:space="preserve">(i + </w:t>
+      </w:r>
+      <w:r>
+        <w:rPr>
+          <w:color w:val="2AACB8"/>
+        </w:rPr>
+        <w:t>1</w:t>
+      </w:r>
+      <w:r>
+        <w:rPr>
+          <w:color w:val="BCBEC4"/>
+        </w:rPr>
+        <w:t xml:space="preserve">, i) = </w:t>
+      </w:r>
+      <w:proofErr w:type="spellStart"/>
+      <w:r>
+        <w:rPr>
+          <w:color w:val="56A8F5"/>
+        </w:rPr>
+        <w:t>sqrt</w:t>
+      </w:r>
+      <w:proofErr w:type="spellEnd"/>
+      <w:r>
+        <w:rPr>
+          <w:color w:val="BCBEC4"/>
+        </w:rPr>
+        <w:t>(</w:t>
+      </w:r>
+      <w:r>
+        <w:rPr>
+          <w:color w:val="2AACB8"/>
+        </w:rPr>
+        <w:t xml:space="preserve">2 </w:t>
+      </w:r>
+      <w:r>
+        <w:rPr>
+          <w:color w:val="BCBEC4"/>
+        </w:rPr>
+        <w:t xml:space="preserve">* i + </w:t>
+      </w:r>
+      <w:r>
+        <w:rPr>
+          <w:color w:val="2AACB8"/>
+        </w:rPr>
+        <w:t>1</w:t>
+      </w:r>
+      <w:r>
+        <w:rPr>
+          <w:color w:val="BCBEC4"/>
+        </w:rPr>
+        <w:t xml:space="preserve">) * </w:t>
+      </w:r>
+      <w:r>
+        <w:rPr>
+          <w:color w:val="56A8F5"/>
+        </w:rPr>
+        <w:t>sin</w:t>
+      </w:r>
+      <w:r>
+        <w:rPr>
+          <w:color w:val="BCBEC4"/>
+        </w:rPr>
+        <w:t xml:space="preserve">(fi) * </w:t>
+      </w:r>
+      <w:proofErr w:type="spellStart"/>
+      <w:r>
+        <w:rPr>
+          <w:color w:val="BCBEC4"/>
+        </w:rPr>
+        <w:t>pnm</w:t>
+      </w:r>
+      <w:proofErr w:type="spellEnd"/>
+      <w:r>
+        <w:rPr>
+          <w:color w:val="BCBEC4"/>
+        </w:rPr>
+        <w:t>(i, i);</w:t>
+      </w:r>
+      <w:r>
+        <w:rPr>
+          <w:color w:val="BCBEC4"/>
+        </w:rPr>
+        <w:br/>
+        <w:t xml:space="preserve">    }</w:t>
+      </w:r>
+      <w:r>
+        <w:rPr>
+          <w:color w:val="BCBEC4"/>
+        </w:rPr>
+        <w:br/>
+        <w:t xml:space="preserve">    </w:t>
+      </w:r>
+      <w:proofErr w:type="spellStart"/>
+      <w:r>
+        <w:rPr>
+          <w:color w:val="CF8E6D"/>
+        </w:rPr>
+        <w:t>for</w:t>
+      </w:r>
+      <w:proofErr w:type="spellEnd"/>
+      <w:r>
+        <w:rPr>
+          <w:color w:val="CF8E6D"/>
+        </w:rPr>
+        <w:t xml:space="preserve"> </w:t>
+      </w:r>
+      <w:r>
+        <w:rPr>
+          <w:color w:val="BCBEC4"/>
+        </w:rPr>
+        <w:t>(</w:t>
+      </w:r>
+      <w:proofErr w:type="spellStart"/>
+      <w:r>
+        <w:rPr>
+          <w:color w:val="CF8E6D"/>
+        </w:rPr>
+        <w:t>int</w:t>
+      </w:r>
+      <w:proofErr w:type="spellEnd"/>
+      <w:r>
+        <w:rPr>
+          <w:color w:val="CF8E6D"/>
+        </w:rPr>
+        <w:t xml:space="preserve"> </w:t>
+      </w:r>
+      <w:r>
+        <w:rPr>
+          <w:color w:val="BCBEC4"/>
+        </w:rPr>
+        <w:t xml:space="preserve">i = </w:t>
+      </w:r>
+      <w:r>
+        <w:rPr>
+          <w:color w:val="2AACB8"/>
+        </w:rPr>
+        <w:t>1</w:t>
+      </w:r>
+      <w:r>
+        <w:rPr>
+          <w:color w:val="BCBEC4"/>
+        </w:rPr>
+        <w:t>; i &lt;= n; i++) {</w:t>
+      </w:r>
+      <w:r>
+        <w:rPr>
+          <w:color w:val="BCBEC4"/>
+        </w:rPr>
+        <w:br/>
+        <w:t xml:space="preserve">        </w:t>
+      </w:r>
+      <w:proofErr w:type="spellStart"/>
+      <w:r>
+        <w:rPr>
+          <w:color w:val="BCBEC4"/>
+        </w:rPr>
+        <w:t>dpnm</w:t>
+      </w:r>
+      <w:proofErr w:type="spellEnd"/>
+      <w:r>
+        <w:rPr>
+          <w:color w:val="BCBEC4"/>
+        </w:rPr>
+        <w:t xml:space="preserve">(i + </w:t>
+      </w:r>
+      <w:r>
+        <w:rPr>
+          <w:color w:val="2AACB8"/>
+        </w:rPr>
+        <w:t>1</w:t>
+      </w:r>
+      <w:r>
+        <w:rPr>
+          <w:color w:val="BCBEC4"/>
+        </w:rPr>
+        <w:t xml:space="preserve">, i) = </w:t>
+      </w:r>
+      <w:proofErr w:type="spellStart"/>
+      <w:r>
+        <w:rPr>
+          <w:color w:val="56A8F5"/>
+        </w:rPr>
+        <w:t>sqrt</w:t>
+      </w:r>
+      <w:proofErr w:type="spellEnd"/>
+      <w:r>
+        <w:rPr>
+          <w:color w:val="BCBEC4"/>
+        </w:rPr>
+        <w:t>(</w:t>
+      </w:r>
+      <w:r>
+        <w:rPr>
+          <w:color w:val="2AACB8"/>
+        </w:rPr>
+        <w:t xml:space="preserve">2 </w:t>
+      </w:r>
+      <w:r>
+        <w:rPr>
+          <w:color w:val="BCBEC4"/>
+        </w:rPr>
+        <w:t xml:space="preserve">* i + </w:t>
+      </w:r>
+      <w:r>
+        <w:rPr>
+          <w:color w:val="2AACB8"/>
+        </w:rPr>
+        <w:t>1</w:t>
+      </w:r>
+      <w:r>
+        <w:rPr>
+          <w:color w:val="BCBEC4"/>
+        </w:rPr>
+        <w:t>) * (</w:t>
+      </w:r>
+      <w:r>
+        <w:rPr>
+          <w:color w:val="6F737A"/>
+        </w:rPr>
+        <w:t>(</w:t>
+      </w:r>
+      <w:r>
+        <w:rPr>
+          <w:color w:val="56A8F5"/>
+        </w:rPr>
+        <w:t>cos</w:t>
+      </w:r>
+      <w:r>
+        <w:rPr>
+          <w:color w:val="BCBEC4"/>
+        </w:rPr>
+        <w:t xml:space="preserve">(fi) * </w:t>
+      </w:r>
+      <w:proofErr w:type="spellStart"/>
+      <w:r>
+        <w:rPr>
+          <w:color w:val="BCBEC4"/>
+        </w:rPr>
+        <w:t>pnm</w:t>
+      </w:r>
+      <w:proofErr w:type="spellEnd"/>
+      <w:r>
+        <w:rPr>
+          <w:color w:val="BCBEC4"/>
+        </w:rPr>
+        <w:t>(i, i)</w:t>
+      </w:r>
+      <w:r>
+        <w:rPr>
+          <w:color w:val="6F737A"/>
+        </w:rPr>
+        <w:t xml:space="preserve">) </w:t>
+      </w:r>
+      <w:r>
+        <w:rPr>
+          <w:color w:val="BCBEC4"/>
+        </w:rPr>
+        <w:t xml:space="preserve">+ </w:t>
+      </w:r>
+      <w:r>
+        <w:rPr>
+          <w:color w:val="6F737A"/>
+        </w:rPr>
+        <w:t>(</w:t>
+      </w:r>
+      <w:r>
+        <w:rPr>
+          <w:color w:val="56A8F5"/>
+        </w:rPr>
+        <w:t>sin</w:t>
+      </w:r>
+      <w:r>
+        <w:rPr>
+          <w:color w:val="BCBEC4"/>
+        </w:rPr>
+        <w:t xml:space="preserve">(fi) * </w:t>
+      </w:r>
+      <w:proofErr w:type="spellStart"/>
+      <w:r>
+        <w:rPr>
+          <w:color w:val="BCBEC4"/>
+        </w:rPr>
+        <w:t>dpnm</w:t>
+      </w:r>
+      <w:proofErr w:type="spellEnd"/>
+      <w:r>
+        <w:rPr>
+          <w:color w:val="BCBEC4"/>
+        </w:rPr>
+        <w:t>(i, i)</w:t>
+      </w:r>
+      <w:r>
+        <w:rPr>
+          <w:color w:val="6F737A"/>
+        </w:rPr>
+        <w:t>)</w:t>
+      </w:r>
+      <w:r>
+        <w:rPr>
+          <w:color w:val="BCBEC4"/>
+        </w:rPr>
+        <w:t>);</w:t>
+      </w:r>
+      <w:r>
+        <w:rPr>
+          <w:color w:val="BCBEC4"/>
+        </w:rPr>
+        <w:br/>
+        <w:t xml:space="preserve">    }</w:t>
+      </w:r>
+      <w:r>
+        <w:rPr>
+          <w:color w:val="BCBEC4"/>
+        </w:rPr>
+        <w:br/>
+        <w:t xml:space="preserve">    </w:t>
+      </w:r>
+      <w:r>
+        <w:rPr>
+          <w:color w:val="7A7E85"/>
+        </w:rPr>
+        <w:t>/* horizontal</w:t>
+      </w:r>
+      <w:r>
+        <w:rPr>
+          <w:color w:val="7A7E85"/>
+        </w:rPr>
+        <w:br/>
+        <w:t xml:space="preserve">    </w:t>
+      </w:r>
+      <w:proofErr w:type="spellStart"/>
+      <w:r>
+        <w:rPr>
+          <w:color w:val="7A7E85"/>
+        </w:rPr>
+        <w:t>second</w:t>
+      </w:r>
+      <w:proofErr w:type="spellEnd"/>
+      <w:r>
+        <w:rPr>
+          <w:color w:val="7A7E85"/>
+        </w:rPr>
+        <w:br/>
+        <w:t xml:space="preserve">    step </w:t>
+      </w:r>
+      <w:proofErr w:type="spellStart"/>
+      <w:r>
+        <w:rPr>
+          <w:color w:val="7A7E85"/>
+        </w:rPr>
+        <w:t>coefficients</w:t>
+      </w:r>
+      <w:proofErr w:type="spellEnd"/>
+      <w:r>
+        <w:rPr>
+          <w:color w:val="7A7E85"/>
+        </w:rPr>
+        <w:br/>
+        <w:t xml:space="preserve">    */</w:t>
+      </w:r>
+      <w:r>
+        <w:rPr>
+          <w:color w:val="7A7E85"/>
+        </w:rPr>
+        <w:br/>
+        <w:t xml:space="preserve">    </w:t>
+      </w:r>
+      <w:proofErr w:type="spellStart"/>
+      <w:r>
+        <w:rPr>
+          <w:color w:val="CF8E6D"/>
+        </w:rPr>
+        <w:t>int</w:t>
+      </w:r>
+      <w:proofErr w:type="spellEnd"/>
+      <w:r>
+        <w:rPr>
+          <w:color w:val="CF8E6D"/>
+        </w:rPr>
+        <w:t xml:space="preserve"> </w:t>
+      </w:r>
+      <w:r>
+        <w:rPr>
+          <w:color w:val="BCBEC4"/>
+        </w:rPr>
+        <w:t xml:space="preserve">j = </w:t>
+      </w:r>
+      <w:r>
+        <w:rPr>
+          <w:color w:val="2AACB8"/>
+        </w:rPr>
+        <w:t>0</w:t>
+      </w:r>
+      <w:r>
+        <w:rPr>
+          <w:color w:val="BCBEC4"/>
+        </w:rPr>
+        <w:t>;</w:t>
+      </w:r>
+      <w:r>
+        <w:rPr>
+          <w:color w:val="BCBEC4"/>
+        </w:rPr>
+        <w:br/>
+        <w:t xml:space="preserve">    </w:t>
+      </w:r>
+      <w:proofErr w:type="spellStart"/>
+      <w:r>
+        <w:rPr>
+          <w:color w:val="CF8E6D"/>
+        </w:rPr>
+        <w:t>int</w:t>
+      </w:r>
+      <w:proofErr w:type="spellEnd"/>
+      <w:r>
+        <w:rPr>
+          <w:color w:val="CF8E6D"/>
+        </w:rPr>
+        <w:t xml:space="preserve"> </w:t>
+      </w:r>
+      <w:r>
+        <w:rPr>
+          <w:color w:val="BCBEC4"/>
+        </w:rPr>
+        <w:t xml:space="preserve">k = </w:t>
+      </w:r>
+      <w:r>
+        <w:rPr>
+          <w:color w:val="2AACB8"/>
+        </w:rPr>
+        <w:t>2</w:t>
+      </w:r>
+      <w:r>
+        <w:rPr>
+          <w:color w:val="BCBEC4"/>
+        </w:rPr>
+        <w:t>;</w:t>
+      </w:r>
+      <w:r>
+        <w:rPr>
+          <w:color w:val="BCBEC4"/>
+        </w:rPr>
+        <w:br/>
+        <w:t xml:space="preserve">    </w:t>
+      </w:r>
+      <w:proofErr w:type="spellStart"/>
+      <w:r>
+        <w:rPr>
+          <w:color w:val="CF8E6D"/>
+        </w:rPr>
+        <w:t>while</w:t>
+      </w:r>
+      <w:proofErr w:type="spellEnd"/>
+      <w:r>
+        <w:rPr>
+          <w:color w:val="CF8E6D"/>
+        </w:rPr>
+        <w:t xml:space="preserve"> </w:t>
+      </w:r>
+      <w:r>
+        <w:rPr>
+          <w:color w:val="BCBEC4"/>
+        </w:rPr>
+        <w:t>(</w:t>
+      </w:r>
+      <w:r>
+        <w:rPr>
+          <w:color w:val="2AACB8"/>
+        </w:rPr>
+        <w:t>1</w:t>
+      </w:r>
+      <w:r>
+        <w:rPr>
+          <w:color w:val="BCBEC4"/>
+        </w:rPr>
+        <w:t>) {</w:t>
+      </w:r>
+      <w:r>
+        <w:rPr>
+          <w:color w:val="BCBEC4"/>
+        </w:rPr>
+        <w:br/>
+        <w:t xml:space="preserve">        </w:t>
+      </w:r>
+      <w:proofErr w:type="spellStart"/>
+      <w:r>
+        <w:rPr>
+          <w:color w:val="CF8E6D"/>
+        </w:rPr>
+        <w:t>for</w:t>
+      </w:r>
+      <w:proofErr w:type="spellEnd"/>
+      <w:r>
+        <w:rPr>
+          <w:color w:val="CF8E6D"/>
+        </w:rPr>
+        <w:t xml:space="preserve"> </w:t>
+      </w:r>
+      <w:r>
+        <w:rPr>
+          <w:color w:val="BCBEC4"/>
+        </w:rPr>
+        <w:t>(</w:t>
+      </w:r>
+      <w:proofErr w:type="spellStart"/>
+      <w:r>
+        <w:rPr>
+          <w:color w:val="CF8E6D"/>
+        </w:rPr>
+        <w:t>int</w:t>
+      </w:r>
+      <w:proofErr w:type="spellEnd"/>
+      <w:r>
+        <w:rPr>
+          <w:color w:val="CF8E6D"/>
+        </w:rPr>
+        <w:t xml:space="preserve"> </w:t>
+      </w:r>
+      <w:r>
+        <w:rPr>
+          <w:color w:val="BCBEC4"/>
+        </w:rPr>
+        <w:t>i = k; i &lt;= n; i++) {</w:t>
+      </w:r>
+      <w:r>
+        <w:rPr>
+          <w:color w:val="BCBEC4"/>
+        </w:rPr>
+        <w:br/>
+        <w:t xml:space="preserve">            </w:t>
+      </w:r>
+      <w:proofErr w:type="spellStart"/>
+      <w:r>
+        <w:rPr>
+          <w:color w:val="BCBEC4"/>
+        </w:rPr>
+        <w:t>pnm</w:t>
+      </w:r>
+      <w:proofErr w:type="spellEnd"/>
+      <w:r>
+        <w:rPr>
+          <w:color w:val="BCBEC4"/>
+        </w:rPr>
+        <w:t xml:space="preserve">(i + </w:t>
+      </w:r>
+      <w:r>
+        <w:rPr>
+          <w:color w:val="2AACB8"/>
+        </w:rPr>
+        <w:t>1</w:t>
+      </w:r>
+      <w:r>
+        <w:rPr>
+          <w:color w:val="BCBEC4"/>
+        </w:rPr>
+        <w:t xml:space="preserve">, j + </w:t>
+      </w:r>
+      <w:r>
+        <w:rPr>
+          <w:color w:val="2AACB8"/>
+        </w:rPr>
+        <w:t>1</w:t>
+      </w:r>
+      <w:r>
+        <w:rPr>
+          <w:color w:val="BCBEC4"/>
+        </w:rPr>
+        <w:t xml:space="preserve">) = </w:t>
+      </w:r>
+      <w:proofErr w:type="spellStart"/>
+      <w:r>
+        <w:rPr>
+          <w:color w:val="56A8F5"/>
+        </w:rPr>
+        <w:t>sqrt</w:t>
+      </w:r>
+      <w:proofErr w:type="spellEnd"/>
+      <w:r>
+        <w:rPr>
+          <w:color w:val="BCBEC4"/>
+        </w:rPr>
+        <w:t>(</w:t>
+      </w:r>
+      <w:proofErr w:type="spellStart"/>
+      <w:r>
+        <w:rPr>
+          <w:color w:val="CF8E6D"/>
+          <w:highlight w:val="green"/>
+        </w:rPr>
+        <w:t>static_cast</w:t>
+      </w:r>
+      <w:proofErr w:type="spellEnd"/>
+      <w:r>
+        <w:rPr>
+          <w:color w:val="BCBEC4"/>
+          <w:highlight w:val="green"/>
+        </w:rPr>
+        <w:t>&lt;</w:t>
+      </w:r>
+      <w:proofErr w:type="spellStart"/>
+      <w:r>
+        <w:rPr>
+          <w:color w:val="CF8E6D"/>
+          <w:highlight w:val="green"/>
+        </w:rPr>
+        <w:t>double</w:t>
+      </w:r>
+      <w:proofErr w:type="spellEnd"/>
+      <w:r>
+        <w:rPr>
+          <w:color w:val="BCBEC4"/>
+          <w:highlight w:val="green"/>
+        </w:rPr>
+        <w:t>&gt;(</w:t>
+      </w:r>
+      <w:r>
+        <w:rPr>
+          <w:color w:val="2AACB8"/>
+        </w:rPr>
+        <w:t xml:space="preserve">2 </w:t>
+      </w:r>
+      <w:r>
+        <w:rPr>
+          <w:color w:val="BCBEC4"/>
+        </w:rPr>
+        <w:t xml:space="preserve">* i + </w:t>
+      </w:r>
+      <w:r>
+        <w:rPr>
+          <w:color w:val="2AACB8"/>
+        </w:rPr>
+        <w:t>1</w:t>
+      </w:r>
+      <w:r>
+        <w:rPr>
+          <w:color w:val="BCBEC4"/>
+        </w:rPr>
+        <w:t>) / ((i - j) * (i + j))) *(</w:t>
+      </w:r>
+      <w:r>
+        <w:rPr>
+          <w:color w:val="6F737A"/>
+        </w:rPr>
+        <w:t>(</w:t>
+      </w:r>
+      <w:proofErr w:type="spellStart"/>
+      <w:r>
+        <w:rPr>
+          <w:color w:val="56A8F5"/>
+        </w:rPr>
+        <w:t>sqrt</w:t>
+      </w:r>
+      <w:proofErr w:type="spellEnd"/>
+      <w:r>
+        <w:rPr>
+          <w:color w:val="BCBEC4"/>
+        </w:rPr>
+        <w:t>(</w:t>
+      </w:r>
+      <w:r>
+        <w:rPr>
+          <w:color w:val="2AACB8"/>
+        </w:rPr>
+        <w:t xml:space="preserve">2 </w:t>
+      </w:r>
+      <w:r>
+        <w:rPr>
+          <w:color w:val="BCBEC4"/>
+        </w:rPr>
+        <w:t xml:space="preserve">* i - </w:t>
+      </w:r>
+      <w:r>
+        <w:rPr>
+          <w:color w:val="2AACB8"/>
+        </w:rPr>
+        <w:t>1</w:t>
+      </w:r>
+      <w:r>
+        <w:rPr>
+          <w:color w:val="BCBEC4"/>
+        </w:rPr>
+        <w:t xml:space="preserve">) * </w:t>
+      </w:r>
+      <w:r>
+        <w:rPr>
+          <w:color w:val="56A8F5"/>
+        </w:rPr>
+        <w:t>sin</w:t>
+      </w:r>
+      <w:r>
+        <w:rPr>
+          <w:color w:val="BCBEC4"/>
+        </w:rPr>
+        <w:t xml:space="preserve">(fi) * </w:t>
+      </w:r>
+      <w:proofErr w:type="spellStart"/>
+      <w:r>
+        <w:rPr>
+          <w:color w:val="BCBEC4"/>
+        </w:rPr>
+        <w:t>pnm</w:t>
+      </w:r>
+      <w:proofErr w:type="spellEnd"/>
+      <w:r>
+        <w:rPr>
+          <w:color w:val="BCBEC4"/>
+        </w:rPr>
+        <w:t xml:space="preserve">(i, j + </w:t>
+      </w:r>
+      <w:r>
+        <w:rPr>
+          <w:color w:val="2AACB8"/>
+        </w:rPr>
+        <w:t>1</w:t>
+      </w:r>
+      <w:r>
+        <w:rPr>
+          <w:color w:val="BCBEC4"/>
+        </w:rPr>
+        <w:t>)</w:t>
+      </w:r>
+      <w:r>
+        <w:rPr>
+          <w:color w:val="6F737A"/>
+        </w:rPr>
+        <w:t>)</w:t>
+      </w:r>
+      <w:r>
+        <w:rPr>
+          <w:color w:val="6F737A"/>
+        </w:rPr>
+        <w:br/>
+        <w:t xml:space="preserve">            </w:t>
+      </w:r>
+      <w:r>
+        <w:rPr>
+          <w:color w:val="BCBEC4"/>
+        </w:rPr>
+        <w:t>-</w:t>
+      </w:r>
+      <w:r>
+        <w:rPr>
+          <w:color w:val="6F737A"/>
+        </w:rPr>
+        <w:t>(</w:t>
+      </w:r>
+      <w:proofErr w:type="spellStart"/>
+      <w:r>
+        <w:rPr>
+          <w:color w:val="56A8F5"/>
+        </w:rPr>
+        <w:t>sqrt</w:t>
+      </w:r>
+      <w:proofErr w:type="spellEnd"/>
+      <w:r>
+        <w:rPr>
+          <w:color w:val="BCBEC4"/>
+        </w:rPr>
+        <w:t>(</w:t>
+      </w:r>
+      <w:r>
+        <w:rPr>
+          <w:color w:val="6F737A"/>
+        </w:rPr>
+        <w:t>(</w:t>
+      </w:r>
+      <w:r>
+        <w:rPr>
+          <w:color w:val="BCBEC4"/>
+        </w:rPr>
+        <w:t xml:space="preserve">(i + j - </w:t>
+      </w:r>
+      <w:r>
+        <w:rPr>
+          <w:color w:val="2AACB8"/>
+        </w:rPr>
+        <w:t>1</w:t>
+      </w:r>
+      <w:r>
+        <w:rPr>
+          <w:color w:val="BCBEC4"/>
+        </w:rPr>
+        <w:t xml:space="preserve">) * (i - j - </w:t>
+      </w:r>
+      <w:r>
+        <w:rPr>
+          <w:color w:val="2AACB8"/>
+        </w:rPr>
+        <w:t>1</w:t>
+      </w:r>
+      <w:r>
+        <w:rPr>
+          <w:color w:val="BCBEC4"/>
+        </w:rPr>
+        <w:t>)</w:t>
+      </w:r>
+      <w:r>
+        <w:rPr>
+          <w:color w:val="6F737A"/>
+        </w:rPr>
+        <w:t xml:space="preserve">) </w:t>
+      </w:r>
+      <w:r>
+        <w:rPr>
+          <w:color w:val="BCBEC4"/>
+        </w:rPr>
+        <w:t>/ (</w:t>
+      </w:r>
+      <w:r>
+        <w:rPr>
+          <w:color w:val="2AACB8"/>
+        </w:rPr>
+        <w:t xml:space="preserve">2 </w:t>
+      </w:r>
+      <w:r>
+        <w:rPr>
+          <w:color w:val="BCBEC4"/>
+        </w:rPr>
+        <w:t xml:space="preserve">* i - </w:t>
+      </w:r>
+      <w:r>
+        <w:rPr>
+          <w:color w:val="2AACB8"/>
+        </w:rPr>
+        <w:t>3</w:t>
+      </w:r>
+      <w:r>
+        <w:rPr>
+          <w:color w:val="BCBEC4"/>
+        </w:rPr>
+        <w:t xml:space="preserve">)) * </w:t>
+      </w:r>
+      <w:proofErr w:type="spellStart"/>
+      <w:r>
+        <w:rPr>
+          <w:color w:val="BCBEC4"/>
+        </w:rPr>
+        <w:t>pnm</w:t>
+      </w:r>
+      <w:proofErr w:type="spellEnd"/>
+      <w:r>
+        <w:rPr>
+          <w:color w:val="BCBEC4"/>
+        </w:rPr>
+        <w:t xml:space="preserve">(i - </w:t>
+      </w:r>
+      <w:r>
+        <w:rPr>
+          <w:color w:val="2AACB8"/>
+        </w:rPr>
+        <w:t>1</w:t>
+      </w:r>
+      <w:r>
+        <w:rPr>
+          <w:color w:val="BCBEC4"/>
+        </w:rPr>
+        <w:t xml:space="preserve">, j + </w:t>
+      </w:r>
+      <w:r>
+        <w:rPr>
+          <w:color w:val="2AACB8"/>
+        </w:rPr>
+        <w:t>1</w:t>
+      </w:r>
+      <w:r>
+        <w:rPr>
+          <w:color w:val="BCBEC4"/>
+        </w:rPr>
+        <w:t>)</w:t>
+      </w:r>
+      <w:r>
+        <w:rPr>
+          <w:color w:val="6F737A"/>
+        </w:rPr>
+        <w:t>)</w:t>
+      </w:r>
+      <w:r>
+        <w:rPr>
+          <w:color w:val="BCBEC4"/>
+        </w:rPr>
+        <w:t>);</w:t>
+      </w:r>
+      <w:r>
+        <w:rPr>
+          <w:color w:val="BCBEC4"/>
+        </w:rPr>
+        <w:br/>
+        <w:t xml:space="preserve">        }</w:t>
+      </w:r>
+      <w:r>
+        <w:rPr>
+          <w:color w:val="BCBEC4"/>
+        </w:rPr>
+        <w:br/>
+        <w:t xml:space="preserve">        j = j + </w:t>
+      </w:r>
+      <w:r>
+        <w:rPr>
+          <w:color w:val="2AACB8"/>
+        </w:rPr>
+        <w:t>1</w:t>
+      </w:r>
+      <w:r>
+        <w:rPr>
+          <w:color w:val="BCBEC4"/>
+        </w:rPr>
+        <w:t>;</w:t>
+      </w:r>
+      <w:r>
+        <w:rPr>
+          <w:color w:val="BCBEC4"/>
+        </w:rPr>
+        <w:br/>
+        <w:t xml:space="preserve">        k = k + </w:t>
+      </w:r>
+      <w:r>
+        <w:rPr>
+          <w:color w:val="2AACB8"/>
+        </w:rPr>
+        <w:t>1</w:t>
+      </w:r>
+      <w:r>
+        <w:rPr>
+          <w:color w:val="BCBEC4"/>
+        </w:rPr>
+        <w:t>;</w:t>
+      </w:r>
+      <w:r>
+        <w:rPr>
+          <w:color w:val="BCBEC4"/>
+        </w:rPr>
+        <w:br/>
+        <w:t xml:space="preserve">        </w:t>
+      </w:r>
+      <w:proofErr w:type="spellStart"/>
+      <w:r>
+        <w:rPr>
+          <w:color w:val="CF8E6D"/>
+        </w:rPr>
+        <w:t>if</w:t>
+      </w:r>
+      <w:proofErr w:type="spellEnd"/>
+      <w:r>
+        <w:rPr>
+          <w:color w:val="CF8E6D"/>
+        </w:rPr>
+        <w:t xml:space="preserve"> </w:t>
+      </w:r>
+      <w:r>
+        <w:rPr>
+          <w:color w:val="BCBEC4"/>
+        </w:rPr>
+        <w:t>(j &gt; m) {</w:t>
+      </w:r>
+      <w:r>
+        <w:rPr>
+          <w:color w:val="BCBEC4"/>
+        </w:rPr>
+        <w:br/>
+        <w:t xml:space="preserve">            </w:t>
+      </w:r>
+      <w:r>
+        <w:rPr>
+          <w:color w:val="CF8E6D"/>
+        </w:rPr>
+        <w:t>break</w:t>
+      </w:r>
+      <w:r>
+        <w:rPr>
+          <w:color w:val="BCBEC4"/>
+        </w:rPr>
+        <w:t>;</w:t>
+      </w:r>
+      <w:r>
+        <w:rPr>
+          <w:color w:val="BCBEC4"/>
+        </w:rPr>
+        <w:br/>
+        <w:t xml:space="preserve">        }</w:t>
+      </w:r>
+      <w:r>
+        <w:rPr>
+          <w:color w:val="BCBEC4"/>
+        </w:rPr>
+        <w:br/>
+        <w:t xml:space="preserve">    }</w:t>
+      </w:r>
+      <w:r>
+        <w:rPr>
+          <w:color w:val="BCBEC4"/>
+        </w:rPr>
+        <w:br/>
+        <w:t xml:space="preserve">    j = </w:t>
+      </w:r>
+      <w:r>
+        <w:rPr>
+          <w:color w:val="2AACB8"/>
+        </w:rPr>
+        <w:t>0</w:t>
+      </w:r>
+      <w:r>
+        <w:rPr>
+          <w:color w:val="BCBEC4"/>
+        </w:rPr>
+        <w:t>;</w:t>
+      </w:r>
+      <w:r>
+        <w:rPr>
+          <w:color w:val="BCBEC4"/>
+        </w:rPr>
+        <w:br/>
+        <w:t xml:space="preserve">    k = </w:t>
+      </w:r>
+      <w:r>
+        <w:rPr>
+          <w:color w:val="2AACB8"/>
+        </w:rPr>
+        <w:t>2</w:t>
+      </w:r>
+      <w:r>
+        <w:rPr>
+          <w:color w:val="BCBEC4"/>
+        </w:rPr>
+        <w:t>;</w:t>
+      </w:r>
+      <w:r>
+        <w:rPr>
+          <w:color w:val="BCBEC4"/>
+        </w:rPr>
+        <w:br/>
+        <w:t xml:space="preserve">    </w:t>
+      </w:r>
+      <w:proofErr w:type="spellStart"/>
+      <w:r>
+        <w:rPr>
+          <w:color w:val="CF8E6D"/>
+        </w:rPr>
+        <w:t>while</w:t>
+      </w:r>
+      <w:proofErr w:type="spellEnd"/>
+      <w:r>
+        <w:rPr>
+          <w:color w:val="CF8E6D"/>
+        </w:rPr>
+        <w:t xml:space="preserve"> </w:t>
+      </w:r>
+      <w:r>
+        <w:rPr>
+          <w:color w:val="BCBEC4"/>
+        </w:rPr>
+        <w:t>(</w:t>
+      </w:r>
+      <w:r>
+        <w:rPr>
+          <w:color w:val="2AACB8"/>
+        </w:rPr>
+        <w:t>1</w:t>
+      </w:r>
+      <w:r>
+        <w:rPr>
+          <w:color w:val="BCBEC4"/>
+        </w:rPr>
+        <w:t>) {</w:t>
+      </w:r>
+      <w:r>
+        <w:rPr>
+          <w:color w:val="BCBEC4"/>
+        </w:rPr>
+        <w:br/>
+        <w:t xml:space="preserve">        </w:t>
+      </w:r>
+      <w:proofErr w:type="spellStart"/>
+      <w:r>
+        <w:rPr>
+          <w:color w:val="CF8E6D"/>
+        </w:rPr>
+        <w:t>for</w:t>
+      </w:r>
+      <w:proofErr w:type="spellEnd"/>
+      <w:r>
+        <w:rPr>
+          <w:color w:val="CF8E6D"/>
+        </w:rPr>
+        <w:t xml:space="preserve"> </w:t>
+      </w:r>
+      <w:r>
+        <w:rPr>
+          <w:color w:val="BCBEC4"/>
+        </w:rPr>
+        <w:t>(</w:t>
+      </w:r>
+      <w:proofErr w:type="spellStart"/>
+      <w:r>
+        <w:rPr>
+          <w:color w:val="CF8E6D"/>
+        </w:rPr>
+        <w:t>int</w:t>
+      </w:r>
+      <w:proofErr w:type="spellEnd"/>
+      <w:r>
+        <w:rPr>
+          <w:color w:val="CF8E6D"/>
+        </w:rPr>
+        <w:t xml:space="preserve"> </w:t>
+      </w:r>
+      <w:r>
+        <w:rPr>
+          <w:color w:val="BCBEC4"/>
+        </w:rPr>
+        <w:t>i = k; i &lt;= n; i++) {</w:t>
+      </w:r>
+      <w:r>
+        <w:rPr>
+          <w:color w:val="BCBEC4"/>
+        </w:rPr>
+        <w:br/>
+        <w:t xml:space="preserve">            </w:t>
+      </w:r>
+      <w:proofErr w:type="spellStart"/>
+      <w:r>
+        <w:rPr>
+          <w:color w:val="BCBEC4"/>
+        </w:rPr>
+        <w:t>dpnm</w:t>
+      </w:r>
+      <w:proofErr w:type="spellEnd"/>
+      <w:r>
+        <w:rPr>
+          <w:color w:val="BCBEC4"/>
+        </w:rPr>
+        <w:t xml:space="preserve">(i + </w:t>
+      </w:r>
+      <w:r>
+        <w:rPr>
+          <w:color w:val="2AACB8"/>
+        </w:rPr>
+        <w:t>1</w:t>
+      </w:r>
+      <w:r>
+        <w:rPr>
+          <w:color w:val="BCBEC4"/>
+        </w:rPr>
+        <w:t xml:space="preserve">, j + </w:t>
+      </w:r>
+      <w:r>
+        <w:rPr>
+          <w:color w:val="2AACB8"/>
+        </w:rPr>
+        <w:t>1</w:t>
+      </w:r>
+      <w:r>
+        <w:rPr>
+          <w:color w:val="BCBEC4"/>
+        </w:rPr>
+        <w:t xml:space="preserve">) = </w:t>
+      </w:r>
+      <w:proofErr w:type="spellStart"/>
+      <w:r>
+        <w:rPr>
+          <w:color w:val="56A8F5"/>
+        </w:rPr>
+        <w:t>sqrt</w:t>
+      </w:r>
+      <w:proofErr w:type="spellEnd"/>
+      <w:r>
+        <w:rPr>
+          <w:color w:val="BCBEC4"/>
+        </w:rPr>
+        <w:t>(</w:t>
+      </w:r>
+      <w:proofErr w:type="spellStart"/>
+      <w:r>
+        <w:rPr>
+          <w:color w:val="CF8E6D"/>
+          <w:highlight w:val="green"/>
+        </w:rPr>
+        <w:t>static_cast</w:t>
+      </w:r>
+      <w:proofErr w:type="spellEnd"/>
+      <w:r>
+        <w:rPr>
+          <w:color w:val="BCBEC4"/>
+          <w:highlight w:val="green"/>
+        </w:rPr>
+        <w:t>&lt;</w:t>
+      </w:r>
+      <w:proofErr w:type="spellStart"/>
+      <w:r>
+        <w:rPr>
+          <w:color w:val="CF8E6D"/>
+          <w:highlight w:val="green"/>
+        </w:rPr>
+        <w:t>double</w:t>
+      </w:r>
+      <w:proofErr w:type="spellEnd"/>
+      <w:r>
+        <w:rPr>
+          <w:color w:val="BCBEC4"/>
+          <w:highlight w:val="green"/>
+        </w:rPr>
+        <w:t>&gt;(</w:t>
+      </w:r>
+      <w:r>
+        <w:rPr>
+          <w:color w:val="2AACB8"/>
+        </w:rPr>
+        <w:t xml:space="preserve">2 </w:t>
+      </w:r>
+      <w:r>
+        <w:rPr>
+          <w:color w:val="BCBEC4"/>
+        </w:rPr>
+        <w:t xml:space="preserve">* i + </w:t>
+      </w:r>
+      <w:r>
+        <w:rPr>
+          <w:color w:val="2AACB8"/>
+        </w:rPr>
+        <w:t>1</w:t>
+      </w:r>
+      <w:r>
+        <w:rPr>
+          <w:color w:val="BCBEC4"/>
+        </w:rPr>
+        <w:t>) / ((i - j) * (i + j))) *(</w:t>
+      </w:r>
+      <w:r>
+        <w:rPr>
+          <w:color w:val="6F737A"/>
+        </w:rPr>
+        <w:t>(</w:t>
+      </w:r>
+      <w:proofErr w:type="spellStart"/>
+      <w:r>
+        <w:rPr>
+          <w:color w:val="56A8F5"/>
+        </w:rPr>
+        <w:t>sqrt</w:t>
+      </w:r>
+      <w:proofErr w:type="spellEnd"/>
+      <w:r>
+        <w:rPr>
+          <w:color w:val="BCBEC4"/>
+        </w:rPr>
+        <w:t>(</w:t>
+      </w:r>
+      <w:r>
+        <w:rPr>
+          <w:color w:val="2AACB8"/>
+        </w:rPr>
+        <w:t xml:space="preserve">2 </w:t>
+      </w:r>
+      <w:r>
+        <w:rPr>
+          <w:color w:val="BCBEC4"/>
+        </w:rPr>
+        <w:t xml:space="preserve">* i - </w:t>
+      </w:r>
+      <w:r>
+        <w:rPr>
+          <w:color w:val="2AACB8"/>
+        </w:rPr>
+        <w:t>1</w:t>
+      </w:r>
+      <w:r>
+        <w:rPr>
+          <w:color w:val="BCBEC4"/>
+        </w:rPr>
+        <w:t xml:space="preserve">) * </w:t>
+      </w:r>
+      <w:r>
+        <w:rPr>
+          <w:color w:val="56A8F5"/>
+        </w:rPr>
+        <w:t>sin</w:t>
+      </w:r>
+      <w:r>
+        <w:rPr>
+          <w:color w:val="BCBEC4"/>
+        </w:rPr>
+        <w:t>(fi) *</w:t>
+      </w:r>
+      <w:r>
+        <w:rPr>
+          <w:color w:val="BCBEC4"/>
+        </w:rPr>
+        <w:br/>
+        <w:t xml:space="preserve">                                                                            </w:t>
+      </w:r>
+      <w:proofErr w:type="spellStart"/>
+      <w:r>
+        <w:rPr>
+          <w:color w:val="BCBEC4"/>
+        </w:rPr>
+        <w:t>dpnm</w:t>
+      </w:r>
+      <w:proofErr w:type="spellEnd"/>
+      <w:r>
+        <w:rPr>
+          <w:color w:val="BCBEC4"/>
+        </w:rPr>
+        <w:t xml:space="preserve">(i, j + </w:t>
+      </w:r>
+      <w:r>
+        <w:rPr>
+          <w:color w:val="2AACB8"/>
+        </w:rPr>
+        <w:t>1</w:t>
+      </w:r>
+      <w:r>
+        <w:rPr>
+          <w:color w:val="BCBEC4"/>
+        </w:rPr>
+        <w:t>)</w:t>
+      </w:r>
+      <w:r>
+        <w:rPr>
+          <w:color w:val="6F737A"/>
+        </w:rPr>
+        <w:t>)</w:t>
+      </w:r>
+      <w:r>
+        <w:rPr>
+          <w:color w:val="6F737A"/>
+        </w:rPr>
+        <w:br/>
+        <w:t xml:space="preserve">            </w:t>
+      </w:r>
+      <w:r>
+        <w:rPr>
+          <w:color w:val="BCBEC4"/>
+        </w:rPr>
+        <w:t>+</w:t>
+      </w:r>
+      <w:r>
+        <w:rPr>
+          <w:color w:val="6F737A"/>
+        </w:rPr>
+        <w:t>(</w:t>
+      </w:r>
+      <w:proofErr w:type="spellStart"/>
+      <w:r>
+        <w:rPr>
+          <w:color w:val="56A8F5"/>
+        </w:rPr>
+        <w:t>sqrt</w:t>
+      </w:r>
+      <w:proofErr w:type="spellEnd"/>
+      <w:r>
+        <w:rPr>
+          <w:color w:val="BCBEC4"/>
+        </w:rPr>
+        <w:t>(</w:t>
+      </w:r>
+      <w:r>
+        <w:rPr>
+          <w:color w:val="2AACB8"/>
+        </w:rPr>
+        <w:t xml:space="preserve">2 </w:t>
+      </w:r>
+      <w:r>
+        <w:rPr>
+          <w:color w:val="BCBEC4"/>
+        </w:rPr>
+        <w:t xml:space="preserve">* i - </w:t>
+      </w:r>
+      <w:r>
+        <w:rPr>
+          <w:color w:val="2AACB8"/>
+        </w:rPr>
+        <w:t>1</w:t>
+      </w:r>
+      <w:r>
+        <w:rPr>
+          <w:color w:val="BCBEC4"/>
+        </w:rPr>
+        <w:t xml:space="preserve">) * </w:t>
+      </w:r>
+      <w:r>
+        <w:rPr>
+          <w:color w:val="56A8F5"/>
+        </w:rPr>
+        <w:t>cos</w:t>
+      </w:r>
+      <w:r>
+        <w:rPr>
+          <w:color w:val="BCBEC4"/>
+        </w:rPr>
+        <w:t xml:space="preserve">(fi) * </w:t>
+      </w:r>
+      <w:proofErr w:type="spellStart"/>
+      <w:r>
+        <w:rPr>
+          <w:color w:val="BCBEC4"/>
+        </w:rPr>
+        <w:t>pnm</w:t>
+      </w:r>
+      <w:proofErr w:type="spellEnd"/>
+      <w:r>
+        <w:rPr>
+          <w:color w:val="BCBEC4"/>
+        </w:rPr>
+        <w:t xml:space="preserve">(i, j + </w:t>
+      </w:r>
+      <w:r>
+        <w:rPr>
+          <w:color w:val="2AACB8"/>
+        </w:rPr>
+        <w:t>1</w:t>
+      </w:r>
+      <w:r>
+        <w:rPr>
+          <w:color w:val="BCBEC4"/>
+        </w:rPr>
+        <w:t>)</w:t>
+      </w:r>
+      <w:r>
+        <w:rPr>
+          <w:color w:val="6F737A"/>
+        </w:rPr>
+        <w:t xml:space="preserve">) </w:t>
+      </w:r>
+      <w:r>
+        <w:rPr>
+          <w:color w:val="BCBEC4"/>
+        </w:rPr>
+        <w:t>-</w:t>
+      </w:r>
+      <w:r>
+        <w:rPr>
+          <w:color w:val="BCBEC4"/>
+        </w:rPr>
+        <w:br/>
+        <w:t xml:space="preserve">            </w:t>
+      </w:r>
+      <w:r>
+        <w:rPr>
+          <w:color w:val="6F737A"/>
+        </w:rPr>
+        <w:t>(</w:t>
+      </w:r>
+      <w:proofErr w:type="spellStart"/>
+      <w:r>
+        <w:rPr>
+          <w:color w:val="56A8F5"/>
+        </w:rPr>
+        <w:t>sqrt</w:t>
+      </w:r>
+      <w:proofErr w:type="spellEnd"/>
+      <w:r>
+        <w:rPr>
+          <w:color w:val="BCBEC4"/>
+        </w:rPr>
+        <w:t>(</w:t>
+      </w:r>
+      <w:r>
+        <w:rPr>
+          <w:color w:val="6F737A"/>
+        </w:rPr>
+        <w:t>(</w:t>
+      </w:r>
+      <w:r>
+        <w:rPr>
+          <w:color w:val="BCBEC4"/>
+        </w:rPr>
+        <w:t xml:space="preserve">(i + j - </w:t>
+      </w:r>
+      <w:r>
+        <w:rPr>
+          <w:color w:val="2AACB8"/>
+        </w:rPr>
+        <w:t>1</w:t>
+      </w:r>
+      <w:r>
+        <w:rPr>
+          <w:color w:val="BCBEC4"/>
+        </w:rPr>
+        <w:t xml:space="preserve">) * (i - j - </w:t>
+      </w:r>
+      <w:r>
+        <w:rPr>
+          <w:color w:val="2AACB8"/>
+        </w:rPr>
+        <w:t>1</w:t>
+      </w:r>
+      <w:r>
+        <w:rPr>
+          <w:color w:val="BCBEC4"/>
+        </w:rPr>
+        <w:t>)</w:t>
+      </w:r>
+      <w:r>
+        <w:rPr>
+          <w:color w:val="6F737A"/>
+        </w:rPr>
+        <w:t xml:space="preserve">) </w:t>
+      </w:r>
+      <w:r>
+        <w:rPr>
+          <w:color w:val="BCBEC4"/>
+        </w:rPr>
+        <w:t>/ (</w:t>
+      </w:r>
+      <w:r>
+        <w:rPr>
+          <w:color w:val="2AACB8"/>
+        </w:rPr>
+        <w:t xml:space="preserve">2 </w:t>
+      </w:r>
+      <w:r>
+        <w:rPr>
+          <w:color w:val="BCBEC4"/>
+        </w:rPr>
+        <w:t xml:space="preserve">* i - </w:t>
+      </w:r>
+      <w:r>
+        <w:rPr>
+          <w:color w:val="2AACB8"/>
+        </w:rPr>
+        <w:t>3</w:t>
+      </w:r>
+      <w:r>
+        <w:rPr>
+          <w:color w:val="BCBEC4"/>
+        </w:rPr>
+        <w:t xml:space="preserve">)) * </w:t>
+      </w:r>
+      <w:proofErr w:type="spellStart"/>
+      <w:r>
+        <w:rPr>
+          <w:color w:val="BCBEC4"/>
+        </w:rPr>
+        <w:t>dpnm</w:t>
+      </w:r>
+      <w:proofErr w:type="spellEnd"/>
+      <w:r>
+        <w:rPr>
+          <w:color w:val="BCBEC4"/>
+        </w:rPr>
+        <w:t xml:space="preserve">(i - </w:t>
+      </w:r>
+      <w:r>
+        <w:rPr>
+          <w:color w:val="2AACB8"/>
+        </w:rPr>
+        <w:t>1</w:t>
+      </w:r>
+      <w:r>
+        <w:rPr>
+          <w:color w:val="BCBEC4"/>
+        </w:rPr>
+        <w:t xml:space="preserve">, j + </w:t>
+      </w:r>
+      <w:r>
+        <w:rPr>
+          <w:color w:val="2AACB8"/>
+        </w:rPr>
+        <w:t>1</w:t>
+      </w:r>
+      <w:r>
+        <w:rPr>
+          <w:color w:val="BCBEC4"/>
+        </w:rPr>
+        <w:t>)</w:t>
+      </w:r>
+      <w:r>
+        <w:rPr>
+          <w:color w:val="6F737A"/>
+        </w:rPr>
+        <w:t>)</w:t>
+      </w:r>
+      <w:r>
+        <w:rPr>
+          <w:color w:val="BCBEC4"/>
+        </w:rPr>
+        <w:t>);</w:t>
+      </w:r>
+      <w:r>
+        <w:rPr>
+          <w:color w:val="BCBEC4"/>
+        </w:rPr>
+        <w:br/>
+        <w:t xml:space="preserve">        }</w:t>
+      </w:r>
+      <w:r>
+        <w:rPr>
+          <w:color w:val="BCBEC4"/>
+        </w:rPr>
+        <w:br/>
+        <w:t xml:space="preserve">        j = j + </w:t>
+      </w:r>
+      <w:r>
+        <w:rPr>
+          <w:color w:val="2AACB8"/>
+        </w:rPr>
+        <w:t>1</w:t>
+      </w:r>
+      <w:r>
+        <w:rPr>
+          <w:color w:val="BCBEC4"/>
+        </w:rPr>
+        <w:t>;</w:t>
+      </w:r>
+      <w:r>
+        <w:rPr>
+          <w:color w:val="BCBEC4"/>
+        </w:rPr>
+        <w:br/>
+        <w:t xml:space="preserve">        k = k + </w:t>
+      </w:r>
+      <w:r>
+        <w:rPr>
+          <w:color w:val="2AACB8"/>
+        </w:rPr>
+        <w:t>1</w:t>
+      </w:r>
+      <w:r>
+        <w:rPr>
+          <w:color w:val="BCBEC4"/>
+        </w:rPr>
+        <w:t>;</w:t>
+      </w:r>
+      <w:r>
+        <w:rPr>
+          <w:color w:val="BCBEC4"/>
+        </w:rPr>
+        <w:br/>
+        <w:t xml:space="preserve">        </w:t>
+      </w:r>
+      <w:proofErr w:type="spellStart"/>
+      <w:r>
+        <w:rPr>
+          <w:color w:val="CF8E6D"/>
+        </w:rPr>
+        <w:t>if</w:t>
+      </w:r>
+      <w:proofErr w:type="spellEnd"/>
+      <w:r>
+        <w:rPr>
+          <w:color w:val="CF8E6D"/>
+        </w:rPr>
+        <w:t xml:space="preserve"> </w:t>
+      </w:r>
+      <w:r>
+        <w:rPr>
+          <w:color w:val="BCBEC4"/>
+        </w:rPr>
+        <w:t>(j &gt; m){</w:t>
+      </w:r>
+      <w:r>
+        <w:rPr>
+          <w:color w:val="BCBEC4"/>
+        </w:rPr>
+        <w:br/>
+        <w:t xml:space="preserve">            </w:t>
+      </w:r>
+      <w:r>
+        <w:rPr>
+          <w:color w:val="CF8E6D"/>
+        </w:rPr>
+        <w:t>break</w:t>
+      </w:r>
+      <w:r>
+        <w:rPr>
+          <w:color w:val="BCBEC4"/>
+        </w:rPr>
+        <w:t>;</w:t>
+      </w:r>
+      <w:r>
+        <w:rPr>
+          <w:color w:val="BCBEC4"/>
+        </w:rPr>
+        <w:br/>
+      </w:r>
+      <w:r>
+        <w:rPr>
+          <w:color w:val="BCBEC4"/>
+        </w:rPr>
+        <w:lastRenderedPageBreak/>
+        <w:t xml:space="preserve">        }</w:t>
+      </w:r>
+      <w:r>
+        <w:rPr>
+          <w:color w:val="BCBEC4"/>
+        </w:rPr>
+        <w:br/>
+        <w:t xml:space="preserve">    }</w:t>
+      </w:r>
+      <w:r>
+        <w:rPr>
+          <w:color w:val="BCBEC4"/>
+        </w:rPr>
+        <w:br/>
+        <w:t>}</w:t>
+      </w:r>
+    </w:p>
+    <w:p>
+      <w:pPr>
+        <w:rPr>
+          <w:color w:val="000000" w:themeColor="text1"/>
+        </w:rPr>
+      </w:pPr>
+      <w:r>
+        <w:rPr>
+          <w:color w:val="000000" w:themeColor="text1"/>
+        </w:rPr>
+        <w:t xml:space="preserve">Como se puede ver, </w:t>
+      </w:r>
+      <w:r>
+        <w:rPr>
+          <w:color w:val="000000" w:themeColor="text1"/>
+        </w:rPr>
+        <w:t>el único cambio significativo</w:t>
+      </w:r>
+      <w:r>
+        <w:rPr>
+          <w:color w:val="000000" w:themeColor="text1"/>
+        </w:rPr>
+        <w:t xml:space="preserve"> es </w:t>
+      </w:r>
+      <w:r>
+        <w:rPr>
+          <w:color w:val="000000" w:themeColor="text1"/>
+        </w:rPr>
+        <w:t xml:space="preserve">el mencionado </w:t>
+      </w:r>
+      <w:proofErr w:type="spellStart"/>
+      <w:r>
+        <w:rPr>
+          <w:color w:val="000000" w:themeColor="text1"/>
+        </w:rPr>
+        <w:t>static_cast</w:t>
+      </w:r>
+      <w:proofErr w:type="spellEnd"/>
+      <w:r>
+        <w:rPr>
+          <w:color w:val="000000" w:themeColor="text1"/>
+        </w:rPr>
+        <w:t>&lt;</w:t>
+      </w:r>
+      <w:proofErr w:type="spellStart"/>
+      <w:r>
+        <w:rPr>
+          <w:color w:val="000000" w:themeColor="text1"/>
+        </w:rPr>
+        <w:t>double</w:t>
+      </w:r>
+      <w:proofErr w:type="spellEnd"/>
+      <w:r>
+        <w:rPr>
+          <w:color w:val="000000" w:themeColor="text1"/>
+        </w:rPr>
+        <w:t>&gt;, marcado con subrayado verde.</w:t>
+      </w:r>
+    </w:p>
+    <w:p>
+      <w:pPr>
+        <w:kinsoku w:val="0"/>
+        <w:overflowPunct w:val="0"/>
+        <w:rPr>
+          <w:color w:val="FF0000"/>
           <w:sz w:val="24"/>
           <w:szCs w:val="24"/>
         </w:rPr>
@@ -5063,7 +9695,7 @@
 </file>
 
 <file path=word/numbering.xml><?xml version="1.0" encoding="utf-8"?>
-<w:numbering xmlns:wpc="http://schemas.microsoft.com/office/word/2010/wordprocessingCanvas" xmlns:cx="http://schemas.microsoft.com/office/drawing/2014/chartex" xmlns:cx1="http://schemas.microsoft.com/office/drawing/2015/9/8/chartex" xmlns:cx2="http://schemas.microsoft.com/office/drawing/2015/10/21/chartex" xmlns:cx3="http://schemas.microsoft.com/office/drawing/2016/5/9/chartex" xmlns:cx4="http://schemas.microsoft.com/office/drawing/2016/5/10/chartex" xmlns:cx5="http://schemas.microsoft.com/office/drawing/2016/5/11/chartex" xmlns:cx6="http://schemas.microsoft.com/office/drawing/2016/5/12/chartex" xmlns:cx7="http://schemas.microsoft.com/office/drawing/2016/5/13/chartex" xmlns:cx8="http://schemas.microsoft.com/office/drawing/2016/5/14/chartex" xmlns:mc="http://schemas.openxmlformats.org/markup-compatibility/2006" xmlns:aink="http://schemas.microsoft.com/office/drawing/2016/ink" xmlns:am3d="http://schemas.microsoft.com/office/drawing/2017/model3d" xmlns:o="urn:schemas-microsoft-com:office:office" xmlns:r="http://schemas.openxmlformats.org/officeDocument/2006/relationships" xmlns:m="http://schemas.openxmlformats.org/officeDocument/2006/math" xmlns:v="urn:schemas-microsoft-com:vml" xmlns:wp14="http://schemas.microsoft.com/office/word/2010/wordprocessingDrawing" xmlns:wp="http://schemas.openxmlformats.org/drawingml/2006/wordprocessingDrawing" xmlns:w10="urn:schemas-microsoft-com:office:word" xmlns:w="http://schemas.openxmlformats.org/wordprocessingml/2006/main" xmlns:w14="http://schemas.microsoft.com/office/word/2010/wordml" xmlns:w15="http://schemas.microsoft.com/office/word/2012/wordml" xmlns:w16cex="http://schemas.microsoft.com/office/word/2018/wordml/cex" xmlns:w16cid="http://schemas.microsoft.com/office/word/2016/wordml/cid" xmlns:w16="http://schemas.microsoft.com/office/word/2018/wordml" xmlns:w16sdtdh="http://schemas.microsoft.com/office/word/2020/wordml/sdtdatahash" xmlns:w16se="http://schemas.microsoft.com/office/word/2015/wordml/symex" xmlns:wpg="http://schemas.microsoft.com/office/word/2010/wordprocessingGroup" xmlns:wpi="http://schemas.microsoft.com/office/word/2010/wordprocessingInk" xmlns:wne="http://schemas.microsoft.com/office/word/2006/wordml" xmlns:wps="http://schemas.microsoft.com/office/word/2010/wordprocessingShape" mc:Ignorable="w14 w15 w16se w16cid w16 w16cex w16sdtdh wp14">
+<w:numbering xmlns:wpc="http://schemas.microsoft.com/office/word/2010/wordprocessingCanvas" xmlns:cx="http://schemas.microsoft.com/office/drawing/2014/chartex" xmlns:cx1="http://schemas.microsoft.com/office/drawing/2015/9/8/chartex" xmlns:cx2="http://schemas.microsoft.com/office/drawing/2015/10/21/chartex" xmlns:cx3="http://schemas.microsoft.com/office/drawing/2016/5/9/chartex" xmlns:cx4="http://schemas.microsoft.com/office/drawing/2016/5/10/chartex" xmlns:cx5="http://schemas.microsoft.com/office/drawing/2016/5/11/chartex" xmlns:cx6="http://schemas.microsoft.com/office/drawing/2016/5/12/chartex" xmlns:cx7="http://schemas.microsoft.com/office/drawing/2016/5/13/chartex" xmlns:cx8="http://schemas.microsoft.com/office/drawing/2016/5/14/chartex" xmlns:mc="http://schemas.openxmlformats.org/markup-compatibility/2006" xmlns:aink="http://schemas.microsoft.com/office/drawing/2016/ink" xmlns:am3d="http://schemas.microsoft.com/office/drawing/2017/model3d" xmlns:o="urn:schemas-microsoft-com:office:office" xmlns:oel="http://schemas.microsoft.com/office/2019/extlst" xmlns:r="http://schemas.openxmlformats.org/officeDocument/2006/relationships" xmlns:m="http://schemas.openxmlformats.org/officeDocument/2006/math" xmlns:v="urn:schemas-microsoft-com:vml" xmlns:wp14="http://schemas.microsoft.com/office/word/2010/wordprocessingDrawing" xmlns:wp="http://schemas.openxmlformats.org/drawingml/2006/wordprocessingDrawing" xmlns:w10="urn:schemas-microsoft-com:office:word" xmlns:w="http://schemas.openxmlformats.org/wordprocessingml/2006/main" xmlns:w14="http://schemas.microsoft.com/office/word/2010/wordml" xmlns:w15="http://schemas.microsoft.com/office/word/2012/wordml" xmlns:w16cex="http://schemas.microsoft.com/office/word/2018/wordml/cex" xmlns:w16cid="http://schemas.microsoft.com/office/word/2016/wordml/cid" xmlns:w16="http://schemas.microsoft.com/office/word/2018/wordml" xmlns:w16du="http://schemas.microsoft.com/office/word/2023/wordml/word16du" xmlns:w16sdtdh="http://schemas.microsoft.com/office/word/2020/wordml/sdtdatahash" xmlns:w16sdtfl="http://schemas.microsoft.com/office/word/2024/wordml/sdtformatlock" xmlns:w16se="http://schemas.microsoft.com/office/word/2015/wordml/symex" xmlns:wpg="http://schemas.microsoft.com/office/word/2010/wordprocessingGroup" xmlns:wpi="http://schemas.microsoft.com/office/word/2010/wordprocessingInk" xmlns:wne="http://schemas.microsoft.com/office/word/2006/wordml" xmlns:wps="http://schemas.microsoft.com/office/word/2010/wordprocessingShape" mc:Ignorable="w14 w15 w16se w16cid w16 w16cex w16sdtdh w16sdtfl w16du wp14">
   <w:abstractNum w:abstractNumId="0" w15:restartNumberingAfterBreak="0">
     <w:nsid w:val="00E328FB"/>
     <w:multiLevelType w:val="multilevel"/>
@@ -11620,143 +16252,143 @@
       </w:rPr>
     </w:lvl>
   </w:abstractNum>
-  <w:num w:numId="1">
+  <w:num w:numId="1" w16cid:durableId="312413199">
     <w:abstractNumId w:val="12"/>
   </w:num>
-  <w:num w:numId="2">
+  <w:num w:numId="2" w16cid:durableId="1322855339">
     <w:abstractNumId w:val="25"/>
   </w:num>
-  <w:num w:numId="3">
+  <w:num w:numId="3" w16cid:durableId="1029137983">
     <w:abstractNumId w:val="30"/>
   </w:num>
-  <w:num w:numId="4">
+  <w:num w:numId="4" w16cid:durableId="924875817">
     <w:abstractNumId w:val="15"/>
   </w:num>
-  <w:num w:numId="5">
+  <w:num w:numId="5" w16cid:durableId="1876041012">
     <w:abstractNumId w:val="13"/>
   </w:num>
-  <w:num w:numId="6">
+  <w:num w:numId="6" w16cid:durableId="1381586702">
     <w:abstractNumId w:val="16"/>
   </w:num>
-  <w:num w:numId="7">
+  <w:num w:numId="7" w16cid:durableId="1641961727">
     <w:abstractNumId w:val="36"/>
   </w:num>
-  <w:num w:numId="8">
+  <w:num w:numId="8" w16cid:durableId="1074666027">
     <w:abstractNumId w:val="21"/>
   </w:num>
-  <w:num w:numId="9">
+  <w:num w:numId="9" w16cid:durableId="1627391532">
     <w:abstractNumId w:val="17"/>
   </w:num>
-  <w:num w:numId="10">
+  <w:num w:numId="10" w16cid:durableId="2003505450">
     <w:abstractNumId w:val="2"/>
   </w:num>
-  <w:num w:numId="11">
+  <w:num w:numId="11" w16cid:durableId="901407331">
     <w:abstractNumId w:val="26"/>
   </w:num>
-  <w:num w:numId="12">
+  <w:num w:numId="12" w16cid:durableId="509025126">
     <w:abstractNumId w:val="37"/>
   </w:num>
-  <w:num w:numId="13">
+  <w:num w:numId="13" w16cid:durableId="357314568">
     <w:abstractNumId w:val="22"/>
   </w:num>
-  <w:num w:numId="14">
+  <w:num w:numId="14" w16cid:durableId="1410733779">
     <w:abstractNumId w:val="43"/>
   </w:num>
-  <w:num w:numId="15">
+  <w:num w:numId="15" w16cid:durableId="1654136391">
     <w:abstractNumId w:val="8"/>
   </w:num>
-  <w:num w:numId="16">
+  <w:num w:numId="16" w16cid:durableId="395863550">
     <w:abstractNumId w:val="5"/>
   </w:num>
-  <w:num w:numId="17">
+  <w:num w:numId="17" w16cid:durableId="188301488">
     <w:abstractNumId w:val="35"/>
   </w:num>
-  <w:num w:numId="18">
+  <w:num w:numId="18" w16cid:durableId="786432338">
     <w:abstractNumId w:val="14"/>
   </w:num>
-  <w:num w:numId="19">
+  <w:num w:numId="19" w16cid:durableId="1817143728">
     <w:abstractNumId w:val="3"/>
   </w:num>
-  <w:num w:numId="20">
+  <w:num w:numId="20" w16cid:durableId="1053040115">
     <w:abstractNumId w:val="40"/>
   </w:num>
-  <w:num w:numId="21">
+  <w:num w:numId="21" w16cid:durableId="1149009082">
     <w:abstractNumId w:val="9"/>
   </w:num>
-  <w:num w:numId="22">
+  <w:num w:numId="22" w16cid:durableId="1965118583">
     <w:abstractNumId w:val="29"/>
   </w:num>
-  <w:num w:numId="23">
+  <w:num w:numId="23" w16cid:durableId="1450516328">
     <w:abstractNumId w:val="41"/>
   </w:num>
-  <w:num w:numId="24">
+  <w:num w:numId="24" w16cid:durableId="990523644">
     <w:abstractNumId w:val="34"/>
   </w:num>
-  <w:num w:numId="25">
+  <w:num w:numId="25" w16cid:durableId="893389945">
     <w:abstractNumId w:val="38"/>
   </w:num>
-  <w:num w:numId="26">
+  <w:num w:numId="26" w16cid:durableId="1395009559">
     <w:abstractNumId w:val="0"/>
   </w:num>
-  <w:num w:numId="27">
+  <w:num w:numId="27" w16cid:durableId="238517574">
     <w:abstractNumId w:val="31"/>
   </w:num>
-  <w:num w:numId="28">
+  <w:num w:numId="28" w16cid:durableId="2066903917">
     <w:abstractNumId w:val="11"/>
   </w:num>
-  <w:num w:numId="29">
+  <w:num w:numId="29" w16cid:durableId="346371718">
     <w:abstractNumId w:val="4"/>
   </w:num>
-  <w:num w:numId="30">
+  <w:num w:numId="30" w16cid:durableId="911234548">
     <w:abstractNumId w:val="10"/>
   </w:num>
-  <w:num w:numId="31">
+  <w:num w:numId="31" w16cid:durableId="1457332880">
     <w:abstractNumId w:val="1"/>
   </w:num>
-  <w:num w:numId="32">
+  <w:num w:numId="32" w16cid:durableId="1967082582">
     <w:abstractNumId w:val="42"/>
   </w:num>
-  <w:num w:numId="33">
+  <w:num w:numId="33" w16cid:durableId="1670910554">
     <w:abstractNumId w:val="19"/>
   </w:num>
-  <w:num w:numId="34">
+  <w:num w:numId="34" w16cid:durableId="832336779">
     <w:abstractNumId w:val="28"/>
   </w:num>
-  <w:num w:numId="35">
+  <w:num w:numId="35" w16cid:durableId="310671373">
     <w:abstractNumId w:val="18"/>
   </w:num>
-  <w:num w:numId="36">
+  <w:num w:numId="36" w16cid:durableId="814643436">
     <w:abstractNumId w:val="33"/>
   </w:num>
-  <w:num w:numId="37">
+  <w:num w:numId="37" w16cid:durableId="2110805837">
     <w:abstractNumId w:val="6"/>
   </w:num>
-  <w:num w:numId="38">
+  <w:num w:numId="38" w16cid:durableId="1657026546">
     <w:abstractNumId w:val="20"/>
   </w:num>
-  <w:num w:numId="39">
+  <w:num w:numId="39" w16cid:durableId="530848883">
     <w:abstractNumId w:val="27"/>
   </w:num>
-  <w:num w:numId="40">
+  <w:num w:numId="40" w16cid:durableId="892279941">
     <w:abstractNumId w:val="7"/>
   </w:num>
-  <w:num w:numId="41">
+  <w:num w:numId="41" w16cid:durableId="1072193611">
     <w:abstractNumId w:val="23"/>
   </w:num>
-  <w:num w:numId="42">
+  <w:num w:numId="42" w16cid:durableId="1413694370">
     <w:abstractNumId w:val="24"/>
   </w:num>
-  <w:num w:numId="43">
+  <w:num w:numId="43" w16cid:durableId="1113591345">
     <w:abstractNumId w:val="39"/>
   </w:num>
-  <w:num w:numId="44">
+  <w:num w:numId="44" w16cid:durableId="677461252">
     <w:abstractNumId w:val="32"/>
   </w:num>
 </w:numbering>
 </file>
 
 <file path=word/styles.xml><?xml version="1.0" encoding="utf-8"?>
-<w:styles xmlns:mc="http://schemas.openxmlformats.org/markup-compatibility/2006" xmlns:r="http://schemas.openxmlformats.org/officeDocument/2006/relationships" xmlns:w="http://schemas.openxmlformats.org/wordprocessingml/2006/main" xmlns:w14="http://schemas.microsoft.com/office/word/2010/wordml" xmlns:w15="http://schemas.microsoft.com/office/word/2012/wordml" xmlns:w16cex="http://schemas.microsoft.com/office/word/2018/wordml/cex" xmlns:w16cid="http://schemas.microsoft.com/office/word/2016/wordml/cid" xmlns:w16="http://schemas.microsoft.com/office/word/2018/wordml" xmlns:w16sdtdh="http://schemas.microsoft.com/office/word/2020/wordml/sdtdatahash" xmlns:w16se="http://schemas.microsoft.com/office/word/2015/wordml/symex" mc:Ignorable="w14 w15 w16se w16cid w16 w16cex w16sdtdh">
+<w:styles xmlns:mc="http://schemas.openxmlformats.org/markup-compatibility/2006" xmlns:r="http://schemas.openxmlformats.org/officeDocument/2006/relationships" xmlns:w="http://schemas.openxmlformats.org/wordprocessingml/2006/main" xmlns:w14="http://schemas.microsoft.com/office/word/2010/wordml" xmlns:w15="http://schemas.microsoft.com/office/word/2012/wordml" xmlns:w16cex="http://schemas.microsoft.com/office/word/2018/wordml/cex" xmlns:w16cid="http://schemas.microsoft.com/office/word/2016/wordml/cid" xmlns:w16="http://schemas.microsoft.com/office/word/2018/wordml" xmlns:w16du="http://schemas.microsoft.com/office/word/2023/wordml/word16du" xmlns:w16sdtdh="http://schemas.microsoft.com/office/word/2020/wordml/sdtdatahash" xmlns:w16sdtfl="http://schemas.microsoft.com/office/word/2024/wordml/sdtformatlock" xmlns:w16se="http://schemas.microsoft.com/office/word/2015/wordml/symex" mc:Ignorable="w14 w15 w16se w16cid w16 w16cex w16sdtdh w16sdtfl w16du">
   <w:docDefaults>
     <w:rPrDefault>
       <w:rPr>
@@ -12153,11 +16785,11 @@
   <w:style w:type="paragraph" w:default="1" w:styleId="Normal">
     <w:name w:val="Normal"/>
     <w:qFormat/>
+    <w:rsid w:val="009A7D1A"/>
   </w:style>
   <w:style w:type="character" w:default="1" w:styleId="Fuentedeprrafopredeter">
     <w:name w:val="Default Paragraph Font"/>
     <w:uiPriority w:val="1"/>
-    <w:semiHidden/>
     <w:unhideWhenUsed/>
   </w:style>
   <w:style w:type="table" w:default="1" w:styleId="Tablanormal">

--- a/Seguimiento.docx
+++ b/Seguimiento.docx
@@ -1,6 +1,6 @@
 
 <file path=word/document.xml><?xml version="1.0" encoding="utf-8"?>
-<w:document xmlns:wpc="http://schemas.microsoft.com/office/word/2010/wordprocessingCanvas" xmlns:cx="http://schemas.microsoft.com/office/drawing/2014/chartex" xmlns:cx1="http://schemas.microsoft.com/office/drawing/2015/9/8/chartex" xmlns:cx2="http://schemas.microsoft.com/office/drawing/2015/10/21/chartex" xmlns:cx3="http://schemas.microsoft.com/office/drawing/2016/5/9/chartex" xmlns:cx4="http://schemas.microsoft.com/office/drawing/2016/5/10/chartex" xmlns:cx5="http://schemas.microsoft.com/office/drawing/2016/5/11/chartex" xmlns:cx6="http://schemas.microsoft.com/office/drawing/2016/5/12/chartex" xmlns:cx7="http://schemas.microsoft.com/office/drawing/2016/5/13/chartex" xmlns:cx8="http://schemas.microsoft.com/office/drawing/2016/5/14/chartex" xmlns:mc="http://schemas.openxmlformats.org/markup-compatibility/2006" xmlns:aink="http://schemas.microsoft.com/office/drawing/2016/ink" xmlns:am3d="http://schemas.microsoft.com/office/drawing/2017/model3d" xmlns:o="urn:schemas-microsoft-com:office:office" xmlns:oel="http://schemas.microsoft.com/office/2019/extlst" xmlns:r="http://schemas.openxmlformats.org/officeDocument/2006/relationships" xmlns:m="http://schemas.openxmlformats.org/officeDocument/2006/math" xmlns:v="urn:schemas-microsoft-com:vml" xmlns:wp14="http://schemas.microsoft.com/office/word/2010/wordprocessingDrawing" xmlns:wp="http://schemas.openxmlformats.org/drawingml/2006/wordprocessingDrawing" xmlns:w10="urn:schemas-microsoft-com:office:word" xmlns:w="http://schemas.openxmlformats.org/wordprocessingml/2006/main" xmlns:w14="http://schemas.microsoft.com/office/word/2010/wordml" xmlns:w15="http://schemas.microsoft.com/office/word/2012/wordml" xmlns:w16cex="http://schemas.microsoft.com/office/word/2018/wordml/cex" xmlns:w16cid="http://schemas.microsoft.com/office/word/2016/wordml/cid" xmlns:w16="http://schemas.microsoft.com/office/word/2018/wordml" xmlns:w16du="http://schemas.microsoft.com/office/word/2023/wordml/word16du" xmlns:w16sdtdh="http://schemas.microsoft.com/office/word/2020/wordml/sdtdatahash" xmlns:w16sdtfl="http://schemas.microsoft.com/office/word/2024/wordml/sdtformatlock" xmlns:w16se="http://schemas.microsoft.com/office/word/2015/wordml/symex" xmlns:wpg="http://schemas.microsoft.com/office/word/2010/wordprocessingGroup" xmlns:wpi="http://schemas.microsoft.com/office/word/2010/wordprocessingInk" xmlns:wne="http://schemas.microsoft.com/office/word/2006/wordml" xmlns:wps="http://schemas.microsoft.com/office/word/2010/wordprocessingShape" mc:Ignorable="w14 w15 w16se w16cid w16 w16cex w16sdtdh w16sdtfl w16du wp14">
+<w:document xmlns:wpc="http://schemas.microsoft.com/office/word/2010/wordprocessingCanvas" xmlns:cx="http://schemas.microsoft.com/office/drawing/2014/chartex" xmlns:cx1="http://schemas.microsoft.com/office/drawing/2015/9/8/chartex" xmlns:cx2="http://schemas.microsoft.com/office/drawing/2015/10/21/chartex" xmlns:cx3="http://schemas.microsoft.com/office/drawing/2016/5/9/chartex" xmlns:cx4="http://schemas.microsoft.com/office/drawing/2016/5/10/chartex" xmlns:cx5="http://schemas.microsoft.com/office/drawing/2016/5/11/chartex" xmlns:cx6="http://schemas.microsoft.com/office/drawing/2016/5/12/chartex" xmlns:cx7="http://schemas.microsoft.com/office/drawing/2016/5/13/chartex" xmlns:cx8="http://schemas.microsoft.com/office/drawing/2016/5/14/chartex" xmlns:mc="http://schemas.openxmlformats.org/markup-compatibility/2006" xmlns:aink="http://schemas.microsoft.com/office/drawing/2016/ink" xmlns:am3d="http://schemas.microsoft.com/office/drawing/2017/model3d" xmlns:o="urn:schemas-microsoft-com:office:office" xmlns:r="http://schemas.openxmlformats.org/officeDocument/2006/relationships" xmlns:m="http://schemas.openxmlformats.org/officeDocument/2006/math" xmlns:v="urn:schemas-microsoft-com:vml" xmlns:wp14="http://schemas.microsoft.com/office/word/2010/wordprocessingDrawing" xmlns:wp="http://schemas.openxmlformats.org/drawingml/2006/wordprocessingDrawing" xmlns:w10="urn:schemas-microsoft-com:office:word" xmlns:w="http://schemas.openxmlformats.org/wordprocessingml/2006/main" xmlns:w14="http://schemas.microsoft.com/office/word/2010/wordml" xmlns:w15="http://schemas.microsoft.com/office/word/2012/wordml" xmlns:w16cex="http://schemas.microsoft.com/office/word/2018/wordml/cex" xmlns:w16cid="http://schemas.microsoft.com/office/word/2016/wordml/cid" xmlns:w16="http://schemas.microsoft.com/office/word/2018/wordml" xmlns:w16sdtdh="http://schemas.microsoft.com/office/word/2020/wordml/sdtdatahash" xmlns:w16se="http://schemas.microsoft.com/office/word/2015/wordml/symex" xmlns:wpg="http://schemas.microsoft.com/office/word/2010/wordprocessingGroup" xmlns:wpi="http://schemas.microsoft.com/office/word/2010/wordprocessingInk" xmlns:wne="http://schemas.microsoft.com/office/word/2006/wordml" xmlns:wps="http://schemas.microsoft.com/office/word/2010/wordprocessingShape" mc:Ignorable="w14 w15 w16se w16cid w16 w16cex w16sdtdh wp14">
   <w:body>
     <w:p>
       <w:pPr>
@@ -1294,6 +1294,7 @@
         <w:rPr>
           <w:rFonts w:ascii="Arial" w:hAnsi="Arial"/>
           <w:color w:val="FF0000"/>
+          <w:highlight w:val="green"/>
         </w:rPr>
       </w:pPr>
       <w:proofErr w:type="spellStart"/>
@@ -1302,6 +1303,7 @@
           <w:rStyle w:val="normaltextrun"/>
           <w:rFonts w:ascii="Arial" w:hAnsi="Arial"/>
           <w:color w:val="FF0000"/>
+          <w:highlight w:val="green"/>
         </w:rPr>
         <w:t>SAT_Const.m</w:t>
       </w:r>
@@ -1311,6 +1313,7 @@
           <w:rStyle w:val="eop"/>
           <w:rFonts w:ascii="Arial" w:hAnsi="Arial"/>
           <w:color w:val="FF0000"/>
+          <w:highlight w:val="green"/>
         </w:rPr>
         <w:t> </w:t>
       </w:r>
@@ -1771,7 +1774,6 @@
         <w:t>_</w:t>
       </w:r>
       <w:proofErr w:type="spellStart"/>
-      <w:proofErr w:type="gramStart"/>
       <w:r>
         <w:rPr>
           <w:color w:val="908B25"/>
@@ -1813,7 +1815,6 @@
         </w:rPr>
         <w:t>(</w:t>
       </w:r>
-      <w:proofErr w:type="gramEnd"/>
       <w:r>
         <w:rPr>
           <w:color w:val="2AACB8"/>
@@ -1887,7 +1888,6 @@
         <w:t xml:space="preserve">) - </w:t>
       </w:r>
       <w:proofErr w:type="spellStart"/>
-      <w:proofErr w:type="gramStart"/>
       <w:r>
         <w:rPr>
           <w:color w:val="BCBEC4"/>
@@ -1901,7 +1901,6 @@
         </w:rPr>
         <w:t>(</w:t>
       </w:r>
-      <w:proofErr w:type="gramEnd"/>
       <w:r>
         <w:rPr>
           <w:color w:val="2AACB8"/>
@@ -2097,7 +2096,6 @@
         <w:t xml:space="preserve">x = </w:t>
       </w:r>
       <w:proofErr w:type="spellStart"/>
-      <w:proofErr w:type="gramStart"/>
       <w:r>
         <w:rPr>
           <w:rFonts w:ascii="Courier New" w:eastAsia="Times New Roman" w:hAnsi="Courier New" w:cs="Courier New"/>
@@ -2119,7 +2117,6 @@
         </w:rPr>
         <w:t>(</w:t>
       </w:r>
-      <w:proofErr w:type="gramEnd"/>
       <w:r>
         <w:rPr>
           <w:rFonts w:ascii="Courier New" w:eastAsia="Times New Roman" w:hAnsi="Courier New" w:cs="Courier New"/>
@@ -2284,7 +2281,6 @@
         <w:t>(</w:t>
       </w:r>
       <w:proofErr w:type="spellStart"/>
-      <w:proofErr w:type="gramStart"/>
       <w:r>
         <w:rPr>
           <w:rFonts w:ascii="Courier New" w:eastAsia="Times New Roman" w:hAnsi="Courier New" w:cs="Courier New"/>
@@ -2307,7 +2303,6 @@
         <w:t>(</w:t>
       </w:r>
       <w:proofErr w:type="spellStart"/>
-      <w:proofErr w:type="gramEnd"/>
       <w:r>
         <w:rPr>
           <w:rFonts w:ascii="Courier New" w:eastAsia="Times New Roman" w:hAnsi="Courier New" w:cs="Courier New"/>
@@ -2457,39 +2452,17 @@
           <w:szCs w:val="20"/>
           <w:lang w:eastAsia="es-ES"/>
         </w:rPr>
-        <w:t>60777.</w:t>
-      </w:r>
-      <w:proofErr w:type="gramStart"/>
+        <w:t>60777.0423726854</w:t>
+      </w:r>
       <w:r>
         <w:rPr>
           <w:rFonts w:ascii="Courier New" w:eastAsia="Times New Roman" w:hAnsi="Courier New" w:cs="Courier New"/>
-          <w:color w:val="2AACB8"/>
+          <w:color w:val="BCBEC4"/>
           <w:sz w:val="20"/>
           <w:szCs w:val="20"/>
           <w:lang w:eastAsia="es-ES"/>
         </w:rPr>
-        <w:t>0423726854</w:t>
-      </w:r>
-      <w:r>
-        <w:rPr>
-          <w:rFonts w:ascii="Courier New" w:eastAsia="Times New Roman" w:hAnsi="Courier New" w:cs="Courier New"/>
-          <w:color w:val="BCBEC4"/>
-          <w:sz w:val="20"/>
-          <w:szCs w:val="20"/>
-          <w:lang w:eastAsia="es-ES"/>
-        </w:rPr>
-        <w:t>)&lt;</w:t>
-      </w:r>
-      <w:proofErr w:type="gramEnd"/>
-      <w:r>
-        <w:rPr>
-          <w:rFonts w:ascii="Courier New" w:eastAsia="Times New Roman" w:hAnsi="Courier New" w:cs="Courier New"/>
-          <w:color w:val="BCBEC4"/>
-          <w:sz w:val="20"/>
-          <w:szCs w:val="20"/>
-          <w:lang w:eastAsia="es-ES"/>
-        </w:rPr>
-        <w:t>TOL2_);</w:t>
+        <w:t>)&lt;TOL2_);</w:t>
       </w:r>
       <w:r>
         <w:rPr>
@@ -2774,14 +2747,12 @@
         </w:rPr>
         <w:t xml:space="preserve">Matrix </w:t>
       </w:r>
-      <w:proofErr w:type="gramStart"/>
       <w:r>
         <w:rPr>
           <w:color w:val="BCBEC4"/>
         </w:rPr>
         <w:t>sol(</w:t>
       </w:r>
-      <w:proofErr w:type="gramEnd"/>
       <w:r>
         <w:rPr>
           <w:color w:val="2AACB8"/>
@@ -2898,22 +2869,14 @@
         <w:rPr>
           <w:color w:val="BCBEC4"/>
         </w:rPr>
+        <w:t>(sol</w:t>
+      </w:r>
+      <w:r>
+        <w:rPr>
+          <w:color w:val="5F8C8A"/>
+        </w:rPr>
         <w:t>(</w:t>
       </w:r>
-      <w:proofErr w:type="gramStart"/>
-      <w:r>
-        <w:rPr>
-          <w:color w:val="BCBEC4"/>
-        </w:rPr>
-        <w:t>sol</w:t>
-      </w:r>
-      <w:r>
-        <w:rPr>
-          <w:color w:val="5F8C8A"/>
-        </w:rPr>
-        <w:t>(</w:t>
-      </w:r>
-      <w:proofErr w:type="gramEnd"/>
       <w:r>
         <w:rPr>
           <w:color w:val="2AACB8"/>
@@ -2975,22 +2938,64 @@
         <w:rPr>
           <w:color w:val="BCBEC4"/>
         </w:rPr>
+        <w:t>(sol</w:t>
+      </w:r>
+      <w:r>
+        <w:rPr>
+          <w:color w:val="5F8C8A"/>
+        </w:rPr>
         <w:t>(</w:t>
       </w:r>
-      <w:proofErr w:type="gramStart"/>
-      <w:r>
-        <w:rPr>
-          <w:color w:val="BCBEC4"/>
-        </w:rPr>
-        <w:t>sol</w:t>
+      <w:r>
+        <w:rPr>
+          <w:color w:val="2AACB8"/>
+        </w:rPr>
+        <w:t>1</w:t>
+      </w:r>
+      <w:r>
+        <w:rPr>
+          <w:color w:val="BCBEC4"/>
+        </w:rPr>
+        <w:t>,</w:t>
+      </w:r>
+      <w:r>
+        <w:rPr>
+          <w:color w:val="2AACB8"/>
+        </w:rPr>
+        <w:t>2</w:t>
       </w:r>
       <w:r>
         <w:rPr>
           <w:color w:val="5F8C8A"/>
         </w:rPr>
+        <w:t>)</w:t>
+      </w:r>
+      <w:r>
+        <w:rPr>
+          <w:color w:val="BCBEC4"/>
+        </w:rPr>
+        <w:t xml:space="preserve">) &lt; TOL_ &amp;&amp; </w:t>
+      </w:r>
+      <w:proofErr w:type="spellStart"/>
+      <w:r>
+        <w:rPr>
+          <w:color w:val="BCBEC4"/>
+        </w:rPr>
+        <w:t>fabs</w:t>
+      </w:r>
+      <w:proofErr w:type="spellEnd"/>
+      <w:r>
+        <w:rPr>
+          <w:color w:val="BCBEC4"/>
+        </w:rPr>
+        <w:t>(sol</w:t>
+      </w:r>
+      <w:r>
+        <w:rPr>
+          <w:color w:val="5F8C8A"/>
+        </w:rPr>
         <w:t>(</w:t>
       </w:r>
-      <w:proofErr w:type="gramEnd"/>
       <w:r>
         <w:rPr>
           <w:color w:val="2AACB8"/>
@@ -3007,7 +3012,7 @@
         <w:rPr>
           <w:color w:val="2AACB8"/>
         </w:rPr>
-        <w:t>2</w:t>
+        <w:t>3</w:t>
       </w:r>
       <w:r>
         <w:rPr>
@@ -3019,65 +3024,7 @@
         <w:rPr>
           <w:color w:val="BCBEC4"/>
         </w:rPr>
-        <w:t xml:space="preserve">) &lt; TOL_ &amp;&amp; </w:t>
-      </w:r>
-      <w:proofErr w:type="spellStart"/>
-      <w:r>
-        <w:rPr>
-          <w:color w:val="BCBEC4"/>
-        </w:rPr>
-        <w:t>fabs</w:t>
-      </w:r>
-      <w:proofErr w:type="spellEnd"/>
-      <w:r>
-        <w:rPr>
-          <w:color w:val="BCBEC4"/>
-        </w:rPr>
-        <w:t>(sol</w:t>
-      </w:r>
-      <w:r>
-        <w:rPr>
-          <w:color w:val="5F8C8A"/>
-        </w:rPr>
-        <w:t>(</w:t>
-      </w:r>
-      <w:r>
-        <w:rPr>
-          <w:color w:val="2AACB8"/>
-        </w:rPr>
-        <w:t>1</w:t>
-      </w:r>
-      <w:r>
-        <w:rPr>
-          <w:color w:val="BCBEC4"/>
-        </w:rPr>
-        <w:t>,</w:t>
-      </w:r>
-      <w:proofErr w:type="gramStart"/>
-      <w:r>
-        <w:rPr>
-          <w:color w:val="2AACB8"/>
-        </w:rPr>
-        <w:t>3</w:t>
-      </w:r>
-      <w:r>
-        <w:rPr>
-          <w:color w:val="5F8C8A"/>
-        </w:rPr>
-        <w:t>)</w:t>
-      </w:r>
-      <w:r>
-        <w:rPr>
-          <w:color w:val="BCBEC4"/>
-        </w:rPr>
-        <w:t>&lt;</w:t>
-      </w:r>
-      <w:proofErr w:type="gramEnd"/>
-      <w:r>
-        <w:rPr>
-          <w:color w:val="BCBEC4"/>
-        </w:rPr>
-        <w:t>TOL_)));</w:t>
+        <w:t>&lt;TOL_)));</w:t>
       </w:r>
       <w:r>
         <w:rPr>
@@ -3104,22 +3051,64 @@
         <w:rPr>
           <w:color w:val="BCBEC4"/>
         </w:rPr>
+        <w:t>(sol</w:t>
+      </w:r>
+      <w:r>
+        <w:rPr>
+          <w:color w:val="5F8C8A"/>
+        </w:rPr>
         <w:t>(</w:t>
       </w:r>
-      <w:proofErr w:type="gramStart"/>
-      <w:r>
-        <w:rPr>
-          <w:color w:val="BCBEC4"/>
-        </w:rPr>
-        <w:t>sol</w:t>
+      <w:r>
+        <w:rPr>
+          <w:color w:val="2AACB8"/>
+        </w:rPr>
+        <w:t>2</w:t>
+      </w:r>
+      <w:r>
+        <w:rPr>
+          <w:color w:val="BCBEC4"/>
+        </w:rPr>
+        <w:t>,</w:t>
+      </w:r>
+      <w:r>
+        <w:rPr>
+          <w:color w:val="2AACB8"/>
+        </w:rPr>
+        <w:t>1</w:t>
       </w:r>
       <w:r>
         <w:rPr>
           <w:color w:val="5F8C8A"/>
         </w:rPr>
+        <w:t>)</w:t>
+      </w:r>
+      <w:r>
+        <w:rPr>
+          <w:color w:val="BCBEC4"/>
+        </w:rPr>
+        <w:t xml:space="preserve">&lt;TOL_ &amp;&amp; </w:t>
+      </w:r>
+      <w:proofErr w:type="spellStart"/>
+      <w:r>
+        <w:rPr>
+          <w:color w:val="BCBEC4"/>
+        </w:rPr>
+        <w:t>fabs</w:t>
+      </w:r>
+      <w:proofErr w:type="spellEnd"/>
+      <w:r>
+        <w:rPr>
+          <w:color w:val="BCBEC4"/>
+        </w:rPr>
+        <w:t>(sol</w:t>
+      </w:r>
+      <w:r>
+        <w:rPr>
+          <w:color w:val="5F8C8A"/>
+        </w:rPr>
         <w:t>(</w:t>
       </w:r>
-      <w:proofErr w:type="gramEnd"/>
       <w:r>
         <w:rPr>
           <w:color w:val="2AACB8"/>
@@ -3132,12 +3121,11 @@
         </w:rPr>
         <w:t>,</w:t>
       </w:r>
-      <w:proofErr w:type="gramStart"/>
-      <w:r>
-        <w:rPr>
-          <w:color w:val="2AACB8"/>
-        </w:rPr>
-        <w:t>1</w:t>
+      <w:r>
+        <w:rPr>
+          <w:color w:val="2AACB8"/>
+        </w:rPr>
+        <w:t>2</w:t>
       </w:r>
       <w:r>
         <w:rPr>
@@ -3149,14 +3137,19 @@
         <w:rPr>
           <w:color w:val="BCBEC4"/>
         </w:rPr>
-        <w:t>&lt;</w:t>
-      </w:r>
-      <w:proofErr w:type="gramEnd"/>
-      <w:r>
-        <w:rPr>
-          <w:color w:val="BCBEC4"/>
-        </w:rPr>
-        <w:t xml:space="preserve">TOL_ &amp;&amp; </w:t>
+        <w:t>-</w:t>
+      </w:r>
+      <w:r>
+        <w:rPr>
+          <w:color w:val="2AACB8"/>
+        </w:rPr>
+        <w:t>0.54030230586814</w:t>
+      </w:r>
+      <w:r>
+        <w:rPr>
+          <w:color w:val="BCBEC4"/>
+        </w:rPr>
+        <w:t xml:space="preserve">) &lt; TOL_ &amp;&amp; </w:t>
       </w:r>
       <w:proofErr w:type="spellStart"/>
       <w:r>
@@ -3170,92 +3163,14 @@
         <w:rPr>
           <w:color w:val="BCBEC4"/>
         </w:rPr>
+        <w:t>(sol</w:t>
+      </w:r>
+      <w:r>
+        <w:rPr>
+          <w:color w:val="5F8C8A"/>
+        </w:rPr>
         <w:t>(</w:t>
       </w:r>
-      <w:proofErr w:type="gramStart"/>
-      <w:r>
-        <w:rPr>
-          <w:color w:val="BCBEC4"/>
-        </w:rPr>
-        <w:t>sol</w:t>
-      </w:r>
-      <w:r>
-        <w:rPr>
-          <w:color w:val="5F8C8A"/>
-        </w:rPr>
-        <w:t>(</w:t>
-      </w:r>
-      <w:proofErr w:type="gramEnd"/>
-      <w:r>
-        <w:rPr>
-          <w:color w:val="2AACB8"/>
-        </w:rPr>
-        <w:t>2</w:t>
-      </w:r>
-      <w:r>
-        <w:rPr>
-          <w:color w:val="BCBEC4"/>
-        </w:rPr>
-        <w:t>,</w:t>
-      </w:r>
-      <w:r>
-        <w:rPr>
-          <w:color w:val="2AACB8"/>
-        </w:rPr>
-        <w:t>2</w:t>
-      </w:r>
-      <w:r>
-        <w:rPr>
-          <w:color w:val="5F8C8A"/>
-        </w:rPr>
-        <w:t>)</w:t>
-      </w:r>
-      <w:r>
-        <w:rPr>
-          <w:color w:val="BCBEC4"/>
-        </w:rPr>
-        <w:t>-</w:t>
-      </w:r>
-      <w:r>
-        <w:rPr>
-          <w:color w:val="2AACB8"/>
-        </w:rPr>
-        <w:t>0.54030230586814</w:t>
-      </w:r>
-      <w:r>
-        <w:rPr>
-          <w:color w:val="BCBEC4"/>
-        </w:rPr>
-        <w:t xml:space="preserve">) &lt; TOL_ &amp;&amp; </w:t>
-      </w:r>
-      <w:proofErr w:type="spellStart"/>
-      <w:r>
-        <w:rPr>
-          <w:color w:val="BCBEC4"/>
-        </w:rPr>
-        <w:t>fabs</w:t>
-      </w:r>
-      <w:proofErr w:type="spellEnd"/>
-      <w:r>
-        <w:rPr>
-          <w:color w:val="BCBEC4"/>
-        </w:rPr>
-        <w:t>(</w:t>
-      </w:r>
-      <w:proofErr w:type="gramStart"/>
-      <w:r>
-        <w:rPr>
-          <w:color w:val="BCBEC4"/>
-        </w:rPr>
-        <w:t>sol</w:t>
-      </w:r>
-      <w:r>
-        <w:rPr>
-          <w:color w:val="5F8C8A"/>
-        </w:rPr>
-        <w:t>(</w:t>
-      </w:r>
-      <w:proofErr w:type="gramEnd"/>
       <w:r>
         <w:rPr>
           <w:color w:val="2AACB8"/>
@@ -3344,22 +3259,14 @@
         <w:rPr>
           <w:color w:val="BCBEC4"/>
         </w:rPr>
+        <w:t>(sol</w:t>
+      </w:r>
+      <w:r>
+        <w:rPr>
+          <w:color w:val="5F8C8A"/>
+        </w:rPr>
         <w:t>(</w:t>
       </w:r>
-      <w:proofErr w:type="gramStart"/>
-      <w:r>
-        <w:rPr>
-          <w:color w:val="BCBEC4"/>
-        </w:rPr>
-        <w:t>sol</w:t>
-      </w:r>
-      <w:r>
-        <w:rPr>
-          <w:color w:val="5F8C8A"/>
-        </w:rPr>
-        <w:t>(</w:t>
-      </w:r>
-      <w:proofErr w:type="gramEnd"/>
       <w:r>
         <w:rPr>
           <w:color w:val="2AACB8"/>
@@ -5044,23 +4951,23 @@
           <w:sz w:val="24"/>
           <w:szCs w:val="24"/>
         </w:rPr>
-        <w:t xml:space="preserve"> son muy similares entre sí y no requieren muchos cambios de código. </w:t>
-      </w:r>
-      <w:proofErr w:type="gramStart"/>
+        <w:t xml:space="preserve"> son muy similares entre sí y no requieren muchos cambios de código. El test de </w:t>
+      </w:r>
+      <w:proofErr w:type="spellStart"/>
       <w:r>
         <w:rPr>
           <w:sz w:val="24"/>
           <w:szCs w:val="24"/>
         </w:rPr>
-        <w:t>El test</w:t>
-      </w:r>
-      <w:proofErr w:type="gramEnd"/>
+        <w:t>R_x</w:t>
+      </w:r>
+      <w:proofErr w:type="spellEnd"/>
       <w:r>
         <w:rPr>
           <w:sz w:val="24"/>
           <w:szCs w:val="24"/>
         </w:rPr>
-        <w:t xml:space="preserve"> de </w:t>
+        <w:t xml:space="preserve"> nos lo dio el profesor en clase y los </w:t>
       </w:r>
       <w:proofErr w:type="spellStart"/>
       <w:r>
@@ -5068,7 +4975,7 @@
           <w:sz w:val="24"/>
           <w:szCs w:val="24"/>
         </w:rPr>
-        <w:t>R_x</w:t>
+        <w:t>tests</w:t>
       </w:r>
       <w:proofErr w:type="spellEnd"/>
       <w:r>
@@ -5076,7 +4983,7 @@
           <w:sz w:val="24"/>
           <w:szCs w:val="24"/>
         </w:rPr>
-        <w:t xml:space="preserve"> nos lo dio el profesor en clase y los </w:t>
+        <w:t xml:space="preserve"> de </w:t>
       </w:r>
       <w:proofErr w:type="spellStart"/>
       <w:r>
@@ -5084,7 +4991,7 @@
           <w:sz w:val="24"/>
           <w:szCs w:val="24"/>
         </w:rPr>
-        <w:t>tests</w:t>
+        <w:t>R_y</w:t>
       </w:r>
       <w:proofErr w:type="spellEnd"/>
       <w:r>
@@ -5092,7 +4999,7 @@
           <w:sz w:val="24"/>
           <w:szCs w:val="24"/>
         </w:rPr>
-        <w:t xml:space="preserve"> de </w:t>
+        <w:t xml:space="preserve"> y </w:t>
       </w:r>
       <w:proofErr w:type="spellStart"/>
       <w:r>
@@ -5100,7 +5007,7 @@
           <w:sz w:val="24"/>
           <w:szCs w:val="24"/>
         </w:rPr>
-        <w:t>R_y</w:t>
+        <w:t>R_z</w:t>
       </w:r>
       <w:proofErr w:type="spellEnd"/>
       <w:r>
@@ -5108,39 +5015,7 @@
           <w:sz w:val="24"/>
           <w:szCs w:val="24"/>
         </w:rPr>
-        <w:t xml:space="preserve"> y </w:t>
-      </w:r>
-      <w:proofErr w:type="spellStart"/>
-      <w:r>
-        <w:rPr>
-          <w:sz w:val="24"/>
-          <w:szCs w:val="24"/>
-        </w:rPr>
-        <w:t>R_z</w:t>
-      </w:r>
-      <w:proofErr w:type="spellEnd"/>
-      <w:r>
-        <w:rPr>
-          <w:sz w:val="24"/>
-          <w:szCs w:val="24"/>
-        </w:rPr>
-        <w:t xml:space="preserve"> son copias </w:t>
-      </w:r>
-      <w:proofErr w:type="gramStart"/>
-      <w:r>
-        <w:rPr>
-          <w:sz w:val="24"/>
-          <w:szCs w:val="24"/>
-        </w:rPr>
-        <w:t>del test</w:t>
-      </w:r>
-      <w:proofErr w:type="gramEnd"/>
-      <w:r>
-        <w:rPr>
-          <w:sz w:val="24"/>
-          <w:szCs w:val="24"/>
-        </w:rPr>
-        <w:t xml:space="preserve"> de </w:t>
+        <w:t xml:space="preserve"> son copias del test de </w:t>
       </w:r>
       <w:proofErr w:type="spellStart"/>
       <w:r>
@@ -9695,7 +9570,7 @@
 </file>
 
 <file path=word/numbering.xml><?xml version="1.0" encoding="utf-8"?>
-<w:numbering xmlns:wpc="http://schemas.microsoft.com/office/word/2010/wordprocessingCanvas" xmlns:cx="http://schemas.microsoft.com/office/drawing/2014/chartex" xmlns:cx1="http://schemas.microsoft.com/office/drawing/2015/9/8/chartex" xmlns:cx2="http://schemas.microsoft.com/office/drawing/2015/10/21/chartex" xmlns:cx3="http://schemas.microsoft.com/office/drawing/2016/5/9/chartex" xmlns:cx4="http://schemas.microsoft.com/office/drawing/2016/5/10/chartex" xmlns:cx5="http://schemas.microsoft.com/office/drawing/2016/5/11/chartex" xmlns:cx6="http://schemas.microsoft.com/office/drawing/2016/5/12/chartex" xmlns:cx7="http://schemas.microsoft.com/office/drawing/2016/5/13/chartex" xmlns:cx8="http://schemas.microsoft.com/office/drawing/2016/5/14/chartex" xmlns:mc="http://schemas.openxmlformats.org/markup-compatibility/2006" xmlns:aink="http://schemas.microsoft.com/office/drawing/2016/ink" xmlns:am3d="http://schemas.microsoft.com/office/drawing/2017/model3d" xmlns:o="urn:schemas-microsoft-com:office:office" xmlns:oel="http://schemas.microsoft.com/office/2019/extlst" xmlns:r="http://schemas.openxmlformats.org/officeDocument/2006/relationships" xmlns:m="http://schemas.openxmlformats.org/officeDocument/2006/math" xmlns:v="urn:schemas-microsoft-com:vml" xmlns:wp14="http://schemas.microsoft.com/office/word/2010/wordprocessingDrawing" xmlns:wp="http://schemas.openxmlformats.org/drawingml/2006/wordprocessingDrawing" xmlns:w10="urn:schemas-microsoft-com:office:word" xmlns:w="http://schemas.openxmlformats.org/wordprocessingml/2006/main" xmlns:w14="http://schemas.microsoft.com/office/word/2010/wordml" xmlns:w15="http://schemas.microsoft.com/office/word/2012/wordml" xmlns:w16cex="http://schemas.microsoft.com/office/word/2018/wordml/cex" xmlns:w16cid="http://schemas.microsoft.com/office/word/2016/wordml/cid" xmlns:w16="http://schemas.microsoft.com/office/word/2018/wordml" xmlns:w16du="http://schemas.microsoft.com/office/word/2023/wordml/word16du" xmlns:w16sdtdh="http://schemas.microsoft.com/office/word/2020/wordml/sdtdatahash" xmlns:w16sdtfl="http://schemas.microsoft.com/office/word/2024/wordml/sdtformatlock" xmlns:w16se="http://schemas.microsoft.com/office/word/2015/wordml/symex" xmlns:wpg="http://schemas.microsoft.com/office/word/2010/wordprocessingGroup" xmlns:wpi="http://schemas.microsoft.com/office/word/2010/wordprocessingInk" xmlns:wne="http://schemas.microsoft.com/office/word/2006/wordml" xmlns:wps="http://schemas.microsoft.com/office/word/2010/wordprocessingShape" mc:Ignorable="w14 w15 w16se w16cid w16 w16cex w16sdtdh w16sdtfl w16du wp14">
+<w:numbering xmlns:wpc="http://schemas.microsoft.com/office/word/2010/wordprocessingCanvas" xmlns:cx="http://schemas.microsoft.com/office/drawing/2014/chartex" xmlns:cx1="http://schemas.microsoft.com/office/drawing/2015/9/8/chartex" xmlns:cx2="http://schemas.microsoft.com/office/drawing/2015/10/21/chartex" xmlns:cx3="http://schemas.microsoft.com/office/drawing/2016/5/9/chartex" xmlns:cx4="http://schemas.microsoft.com/office/drawing/2016/5/10/chartex" xmlns:cx5="http://schemas.microsoft.com/office/drawing/2016/5/11/chartex" xmlns:cx6="http://schemas.microsoft.com/office/drawing/2016/5/12/chartex" xmlns:cx7="http://schemas.microsoft.com/office/drawing/2016/5/13/chartex" xmlns:cx8="http://schemas.microsoft.com/office/drawing/2016/5/14/chartex" xmlns:mc="http://schemas.openxmlformats.org/markup-compatibility/2006" xmlns:aink="http://schemas.microsoft.com/office/drawing/2016/ink" xmlns:am3d="http://schemas.microsoft.com/office/drawing/2017/model3d" xmlns:o="urn:schemas-microsoft-com:office:office" xmlns:r="http://schemas.openxmlformats.org/officeDocument/2006/relationships" xmlns:m="http://schemas.openxmlformats.org/officeDocument/2006/math" xmlns:v="urn:schemas-microsoft-com:vml" xmlns:wp14="http://schemas.microsoft.com/office/word/2010/wordprocessingDrawing" xmlns:wp="http://schemas.openxmlformats.org/drawingml/2006/wordprocessingDrawing" xmlns:w10="urn:schemas-microsoft-com:office:word" xmlns:w="http://schemas.openxmlformats.org/wordprocessingml/2006/main" xmlns:w14="http://schemas.microsoft.com/office/word/2010/wordml" xmlns:w15="http://schemas.microsoft.com/office/word/2012/wordml" xmlns:w16cex="http://schemas.microsoft.com/office/word/2018/wordml/cex" xmlns:w16cid="http://schemas.microsoft.com/office/word/2016/wordml/cid" xmlns:w16="http://schemas.microsoft.com/office/word/2018/wordml" xmlns:w16sdtdh="http://schemas.microsoft.com/office/word/2020/wordml/sdtdatahash" xmlns:w16se="http://schemas.microsoft.com/office/word/2015/wordml/symex" xmlns:wpg="http://schemas.microsoft.com/office/word/2010/wordprocessingGroup" xmlns:wpi="http://schemas.microsoft.com/office/word/2010/wordprocessingInk" xmlns:wne="http://schemas.microsoft.com/office/word/2006/wordml" xmlns:wps="http://schemas.microsoft.com/office/word/2010/wordprocessingShape" mc:Ignorable="w14 w15 w16se w16cid w16 w16cex w16sdtdh wp14">
   <w:abstractNum w:abstractNumId="0" w15:restartNumberingAfterBreak="0">
     <w:nsid w:val="00E328FB"/>
     <w:multiLevelType w:val="multilevel"/>
@@ -16252,143 +16127,143 @@
       </w:rPr>
     </w:lvl>
   </w:abstractNum>
-  <w:num w:numId="1" w16cid:durableId="312413199">
+  <w:num w:numId="1">
     <w:abstractNumId w:val="12"/>
   </w:num>
-  <w:num w:numId="2" w16cid:durableId="1322855339">
+  <w:num w:numId="2">
     <w:abstractNumId w:val="25"/>
   </w:num>
-  <w:num w:numId="3" w16cid:durableId="1029137983">
+  <w:num w:numId="3">
     <w:abstractNumId w:val="30"/>
   </w:num>
-  <w:num w:numId="4" w16cid:durableId="924875817">
+  <w:num w:numId="4">
     <w:abstractNumId w:val="15"/>
   </w:num>
-  <w:num w:numId="5" w16cid:durableId="1876041012">
+  <w:num w:numId="5">
     <w:abstractNumId w:val="13"/>
   </w:num>
-  <w:num w:numId="6" w16cid:durableId="1381586702">
+  <w:num w:numId="6">
     <w:abstractNumId w:val="16"/>
   </w:num>
-  <w:num w:numId="7" w16cid:durableId="1641961727">
+  <w:num w:numId="7">
     <w:abstractNumId w:val="36"/>
   </w:num>
-  <w:num w:numId="8" w16cid:durableId="1074666027">
+  <w:num w:numId="8">
     <w:abstractNumId w:val="21"/>
   </w:num>
-  <w:num w:numId="9" w16cid:durableId="1627391532">
+  <w:num w:numId="9">
     <w:abstractNumId w:val="17"/>
   </w:num>
-  <w:num w:numId="10" w16cid:durableId="2003505450">
+  <w:num w:numId="10">
     <w:abstractNumId w:val="2"/>
   </w:num>
-  <w:num w:numId="11" w16cid:durableId="901407331">
+  <w:num w:numId="11">
     <w:abstractNumId w:val="26"/>
   </w:num>
-  <w:num w:numId="12" w16cid:durableId="509025126">
+  <w:num w:numId="12">
     <w:abstractNumId w:val="37"/>
   </w:num>
-  <w:num w:numId="13" w16cid:durableId="357314568">
+  <w:num w:numId="13">
     <w:abstractNumId w:val="22"/>
   </w:num>
-  <w:num w:numId="14" w16cid:durableId="1410733779">
+  <w:num w:numId="14">
     <w:abstractNumId w:val="43"/>
   </w:num>
-  <w:num w:numId="15" w16cid:durableId="1654136391">
+  <w:num w:numId="15">
     <w:abstractNumId w:val="8"/>
   </w:num>
-  <w:num w:numId="16" w16cid:durableId="395863550">
+  <w:num w:numId="16">
     <w:abstractNumId w:val="5"/>
   </w:num>
-  <w:num w:numId="17" w16cid:durableId="188301488">
+  <w:num w:numId="17">
     <w:abstractNumId w:val="35"/>
   </w:num>
-  <w:num w:numId="18" w16cid:durableId="786432338">
+  <w:num w:numId="18">
     <w:abstractNumId w:val="14"/>
   </w:num>
-  <w:num w:numId="19" w16cid:durableId="1817143728">
+  <w:num w:numId="19">
     <w:abstractNumId w:val="3"/>
   </w:num>
-  <w:num w:numId="20" w16cid:durableId="1053040115">
+  <w:num w:numId="20">
     <w:abstractNumId w:val="40"/>
   </w:num>
-  <w:num w:numId="21" w16cid:durableId="1149009082">
+  <w:num w:numId="21">
     <w:abstractNumId w:val="9"/>
   </w:num>
-  <w:num w:numId="22" w16cid:durableId="1965118583">
+  <w:num w:numId="22">
     <w:abstractNumId w:val="29"/>
   </w:num>
-  <w:num w:numId="23" w16cid:durableId="1450516328">
+  <w:num w:numId="23">
     <w:abstractNumId w:val="41"/>
   </w:num>
-  <w:num w:numId="24" w16cid:durableId="990523644">
+  <w:num w:numId="24">
     <w:abstractNumId w:val="34"/>
   </w:num>
-  <w:num w:numId="25" w16cid:durableId="893389945">
+  <w:num w:numId="25">
     <w:abstractNumId w:val="38"/>
   </w:num>
-  <w:num w:numId="26" w16cid:durableId="1395009559">
+  <w:num w:numId="26">
     <w:abstractNumId w:val="0"/>
   </w:num>
-  <w:num w:numId="27" w16cid:durableId="238517574">
+  <w:num w:numId="27">
     <w:abstractNumId w:val="31"/>
   </w:num>
-  <w:num w:numId="28" w16cid:durableId="2066903917">
+  <w:num w:numId="28">
     <w:abstractNumId w:val="11"/>
   </w:num>
-  <w:num w:numId="29" w16cid:durableId="346371718">
+  <w:num w:numId="29">
     <w:abstractNumId w:val="4"/>
   </w:num>
-  <w:num w:numId="30" w16cid:durableId="911234548">
+  <w:num w:numId="30">
     <w:abstractNumId w:val="10"/>
   </w:num>
-  <w:num w:numId="31" w16cid:durableId="1457332880">
+  <w:num w:numId="31">
     <w:abstractNumId w:val="1"/>
   </w:num>
-  <w:num w:numId="32" w16cid:durableId="1967082582">
+  <w:num w:numId="32">
     <w:abstractNumId w:val="42"/>
   </w:num>
-  <w:num w:numId="33" w16cid:durableId="1670910554">
+  <w:num w:numId="33">
     <w:abstractNumId w:val="19"/>
   </w:num>
-  <w:num w:numId="34" w16cid:durableId="832336779">
+  <w:num w:numId="34">
     <w:abstractNumId w:val="28"/>
   </w:num>
-  <w:num w:numId="35" w16cid:durableId="310671373">
+  <w:num w:numId="35">
     <w:abstractNumId w:val="18"/>
   </w:num>
-  <w:num w:numId="36" w16cid:durableId="814643436">
+  <w:num w:numId="36">
     <w:abstractNumId w:val="33"/>
   </w:num>
-  <w:num w:numId="37" w16cid:durableId="2110805837">
+  <w:num w:numId="37">
     <w:abstractNumId w:val="6"/>
   </w:num>
-  <w:num w:numId="38" w16cid:durableId="1657026546">
+  <w:num w:numId="38">
     <w:abstractNumId w:val="20"/>
   </w:num>
-  <w:num w:numId="39" w16cid:durableId="530848883">
+  <w:num w:numId="39">
     <w:abstractNumId w:val="27"/>
   </w:num>
-  <w:num w:numId="40" w16cid:durableId="892279941">
+  <w:num w:numId="40">
     <w:abstractNumId w:val="7"/>
   </w:num>
-  <w:num w:numId="41" w16cid:durableId="1072193611">
+  <w:num w:numId="41">
     <w:abstractNumId w:val="23"/>
   </w:num>
-  <w:num w:numId="42" w16cid:durableId="1413694370">
+  <w:num w:numId="42">
     <w:abstractNumId w:val="24"/>
   </w:num>
-  <w:num w:numId="43" w16cid:durableId="1113591345">
+  <w:num w:numId="43">
     <w:abstractNumId w:val="39"/>
   </w:num>
-  <w:num w:numId="44" w16cid:durableId="677461252">
+  <w:num w:numId="44">
     <w:abstractNumId w:val="32"/>
   </w:num>
 </w:numbering>
 </file>
 
 <file path=word/styles.xml><?xml version="1.0" encoding="utf-8"?>
-<w:styles xmlns:mc="http://schemas.openxmlformats.org/markup-compatibility/2006" xmlns:r="http://schemas.openxmlformats.org/officeDocument/2006/relationships" xmlns:w="http://schemas.openxmlformats.org/wordprocessingml/2006/main" xmlns:w14="http://schemas.microsoft.com/office/word/2010/wordml" xmlns:w15="http://schemas.microsoft.com/office/word/2012/wordml" xmlns:w16cex="http://schemas.microsoft.com/office/word/2018/wordml/cex" xmlns:w16cid="http://schemas.microsoft.com/office/word/2016/wordml/cid" xmlns:w16="http://schemas.microsoft.com/office/word/2018/wordml" xmlns:w16du="http://schemas.microsoft.com/office/word/2023/wordml/word16du" xmlns:w16sdtdh="http://schemas.microsoft.com/office/word/2020/wordml/sdtdatahash" xmlns:w16sdtfl="http://schemas.microsoft.com/office/word/2024/wordml/sdtformatlock" xmlns:w16se="http://schemas.microsoft.com/office/word/2015/wordml/symex" mc:Ignorable="w14 w15 w16se w16cid w16 w16cex w16sdtdh w16sdtfl w16du">
+<w:styles xmlns:mc="http://schemas.openxmlformats.org/markup-compatibility/2006" xmlns:r="http://schemas.openxmlformats.org/officeDocument/2006/relationships" xmlns:w="http://schemas.openxmlformats.org/wordprocessingml/2006/main" xmlns:w14="http://schemas.microsoft.com/office/word/2010/wordml" xmlns:w15="http://schemas.microsoft.com/office/word/2012/wordml" xmlns:w16cex="http://schemas.microsoft.com/office/word/2018/wordml/cex" xmlns:w16cid="http://schemas.microsoft.com/office/word/2016/wordml/cid" xmlns:w16="http://schemas.microsoft.com/office/word/2018/wordml" xmlns:w16sdtdh="http://schemas.microsoft.com/office/word/2020/wordml/sdtdatahash" xmlns:w16se="http://schemas.microsoft.com/office/word/2015/wordml/symex" mc:Ignorable="w14 w15 w16se w16cid w16 w16cex w16sdtdh">
   <w:docDefaults>
     <w:rPrDefault>
       <w:rPr>
@@ -16790,6 +16665,7 @@
   <w:style w:type="character" w:default="1" w:styleId="Fuentedeprrafopredeter">
     <w:name w:val="Default Paragraph Font"/>
     <w:uiPriority w:val="1"/>
+    <w:semiHidden/>
     <w:unhideWhenUsed/>
   </w:style>
   <w:style w:type="table" w:default="1" w:styleId="Tablanormal">

--- a/Seguimiento.docx
+++ b/Seguimiento.docx
@@ -1,6 +1,6 @@
 
 <file path=word/document.xml><?xml version="1.0" encoding="utf-8"?>
-<w:document xmlns:wpc="http://schemas.microsoft.com/office/word/2010/wordprocessingCanvas" xmlns:cx="http://schemas.microsoft.com/office/drawing/2014/chartex" xmlns:cx1="http://schemas.microsoft.com/office/drawing/2015/9/8/chartex" xmlns:cx2="http://schemas.microsoft.com/office/drawing/2015/10/21/chartex" xmlns:cx3="http://schemas.microsoft.com/office/drawing/2016/5/9/chartex" xmlns:cx4="http://schemas.microsoft.com/office/drawing/2016/5/10/chartex" xmlns:cx5="http://schemas.microsoft.com/office/drawing/2016/5/11/chartex" xmlns:cx6="http://schemas.microsoft.com/office/drawing/2016/5/12/chartex" xmlns:cx7="http://schemas.microsoft.com/office/drawing/2016/5/13/chartex" xmlns:cx8="http://schemas.microsoft.com/office/drawing/2016/5/14/chartex" xmlns:mc="http://schemas.openxmlformats.org/markup-compatibility/2006" xmlns:aink="http://schemas.microsoft.com/office/drawing/2016/ink" xmlns:am3d="http://schemas.microsoft.com/office/drawing/2017/model3d" xmlns:o="urn:schemas-microsoft-com:office:office" xmlns:r="http://schemas.openxmlformats.org/officeDocument/2006/relationships" xmlns:m="http://schemas.openxmlformats.org/officeDocument/2006/math" xmlns:v="urn:schemas-microsoft-com:vml" xmlns:wp14="http://schemas.microsoft.com/office/word/2010/wordprocessingDrawing" xmlns:wp="http://schemas.openxmlformats.org/drawingml/2006/wordprocessingDrawing" xmlns:w10="urn:schemas-microsoft-com:office:word" xmlns:w="http://schemas.openxmlformats.org/wordprocessingml/2006/main" xmlns:w14="http://schemas.microsoft.com/office/word/2010/wordml" xmlns:w15="http://schemas.microsoft.com/office/word/2012/wordml" xmlns:w16cex="http://schemas.microsoft.com/office/word/2018/wordml/cex" xmlns:w16cid="http://schemas.microsoft.com/office/word/2016/wordml/cid" xmlns:w16="http://schemas.microsoft.com/office/word/2018/wordml" xmlns:w16sdtdh="http://schemas.microsoft.com/office/word/2020/wordml/sdtdatahash" xmlns:w16se="http://schemas.microsoft.com/office/word/2015/wordml/symex" xmlns:wpg="http://schemas.microsoft.com/office/word/2010/wordprocessingGroup" xmlns:wpi="http://schemas.microsoft.com/office/word/2010/wordprocessingInk" xmlns:wne="http://schemas.microsoft.com/office/word/2006/wordml" xmlns:wps="http://schemas.microsoft.com/office/word/2010/wordprocessingShape" mc:Ignorable="w14 w15 w16se w16cid w16 w16cex w16sdtdh wp14">
+<w:document xmlns:wpc="http://schemas.microsoft.com/office/word/2010/wordprocessingCanvas" xmlns:cx="http://schemas.microsoft.com/office/drawing/2014/chartex" xmlns:cx1="http://schemas.microsoft.com/office/drawing/2015/9/8/chartex" xmlns:cx2="http://schemas.microsoft.com/office/drawing/2015/10/21/chartex" xmlns:cx3="http://schemas.microsoft.com/office/drawing/2016/5/9/chartex" xmlns:cx4="http://schemas.microsoft.com/office/drawing/2016/5/10/chartex" xmlns:cx5="http://schemas.microsoft.com/office/drawing/2016/5/11/chartex" xmlns:cx6="http://schemas.microsoft.com/office/drawing/2016/5/12/chartex" xmlns:cx7="http://schemas.microsoft.com/office/drawing/2016/5/13/chartex" xmlns:cx8="http://schemas.microsoft.com/office/drawing/2016/5/14/chartex" xmlns:mc="http://schemas.openxmlformats.org/markup-compatibility/2006" xmlns:aink="http://schemas.microsoft.com/office/drawing/2016/ink" xmlns:am3d="http://schemas.microsoft.com/office/drawing/2017/model3d" xmlns:o="urn:schemas-microsoft-com:office:office" xmlns:oel="http://schemas.microsoft.com/office/2019/extlst" xmlns:r="http://schemas.openxmlformats.org/officeDocument/2006/relationships" xmlns:m="http://schemas.openxmlformats.org/officeDocument/2006/math" xmlns:v="urn:schemas-microsoft-com:vml" xmlns:wp14="http://schemas.microsoft.com/office/word/2010/wordprocessingDrawing" xmlns:wp="http://schemas.openxmlformats.org/drawingml/2006/wordprocessingDrawing" xmlns:w10="urn:schemas-microsoft-com:office:word" xmlns:w="http://schemas.openxmlformats.org/wordprocessingml/2006/main" xmlns:w14="http://schemas.microsoft.com/office/word/2010/wordml" xmlns:w15="http://schemas.microsoft.com/office/word/2012/wordml" xmlns:w16cex="http://schemas.microsoft.com/office/word/2018/wordml/cex" xmlns:w16cid="http://schemas.microsoft.com/office/word/2016/wordml/cid" xmlns:w16="http://schemas.microsoft.com/office/word/2018/wordml" xmlns:w16du="http://schemas.microsoft.com/office/word/2023/wordml/word16du" xmlns:w16sdtdh="http://schemas.microsoft.com/office/word/2020/wordml/sdtdatahash" xmlns:w16sdtfl="http://schemas.microsoft.com/office/word/2024/wordml/sdtformatlock" xmlns:w16se="http://schemas.microsoft.com/office/word/2015/wordml/symex" xmlns:wpg="http://schemas.microsoft.com/office/word/2010/wordprocessingGroup" xmlns:wpi="http://schemas.microsoft.com/office/word/2010/wordprocessingInk" xmlns:wne="http://schemas.microsoft.com/office/word/2006/wordml" xmlns:wps="http://schemas.microsoft.com/office/word/2010/wordprocessingShape" mc:Ignorable="w14 w15 w16se w16cid w16 w16cex w16sdtdh w16sdtfl w16du wp14">
   <w:body>
     <w:p>
       <w:pPr>
@@ -274,6 +274,7 @@
         <w:rPr>
           <w:rFonts w:ascii="Arial" w:hAnsi="Arial"/>
           <w:color w:val="FF0000"/>
+          <w:highlight w:val="green"/>
         </w:rPr>
       </w:pPr>
       <w:proofErr w:type="spellStart"/>
@@ -282,6 +283,7 @@
           <w:rStyle w:val="normaltextrun"/>
           <w:rFonts w:ascii="Arial" w:hAnsi="Arial"/>
           <w:color w:val="FF0000"/>
+          <w:highlight w:val="green"/>
         </w:rPr>
         <w:t>AzElPa.m</w:t>
       </w:r>
@@ -291,6 +293,7 @@
           <w:rStyle w:val="eop"/>
           <w:rFonts w:ascii="Arial" w:hAnsi="Arial"/>
           <w:color w:val="FF0000"/>
+          <w:highlight w:val="green"/>
         </w:rPr>
         <w:t> </w:t>
       </w:r>
@@ -519,6 +522,7 @@
         <w:rPr>
           <w:rFonts w:ascii="Arial" w:hAnsi="Arial"/>
           <w:color w:val="FF0000"/>
+          <w:highlight w:val="green"/>
         </w:rPr>
       </w:pPr>
       <w:proofErr w:type="spellStart"/>
@@ -527,6 +531,7 @@
           <w:rStyle w:val="normaltextrun"/>
           <w:rFonts w:ascii="Arial" w:hAnsi="Arial"/>
           <w:color w:val="FF0000"/>
+          <w:highlight w:val="green"/>
         </w:rPr>
         <w:t>Frac.m</w:t>
       </w:r>
@@ -536,6 +541,7 @@
           <w:rStyle w:val="eop"/>
           <w:rFonts w:ascii="Arial" w:hAnsi="Arial"/>
           <w:color w:val="FF0000"/>
+          <w:highlight w:val="green"/>
         </w:rPr>
         <w:t> </w:t>
       </w:r>
@@ -1030,6 +1036,7 @@
         <w:rPr>
           <w:rFonts w:ascii="Arial" w:hAnsi="Arial"/>
           <w:color w:val="FF0000"/>
+          <w:highlight w:val="green"/>
         </w:rPr>
       </w:pPr>
       <w:proofErr w:type="spellStart"/>
@@ -1038,6 +1045,7 @@
           <w:rStyle w:val="normaltextrun"/>
           <w:rFonts w:ascii="Arial" w:hAnsi="Arial"/>
           <w:color w:val="FF0000"/>
+          <w:highlight w:val="green"/>
         </w:rPr>
         <w:t>NutAngles.m</w:t>
       </w:r>
@@ -1047,6 +1055,7 @@
           <w:rStyle w:val="eop"/>
           <w:rFonts w:ascii="Arial" w:hAnsi="Arial"/>
           <w:color w:val="FF0000"/>
+          <w:highlight w:val="green"/>
         </w:rPr>
         <w:t> </w:t>
       </w:r>
@@ -1123,6 +1132,7 @@
         <w:rPr>
           <w:rFonts w:ascii="Arial" w:hAnsi="Arial"/>
           <w:color w:val="FF0000"/>
+          <w:highlight w:val="green"/>
         </w:rPr>
       </w:pPr>
       <w:proofErr w:type="spellStart"/>
@@ -1131,6 +1141,7 @@
           <w:rStyle w:val="normaltextrun"/>
           <w:rFonts w:ascii="Arial" w:hAnsi="Arial"/>
           <w:color w:val="FF0000"/>
+          <w:highlight w:val="green"/>
         </w:rPr>
         <w:t>Position.m</w:t>
       </w:r>
@@ -1140,6 +1151,7 @@
           <w:rStyle w:val="eop"/>
           <w:rFonts w:ascii="Arial" w:hAnsi="Arial"/>
           <w:color w:val="FF0000"/>
+          <w:highlight w:val="green"/>
         </w:rPr>
         <w:t> </w:t>
       </w:r>
@@ -1330,6 +1342,7 @@
         <w:rPr>
           <w:rFonts w:ascii="Arial" w:hAnsi="Arial"/>
           <w:color w:val="FF0000"/>
+          <w:highlight w:val="green"/>
         </w:rPr>
       </w:pPr>
       <w:proofErr w:type="spellStart"/>
@@ -1338,6 +1351,7 @@
           <w:rStyle w:val="normaltextrun"/>
           <w:rFonts w:ascii="Arial" w:hAnsi="Arial"/>
           <w:color w:val="FF0000"/>
+          <w:highlight w:val="green"/>
         </w:rPr>
         <w:t>sign</w:t>
       </w:r>
@@ -1347,6 +1361,7 @@
           <w:rStyle w:val="normaltextrun"/>
           <w:rFonts w:ascii="Arial" w:hAnsi="Arial"/>
           <w:color w:val="FF0000"/>
+          <w:highlight w:val="green"/>
         </w:rPr>
         <w:t>_.m</w:t>
       </w:r>
@@ -1355,6 +1370,7 @@
           <w:rStyle w:val="eop"/>
           <w:rFonts w:ascii="Arial" w:hAnsi="Arial"/>
           <w:color w:val="FF0000"/>
+          <w:highlight w:val="green"/>
         </w:rPr>
         <w:t> </w:t>
       </w:r>
@@ -1774,6 +1790,7 @@
         <w:t>_</w:t>
       </w:r>
       <w:proofErr w:type="spellStart"/>
+      <w:proofErr w:type="gramStart"/>
       <w:r>
         <w:rPr>
           <w:color w:val="908B25"/>
@@ -1815,6 +1832,7 @@
         </w:rPr>
         <w:t>(</w:t>
       </w:r>
+      <w:proofErr w:type="gramEnd"/>
       <w:r>
         <w:rPr>
           <w:color w:val="2AACB8"/>
@@ -1888,6 +1906,7 @@
         <w:t xml:space="preserve">) - </w:t>
       </w:r>
       <w:proofErr w:type="spellStart"/>
+      <w:proofErr w:type="gramStart"/>
       <w:r>
         <w:rPr>
           <w:color w:val="BCBEC4"/>
@@ -1901,6 +1920,7 @@
         </w:rPr>
         <w:t>(</w:t>
       </w:r>
+      <w:proofErr w:type="gramEnd"/>
       <w:r>
         <w:rPr>
           <w:color w:val="2AACB8"/>
@@ -2096,6 +2116,7 @@
         <w:t xml:space="preserve">x = </w:t>
       </w:r>
       <w:proofErr w:type="spellStart"/>
+      <w:proofErr w:type="gramStart"/>
       <w:r>
         <w:rPr>
           <w:rFonts w:ascii="Courier New" w:eastAsia="Times New Roman" w:hAnsi="Courier New" w:cs="Courier New"/>
@@ -2117,6 +2138,7 @@
         </w:rPr>
         <w:t>(</w:t>
       </w:r>
+      <w:proofErr w:type="gramEnd"/>
       <w:r>
         <w:rPr>
           <w:rFonts w:ascii="Courier New" w:eastAsia="Times New Roman" w:hAnsi="Courier New" w:cs="Courier New"/>
@@ -2281,6 +2303,7 @@
         <w:t>(</w:t>
       </w:r>
       <w:proofErr w:type="spellStart"/>
+      <w:proofErr w:type="gramStart"/>
       <w:r>
         <w:rPr>
           <w:rFonts w:ascii="Courier New" w:eastAsia="Times New Roman" w:hAnsi="Courier New" w:cs="Courier New"/>
@@ -2303,6 +2326,7 @@
         <w:t>(</w:t>
       </w:r>
       <w:proofErr w:type="spellStart"/>
+      <w:proofErr w:type="gramEnd"/>
       <w:r>
         <w:rPr>
           <w:rFonts w:ascii="Courier New" w:eastAsia="Times New Roman" w:hAnsi="Courier New" w:cs="Courier New"/>
@@ -2452,17 +2476,39 @@
           <w:szCs w:val="20"/>
           <w:lang w:eastAsia="es-ES"/>
         </w:rPr>
-        <w:t>60777.0423726854</w:t>
-      </w:r>
+        <w:t>60777.</w:t>
+      </w:r>
+      <w:proofErr w:type="gramStart"/>
       <w:r>
         <w:rPr>
           <w:rFonts w:ascii="Courier New" w:eastAsia="Times New Roman" w:hAnsi="Courier New" w:cs="Courier New"/>
-          <w:color w:val="BCBEC4"/>
+          <w:color w:val="2AACB8"/>
           <w:sz w:val="20"/>
           <w:szCs w:val="20"/>
           <w:lang w:eastAsia="es-ES"/>
         </w:rPr>
-        <w:t>)&lt;TOL2_);</w:t>
+        <w:t>0423726854</w:t>
+      </w:r>
+      <w:r>
+        <w:rPr>
+          <w:rFonts w:ascii="Courier New" w:eastAsia="Times New Roman" w:hAnsi="Courier New" w:cs="Courier New"/>
+          <w:color w:val="BCBEC4"/>
+          <w:sz w:val="20"/>
+          <w:szCs w:val="20"/>
+          <w:lang w:eastAsia="es-ES"/>
+        </w:rPr>
+        <w:t>)&lt;</w:t>
+      </w:r>
+      <w:proofErr w:type="gramEnd"/>
+      <w:r>
+        <w:rPr>
+          <w:rFonts w:ascii="Courier New" w:eastAsia="Times New Roman" w:hAnsi="Courier New" w:cs="Courier New"/>
+          <w:color w:val="BCBEC4"/>
+          <w:sz w:val="20"/>
+          <w:szCs w:val="20"/>
+          <w:lang w:eastAsia="es-ES"/>
+        </w:rPr>
+        <w:t>TOL2_);</w:t>
       </w:r>
       <w:r>
         <w:rPr>
@@ -2747,12 +2793,14 @@
         </w:rPr>
         <w:t xml:space="preserve">Matrix </w:t>
       </w:r>
+      <w:proofErr w:type="gramStart"/>
       <w:r>
         <w:rPr>
           <w:color w:val="BCBEC4"/>
         </w:rPr>
         <w:t>sol(</w:t>
       </w:r>
+      <w:proofErr w:type="gramEnd"/>
       <w:r>
         <w:rPr>
           <w:color w:val="2AACB8"/>
@@ -2869,7 +2917,14 @@
         <w:rPr>
           <w:color w:val="BCBEC4"/>
         </w:rPr>
-        <w:t>(sol</w:t>
+        <w:t>(</w:t>
+      </w:r>
+      <w:proofErr w:type="gramStart"/>
+      <w:r>
+        <w:rPr>
+          <w:color w:val="BCBEC4"/>
+        </w:rPr>
+        <w:t>sol</w:t>
       </w:r>
       <w:r>
         <w:rPr>
@@ -2877,6 +2932,7 @@
         </w:rPr>
         <w:t>(</w:t>
       </w:r>
+      <w:proofErr w:type="gramEnd"/>
       <w:r>
         <w:rPr>
           <w:color w:val="2AACB8"/>
@@ -2938,6 +2994,64 @@
         <w:rPr>
           <w:color w:val="BCBEC4"/>
         </w:rPr>
+        <w:t>(</w:t>
+      </w:r>
+      <w:proofErr w:type="gramStart"/>
+      <w:r>
+        <w:rPr>
+          <w:color w:val="BCBEC4"/>
+        </w:rPr>
+        <w:t>sol</w:t>
+      </w:r>
+      <w:r>
+        <w:rPr>
+          <w:color w:val="5F8C8A"/>
+        </w:rPr>
+        <w:t>(</w:t>
+      </w:r>
+      <w:proofErr w:type="gramEnd"/>
+      <w:r>
+        <w:rPr>
+          <w:color w:val="2AACB8"/>
+        </w:rPr>
+        <w:t>1</w:t>
+      </w:r>
+      <w:r>
+        <w:rPr>
+          <w:color w:val="BCBEC4"/>
+        </w:rPr>
+        <w:t>,</w:t>
+      </w:r>
+      <w:r>
+        <w:rPr>
+          <w:color w:val="2AACB8"/>
+        </w:rPr>
+        <w:t>2</w:t>
+      </w:r>
+      <w:r>
+        <w:rPr>
+          <w:color w:val="5F8C8A"/>
+        </w:rPr>
+        <w:t>)</w:t>
+      </w:r>
+      <w:r>
+        <w:rPr>
+          <w:color w:val="BCBEC4"/>
+        </w:rPr>
+        <w:t xml:space="preserve">) &lt; TOL_ &amp;&amp; </w:t>
+      </w:r>
+      <w:proofErr w:type="spellStart"/>
+      <w:r>
+        <w:rPr>
+          <w:color w:val="BCBEC4"/>
+        </w:rPr>
+        <w:t>fabs</w:t>
+      </w:r>
+      <w:proofErr w:type="spellEnd"/>
+      <w:r>
+        <w:rPr>
+          <w:color w:val="BCBEC4"/>
+        </w:rPr>
         <w:t>(sol</w:t>
       </w:r>
       <w:r>
@@ -2958,11 +3072,12 @@
         </w:rPr>
         <w:t>,</w:t>
       </w:r>
-      <w:r>
-        <w:rPr>
-          <w:color w:val="2AACB8"/>
-        </w:rPr>
-        <w:t>2</w:t>
+      <w:proofErr w:type="gramStart"/>
+      <w:r>
+        <w:rPr>
+          <w:color w:val="2AACB8"/>
+        </w:rPr>
+        <w:t>3</w:t>
       </w:r>
       <w:r>
         <w:rPr>
@@ -2974,57 +3089,14 @@
         <w:rPr>
           <w:color w:val="BCBEC4"/>
         </w:rPr>
-        <w:t xml:space="preserve">) &lt; TOL_ &amp;&amp; </w:t>
-      </w:r>
-      <w:proofErr w:type="spellStart"/>
-      <w:r>
-        <w:rPr>
-          <w:color w:val="BCBEC4"/>
-        </w:rPr>
-        <w:t>fabs</w:t>
-      </w:r>
-      <w:proofErr w:type="spellEnd"/>
-      <w:r>
-        <w:rPr>
-          <w:color w:val="BCBEC4"/>
-        </w:rPr>
-        <w:t>(sol</w:t>
-      </w:r>
-      <w:r>
-        <w:rPr>
-          <w:color w:val="5F8C8A"/>
-        </w:rPr>
-        <w:t>(</w:t>
-      </w:r>
-      <w:r>
-        <w:rPr>
-          <w:color w:val="2AACB8"/>
-        </w:rPr>
-        <w:t>1</w:t>
-      </w:r>
-      <w:r>
-        <w:rPr>
-          <w:color w:val="BCBEC4"/>
-        </w:rPr>
-        <w:t>,</w:t>
-      </w:r>
-      <w:r>
-        <w:rPr>
-          <w:color w:val="2AACB8"/>
-        </w:rPr>
-        <w:t>3</w:t>
-      </w:r>
-      <w:r>
-        <w:rPr>
-          <w:color w:val="5F8C8A"/>
-        </w:rPr>
-        <w:t>)</w:t>
-      </w:r>
-      <w:r>
-        <w:rPr>
-          <w:color w:val="BCBEC4"/>
-        </w:rPr>
-        <w:t>&lt;TOL_)));</w:t>
+        <w:t>&lt;</w:t>
+      </w:r>
+      <w:proofErr w:type="gramEnd"/>
+      <w:r>
+        <w:rPr>
+          <w:color w:val="BCBEC4"/>
+        </w:rPr>
+        <w:t>TOL_)));</w:t>
       </w:r>
       <w:r>
         <w:rPr>
@@ -3051,7 +3123,14 @@
         <w:rPr>
           <w:color w:val="BCBEC4"/>
         </w:rPr>
-        <w:t>(sol</w:t>
+        <w:t>(</w:t>
+      </w:r>
+      <w:proofErr w:type="gramStart"/>
+      <w:r>
+        <w:rPr>
+          <w:color w:val="BCBEC4"/>
+        </w:rPr>
+        <w:t>sol</w:t>
       </w:r>
       <w:r>
         <w:rPr>
@@ -3059,6 +3138,7 @@
         </w:rPr>
         <w:t>(</w:t>
       </w:r>
+      <w:proofErr w:type="gramEnd"/>
       <w:r>
         <w:rPr>
           <w:color w:val="2AACB8"/>
@@ -3071,6 +3151,7 @@
         </w:rPr>
         <w:t>,</w:t>
       </w:r>
+      <w:proofErr w:type="gramStart"/>
       <w:r>
         <w:rPr>
           <w:color w:val="2AACB8"/>
@@ -3087,7 +3168,14 @@
         <w:rPr>
           <w:color w:val="BCBEC4"/>
         </w:rPr>
-        <w:t xml:space="preserve">&lt;TOL_ &amp;&amp; </w:t>
+        <w:t>&lt;</w:t>
+      </w:r>
+      <w:proofErr w:type="gramEnd"/>
+      <w:r>
+        <w:rPr>
+          <w:color w:val="BCBEC4"/>
+        </w:rPr>
+        <w:t xml:space="preserve">TOL_ &amp;&amp; </w:t>
       </w:r>
       <w:proofErr w:type="spellStart"/>
       <w:r>
@@ -3101,7 +3189,14 @@
         <w:rPr>
           <w:color w:val="BCBEC4"/>
         </w:rPr>
-        <w:t>(sol</w:t>
+        <w:t>(</w:t>
+      </w:r>
+      <w:proofErr w:type="gramStart"/>
+      <w:r>
+        <w:rPr>
+          <w:color w:val="BCBEC4"/>
+        </w:rPr>
+        <w:t>sol</w:t>
       </w:r>
       <w:r>
         <w:rPr>
@@ -3109,6 +3204,7 @@
         </w:rPr>
         <w:t>(</w:t>
       </w:r>
+      <w:proofErr w:type="gramEnd"/>
       <w:r>
         <w:rPr>
           <w:color w:val="2AACB8"/>
@@ -3163,7 +3259,14 @@
         <w:rPr>
           <w:color w:val="BCBEC4"/>
         </w:rPr>
-        <w:t>(sol</w:t>
+        <w:t>(</w:t>
+      </w:r>
+      <w:proofErr w:type="gramStart"/>
+      <w:r>
+        <w:rPr>
+          <w:color w:val="BCBEC4"/>
+        </w:rPr>
+        <w:t>sol</w:t>
       </w:r>
       <w:r>
         <w:rPr>
@@ -3171,6 +3274,7 @@
         </w:rPr>
         <w:t>(</w:t>
       </w:r>
+      <w:proofErr w:type="gramEnd"/>
       <w:r>
         <w:rPr>
           <w:color w:val="2AACB8"/>
@@ -3259,7 +3363,14 @@
         <w:rPr>
           <w:color w:val="BCBEC4"/>
         </w:rPr>
-        <w:t>(sol</w:t>
+        <w:t>(</w:t>
+      </w:r>
+      <w:proofErr w:type="gramStart"/>
+      <w:r>
+        <w:rPr>
+          <w:color w:val="BCBEC4"/>
+        </w:rPr>
+        <w:t>sol</w:t>
       </w:r>
       <w:r>
         <w:rPr>
@@ -3267,6 +3378,7 @@
         </w:rPr>
         <w:t>(</w:t>
       </w:r>
+      <w:proofErr w:type="gramEnd"/>
       <w:r>
         <w:rPr>
           <w:color w:val="2AACB8"/>
@@ -9538,6 +9650,152 @@
         </w:rPr>
         <w:t>&gt;, marcado con subrayado verde.</w:t>
       </w:r>
+    </w:p>
+    <w:p>
+      <w:pPr>
+        <w:kinsoku w:val="0"/>
+        <w:overflowPunct w:val="0"/>
+        <w:rPr>
+          <w:color w:val="FF0000"/>
+          <w:sz w:val="32"/>
+          <w:szCs w:val="32"/>
+        </w:rPr>
+      </w:pPr>
+      <w:proofErr w:type="spellStart"/>
+      <w:r>
+        <w:rPr>
+          <w:color w:val="FF0000"/>
+          <w:sz w:val="32"/>
+          <w:szCs w:val="32"/>
+        </w:rPr>
+        <w:t>AzElPa</w:t>
+      </w:r>
+      <w:proofErr w:type="spellEnd"/>
+      <w:r>
+        <w:rPr>
+          <w:color w:val="FF0000"/>
+          <w:sz w:val="32"/>
+          <w:szCs w:val="32"/>
+        </w:rPr>
+        <w:t>:</w:t>
+      </w:r>
+    </w:p>
+    <w:p>
+      <w:pPr>
+        <w:kinsoku w:val="0"/>
+        <w:overflowPunct w:val="0"/>
+        <w:rPr>
+          <w:color w:val="FF0000"/>
+          <w:sz w:val="32"/>
+          <w:szCs w:val="32"/>
+        </w:rPr>
+      </w:pPr>
+      <w:r>
+        <w:rPr>
+          <w:color w:val="FF0000"/>
+          <w:sz w:val="32"/>
+          <w:szCs w:val="32"/>
+        </w:rPr>
+        <w:t>Frac:</w:t>
+      </w:r>
+    </w:p>
+    <w:p>
+      <w:pPr>
+        <w:kinsoku w:val="0"/>
+        <w:overflowPunct w:val="0"/>
+        <w:rPr>
+          <w:color w:val="FF0000"/>
+          <w:sz w:val="32"/>
+          <w:szCs w:val="32"/>
+        </w:rPr>
+      </w:pPr>
+      <w:proofErr w:type="spellStart"/>
+      <w:r>
+        <w:rPr>
+          <w:color w:val="FF0000"/>
+          <w:sz w:val="32"/>
+          <w:szCs w:val="32"/>
+        </w:rPr>
+        <w:t>Sign</w:t>
+      </w:r>
+      <w:proofErr w:type="spellEnd"/>
+      <w:r>
+        <w:rPr>
+          <w:color w:val="FF0000"/>
+          <w:sz w:val="32"/>
+          <w:szCs w:val="32"/>
+        </w:rPr>
+        <w:t>_:</w:t>
+      </w:r>
+    </w:p>
+    <w:p>
+      <w:pPr>
+        <w:kinsoku w:val="0"/>
+        <w:overflowPunct w:val="0"/>
+        <w:rPr>
+          <w:color w:val="FF0000"/>
+          <w:sz w:val="32"/>
+          <w:szCs w:val="32"/>
+        </w:rPr>
+      </w:pPr>
+      <w:proofErr w:type="spellStart"/>
+      <w:r>
+        <w:rPr>
+          <w:color w:val="FF0000"/>
+          <w:sz w:val="32"/>
+          <w:szCs w:val="32"/>
+        </w:rPr>
+        <w:t>Unit</w:t>
+      </w:r>
+      <w:proofErr w:type="spellEnd"/>
+      <w:r>
+        <w:rPr>
+          <w:color w:val="FF0000"/>
+          <w:sz w:val="32"/>
+          <w:szCs w:val="32"/>
+        </w:rPr>
+        <w:t>:</w:t>
+      </w:r>
+    </w:p>
+    <w:p>
+      <w:pPr>
+        <w:kinsoku w:val="0"/>
+        <w:overflowPunct w:val="0"/>
+        <w:rPr>
+          <w:color w:val="FF0000"/>
+          <w:sz w:val="32"/>
+          <w:szCs w:val="32"/>
+        </w:rPr>
+      </w:pPr>
+      <w:proofErr w:type="spellStart"/>
+      <w:r>
+        <w:rPr>
+          <w:color w:val="FF0000"/>
+          <w:sz w:val="32"/>
+          <w:szCs w:val="32"/>
+        </w:rPr>
+        <w:t>NutAngles</w:t>
+      </w:r>
+      <w:proofErr w:type="spellEnd"/>
+      <w:r>
+        <w:rPr>
+          <w:color w:val="FF0000"/>
+          <w:sz w:val="32"/>
+          <w:szCs w:val="32"/>
+        </w:rPr>
+        <w:t>:</w:t>
+      </w:r>
+    </w:p>
+    <w:p>
+      <w:pPr>
+        <w:kinsoku w:val="0"/>
+        <w:overflowPunct w:val="0"/>
+        <w:rPr>
+          <w:color w:val="FF0000"/>
+          <w:sz w:val="32"/>
+          <w:szCs w:val="32"/>
+        </w:rPr>
+      </w:pPr>
     </w:p>
     <w:p>
       <w:pPr>
@@ -9570,7 +9828,7 @@
 </file>
 
 <file path=word/numbering.xml><?xml version="1.0" encoding="utf-8"?>
-<w:numbering xmlns:wpc="http://schemas.microsoft.com/office/word/2010/wordprocessingCanvas" xmlns:cx="http://schemas.microsoft.com/office/drawing/2014/chartex" xmlns:cx1="http://schemas.microsoft.com/office/drawing/2015/9/8/chartex" xmlns:cx2="http://schemas.microsoft.com/office/drawing/2015/10/21/chartex" xmlns:cx3="http://schemas.microsoft.com/office/drawing/2016/5/9/chartex" xmlns:cx4="http://schemas.microsoft.com/office/drawing/2016/5/10/chartex" xmlns:cx5="http://schemas.microsoft.com/office/drawing/2016/5/11/chartex" xmlns:cx6="http://schemas.microsoft.com/office/drawing/2016/5/12/chartex" xmlns:cx7="http://schemas.microsoft.com/office/drawing/2016/5/13/chartex" xmlns:cx8="http://schemas.microsoft.com/office/drawing/2016/5/14/chartex" xmlns:mc="http://schemas.openxmlformats.org/markup-compatibility/2006" xmlns:aink="http://schemas.microsoft.com/office/drawing/2016/ink" xmlns:am3d="http://schemas.microsoft.com/office/drawing/2017/model3d" xmlns:o="urn:schemas-microsoft-com:office:office" xmlns:r="http://schemas.openxmlformats.org/officeDocument/2006/relationships" xmlns:m="http://schemas.openxmlformats.org/officeDocument/2006/math" xmlns:v="urn:schemas-microsoft-com:vml" xmlns:wp14="http://schemas.microsoft.com/office/word/2010/wordprocessingDrawing" xmlns:wp="http://schemas.openxmlformats.org/drawingml/2006/wordprocessingDrawing" xmlns:w10="urn:schemas-microsoft-com:office:word" xmlns:w="http://schemas.openxmlformats.org/wordprocessingml/2006/main" xmlns:w14="http://schemas.microsoft.com/office/word/2010/wordml" xmlns:w15="http://schemas.microsoft.com/office/word/2012/wordml" xmlns:w16cex="http://schemas.microsoft.com/office/word/2018/wordml/cex" xmlns:w16cid="http://schemas.microsoft.com/office/word/2016/wordml/cid" xmlns:w16="http://schemas.microsoft.com/office/word/2018/wordml" xmlns:w16sdtdh="http://schemas.microsoft.com/office/word/2020/wordml/sdtdatahash" xmlns:w16se="http://schemas.microsoft.com/office/word/2015/wordml/symex" xmlns:wpg="http://schemas.microsoft.com/office/word/2010/wordprocessingGroup" xmlns:wpi="http://schemas.microsoft.com/office/word/2010/wordprocessingInk" xmlns:wne="http://schemas.microsoft.com/office/word/2006/wordml" xmlns:wps="http://schemas.microsoft.com/office/word/2010/wordprocessingShape" mc:Ignorable="w14 w15 w16se w16cid w16 w16cex w16sdtdh wp14">
+<w:numbering xmlns:wpc="http://schemas.microsoft.com/office/word/2010/wordprocessingCanvas" xmlns:cx="http://schemas.microsoft.com/office/drawing/2014/chartex" xmlns:cx1="http://schemas.microsoft.com/office/drawing/2015/9/8/chartex" xmlns:cx2="http://schemas.microsoft.com/office/drawing/2015/10/21/chartex" xmlns:cx3="http://schemas.microsoft.com/office/drawing/2016/5/9/chartex" xmlns:cx4="http://schemas.microsoft.com/office/drawing/2016/5/10/chartex" xmlns:cx5="http://schemas.microsoft.com/office/drawing/2016/5/11/chartex" xmlns:cx6="http://schemas.microsoft.com/office/drawing/2016/5/12/chartex" xmlns:cx7="http://schemas.microsoft.com/office/drawing/2016/5/13/chartex" xmlns:cx8="http://schemas.microsoft.com/office/drawing/2016/5/14/chartex" xmlns:mc="http://schemas.openxmlformats.org/markup-compatibility/2006" xmlns:aink="http://schemas.microsoft.com/office/drawing/2016/ink" xmlns:am3d="http://schemas.microsoft.com/office/drawing/2017/model3d" xmlns:o="urn:schemas-microsoft-com:office:office" xmlns:oel="http://schemas.microsoft.com/office/2019/extlst" xmlns:r="http://schemas.openxmlformats.org/officeDocument/2006/relationships" xmlns:m="http://schemas.openxmlformats.org/officeDocument/2006/math" xmlns:v="urn:schemas-microsoft-com:vml" xmlns:wp14="http://schemas.microsoft.com/office/word/2010/wordprocessingDrawing" xmlns:wp="http://schemas.openxmlformats.org/drawingml/2006/wordprocessingDrawing" xmlns:w10="urn:schemas-microsoft-com:office:word" xmlns:w="http://schemas.openxmlformats.org/wordprocessingml/2006/main" xmlns:w14="http://schemas.microsoft.com/office/word/2010/wordml" xmlns:w15="http://schemas.microsoft.com/office/word/2012/wordml" xmlns:w16cex="http://schemas.microsoft.com/office/word/2018/wordml/cex" xmlns:w16cid="http://schemas.microsoft.com/office/word/2016/wordml/cid" xmlns:w16="http://schemas.microsoft.com/office/word/2018/wordml" xmlns:w16du="http://schemas.microsoft.com/office/word/2023/wordml/word16du" xmlns:w16sdtdh="http://schemas.microsoft.com/office/word/2020/wordml/sdtdatahash" xmlns:w16sdtfl="http://schemas.microsoft.com/office/word/2024/wordml/sdtformatlock" xmlns:w16se="http://schemas.microsoft.com/office/word/2015/wordml/symex" xmlns:wpg="http://schemas.microsoft.com/office/word/2010/wordprocessingGroup" xmlns:wpi="http://schemas.microsoft.com/office/word/2010/wordprocessingInk" xmlns:wne="http://schemas.microsoft.com/office/word/2006/wordml" xmlns:wps="http://schemas.microsoft.com/office/word/2010/wordprocessingShape" mc:Ignorable="w14 w15 w16se w16cid w16 w16cex w16sdtdh w16sdtfl w16du wp14">
   <w:abstractNum w:abstractNumId="0" w15:restartNumberingAfterBreak="0">
     <w:nsid w:val="00E328FB"/>
     <w:multiLevelType w:val="multilevel"/>
@@ -16127,143 +16385,143 @@
       </w:rPr>
     </w:lvl>
   </w:abstractNum>
-  <w:num w:numId="1">
+  <w:num w:numId="1" w16cid:durableId="1859926426">
     <w:abstractNumId w:val="12"/>
   </w:num>
-  <w:num w:numId="2">
+  <w:num w:numId="2" w16cid:durableId="1227229445">
     <w:abstractNumId w:val="25"/>
   </w:num>
-  <w:num w:numId="3">
+  <w:num w:numId="3" w16cid:durableId="1375152694">
     <w:abstractNumId w:val="30"/>
   </w:num>
-  <w:num w:numId="4">
+  <w:num w:numId="4" w16cid:durableId="2002854129">
     <w:abstractNumId w:val="15"/>
   </w:num>
-  <w:num w:numId="5">
+  <w:num w:numId="5" w16cid:durableId="235819666">
     <w:abstractNumId w:val="13"/>
   </w:num>
-  <w:num w:numId="6">
+  <w:num w:numId="6" w16cid:durableId="1251230167">
     <w:abstractNumId w:val="16"/>
   </w:num>
-  <w:num w:numId="7">
+  <w:num w:numId="7" w16cid:durableId="841746997">
     <w:abstractNumId w:val="36"/>
   </w:num>
-  <w:num w:numId="8">
+  <w:num w:numId="8" w16cid:durableId="1035889774">
     <w:abstractNumId w:val="21"/>
   </w:num>
-  <w:num w:numId="9">
+  <w:num w:numId="9" w16cid:durableId="1484465462">
     <w:abstractNumId w:val="17"/>
   </w:num>
-  <w:num w:numId="10">
+  <w:num w:numId="10" w16cid:durableId="109783566">
     <w:abstractNumId w:val="2"/>
   </w:num>
-  <w:num w:numId="11">
+  <w:num w:numId="11" w16cid:durableId="645014407">
     <w:abstractNumId w:val="26"/>
   </w:num>
-  <w:num w:numId="12">
+  <w:num w:numId="12" w16cid:durableId="1520386179">
     <w:abstractNumId w:val="37"/>
   </w:num>
-  <w:num w:numId="13">
+  <w:num w:numId="13" w16cid:durableId="1348563273">
     <w:abstractNumId w:val="22"/>
   </w:num>
-  <w:num w:numId="14">
+  <w:num w:numId="14" w16cid:durableId="2050369940">
     <w:abstractNumId w:val="43"/>
   </w:num>
-  <w:num w:numId="15">
+  <w:num w:numId="15" w16cid:durableId="71398432">
     <w:abstractNumId w:val="8"/>
   </w:num>
-  <w:num w:numId="16">
+  <w:num w:numId="16" w16cid:durableId="2115202827">
     <w:abstractNumId w:val="5"/>
   </w:num>
-  <w:num w:numId="17">
+  <w:num w:numId="17" w16cid:durableId="1597324961">
     <w:abstractNumId w:val="35"/>
   </w:num>
-  <w:num w:numId="18">
+  <w:num w:numId="18" w16cid:durableId="308025923">
     <w:abstractNumId w:val="14"/>
   </w:num>
-  <w:num w:numId="19">
+  <w:num w:numId="19" w16cid:durableId="1802385435">
     <w:abstractNumId w:val="3"/>
   </w:num>
-  <w:num w:numId="20">
+  <w:num w:numId="20" w16cid:durableId="370421553">
     <w:abstractNumId w:val="40"/>
   </w:num>
-  <w:num w:numId="21">
+  <w:num w:numId="21" w16cid:durableId="175198399">
     <w:abstractNumId w:val="9"/>
   </w:num>
-  <w:num w:numId="22">
+  <w:num w:numId="22" w16cid:durableId="938222404">
     <w:abstractNumId w:val="29"/>
   </w:num>
-  <w:num w:numId="23">
+  <w:num w:numId="23" w16cid:durableId="556084598">
     <w:abstractNumId w:val="41"/>
   </w:num>
-  <w:num w:numId="24">
+  <w:num w:numId="24" w16cid:durableId="838161464">
     <w:abstractNumId w:val="34"/>
   </w:num>
-  <w:num w:numId="25">
+  <w:num w:numId="25" w16cid:durableId="1281032419">
     <w:abstractNumId w:val="38"/>
   </w:num>
-  <w:num w:numId="26">
+  <w:num w:numId="26" w16cid:durableId="2038655050">
     <w:abstractNumId w:val="0"/>
   </w:num>
-  <w:num w:numId="27">
+  <w:num w:numId="27" w16cid:durableId="610481172">
     <w:abstractNumId w:val="31"/>
   </w:num>
-  <w:num w:numId="28">
+  <w:num w:numId="28" w16cid:durableId="101070015">
     <w:abstractNumId w:val="11"/>
   </w:num>
-  <w:num w:numId="29">
+  <w:num w:numId="29" w16cid:durableId="1593081518">
     <w:abstractNumId w:val="4"/>
   </w:num>
-  <w:num w:numId="30">
+  <w:num w:numId="30" w16cid:durableId="544609466">
     <w:abstractNumId w:val="10"/>
   </w:num>
-  <w:num w:numId="31">
+  <w:num w:numId="31" w16cid:durableId="1415056233">
     <w:abstractNumId w:val="1"/>
   </w:num>
-  <w:num w:numId="32">
+  <w:num w:numId="32" w16cid:durableId="1311598575">
     <w:abstractNumId w:val="42"/>
   </w:num>
-  <w:num w:numId="33">
+  <w:num w:numId="33" w16cid:durableId="2089493654">
     <w:abstractNumId w:val="19"/>
   </w:num>
-  <w:num w:numId="34">
+  <w:num w:numId="34" w16cid:durableId="65346185">
     <w:abstractNumId w:val="28"/>
   </w:num>
-  <w:num w:numId="35">
+  <w:num w:numId="35" w16cid:durableId="368915048">
     <w:abstractNumId w:val="18"/>
   </w:num>
-  <w:num w:numId="36">
+  <w:num w:numId="36" w16cid:durableId="2046633286">
     <w:abstractNumId w:val="33"/>
   </w:num>
-  <w:num w:numId="37">
+  <w:num w:numId="37" w16cid:durableId="1728649310">
     <w:abstractNumId w:val="6"/>
   </w:num>
-  <w:num w:numId="38">
+  <w:num w:numId="38" w16cid:durableId="215744628">
     <w:abstractNumId w:val="20"/>
   </w:num>
-  <w:num w:numId="39">
+  <w:num w:numId="39" w16cid:durableId="940992256">
     <w:abstractNumId w:val="27"/>
   </w:num>
-  <w:num w:numId="40">
+  <w:num w:numId="40" w16cid:durableId="1258751959">
     <w:abstractNumId w:val="7"/>
   </w:num>
-  <w:num w:numId="41">
+  <w:num w:numId="41" w16cid:durableId="119538166">
     <w:abstractNumId w:val="23"/>
   </w:num>
-  <w:num w:numId="42">
+  <w:num w:numId="42" w16cid:durableId="2098011997">
     <w:abstractNumId w:val="24"/>
   </w:num>
-  <w:num w:numId="43">
+  <w:num w:numId="43" w16cid:durableId="1665160950">
     <w:abstractNumId w:val="39"/>
   </w:num>
-  <w:num w:numId="44">
+  <w:num w:numId="44" w16cid:durableId="1193110178">
     <w:abstractNumId w:val="32"/>
   </w:num>
 </w:numbering>
 </file>
 
 <file path=word/styles.xml><?xml version="1.0" encoding="utf-8"?>
-<w:styles xmlns:mc="http://schemas.openxmlformats.org/markup-compatibility/2006" xmlns:r="http://schemas.openxmlformats.org/officeDocument/2006/relationships" xmlns:w="http://schemas.openxmlformats.org/wordprocessingml/2006/main" xmlns:w14="http://schemas.microsoft.com/office/word/2010/wordml" xmlns:w15="http://schemas.microsoft.com/office/word/2012/wordml" xmlns:w16cex="http://schemas.microsoft.com/office/word/2018/wordml/cex" xmlns:w16cid="http://schemas.microsoft.com/office/word/2016/wordml/cid" xmlns:w16="http://schemas.microsoft.com/office/word/2018/wordml" xmlns:w16sdtdh="http://schemas.microsoft.com/office/word/2020/wordml/sdtdatahash" xmlns:w16se="http://schemas.microsoft.com/office/word/2015/wordml/symex" mc:Ignorable="w14 w15 w16se w16cid w16 w16cex w16sdtdh">
+<w:styles xmlns:mc="http://schemas.openxmlformats.org/markup-compatibility/2006" xmlns:r="http://schemas.openxmlformats.org/officeDocument/2006/relationships" xmlns:w="http://schemas.openxmlformats.org/wordprocessingml/2006/main" xmlns:w14="http://schemas.microsoft.com/office/word/2010/wordml" xmlns:w15="http://schemas.microsoft.com/office/word/2012/wordml" xmlns:w16cex="http://schemas.microsoft.com/office/word/2018/wordml/cex" xmlns:w16cid="http://schemas.microsoft.com/office/word/2016/wordml/cid" xmlns:w16="http://schemas.microsoft.com/office/word/2018/wordml" xmlns:w16du="http://schemas.microsoft.com/office/word/2023/wordml/word16du" xmlns:w16sdtdh="http://schemas.microsoft.com/office/word/2020/wordml/sdtdatahash" xmlns:w16sdtfl="http://schemas.microsoft.com/office/word/2024/wordml/sdtformatlock" xmlns:w16se="http://schemas.microsoft.com/office/word/2015/wordml/symex" mc:Ignorable="w14 w15 w16se w16cid w16 w16cex w16sdtdh w16sdtfl w16du">
   <w:docDefaults>
     <w:rPrDefault>
       <w:rPr>
@@ -16660,7 +16918,7 @@
   <w:style w:type="paragraph" w:default="1" w:styleId="Normal">
     <w:name w:val="Normal"/>
     <w:qFormat/>
-    <w:rsid w:val="009A7D1A"/>
+    <w:rsid w:val="00BF3300"/>
   </w:style>
   <w:style w:type="character" w:default="1" w:styleId="Fuentedeprrafopredeter">
     <w:name w:val="Default Paragraph Font"/>

--- a/Seguimiento.docx
+++ b/Seguimiento.docx
@@ -1,6 +1,6 @@
 
 <file path=word/document.xml><?xml version="1.0" encoding="utf-8"?>
-<w:document xmlns:wpc="http://schemas.microsoft.com/office/word/2010/wordprocessingCanvas" xmlns:cx="http://schemas.microsoft.com/office/drawing/2014/chartex" xmlns:cx1="http://schemas.microsoft.com/office/drawing/2015/9/8/chartex" xmlns:cx2="http://schemas.microsoft.com/office/drawing/2015/10/21/chartex" xmlns:cx3="http://schemas.microsoft.com/office/drawing/2016/5/9/chartex" xmlns:cx4="http://schemas.microsoft.com/office/drawing/2016/5/10/chartex" xmlns:cx5="http://schemas.microsoft.com/office/drawing/2016/5/11/chartex" xmlns:cx6="http://schemas.microsoft.com/office/drawing/2016/5/12/chartex" xmlns:cx7="http://schemas.microsoft.com/office/drawing/2016/5/13/chartex" xmlns:cx8="http://schemas.microsoft.com/office/drawing/2016/5/14/chartex" xmlns:mc="http://schemas.openxmlformats.org/markup-compatibility/2006" xmlns:aink="http://schemas.microsoft.com/office/drawing/2016/ink" xmlns:am3d="http://schemas.microsoft.com/office/drawing/2017/model3d" xmlns:o="urn:schemas-microsoft-com:office:office" xmlns:oel="http://schemas.microsoft.com/office/2019/extlst" xmlns:r="http://schemas.openxmlformats.org/officeDocument/2006/relationships" xmlns:m="http://schemas.openxmlformats.org/officeDocument/2006/math" xmlns:v="urn:schemas-microsoft-com:vml" xmlns:wp14="http://schemas.microsoft.com/office/word/2010/wordprocessingDrawing" xmlns:wp="http://schemas.openxmlformats.org/drawingml/2006/wordprocessingDrawing" xmlns:w10="urn:schemas-microsoft-com:office:word" xmlns:w="http://schemas.openxmlformats.org/wordprocessingml/2006/main" xmlns:w14="http://schemas.microsoft.com/office/word/2010/wordml" xmlns:w15="http://schemas.microsoft.com/office/word/2012/wordml" xmlns:w16cex="http://schemas.microsoft.com/office/word/2018/wordml/cex" xmlns:w16cid="http://schemas.microsoft.com/office/word/2016/wordml/cid" xmlns:w16="http://schemas.microsoft.com/office/word/2018/wordml" xmlns:w16du="http://schemas.microsoft.com/office/word/2023/wordml/word16du" xmlns:w16sdtdh="http://schemas.microsoft.com/office/word/2020/wordml/sdtdatahash" xmlns:w16sdtfl="http://schemas.microsoft.com/office/word/2024/wordml/sdtformatlock" xmlns:w16se="http://schemas.microsoft.com/office/word/2015/wordml/symex" xmlns:wpg="http://schemas.microsoft.com/office/word/2010/wordprocessingGroup" xmlns:wpi="http://schemas.microsoft.com/office/word/2010/wordprocessingInk" xmlns:wne="http://schemas.microsoft.com/office/word/2006/wordml" xmlns:wps="http://schemas.microsoft.com/office/word/2010/wordprocessingShape" mc:Ignorable="w14 w15 w16se w16cid w16 w16cex w16sdtdh w16sdtfl w16du wp14">
+<w:document xmlns:wpc="http://schemas.microsoft.com/office/word/2010/wordprocessingCanvas" xmlns:cx="http://schemas.microsoft.com/office/drawing/2014/chartex" xmlns:cx1="http://schemas.microsoft.com/office/drawing/2015/9/8/chartex" xmlns:cx2="http://schemas.microsoft.com/office/drawing/2015/10/21/chartex" xmlns:cx3="http://schemas.microsoft.com/office/drawing/2016/5/9/chartex" xmlns:cx4="http://schemas.microsoft.com/office/drawing/2016/5/10/chartex" xmlns:cx5="http://schemas.microsoft.com/office/drawing/2016/5/11/chartex" xmlns:cx6="http://schemas.microsoft.com/office/drawing/2016/5/12/chartex" xmlns:cx7="http://schemas.microsoft.com/office/drawing/2016/5/13/chartex" xmlns:cx8="http://schemas.microsoft.com/office/drawing/2016/5/14/chartex" xmlns:mc="http://schemas.openxmlformats.org/markup-compatibility/2006" xmlns:aink="http://schemas.microsoft.com/office/drawing/2016/ink" xmlns:am3d="http://schemas.microsoft.com/office/drawing/2017/model3d" xmlns:o="urn:schemas-microsoft-com:office:office" xmlns:r="http://schemas.openxmlformats.org/officeDocument/2006/relationships" xmlns:m="http://schemas.openxmlformats.org/officeDocument/2006/math" xmlns:v="urn:schemas-microsoft-com:vml" xmlns:wp14="http://schemas.microsoft.com/office/word/2010/wordprocessingDrawing" xmlns:wp="http://schemas.openxmlformats.org/drawingml/2006/wordprocessingDrawing" xmlns:w10="urn:schemas-microsoft-com:office:word" xmlns:w="http://schemas.openxmlformats.org/wordprocessingml/2006/main" xmlns:w14="http://schemas.microsoft.com/office/word/2010/wordml" xmlns:w15="http://schemas.microsoft.com/office/word/2012/wordml" xmlns:w16cex="http://schemas.microsoft.com/office/word/2018/wordml/cex" xmlns:w16cid="http://schemas.microsoft.com/office/word/2016/wordml/cid" xmlns:w16="http://schemas.microsoft.com/office/word/2018/wordml" xmlns:w16sdtdh="http://schemas.microsoft.com/office/word/2020/wordml/sdtdatahash" xmlns:w16se="http://schemas.microsoft.com/office/word/2015/wordml/symex" xmlns:wpg="http://schemas.microsoft.com/office/word/2010/wordprocessingGroup" xmlns:wpi="http://schemas.microsoft.com/office/word/2010/wordprocessingInk" xmlns:wne="http://schemas.microsoft.com/office/word/2006/wordml" xmlns:wps="http://schemas.microsoft.com/office/word/2010/wordprocessingShape" mc:Ignorable="w14 w15 w16se w16cid w16 w16cex w16sdtdh wp14">
   <w:body>
     <w:p>
       <w:pPr>
@@ -139,6 +139,7 @@
         <w:rPr>
           <w:rFonts w:ascii="Arial" w:hAnsi="Arial"/>
           <w:color w:val="FF0000"/>
+          <w:highlight w:val="green"/>
         </w:rPr>
       </w:pPr>
       <w:proofErr w:type="spellStart"/>
@@ -147,6 +148,7 @@
           <w:rStyle w:val="normaltextrun"/>
           <w:rFonts w:ascii="Arial" w:hAnsi="Arial"/>
           <w:color w:val="FF0000"/>
+          <w:highlight w:val="green"/>
         </w:rPr>
         <w:t>AccelPointMass.m</w:t>
       </w:r>
@@ -156,6 +158,7 @@
           <w:rStyle w:val="eop"/>
           <w:rFonts w:ascii="Arial" w:hAnsi="Arial"/>
           <w:color w:val="FF0000"/>
+          <w:highlight w:val="green"/>
         </w:rPr>
         <w:t> </w:t>
       </w:r>
@@ -774,6 +777,7 @@
         <w:rPr>
           <w:rFonts w:ascii="Arial" w:hAnsi="Arial"/>
           <w:color w:val="FF0000"/>
+          <w:highlight w:val="green"/>
         </w:rPr>
       </w:pPr>
       <w:proofErr w:type="spellStart"/>
@@ -782,6 +786,7 @@
           <w:rStyle w:val="normaltextrun"/>
           <w:rFonts w:ascii="Arial" w:hAnsi="Arial"/>
           <w:color w:val="FF0000"/>
+          <w:highlight w:val="green"/>
         </w:rPr>
         <w:t>IERS.m</w:t>
       </w:r>
@@ -791,6 +796,7 @@
           <w:rStyle w:val="eop"/>
           <w:rFonts w:ascii="Arial" w:hAnsi="Arial"/>
           <w:color w:val="FF0000"/>
+          <w:highlight w:val="green"/>
         </w:rPr>
         <w:t> </w:t>
       </w:r>
@@ -901,6 +907,7 @@
         <w:rPr>
           <w:rFonts w:ascii="Arial" w:hAnsi="Arial"/>
           <w:color w:val="FF0000"/>
+          <w:highlight w:val="green"/>
         </w:rPr>
       </w:pPr>
       <w:proofErr w:type="spellStart"/>
@@ -909,6 +916,7 @@
           <w:rStyle w:val="normaltextrun"/>
           <w:rFonts w:ascii="Arial" w:hAnsi="Arial"/>
           <w:color w:val="FF0000"/>
+          <w:highlight w:val="green"/>
         </w:rPr>
         <w:t>MeanObliquity.m</w:t>
       </w:r>
@@ -918,6 +926,7 @@
           <w:rStyle w:val="eop"/>
           <w:rFonts w:ascii="Arial" w:hAnsi="Arial"/>
           <w:color w:val="FF0000"/>
+          <w:highlight w:val="green"/>
         </w:rPr>
         <w:t> </w:t>
       </w:r>
@@ -1790,7 +1799,6 @@
         <w:t>_</w:t>
       </w:r>
       <w:proofErr w:type="spellStart"/>
-      <w:proofErr w:type="gramStart"/>
       <w:r>
         <w:rPr>
           <w:color w:val="908B25"/>
@@ -1832,7 +1840,6 @@
         </w:rPr>
         <w:t>(</w:t>
       </w:r>
-      <w:proofErr w:type="gramEnd"/>
       <w:r>
         <w:rPr>
           <w:color w:val="2AACB8"/>
@@ -1906,7 +1913,6 @@
         <w:t xml:space="preserve">) - </w:t>
       </w:r>
       <w:proofErr w:type="spellStart"/>
-      <w:proofErr w:type="gramStart"/>
       <w:r>
         <w:rPr>
           <w:color w:val="BCBEC4"/>
@@ -1920,7 +1926,6 @@
         </w:rPr>
         <w:t>(</w:t>
       </w:r>
-      <w:proofErr w:type="gramEnd"/>
       <w:r>
         <w:rPr>
           <w:color w:val="2AACB8"/>
@@ -2116,7 +2121,6 @@
         <w:t xml:space="preserve">x = </w:t>
       </w:r>
       <w:proofErr w:type="spellStart"/>
-      <w:proofErr w:type="gramStart"/>
       <w:r>
         <w:rPr>
           <w:rFonts w:ascii="Courier New" w:eastAsia="Times New Roman" w:hAnsi="Courier New" w:cs="Courier New"/>
@@ -2138,7 +2142,6 @@
         </w:rPr>
         <w:t>(</w:t>
       </w:r>
-      <w:proofErr w:type="gramEnd"/>
       <w:r>
         <w:rPr>
           <w:rFonts w:ascii="Courier New" w:eastAsia="Times New Roman" w:hAnsi="Courier New" w:cs="Courier New"/>
@@ -2303,7 +2306,6 @@
         <w:t>(</w:t>
       </w:r>
       <w:proofErr w:type="spellStart"/>
-      <w:proofErr w:type="gramStart"/>
       <w:r>
         <w:rPr>
           <w:rFonts w:ascii="Courier New" w:eastAsia="Times New Roman" w:hAnsi="Courier New" w:cs="Courier New"/>
@@ -2326,7 +2328,6 @@
         <w:t>(</w:t>
       </w:r>
       <w:proofErr w:type="spellStart"/>
-      <w:proofErr w:type="gramEnd"/>
       <w:r>
         <w:rPr>
           <w:rFonts w:ascii="Courier New" w:eastAsia="Times New Roman" w:hAnsi="Courier New" w:cs="Courier New"/>
@@ -2476,39 +2477,17 @@
           <w:szCs w:val="20"/>
           <w:lang w:eastAsia="es-ES"/>
         </w:rPr>
-        <w:t>60777.</w:t>
-      </w:r>
-      <w:proofErr w:type="gramStart"/>
+        <w:t>60777.0423726854</w:t>
+      </w:r>
       <w:r>
         <w:rPr>
           <w:rFonts w:ascii="Courier New" w:eastAsia="Times New Roman" w:hAnsi="Courier New" w:cs="Courier New"/>
-          <w:color w:val="2AACB8"/>
+          <w:color w:val="BCBEC4"/>
           <w:sz w:val="20"/>
           <w:szCs w:val="20"/>
           <w:lang w:eastAsia="es-ES"/>
         </w:rPr>
-        <w:t>0423726854</w:t>
-      </w:r>
-      <w:r>
-        <w:rPr>
-          <w:rFonts w:ascii="Courier New" w:eastAsia="Times New Roman" w:hAnsi="Courier New" w:cs="Courier New"/>
-          <w:color w:val="BCBEC4"/>
-          <w:sz w:val="20"/>
-          <w:szCs w:val="20"/>
-          <w:lang w:eastAsia="es-ES"/>
-        </w:rPr>
-        <w:t>)&lt;</w:t>
-      </w:r>
-      <w:proofErr w:type="gramEnd"/>
-      <w:r>
-        <w:rPr>
-          <w:rFonts w:ascii="Courier New" w:eastAsia="Times New Roman" w:hAnsi="Courier New" w:cs="Courier New"/>
-          <w:color w:val="BCBEC4"/>
-          <w:sz w:val="20"/>
-          <w:szCs w:val="20"/>
-          <w:lang w:eastAsia="es-ES"/>
-        </w:rPr>
-        <w:t>TOL2_);</w:t>
+        <w:t>)&lt;TOL2_);</w:t>
       </w:r>
       <w:r>
         <w:rPr>
@@ -2793,14 +2772,12 @@
         </w:rPr>
         <w:t xml:space="preserve">Matrix </w:t>
       </w:r>
-      <w:proofErr w:type="gramStart"/>
       <w:r>
         <w:rPr>
           <w:color w:val="BCBEC4"/>
         </w:rPr>
         <w:t>sol(</w:t>
       </w:r>
-      <w:proofErr w:type="gramEnd"/>
       <w:r>
         <w:rPr>
           <w:color w:val="2AACB8"/>
@@ -2917,22 +2894,14 @@
         <w:rPr>
           <w:color w:val="BCBEC4"/>
         </w:rPr>
+        <w:t>(sol</w:t>
+      </w:r>
+      <w:r>
+        <w:rPr>
+          <w:color w:val="5F8C8A"/>
+        </w:rPr>
         <w:t>(</w:t>
       </w:r>
-      <w:proofErr w:type="gramStart"/>
-      <w:r>
-        <w:rPr>
-          <w:color w:val="BCBEC4"/>
-        </w:rPr>
-        <w:t>sol</w:t>
-      </w:r>
-      <w:r>
-        <w:rPr>
-          <w:color w:val="5F8C8A"/>
-        </w:rPr>
-        <w:t>(</w:t>
-      </w:r>
-      <w:proofErr w:type="gramEnd"/>
       <w:r>
         <w:rPr>
           <w:color w:val="2AACB8"/>
@@ -2994,22 +2963,64 @@
         <w:rPr>
           <w:color w:val="BCBEC4"/>
         </w:rPr>
+        <w:t>(sol</w:t>
+      </w:r>
+      <w:r>
+        <w:rPr>
+          <w:color w:val="5F8C8A"/>
+        </w:rPr>
         <w:t>(</w:t>
       </w:r>
-      <w:proofErr w:type="gramStart"/>
-      <w:r>
-        <w:rPr>
-          <w:color w:val="BCBEC4"/>
-        </w:rPr>
-        <w:t>sol</w:t>
+      <w:r>
+        <w:rPr>
+          <w:color w:val="2AACB8"/>
+        </w:rPr>
+        <w:t>1</w:t>
+      </w:r>
+      <w:r>
+        <w:rPr>
+          <w:color w:val="BCBEC4"/>
+        </w:rPr>
+        <w:t>,</w:t>
+      </w:r>
+      <w:r>
+        <w:rPr>
+          <w:color w:val="2AACB8"/>
+        </w:rPr>
+        <w:t>2</w:t>
       </w:r>
       <w:r>
         <w:rPr>
           <w:color w:val="5F8C8A"/>
         </w:rPr>
+        <w:t>)</w:t>
+      </w:r>
+      <w:r>
+        <w:rPr>
+          <w:color w:val="BCBEC4"/>
+        </w:rPr>
+        <w:t xml:space="preserve">) &lt; TOL_ &amp;&amp; </w:t>
+      </w:r>
+      <w:proofErr w:type="spellStart"/>
+      <w:r>
+        <w:rPr>
+          <w:color w:val="BCBEC4"/>
+        </w:rPr>
+        <w:t>fabs</w:t>
+      </w:r>
+      <w:proofErr w:type="spellEnd"/>
+      <w:r>
+        <w:rPr>
+          <w:color w:val="BCBEC4"/>
+        </w:rPr>
+        <w:t>(sol</w:t>
+      </w:r>
+      <w:r>
+        <w:rPr>
+          <w:color w:val="5F8C8A"/>
+        </w:rPr>
         <w:t>(</w:t>
       </w:r>
-      <w:proofErr w:type="gramEnd"/>
       <w:r>
         <w:rPr>
           <w:color w:val="2AACB8"/>
@@ -3026,7 +3037,7 @@
         <w:rPr>
           <w:color w:val="2AACB8"/>
         </w:rPr>
-        <w:t>2</w:t>
+        <w:t>3</w:t>
       </w:r>
       <w:r>
         <w:rPr>
@@ -3038,65 +3049,7 @@
         <w:rPr>
           <w:color w:val="BCBEC4"/>
         </w:rPr>
-        <w:t xml:space="preserve">) &lt; TOL_ &amp;&amp; </w:t>
-      </w:r>
-      <w:proofErr w:type="spellStart"/>
-      <w:r>
-        <w:rPr>
-          <w:color w:val="BCBEC4"/>
-        </w:rPr>
-        <w:t>fabs</w:t>
-      </w:r>
-      <w:proofErr w:type="spellEnd"/>
-      <w:r>
-        <w:rPr>
-          <w:color w:val="BCBEC4"/>
-        </w:rPr>
-        <w:t>(sol</w:t>
-      </w:r>
-      <w:r>
-        <w:rPr>
-          <w:color w:val="5F8C8A"/>
-        </w:rPr>
-        <w:t>(</w:t>
-      </w:r>
-      <w:r>
-        <w:rPr>
-          <w:color w:val="2AACB8"/>
-        </w:rPr>
-        <w:t>1</w:t>
-      </w:r>
-      <w:r>
-        <w:rPr>
-          <w:color w:val="BCBEC4"/>
-        </w:rPr>
-        <w:t>,</w:t>
-      </w:r>
-      <w:proofErr w:type="gramStart"/>
-      <w:r>
-        <w:rPr>
-          <w:color w:val="2AACB8"/>
-        </w:rPr>
-        <w:t>3</w:t>
-      </w:r>
-      <w:r>
-        <w:rPr>
-          <w:color w:val="5F8C8A"/>
-        </w:rPr>
-        <w:t>)</w:t>
-      </w:r>
-      <w:r>
-        <w:rPr>
-          <w:color w:val="BCBEC4"/>
-        </w:rPr>
-        <w:t>&lt;</w:t>
-      </w:r>
-      <w:proofErr w:type="gramEnd"/>
-      <w:r>
-        <w:rPr>
-          <w:color w:val="BCBEC4"/>
-        </w:rPr>
-        <w:t>TOL_)));</w:t>
+        <w:t>&lt;TOL_)));</w:t>
       </w:r>
       <w:r>
         <w:rPr>
@@ -3123,22 +3076,64 @@
         <w:rPr>
           <w:color w:val="BCBEC4"/>
         </w:rPr>
+        <w:t>(sol</w:t>
+      </w:r>
+      <w:r>
+        <w:rPr>
+          <w:color w:val="5F8C8A"/>
+        </w:rPr>
         <w:t>(</w:t>
       </w:r>
-      <w:proofErr w:type="gramStart"/>
-      <w:r>
-        <w:rPr>
-          <w:color w:val="BCBEC4"/>
-        </w:rPr>
-        <w:t>sol</w:t>
+      <w:r>
+        <w:rPr>
+          <w:color w:val="2AACB8"/>
+        </w:rPr>
+        <w:t>2</w:t>
+      </w:r>
+      <w:r>
+        <w:rPr>
+          <w:color w:val="BCBEC4"/>
+        </w:rPr>
+        <w:t>,</w:t>
+      </w:r>
+      <w:r>
+        <w:rPr>
+          <w:color w:val="2AACB8"/>
+        </w:rPr>
+        <w:t>1</w:t>
       </w:r>
       <w:r>
         <w:rPr>
           <w:color w:val="5F8C8A"/>
         </w:rPr>
+        <w:t>)</w:t>
+      </w:r>
+      <w:r>
+        <w:rPr>
+          <w:color w:val="BCBEC4"/>
+        </w:rPr>
+        <w:t xml:space="preserve">&lt;TOL_ &amp;&amp; </w:t>
+      </w:r>
+      <w:proofErr w:type="spellStart"/>
+      <w:r>
+        <w:rPr>
+          <w:color w:val="BCBEC4"/>
+        </w:rPr>
+        <w:t>fabs</w:t>
+      </w:r>
+      <w:proofErr w:type="spellEnd"/>
+      <w:r>
+        <w:rPr>
+          <w:color w:val="BCBEC4"/>
+        </w:rPr>
+        <w:t>(sol</w:t>
+      </w:r>
+      <w:r>
+        <w:rPr>
+          <w:color w:val="5F8C8A"/>
+        </w:rPr>
         <w:t>(</w:t>
       </w:r>
-      <w:proofErr w:type="gramEnd"/>
       <w:r>
         <w:rPr>
           <w:color w:val="2AACB8"/>
@@ -3151,12 +3146,11 @@
         </w:rPr>
         <w:t>,</w:t>
       </w:r>
-      <w:proofErr w:type="gramStart"/>
-      <w:r>
-        <w:rPr>
-          <w:color w:val="2AACB8"/>
-        </w:rPr>
-        <w:t>1</w:t>
+      <w:r>
+        <w:rPr>
+          <w:color w:val="2AACB8"/>
+        </w:rPr>
+        <w:t>2</w:t>
       </w:r>
       <w:r>
         <w:rPr>
@@ -3168,14 +3162,19 @@
         <w:rPr>
           <w:color w:val="BCBEC4"/>
         </w:rPr>
-        <w:t>&lt;</w:t>
-      </w:r>
-      <w:proofErr w:type="gramEnd"/>
-      <w:r>
-        <w:rPr>
-          <w:color w:val="BCBEC4"/>
-        </w:rPr>
-        <w:t xml:space="preserve">TOL_ &amp;&amp; </w:t>
+        <w:t>-</w:t>
+      </w:r>
+      <w:r>
+        <w:rPr>
+          <w:color w:val="2AACB8"/>
+        </w:rPr>
+        <w:t>0.54030230586814</w:t>
+      </w:r>
+      <w:r>
+        <w:rPr>
+          <w:color w:val="BCBEC4"/>
+        </w:rPr>
+        <w:t xml:space="preserve">) &lt; TOL_ &amp;&amp; </w:t>
       </w:r>
       <w:proofErr w:type="spellStart"/>
       <w:r>
@@ -3189,92 +3188,14 @@
         <w:rPr>
           <w:color w:val="BCBEC4"/>
         </w:rPr>
+        <w:t>(sol</w:t>
+      </w:r>
+      <w:r>
+        <w:rPr>
+          <w:color w:val="5F8C8A"/>
+        </w:rPr>
         <w:t>(</w:t>
       </w:r>
-      <w:proofErr w:type="gramStart"/>
-      <w:r>
-        <w:rPr>
-          <w:color w:val="BCBEC4"/>
-        </w:rPr>
-        <w:t>sol</w:t>
-      </w:r>
-      <w:r>
-        <w:rPr>
-          <w:color w:val="5F8C8A"/>
-        </w:rPr>
-        <w:t>(</w:t>
-      </w:r>
-      <w:proofErr w:type="gramEnd"/>
-      <w:r>
-        <w:rPr>
-          <w:color w:val="2AACB8"/>
-        </w:rPr>
-        <w:t>2</w:t>
-      </w:r>
-      <w:r>
-        <w:rPr>
-          <w:color w:val="BCBEC4"/>
-        </w:rPr>
-        <w:t>,</w:t>
-      </w:r>
-      <w:r>
-        <w:rPr>
-          <w:color w:val="2AACB8"/>
-        </w:rPr>
-        <w:t>2</w:t>
-      </w:r>
-      <w:r>
-        <w:rPr>
-          <w:color w:val="5F8C8A"/>
-        </w:rPr>
-        <w:t>)</w:t>
-      </w:r>
-      <w:r>
-        <w:rPr>
-          <w:color w:val="BCBEC4"/>
-        </w:rPr>
-        <w:t>-</w:t>
-      </w:r>
-      <w:r>
-        <w:rPr>
-          <w:color w:val="2AACB8"/>
-        </w:rPr>
-        <w:t>0.54030230586814</w:t>
-      </w:r>
-      <w:r>
-        <w:rPr>
-          <w:color w:val="BCBEC4"/>
-        </w:rPr>
-        <w:t xml:space="preserve">) &lt; TOL_ &amp;&amp; </w:t>
-      </w:r>
-      <w:proofErr w:type="spellStart"/>
-      <w:r>
-        <w:rPr>
-          <w:color w:val="BCBEC4"/>
-        </w:rPr>
-        <w:t>fabs</w:t>
-      </w:r>
-      <w:proofErr w:type="spellEnd"/>
-      <w:r>
-        <w:rPr>
-          <w:color w:val="BCBEC4"/>
-        </w:rPr>
-        <w:t>(</w:t>
-      </w:r>
-      <w:proofErr w:type="gramStart"/>
-      <w:r>
-        <w:rPr>
-          <w:color w:val="BCBEC4"/>
-        </w:rPr>
-        <w:t>sol</w:t>
-      </w:r>
-      <w:r>
-        <w:rPr>
-          <w:color w:val="5F8C8A"/>
-        </w:rPr>
-        <w:t>(</w:t>
-      </w:r>
-      <w:proofErr w:type="gramEnd"/>
       <w:r>
         <w:rPr>
           <w:color w:val="2AACB8"/>
@@ -3363,22 +3284,14 @@
         <w:rPr>
           <w:color w:val="BCBEC4"/>
         </w:rPr>
+        <w:t>(sol</w:t>
+      </w:r>
+      <w:r>
+        <w:rPr>
+          <w:color w:val="5F8C8A"/>
+        </w:rPr>
         <w:t>(</w:t>
       </w:r>
-      <w:proofErr w:type="gramStart"/>
-      <w:r>
-        <w:rPr>
-          <w:color w:val="BCBEC4"/>
-        </w:rPr>
-        <w:t>sol</w:t>
-      </w:r>
-      <w:r>
-        <w:rPr>
-          <w:color w:val="5F8C8A"/>
-        </w:rPr>
-        <w:t>(</w:t>
-      </w:r>
-      <w:proofErr w:type="gramEnd"/>
       <w:r>
         <w:rPr>
           <w:color w:val="2AACB8"/>
@@ -9784,6 +9697,73 @@
           <w:szCs w:val="32"/>
         </w:rPr>
         <w:t>:</w:t>
+      </w:r>
+    </w:p>
+    <w:p>
+      <w:pPr>
+        <w:kinsoku w:val="0"/>
+        <w:overflowPunct w:val="0"/>
+        <w:rPr>
+          <w:color w:val="FF0000"/>
+          <w:sz w:val="32"/>
+          <w:szCs w:val="32"/>
+        </w:rPr>
+      </w:pPr>
+      <w:proofErr w:type="spellStart"/>
+      <w:r>
+        <w:rPr>
+          <w:color w:val="FF0000"/>
+          <w:sz w:val="32"/>
+          <w:szCs w:val="32"/>
+        </w:rPr>
+        <w:t>AccelPointMass</w:t>
+      </w:r>
+      <w:proofErr w:type="spellEnd"/>
+      <w:r>
+        <w:rPr>
+          <w:color w:val="FF0000"/>
+          <w:sz w:val="32"/>
+          <w:szCs w:val="32"/>
+        </w:rPr>
+        <w:t>:</w:t>
+      </w:r>
+    </w:p>
+    <w:p>
+      <w:pPr>
+        <w:kinsoku w:val="0"/>
+        <w:overflowPunct w:val="0"/>
+        <w:rPr>
+          <w:color w:val="FF0000"/>
+          <w:sz w:val="32"/>
+          <w:szCs w:val="32"/>
+        </w:rPr>
+      </w:pPr>
+      <w:r>
+        <w:rPr>
+          <w:color w:val="FF0000"/>
+          <w:sz w:val="32"/>
+          <w:szCs w:val="32"/>
+        </w:rPr>
+        <w:t>IERS: (mencionar cambio de orden de los parámetros por manejo de valores por defecto)</w:t>
+      </w:r>
+    </w:p>
+    <w:p>
+      <w:pPr>
+        <w:kinsoku w:val="0"/>
+        <w:overflowPunct w:val="0"/>
+        <w:rPr>
+          <w:color w:val="FF0000"/>
+          <w:sz w:val="32"/>
+          <w:szCs w:val="32"/>
+        </w:rPr>
+      </w:pPr>
+      <w:r>
+        <w:rPr>
+          <w:color w:val="FF0000"/>
+          <w:sz w:val="32"/>
+          <w:szCs w:val="32"/>
+        </w:rPr>
+        <w:t>MeanObliquity:</w:t>
       </w:r>
     </w:p>
     <w:p>
@@ -9828,7 +9808,7 @@
 </file>
 
 <file path=word/numbering.xml><?xml version="1.0" encoding="utf-8"?>
-<w:numbering xmlns:wpc="http://schemas.microsoft.com/office/word/2010/wordprocessingCanvas" xmlns:cx="http://schemas.microsoft.com/office/drawing/2014/chartex" xmlns:cx1="http://schemas.microsoft.com/office/drawing/2015/9/8/chartex" xmlns:cx2="http://schemas.microsoft.com/office/drawing/2015/10/21/chartex" xmlns:cx3="http://schemas.microsoft.com/office/drawing/2016/5/9/chartex" xmlns:cx4="http://schemas.microsoft.com/office/drawing/2016/5/10/chartex" xmlns:cx5="http://schemas.microsoft.com/office/drawing/2016/5/11/chartex" xmlns:cx6="http://schemas.microsoft.com/office/drawing/2016/5/12/chartex" xmlns:cx7="http://schemas.microsoft.com/office/drawing/2016/5/13/chartex" xmlns:cx8="http://schemas.microsoft.com/office/drawing/2016/5/14/chartex" xmlns:mc="http://schemas.openxmlformats.org/markup-compatibility/2006" xmlns:aink="http://schemas.microsoft.com/office/drawing/2016/ink" xmlns:am3d="http://schemas.microsoft.com/office/drawing/2017/model3d" xmlns:o="urn:schemas-microsoft-com:office:office" xmlns:oel="http://schemas.microsoft.com/office/2019/extlst" xmlns:r="http://schemas.openxmlformats.org/officeDocument/2006/relationships" xmlns:m="http://schemas.openxmlformats.org/officeDocument/2006/math" xmlns:v="urn:schemas-microsoft-com:vml" xmlns:wp14="http://schemas.microsoft.com/office/word/2010/wordprocessingDrawing" xmlns:wp="http://schemas.openxmlformats.org/drawingml/2006/wordprocessingDrawing" xmlns:w10="urn:schemas-microsoft-com:office:word" xmlns:w="http://schemas.openxmlformats.org/wordprocessingml/2006/main" xmlns:w14="http://schemas.microsoft.com/office/word/2010/wordml" xmlns:w15="http://schemas.microsoft.com/office/word/2012/wordml" xmlns:w16cex="http://schemas.microsoft.com/office/word/2018/wordml/cex" xmlns:w16cid="http://schemas.microsoft.com/office/word/2016/wordml/cid" xmlns:w16="http://schemas.microsoft.com/office/word/2018/wordml" xmlns:w16du="http://schemas.microsoft.com/office/word/2023/wordml/word16du" xmlns:w16sdtdh="http://schemas.microsoft.com/office/word/2020/wordml/sdtdatahash" xmlns:w16sdtfl="http://schemas.microsoft.com/office/word/2024/wordml/sdtformatlock" xmlns:w16se="http://schemas.microsoft.com/office/word/2015/wordml/symex" xmlns:wpg="http://schemas.microsoft.com/office/word/2010/wordprocessingGroup" xmlns:wpi="http://schemas.microsoft.com/office/word/2010/wordprocessingInk" xmlns:wne="http://schemas.microsoft.com/office/word/2006/wordml" xmlns:wps="http://schemas.microsoft.com/office/word/2010/wordprocessingShape" mc:Ignorable="w14 w15 w16se w16cid w16 w16cex w16sdtdh w16sdtfl w16du wp14">
+<w:numbering xmlns:wpc="http://schemas.microsoft.com/office/word/2010/wordprocessingCanvas" xmlns:cx="http://schemas.microsoft.com/office/drawing/2014/chartex" xmlns:cx1="http://schemas.microsoft.com/office/drawing/2015/9/8/chartex" xmlns:cx2="http://schemas.microsoft.com/office/drawing/2015/10/21/chartex" xmlns:cx3="http://schemas.microsoft.com/office/drawing/2016/5/9/chartex" xmlns:cx4="http://schemas.microsoft.com/office/drawing/2016/5/10/chartex" xmlns:cx5="http://schemas.microsoft.com/office/drawing/2016/5/11/chartex" xmlns:cx6="http://schemas.microsoft.com/office/drawing/2016/5/12/chartex" xmlns:cx7="http://schemas.microsoft.com/office/drawing/2016/5/13/chartex" xmlns:cx8="http://schemas.microsoft.com/office/drawing/2016/5/14/chartex" xmlns:mc="http://schemas.openxmlformats.org/markup-compatibility/2006" xmlns:aink="http://schemas.microsoft.com/office/drawing/2016/ink" xmlns:am3d="http://schemas.microsoft.com/office/drawing/2017/model3d" xmlns:o="urn:schemas-microsoft-com:office:office" xmlns:r="http://schemas.openxmlformats.org/officeDocument/2006/relationships" xmlns:m="http://schemas.openxmlformats.org/officeDocument/2006/math" xmlns:v="urn:schemas-microsoft-com:vml" xmlns:wp14="http://schemas.microsoft.com/office/word/2010/wordprocessingDrawing" xmlns:wp="http://schemas.openxmlformats.org/drawingml/2006/wordprocessingDrawing" xmlns:w10="urn:schemas-microsoft-com:office:word" xmlns:w="http://schemas.openxmlformats.org/wordprocessingml/2006/main" xmlns:w14="http://schemas.microsoft.com/office/word/2010/wordml" xmlns:w15="http://schemas.microsoft.com/office/word/2012/wordml" xmlns:w16cex="http://schemas.microsoft.com/office/word/2018/wordml/cex" xmlns:w16cid="http://schemas.microsoft.com/office/word/2016/wordml/cid" xmlns:w16="http://schemas.microsoft.com/office/word/2018/wordml" xmlns:w16sdtdh="http://schemas.microsoft.com/office/word/2020/wordml/sdtdatahash" xmlns:w16se="http://schemas.microsoft.com/office/word/2015/wordml/symex" xmlns:wpg="http://schemas.microsoft.com/office/word/2010/wordprocessingGroup" xmlns:wpi="http://schemas.microsoft.com/office/word/2010/wordprocessingInk" xmlns:wne="http://schemas.microsoft.com/office/word/2006/wordml" xmlns:wps="http://schemas.microsoft.com/office/word/2010/wordprocessingShape" mc:Ignorable="w14 w15 w16se w16cid w16 w16cex w16sdtdh wp14">
   <w:abstractNum w:abstractNumId="0" w15:restartNumberingAfterBreak="0">
     <w:nsid w:val="00E328FB"/>
     <w:multiLevelType w:val="multilevel"/>
@@ -16385,143 +16365,143 @@
       </w:rPr>
     </w:lvl>
   </w:abstractNum>
-  <w:num w:numId="1" w16cid:durableId="1859926426">
+  <w:num w:numId="1">
     <w:abstractNumId w:val="12"/>
   </w:num>
-  <w:num w:numId="2" w16cid:durableId="1227229445">
+  <w:num w:numId="2">
     <w:abstractNumId w:val="25"/>
   </w:num>
-  <w:num w:numId="3" w16cid:durableId="1375152694">
+  <w:num w:numId="3">
     <w:abstractNumId w:val="30"/>
   </w:num>
-  <w:num w:numId="4" w16cid:durableId="2002854129">
+  <w:num w:numId="4">
     <w:abstractNumId w:val="15"/>
   </w:num>
-  <w:num w:numId="5" w16cid:durableId="235819666">
+  <w:num w:numId="5">
     <w:abstractNumId w:val="13"/>
   </w:num>
-  <w:num w:numId="6" w16cid:durableId="1251230167">
+  <w:num w:numId="6">
     <w:abstractNumId w:val="16"/>
   </w:num>
-  <w:num w:numId="7" w16cid:durableId="841746997">
+  <w:num w:numId="7">
     <w:abstractNumId w:val="36"/>
   </w:num>
-  <w:num w:numId="8" w16cid:durableId="1035889774">
+  <w:num w:numId="8">
     <w:abstractNumId w:val="21"/>
   </w:num>
-  <w:num w:numId="9" w16cid:durableId="1484465462">
+  <w:num w:numId="9">
     <w:abstractNumId w:val="17"/>
   </w:num>
-  <w:num w:numId="10" w16cid:durableId="109783566">
+  <w:num w:numId="10">
     <w:abstractNumId w:val="2"/>
   </w:num>
-  <w:num w:numId="11" w16cid:durableId="645014407">
+  <w:num w:numId="11">
     <w:abstractNumId w:val="26"/>
   </w:num>
-  <w:num w:numId="12" w16cid:durableId="1520386179">
+  <w:num w:numId="12">
     <w:abstractNumId w:val="37"/>
   </w:num>
-  <w:num w:numId="13" w16cid:durableId="1348563273">
+  <w:num w:numId="13">
     <w:abstractNumId w:val="22"/>
   </w:num>
-  <w:num w:numId="14" w16cid:durableId="2050369940">
+  <w:num w:numId="14">
     <w:abstractNumId w:val="43"/>
   </w:num>
-  <w:num w:numId="15" w16cid:durableId="71398432">
+  <w:num w:numId="15">
     <w:abstractNumId w:val="8"/>
   </w:num>
-  <w:num w:numId="16" w16cid:durableId="2115202827">
+  <w:num w:numId="16">
     <w:abstractNumId w:val="5"/>
   </w:num>
-  <w:num w:numId="17" w16cid:durableId="1597324961">
+  <w:num w:numId="17">
     <w:abstractNumId w:val="35"/>
   </w:num>
-  <w:num w:numId="18" w16cid:durableId="308025923">
+  <w:num w:numId="18">
     <w:abstractNumId w:val="14"/>
   </w:num>
-  <w:num w:numId="19" w16cid:durableId="1802385435">
+  <w:num w:numId="19">
     <w:abstractNumId w:val="3"/>
   </w:num>
-  <w:num w:numId="20" w16cid:durableId="370421553">
+  <w:num w:numId="20">
     <w:abstractNumId w:val="40"/>
   </w:num>
-  <w:num w:numId="21" w16cid:durableId="175198399">
+  <w:num w:numId="21">
     <w:abstractNumId w:val="9"/>
   </w:num>
-  <w:num w:numId="22" w16cid:durableId="938222404">
+  <w:num w:numId="22">
     <w:abstractNumId w:val="29"/>
   </w:num>
-  <w:num w:numId="23" w16cid:durableId="556084598">
+  <w:num w:numId="23">
     <w:abstractNumId w:val="41"/>
   </w:num>
-  <w:num w:numId="24" w16cid:durableId="838161464">
+  <w:num w:numId="24">
     <w:abstractNumId w:val="34"/>
   </w:num>
-  <w:num w:numId="25" w16cid:durableId="1281032419">
+  <w:num w:numId="25">
     <w:abstractNumId w:val="38"/>
   </w:num>
-  <w:num w:numId="26" w16cid:durableId="2038655050">
+  <w:num w:numId="26">
     <w:abstractNumId w:val="0"/>
   </w:num>
-  <w:num w:numId="27" w16cid:durableId="610481172">
+  <w:num w:numId="27">
     <w:abstractNumId w:val="31"/>
   </w:num>
-  <w:num w:numId="28" w16cid:durableId="101070015">
+  <w:num w:numId="28">
     <w:abstractNumId w:val="11"/>
   </w:num>
-  <w:num w:numId="29" w16cid:durableId="1593081518">
+  <w:num w:numId="29">
     <w:abstractNumId w:val="4"/>
   </w:num>
-  <w:num w:numId="30" w16cid:durableId="544609466">
+  <w:num w:numId="30">
     <w:abstractNumId w:val="10"/>
   </w:num>
-  <w:num w:numId="31" w16cid:durableId="1415056233">
+  <w:num w:numId="31">
     <w:abstractNumId w:val="1"/>
   </w:num>
-  <w:num w:numId="32" w16cid:durableId="1311598575">
+  <w:num w:numId="32">
     <w:abstractNumId w:val="42"/>
   </w:num>
-  <w:num w:numId="33" w16cid:durableId="2089493654">
+  <w:num w:numId="33">
     <w:abstractNumId w:val="19"/>
   </w:num>
-  <w:num w:numId="34" w16cid:durableId="65346185">
+  <w:num w:numId="34">
     <w:abstractNumId w:val="28"/>
   </w:num>
-  <w:num w:numId="35" w16cid:durableId="368915048">
+  <w:num w:numId="35">
     <w:abstractNumId w:val="18"/>
   </w:num>
-  <w:num w:numId="36" w16cid:durableId="2046633286">
+  <w:num w:numId="36">
     <w:abstractNumId w:val="33"/>
   </w:num>
-  <w:num w:numId="37" w16cid:durableId="1728649310">
+  <w:num w:numId="37">
     <w:abstractNumId w:val="6"/>
   </w:num>
-  <w:num w:numId="38" w16cid:durableId="215744628">
+  <w:num w:numId="38">
     <w:abstractNumId w:val="20"/>
   </w:num>
-  <w:num w:numId="39" w16cid:durableId="940992256">
+  <w:num w:numId="39">
     <w:abstractNumId w:val="27"/>
   </w:num>
-  <w:num w:numId="40" w16cid:durableId="1258751959">
+  <w:num w:numId="40">
     <w:abstractNumId w:val="7"/>
   </w:num>
-  <w:num w:numId="41" w16cid:durableId="119538166">
+  <w:num w:numId="41">
     <w:abstractNumId w:val="23"/>
   </w:num>
-  <w:num w:numId="42" w16cid:durableId="2098011997">
+  <w:num w:numId="42">
     <w:abstractNumId w:val="24"/>
   </w:num>
-  <w:num w:numId="43" w16cid:durableId="1665160950">
+  <w:num w:numId="43">
     <w:abstractNumId w:val="39"/>
   </w:num>
-  <w:num w:numId="44" w16cid:durableId="1193110178">
+  <w:num w:numId="44">
     <w:abstractNumId w:val="32"/>
   </w:num>
 </w:numbering>
 </file>
 
 <file path=word/styles.xml><?xml version="1.0" encoding="utf-8"?>
-<w:styles xmlns:mc="http://schemas.openxmlformats.org/markup-compatibility/2006" xmlns:r="http://schemas.openxmlformats.org/officeDocument/2006/relationships" xmlns:w="http://schemas.openxmlformats.org/wordprocessingml/2006/main" xmlns:w14="http://schemas.microsoft.com/office/word/2010/wordml" xmlns:w15="http://schemas.microsoft.com/office/word/2012/wordml" xmlns:w16cex="http://schemas.microsoft.com/office/word/2018/wordml/cex" xmlns:w16cid="http://schemas.microsoft.com/office/word/2016/wordml/cid" xmlns:w16="http://schemas.microsoft.com/office/word/2018/wordml" xmlns:w16du="http://schemas.microsoft.com/office/word/2023/wordml/word16du" xmlns:w16sdtdh="http://schemas.microsoft.com/office/word/2020/wordml/sdtdatahash" xmlns:w16sdtfl="http://schemas.microsoft.com/office/word/2024/wordml/sdtformatlock" xmlns:w16se="http://schemas.microsoft.com/office/word/2015/wordml/symex" mc:Ignorable="w14 w15 w16se w16cid w16 w16cex w16sdtdh w16sdtfl w16du">
+<w:styles xmlns:mc="http://schemas.openxmlformats.org/markup-compatibility/2006" xmlns:r="http://schemas.openxmlformats.org/officeDocument/2006/relationships" xmlns:w="http://schemas.openxmlformats.org/wordprocessingml/2006/main" xmlns:w14="http://schemas.microsoft.com/office/word/2010/wordml" xmlns:w15="http://schemas.microsoft.com/office/word/2012/wordml" xmlns:w16cex="http://schemas.microsoft.com/office/word/2018/wordml/cex" xmlns:w16cid="http://schemas.microsoft.com/office/word/2016/wordml/cid" xmlns:w16="http://schemas.microsoft.com/office/word/2018/wordml" xmlns:w16sdtdh="http://schemas.microsoft.com/office/word/2020/wordml/sdtdatahash" xmlns:w16se="http://schemas.microsoft.com/office/word/2015/wordml/symex" mc:Ignorable="w14 w15 w16se w16cid w16 w16cex w16sdtdh">
   <w:docDefaults>
     <w:rPrDefault>
       <w:rPr>

--- a/Seguimiento.docx
+++ b/Seguimiento.docx
@@ -1,6 +1,6 @@
 
 <file path=word/document.xml><?xml version="1.0" encoding="utf-8"?>
-<w:document xmlns:wpc="http://schemas.microsoft.com/office/word/2010/wordprocessingCanvas" xmlns:cx="http://schemas.microsoft.com/office/drawing/2014/chartex" xmlns:cx1="http://schemas.microsoft.com/office/drawing/2015/9/8/chartex" xmlns:cx2="http://schemas.microsoft.com/office/drawing/2015/10/21/chartex" xmlns:cx3="http://schemas.microsoft.com/office/drawing/2016/5/9/chartex" xmlns:cx4="http://schemas.microsoft.com/office/drawing/2016/5/10/chartex" xmlns:cx5="http://schemas.microsoft.com/office/drawing/2016/5/11/chartex" xmlns:cx6="http://schemas.microsoft.com/office/drawing/2016/5/12/chartex" xmlns:cx7="http://schemas.microsoft.com/office/drawing/2016/5/13/chartex" xmlns:cx8="http://schemas.microsoft.com/office/drawing/2016/5/14/chartex" xmlns:mc="http://schemas.openxmlformats.org/markup-compatibility/2006" xmlns:aink="http://schemas.microsoft.com/office/drawing/2016/ink" xmlns:am3d="http://schemas.microsoft.com/office/drawing/2017/model3d" xmlns:o="urn:schemas-microsoft-com:office:office" xmlns:r="http://schemas.openxmlformats.org/officeDocument/2006/relationships" xmlns:m="http://schemas.openxmlformats.org/officeDocument/2006/math" xmlns:v="urn:schemas-microsoft-com:vml" xmlns:wp14="http://schemas.microsoft.com/office/word/2010/wordprocessingDrawing" xmlns:wp="http://schemas.openxmlformats.org/drawingml/2006/wordprocessingDrawing" xmlns:w10="urn:schemas-microsoft-com:office:word" xmlns:w="http://schemas.openxmlformats.org/wordprocessingml/2006/main" xmlns:w14="http://schemas.microsoft.com/office/word/2010/wordml" xmlns:w15="http://schemas.microsoft.com/office/word/2012/wordml" xmlns:w16cex="http://schemas.microsoft.com/office/word/2018/wordml/cex" xmlns:w16cid="http://schemas.microsoft.com/office/word/2016/wordml/cid" xmlns:w16="http://schemas.microsoft.com/office/word/2018/wordml" xmlns:w16sdtdh="http://schemas.microsoft.com/office/word/2020/wordml/sdtdatahash" xmlns:w16se="http://schemas.microsoft.com/office/word/2015/wordml/symex" xmlns:wpg="http://schemas.microsoft.com/office/word/2010/wordprocessingGroup" xmlns:wpi="http://schemas.microsoft.com/office/word/2010/wordprocessingInk" xmlns:wne="http://schemas.microsoft.com/office/word/2006/wordml" xmlns:wps="http://schemas.microsoft.com/office/word/2010/wordprocessingShape" mc:Ignorable="w14 w15 w16se w16cid w16 w16cex w16sdtdh wp14">
+<w:document xmlns:wpc="http://schemas.microsoft.com/office/word/2010/wordprocessingCanvas" xmlns:cx="http://schemas.microsoft.com/office/drawing/2014/chartex" xmlns:cx1="http://schemas.microsoft.com/office/drawing/2015/9/8/chartex" xmlns:cx2="http://schemas.microsoft.com/office/drawing/2015/10/21/chartex" xmlns:cx3="http://schemas.microsoft.com/office/drawing/2016/5/9/chartex" xmlns:cx4="http://schemas.microsoft.com/office/drawing/2016/5/10/chartex" xmlns:cx5="http://schemas.microsoft.com/office/drawing/2016/5/11/chartex" xmlns:cx6="http://schemas.microsoft.com/office/drawing/2016/5/12/chartex" xmlns:cx7="http://schemas.microsoft.com/office/drawing/2016/5/13/chartex" xmlns:cx8="http://schemas.microsoft.com/office/drawing/2016/5/14/chartex" xmlns:mc="http://schemas.openxmlformats.org/markup-compatibility/2006" xmlns:aink="http://schemas.microsoft.com/office/drawing/2016/ink" xmlns:am3d="http://schemas.microsoft.com/office/drawing/2017/model3d" xmlns:o="urn:schemas-microsoft-com:office:office" xmlns:oel="http://schemas.microsoft.com/office/2019/extlst" xmlns:r="http://schemas.openxmlformats.org/officeDocument/2006/relationships" xmlns:m="http://schemas.openxmlformats.org/officeDocument/2006/math" xmlns:v="urn:schemas-microsoft-com:vml" xmlns:wp14="http://schemas.microsoft.com/office/word/2010/wordprocessingDrawing" xmlns:wp="http://schemas.openxmlformats.org/drawingml/2006/wordprocessingDrawing" xmlns:w10="urn:schemas-microsoft-com:office:word" xmlns:w="http://schemas.openxmlformats.org/wordprocessingml/2006/main" xmlns:w14="http://schemas.microsoft.com/office/word/2010/wordml" xmlns:w15="http://schemas.microsoft.com/office/word/2012/wordml" xmlns:w16cex="http://schemas.microsoft.com/office/word/2018/wordml/cex" xmlns:w16cid="http://schemas.microsoft.com/office/word/2016/wordml/cid" xmlns:w16="http://schemas.microsoft.com/office/word/2018/wordml" xmlns:w16du="http://schemas.microsoft.com/office/word/2023/wordml/word16du" xmlns:w16sdtdh="http://schemas.microsoft.com/office/word/2020/wordml/sdtdatahash" xmlns:w16sdtfl="http://schemas.microsoft.com/office/word/2024/wordml/sdtformatlock" xmlns:w16se="http://schemas.microsoft.com/office/word/2015/wordml/symex" xmlns:wpg="http://schemas.microsoft.com/office/word/2010/wordprocessingGroup" xmlns:wpi="http://schemas.microsoft.com/office/word/2010/wordprocessingInk" xmlns:wne="http://schemas.microsoft.com/office/word/2006/wordml" xmlns:wps="http://schemas.microsoft.com/office/word/2010/wordprocessingShape" mc:Ignorable="w14 w15 w16se w16cid w16 w16cex w16sdtdh w16sdtfl w16du wp14">
   <w:body>
     <w:p>
       <w:pPr>
@@ -1426,6 +1426,7 @@
         <w:rPr>
           <w:rFonts w:ascii="Arial" w:hAnsi="Arial"/>
           <w:color w:val="FF0000"/>
+          <w:highlight w:val="green"/>
         </w:rPr>
       </w:pPr>
       <w:proofErr w:type="spellStart"/>
@@ -1434,6 +1435,7 @@
           <w:rStyle w:val="normaltextrun"/>
           <w:rFonts w:ascii="Arial" w:hAnsi="Arial"/>
           <w:color w:val="FF0000"/>
+          <w:highlight w:val="green"/>
         </w:rPr>
         <w:t>TimeUpdate.m</w:t>
       </w:r>
@@ -1443,6 +1445,7 @@
           <w:rStyle w:val="eop"/>
           <w:rFonts w:ascii="Arial" w:hAnsi="Arial"/>
           <w:color w:val="FF0000"/>
+          <w:highlight w:val="green"/>
         </w:rPr>
         <w:t> </w:t>
       </w:r>
@@ -1799,6 +1802,7 @@
         <w:t>_</w:t>
       </w:r>
       <w:proofErr w:type="spellStart"/>
+      <w:proofErr w:type="gramStart"/>
       <w:r>
         <w:rPr>
           <w:color w:val="908B25"/>
@@ -1840,6 +1844,7 @@
         </w:rPr>
         <w:t>(</w:t>
       </w:r>
+      <w:proofErr w:type="gramEnd"/>
       <w:r>
         <w:rPr>
           <w:color w:val="2AACB8"/>
@@ -1913,6 +1918,7 @@
         <w:t xml:space="preserve">) - </w:t>
       </w:r>
       <w:proofErr w:type="spellStart"/>
+      <w:proofErr w:type="gramStart"/>
       <w:r>
         <w:rPr>
           <w:color w:val="BCBEC4"/>
@@ -1926,6 +1932,7 @@
         </w:rPr>
         <w:t>(</w:t>
       </w:r>
+      <w:proofErr w:type="gramEnd"/>
       <w:r>
         <w:rPr>
           <w:color w:val="2AACB8"/>
@@ -2121,6 +2128,7 @@
         <w:t xml:space="preserve">x = </w:t>
       </w:r>
       <w:proofErr w:type="spellStart"/>
+      <w:proofErr w:type="gramStart"/>
       <w:r>
         <w:rPr>
           <w:rFonts w:ascii="Courier New" w:eastAsia="Times New Roman" w:hAnsi="Courier New" w:cs="Courier New"/>
@@ -2142,6 +2150,7 @@
         </w:rPr>
         <w:t>(</w:t>
       </w:r>
+      <w:proofErr w:type="gramEnd"/>
       <w:r>
         <w:rPr>
           <w:rFonts w:ascii="Courier New" w:eastAsia="Times New Roman" w:hAnsi="Courier New" w:cs="Courier New"/>
@@ -2306,6 +2315,7 @@
         <w:t>(</w:t>
       </w:r>
       <w:proofErr w:type="spellStart"/>
+      <w:proofErr w:type="gramStart"/>
       <w:r>
         <w:rPr>
           <w:rFonts w:ascii="Courier New" w:eastAsia="Times New Roman" w:hAnsi="Courier New" w:cs="Courier New"/>
@@ -2328,6 +2338,7 @@
         <w:t>(</w:t>
       </w:r>
       <w:proofErr w:type="spellStart"/>
+      <w:proofErr w:type="gramEnd"/>
       <w:r>
         <w:rPr>
           <w:rFonts w:ascii="Courier New" w:eastAsia="Times New Roman" w:hAnsi="Courier New" w:cs="Courier New"/>
@@ -2477,17 +2488,39 @@
           <w:szCs w:val="20"/>
           <w:lang w:eastAsia="es-ES"/>
         </w:rPr>
-        <w:t>60777.0423726854</w:t>
-      </w:r>
+        <w:t>60777.</w:t>
+      </w:r>
+      <w:proofErr w:type="gramStart"/>
       <w:r>
         <w:rPr>
           <w:rFonts w:ascii="Courier New" w:eastAsia="Times New Roman" w:hAnsi="Courier New" w:cs="Courier New"/>
-          <w:color w:val="BCBEC4"/>
+          <w:color w:val="2AACB8"/>
           <w:sz w:val="20"/>
           <w:szCs w:val="20"/>
           <w:lang w:eastAsia="es-ES"/>
         </w:rPr>
-        <w:t>)&lt;TOL2_);</w:t>
+        <w:t>0423726854</w:t>
+      </w:r>
+      <w:r>
+        <w:rPr>
+          <w:rFonts w:ascii="Courier New" w:eastAsia="Times New Roman" w:hAnsi="Courier New" w:cs="Courier New"/>
+          <w:color w:val="BCBEC4"/>
+          <w:sz w:val="20"/>
+          <w:szCs w:val="20"/>
+          <w:lang w:eastAsia="es-ES"/>
+        </w:rPr>
+        <w:t>)&lt;</w:t>
+      </w:r>
+      <w:proofErr w:type="gramEnd"/>
+      <w:r>
+        <w:rPr>
+          <w:rFonts w:ascii="Courier New" w:eastAsia="Times New Roman" w:hAnsi="Courier New" w:cs="Courier New"/>
+          <w:color w:val="BCBEC4"/>
+          <w:sz w:val="20"/>
+          <w:szCs w:val="20"/>
+          <w:lang w:eastAsia="es-ES"/>
+        </w:rPr>
+        <w:t>TOL2_);</w:t>
       </w:r>
       <w:r>
         <w:rPr>
@@ -2772,12 +2805,14 @@
         </w:rPr>
         <w:t xml:space="preserve">Matrix </w:t>
       </w:r>
+      <w:proofErr w:type="gramStart"/>
       <w:r>
         <w:rPr>
           <w:color w:val="BCBEC4"/>
         </w:rPr>
         <w:t>sol(</w:t>
       </w:r>
+      <w:proofErr w:type="gramEnd"/>
       <w:r>
         <w:rPr>
           <w:color w:val="2AACB8"/>
@@ -2894,7 +2929,14 @@
         <w:rPr>
           <w:color w:val="BCBEC4"/>
         </w:rPr>
-        <w:t>(sol</w:t>
+        <w:t>(</w:t>
+      </w:r>
+      <w:proofErr w:type="gramStart"/>
+      <w:r>
+        <w:rPr>
+          <w:color w:val="BCBEC4"/>
+        </w:rPr>
+        <w:t>sol</w:t>
       </w:r>
       <w:r>
         <w:rPr>
@@ -2902,6 +2944,7 @@
         </w:rPr>
         <w:t>(</w:t>
       </w:r>
+      <w:proofErr w:type="gramEnd"/>
       <w:r>
         <w:rPr>
           <w:color w:val="2AACB8"/>
@@ -2963,6 +3006,64 @@
         <w:rPr>
           <w:color w:val="BCBEC4"/>
         </w:rPr>
+        <w:t>(</w:t>
+      </w:r>
+      <w:proofErr w:type="gramStart"/>
+      <w:r>
+        <w:rPr>
+          <w:color w:val="BCBEC4"/>
+        </w:rPr>
+        <w:t>sol</w:t>
+      </w:r>
+      <w:r>
+        <w:rPr>
+          <w:color w:val="5F8C8A"/>
+        </w:rPr>
+        <w:t>(</w:t>
+      </w:r>
+      <w:proofErr w:type="gramEnd"/>
+      <w:r>
+        <w:rPr>
+          <w:color w:val="2AACB8"/>
+        </w:rPr>
+        <w:t>1</w:t>
+      </w:r>
+      <w:r>
+        <w:rPr>
+          <w:color w:val="BCBEC4"/>
+        </w:rPr>
+        <w:t>,</w:t>
+      </w:r>
+      <w:r>
+        <w:rPr>
+          <w:color w:val="2AACB8"/>
+        </w:rPr>
+        <w:t>2</w:t>
+      </w:r>
+      <w:r>
+        <w:rPr>
+          <w:color w:val="5F8C8A"/>
+        </w:rPr>
+        <w:t>)</w:t>
+      </w:r>
+      <w:r>
+        <w:rPr>
+          <w:color w:val="BCBEC4"/>
+        </w:rPr>
+        <w:t xml:space="preserve">) &lt; TOL_ &amp;&amp; </w:t>
+      </w:r>
+      <w:proofErr w:type="spellStart"/>
+      <w:r>
+        <w:rPr>
+          <w:color w:val="BCBEC4"/>
+        </w:rPr>
+        <w:t>fabs</w:t>
+      </w:r>
+      <w:proofErr w:type="spellEnd"/>
+      <w:r>
+        <w:rPr>
+          <w:color w:val="BCBEC4"/>
+        </w:rPr>
         <w:t>(sol</w:t>
       </w:r>
       <w:r>
@@ -2983,11 +3084,12 @@
         </w:rPr>
         <w:t>,</w:t>
       </w:r>
-      <w:r>
-        <w:rPr>
-          <w:color w:val="2AACB8"/>
-        </w:rPr>
-        <w:t>2</w:t>
+      <w:proofErr w:type="gramStart"/>
+      <w:r>
+        <w:rPr>
+          <w:color w:val="2AACB8"/>
+        </w:rPr>
+        <w:t>3</w:t>
       </w:r>
       <w:r>
         <w:rPr>
@@ -2999,57 +3101,14 @@
         <w:rPr>
           <w:color w:val="BCBEC4"/>
         </w:rPr>
-        <w:t xml:space="preserve">) &lt; TOL_ &amp;&amp; </w:t>
-      </w:r>
-      <w:proofErr w:type="spellStart"/>
-      <w:r>
-        <w:rPr>
-          <w:color w:val="BCBEC4"/>
-        </w:rPr>
-        <w:t>fabs</w:t>
-      </w:r>
-      <w:proofErr w:type="spellEnd"/>
-      <w:r>
-        <w:rPr>
-          <w:color w:val="BCBEC4"/>
-        </w:rPr>
-        <w:t>(sol</w:t>
-      </w:r>
-      <w:r>
-        <w:rPr>
-          <w:color w:val="5F8C8A"/>
-        </w:rPr>
-        <w:t>(</w:t>
-      </w:r>
-      <w:r>
-        <w:rPr>
-          <w:color w:val="2AACB8"/>
-        </w:rPr>
-        <w:t>1</w:t>
-      </w:r>
-      <w:r>
-        <w:rPr>
-          <w:color w:val="BCBEC4"/>
-        </w:rPr>
-        <w:t>,</w:t>
-      </w:r>
-      <w:r>
-        <w:rPr>
-          <w:color w:val="2AACB8"/>
-        </w:rPr>
-        <w:t>3</w:t>
-      </w:r>
-      <w:r>
-        <w:rPr>
-          <w:color w:val="5F8C8A"/>
-        </w:rPr>
-        <w:t>)</w:t>
-      </w:r>
-      <w:r>
-        <w:rPr>
-          <w:color w:val="BCBEC4"/>
-        </w:rPr>
-        <w:t>&lt;TOL_)));</w:t>
+        <w:t>&lt;</w:t>
+      </w:r>
+      <w:proofErr w:type="gramEnd"/>
+      <w:r>
+        <w:rPr>
+          <w:color w:val="BCBEC4"/>
+        </w:rPr>
+        <w:t>TOL_)));</w:t>
       </w:r>
       <w:r>
         <w:rPr>
@@ -3076,7 +3135,14 @@
         <w:rPr>
           <w:color w:val="BCBEC4"/>
         </w:rPr>
-        <w:t>(sol</w:t>
+        <w:t>(</w:t>
+      </w:r>
+      <w:proofErr w:type="gramStart"/>
+      <w:r>
+        <w:rPr>
+          <w:color w:val="BCBEC4"/>
+        </w:rPr>
+        <w:t>sol</w:t>
       </w:r>
       <w:r>
         <w:rPr>
@@ -3084,6 +3150,7 @@
         </w:rPr>
         <w:t>(</w:t>
       </w:r>
+      <w:proofErr w:type="gramEnd"/>
       <w:r>
         <w:rPr>
           <w:color w:val="2AACB8"/>
@@ -3096,6 +3163,7 @@
         </w:rPr>
         <w:t>,</w:t>
       </w:r>
+      <w:proofErr w:type="gramStart"/>
       <w:r>
         <w:rPr>
           <w:color w:val="2AACB8"/>
@@ -3112,7 +3180,14 @@
         <w:rPr>
           <w:color w:val="BCBEC4"/>
         </w:rPr>
-        <w:t xml:space="preserve">&lt;TOL_ &amp;&amp; </w:t>
+        <w:t>&lt;</w:t>
+      </w:r>
+      <w:proofErr w:type="gramEnd"/>
+      <w:r>
+        <w:rPr>
+          <w:color w:val="BCBEC4"/>
+        </w:rPr>
+        <w:t xml:space="preserve">TOL_ &amp;&amp; </w:t>
       </w:r>
       <w:proofErr w:type="spellStart"/>
       <w:r>
@@ -3126,7 +3201,14 @@
         <w:rPr>
           <w:color w:val="BCBEC4"/>
         </w:rPr>
-        <w:t>(sol</w:t>
+        <w:t>(</w:t>
+      </w:r>
+      <w:proofErr w:type="gramStart"/>
+      <w:r>
+        <w:rPr>
+          <w:color w:val="BCBEC4"/>
+        </w:rPr>
+        <w:t>sol</w:t>
       </w:r>
       <w:r>
         <w:rPr>
@@ -3134,6 +3216,7 @@
         </w:rPr>
         <w:t>(</w:t>
       </w:r>
+      <w:proofErr w:type="gramEnd"/>
       <w:r>
         <w:rPr>
           <w:color w:val="2AACB8"/>
@@ -3188,7 +3271,14 @@
         <w:rPr>
           <w:color w:val="BCBEC4"/>
         </w:rPr>
-        <w:t>(sol</w:t>
+        <w:t>(</w:t>
+      </w:r>
+      <w:proofErr w:type="gramStart"/>
+      <w:r>
+        <w:rPr>
+          <w:color w:val="BCBEC4"/>
+        </w:rPr>
+        <w:t>sol</w:t>
       </w:r>
       <w:r>
         <w:rPr>
@@ -3196,6 +3286,7 @@
         </w:rPr>
         <w:t>(</w:t>
       </w:r>
+      <w:proofErr w:type="gramEnd"/>
       <w:r>
         <w:rPr>
           <w:color w:val="2AACB8"/>
@@ -3284,7 +3375,14 @@
         <w:rPr>
           <w:color w:val="BCBEC4"/>
         </w:rPr>
-        <w:t>(sol</w:t>
+        <w:t>(</w:t>
+      </w:r>
+      <w:proofErr w:type="gramStart"/>
+      <w:r>
+        <w:rPr>
+          <w:color w:val="BCBEC4"/>
+        </w:rPr>
+        <w:t>sol</w:t>
       </w:r>
       <w:r>
         <w:rPr>
@@ -3292,6 +3390,7 @@
         </w:rPr>
         <w:t>(</w:t>
       </w:r>
+      <w:proofErr w:type="gramEnd"/>
       <w:r>
         <w:rPr>
           <w:color w:val="2AACB8"/>
@@ -9757,14 +9856,93 @@
           <w:szCs w:val="32"/>
         </w:rPr>
       </w:pPr>
+      <w:proofErr w:type="spellStart"/>
       <w:r>
         <w:rPr>
           <w:color w:val="FF0000"/>
           <w:sz w:val="32"/>
           <w:szCs w:val="32"/>
         </w:rPr>
-        <w:t>MeanObliquity:</w:t>
-      </w:r>
+        <w:t>MeanObliquity</w:t>
+      </w:r>
+      <w:proofErr w:type="spellEnd"/>
+      <w:r>
+        <w:rPr>
+          <w:color w:val="FF0000"/>
+          <w:sz w:val="32"/>
+          <w:szCs w:val="32"/>
+        </w:rPr>
+        <w:t>:</w:t>
+      </w:r>
+    </w:p>
+    <w:p>
+      <w:pPr>
+        <w:kinsoku w:val="0"/>
+        <w:overflowPunct w:val="0"/>
+        <w:rPr>
+          <w:color w:val="FF0000"/>
+          <w:sz w:val="32"/>
+          <w:szCs w:val="32"/>
+        </w:rPr>
+      </w:pPr>
+      <w:proofErr w:type="spellStart"/>
+      <w:r>
+        <w:rPr>
+          <w:color w:val="FF0000"/>
+          <w:sz w:val="32"/>
+          <w:szCs w:val="32"/>
+        </w:rPr>
+        <w:t>TimeUpdate</w:t>
+      </w:r>
+      <w:proofErr w:type="spellEnd"/>
+      <w:r>
+        <w:rPr>
+          <w:color w:val="FF0000"/>
+          <w:sz w:val="32"/>
+          <w:szCs w:val="32"/>
+        </w:rPr>
+        <w:t>:</w:t>
+      </w:r>
+    </w:p>
+    <w:p>
+      <w:pPr>
+        <w:kinsoku w:val="0"/>
+        <w:overflowPunct w:val="0"/>
+        <w:rPr>
+          <w:color w:val="FF0000"/>
+          <w:sz w:val="32"/>
+          <w:szCs w:val="32"/>
+        </w:rPr>
+      </w:pPr>
+      <w:proofErr w:type="spellStart"/>
+      <w:r>
+        <w:rPr>
+          <w:color w:val="FF0000"/>
+          <w:sz w:val="32"/>
+          <w:szCs w:val="32"/>
+        </w:rPr>
+        <w:t>Mjday_TBD</w:t>
+      </w:r>
+      <w:proofErr w:type="spellEnd"/>
+      <w:r>
+        <w:rPr>
+          <w:color w:val="FF0000"/>
+          <w:sz w:val="32"/>
+          <w:szCs w:val="32"/>
+        </w:rPr>
+        <w:t>:</w:t>
+      </w:r>
+    </w:p>
+    <w:p>
+      <w:pPr>
+        <w:kinsoku w:val="0"/>
+        <w:overflowPunct w:val="0"/>
+        <w:rPr>
+          <w:color w:val="FF0000"/>
+          <w:sz w:val="32"/>
+          <w:szCs w:val="32"/>
+        </w:rPr>
+      </w:pPr>
     </w:p>
     <w:p>
       <w:pPr>
@@ -9808,7 +9986,7 @@
 </file>
 
 <file path=word/numbering.xml><?xml version="1.0" encoding="utf-8"?>
-<w:numbering xmlns:wpc="http://schemas.microsoft.com/office/word/2010/wordprocessingCanvas" xmlns:cx="http://schemas.microsoft.com/office/drawing/2014/chartex" xmlns:cx1="http://schemas.microsoft.com/office/drawing/2015/9/8/chartex" xmlns:cx2="http://schemas.microsoft.com/office/drawing/2015/10/21/chartex" xmlns:cx3="http://schemas.microsoft.com/office/drawing/2016/5/9/chartex" xmlns:cx4="http://schemas.microsoft.com/office/drawing/2016/5/10/chartex" xmlns:cx5="http://schemas.microsoft.com/office/drawing/2016/5/11/chartex" xmlns:cx6="http://schemas.microsoft.com/office/drawing/2016/5/12/chartex" xmlns:cx7="http://schemas.microsoft.com/office/drawing/2016/5/13/chartex" xmlns:cx8="http://schemas.microsoft.com/office/drawing/2016/5/14/chartex" xmlns:mc="http://schemas.openxmlformats.org/markup-compatibility/2006" xmlns:aink="http://schemas.microsoft.com/office/drawing/2016/ink" xmlns:am3d="http://schemas.microsoft.com/office/drawing/2017/model3d" xmlns:o="urn:schemas-microsoft-com:office:office" xmlns:r="http://schemas.openxmlformats.org/officeDocument/2006/relationships" xmlns:m="http://schemas.openxmlformats.org/officeDocument/2006/math" xmlns:v="urn:schemas-microsoft-com:vml" xmlns:wp14="http://schemas.microsoft.com/office/word/2010/wordprocessingDrawing" xmlns:wp="http://schemas.openxmlformats.org/drawingml/2006/wordprocessingDrawing" xmlns:w10="urn:schemas-microsoft-com:office:word" xmlns:w="http://schemas.openxmlformats.org/wordprocessingml/2006/main" xmlns:w14="http://schemas.microsoft.com/office/word/2010/wordml" xmlns:w15="http://schemas.microsoft.com/office/word/2012/wordml" xmlns:w16cex="http://schemas.microsoft.com/office/word/2018/wordml/cex" xmlns:w16cid="http://schemas.microsoft.com/office/word/2016/wordml/cid" xmlns:w16="http://schemas.microsoft.com/office/word/2018/wordml" xmlns:w16sdtdh="http://schemas.microsoft.com/office/word/2020/wordml/sdtdatahash" xmlns:w16se="http://schemas.microsoft.com/office/word/2015/wordml/symex" xmlns:wpg="http://schemas.microsoft.com/office/word/2010/wordprocessingGroup" xmlns:wpi="http://schemas.microsoft.com/office/word/2010/wordprocessingInk" xmlns:wne="http://schemas.microsoft.com/office/word/2006/wordml" xmlns:wps="http://schemas.microsoft.com/office/word/2010/wordprocessingShape" mc:Ignorable="w14 w15 w16se w16cid w16 w16cex w16sdtdh wp14">
+<w:numbering xmlns:wpc="http://schemas.microsoft.com/office/word/2010/wordprocessingCanvas" xmlns:cx="http://schemas.microsoft.com/office/drawing/2014/chartex" xmlns:cx1="http://schemas.microsoft.com/office/drawing/2015/9/8/chartex" xmlns:cx2="http://schemas.microsoft.com/office/drawing/2015/10/21/chartex" xmlns:cx3="http://schemas.microsoft.com/office/drawing/2016/5/9/chartex" xmlns:cx4="http://schemas.microsoft.com/office/drawing/2016/5/10/chartex" xmlns:cx5="http://schemas.microsoft.com/office/drawing/2016/5/11/chartex" xmlns:cx6="http://schemas.microsoft.com/office/drawing/2016/5/12/chartex" xmlns:cx7="http://schemas.microsoft.com/office/drawing/2016/5/13/chartex" xmlns:cx8="http://schemas.microsoft.com/office/drawing/2016/5/14/chartex" xmlns:mc="http://schemas.openxmlformats.org/markup-compatibility/2006" xmlns:aink="http://schemas.microsoft.com/office/drawing/2016/ink" xmlns:am3d="http://schemas.microsoft.com/office/drawing/2017/model3d" xmlns:o="urn:schemas-microsoft-com:office:office" xmlns:oel="http://schemas.microsoft.com/office/2019/extlst" xmlns:r="http://schemas.openxmlformats.org/officeDocument/2006/relationships" xmlns:m="http://schemas.openxmlformats.org/officeDocument/2006/math" xmlns:v="urn:schemas-microsoft-com:vml" xmlns:wp14="http://schemas.microsoft.com/office/word/2010/wordprocessingDrawing" xmlns:wp="http://schemas.openxmlformats.org/drawingml/2006/wordprocessingDrawing" xmlns:w10="urn:schemas-microsoft-com:office:word" xmlns:w="http://schemas.openxmlformats.org/wordprocessingml/2006/main" xmlns:w14="http://schemas.microsoft.com/office/word/2010/wordml" xmlns:w15="http://schemas.microsoft.com/office/word/2012/wordml" xmlns:w16cex="http://schemas.microsoft.com/office/word/2018/wordml/cex" xmlns:w16cid="http://schemas.microsoft.com/office/word/2016/wordml/cid" xmlns:w16="http://schemas.microsoft.com/office/word/2018/wordml" xmlns:w16du="http://schemas.microsoft.com/office/word/2023/wordml/word16du" xmlns:w16sdtdh="http://schemas.microsoft.com/office/word/2020/wordml/sdtdatahash" xmlns:w16sdtfl="http://schemas.microsoft.com/office/word/2024/wordml/sdtformatlock" xmlns:w16se="http://schemas.microsoft.com/office/word/2015/wordml/symex" xmlns:wpg="http://schemas.microsoft.com/office/word/2010/wordprocessingGroup" xmlns:wpi="http://schemas.microsoft.com/office/word/2010/wordprocessingInk" xmlns:wne="http://schemas.microsoft.com/office/word/2006/wordml" xmlns:wps="http://schemas.microsoft.com/office/word/2010/wordprocessingShape" mc:Ignorable="w14 w15 w16se w16cid w16 w16cex w16sdtdh w16sdtfl w16du wp14">
   <w:abstractNum w:abstractNumId="0" w15:restartNumberingAfterBreak="0">
     <w:nsid w:val="00E328FB"/>
     <w:multiLevelType w:val="multilevel"/>
@@ -16365,143 +16543,143 @@
       </w:rPr>
     </w:lvl>
   </w:abstractNum>
-  <w:num w:numId="1">
+  <w:num w:numId="1" w16cid:durableId="1533687600">
     <w:abstractNumId w:val="12"/>
   </w:num>
-  <w:num w:numId="2">
+  <w:num w:numId="2" w16cid:durableId="2096240255">
     <w:abstractNumId w:val="25"/>
   </w:num>
-  <w:num w:numId="3">
+  <w:num w:numId="3" w16cid:durableId="196238798">
     <w:abstractNumId w:val="30"/>
   </w:num>
-  <w:num w:numId="4">
+  <w:num w:numId="4" w16cid:durableId="1344281667">
     <w:abstractNumId w:val="15"/>
   </w:num>
-  <w:num w:numId="5">
+  <w:num w:numId="5" w16cid:durableId="1873346601">
     <w:abstractNumId w:val="13"/>
   </w:num>
-  <w:num w:numId="6">
+  <w:num w:numId="6" w16cid:durableId="2090227742">
     <w:abstractNumId w:val="16"/>
   </w:num>
-  <w:num w:numId="7">
+  <w:num w:numId="7" w16cid:durableId="540555614">
     <w:abstractNumId w:val="36"/>
   </w:num>
-  <w:num w:numId="8">
+  <w:num w:numId="8" w16cid:durableId="1701928341">
     <w:abstractNumId w:val="21"/>
   </w:num>
-  <w:num w:numId="9">
+  <w:num w:numId="9" w16cid:durableId="1824933957">
     <w:abstractNumId w:val="17"/>
   </w:num>
-  <w:num w:numId="10">
+  <w:num w:numId="10" w16cid:durableId="1952467539">
     <w:abstractNumId w:val="2"/>
   </w:num>
-  <w:num w:numId="11">
+  <w:num w:numId="11" w16cid:durableId="498546394">
     <w:abstractNumId w:val="26"/>
   </w:num>
-  <w:num w:numId="12">
+  <w:num w:numId="12" w16cid:durableId="900554226">
     <w:abstractNumId w:val="37"/>
   </w:num>
-  <w:num w:numId="13">
+  <w:num w:numId="13" w16cid:durableId="1975670453">
     <w:abstractNumId w:val="22"/>
   </w:num>
-  <w:num w:numId="14">
+  <w:num w:numId="14" w16cid:durableId="754984488">
     <w:abstractNumId w:val="43"/>
   </w:num>
-  <w:num w:numId="15">
+  <w:num w:numId="15" w16cid:durableId="492840089">
     <w:abstractNumId w:val="8"/>
   </w:num>
-  <w:num w:numId="16">
+  <w:num w:numId="16" w16cid:durableId="1247878771">
     <w:abstractNumId w:val="5"/>
   </w:num>
-  <w:num w:numId="17">
+  <w:num w:numId="17" w16cid:durableId="1190874533">
     <w:abstractNumId w:val="35"/>
   </w:num>
-  <w:num w:numId="18">
+  <w:num w:numId="18" w16cid:durableId="470439448">
     <w:abstractNumId w:val="14"/>
   </w:num>
-  <w:num w:numId="19">
+  <w:num w:numId="19" w16cid:durableId="1780642063">
     <w:abstractNumId w:val="3"/>
   </w:num>
-  <w:num w:numId="20">
+  <w:num w:numId="20" w16cid:durableId="1653828484">
     <w:abstractNumId w:val="40"/>
   </w:num>
-  <w:num w:numId="21">
+  <w:num w:numId="21" w16cid:durableId="751317819">
     <w:abstractNumId w:val="9"/>
   </w:num>
-  <w:num w:numId="22">
+  <w:num w:numId="22" w16cid:durableId="968556810">
     <w:abstractNumId w:val="29"/>
   </w:num>
-  <w:num w:numId="23">
+  <w:num w:numId="23" w16cid:durableId="185293886">
     <w:abstractNumId w:val="41"/>
   </w:num>
-  <w:num w:numId="24">
+  <w:num w:numId="24" w16cid:durableId="447554271">
     <w:abstractNumId w:val="34"/>
   </w:num>
-  <w:num w:numId="25">
+  <w:num w:numId="25" w16cid:durableId="457069968">
     <w:abstractNumId w:val="38"/>
   </w:num>
-  <w:num w:numId="26">
+  <w:num w:numId="26" w16cid:durableId="1450470589">
     <w:abstractNumId w:val="0"/>
   </w:num>
-  <w:num w:numId="27">
+  <w:num w:numId="27" w16cid:durableId="213932939">
     <w:abstractNumId w:val="31"/>
   </w:num>
-  <w:num w:numId="28">
+  <w:num w:numId="28" w16cid:durableId="2138718937">
     <w:abstractNumId w:val="11"/>
   </w:num>
-  <w:num w:numId="29">
+  <w:num w:numId="29" w16cid:durableId="278343563">
     <w:abstractNumId w:val="4"/>
   </w:num>
-  <w:num w:numId="30">
+  <w:num w:numId="30" w16cid:durableId="1538932623">
     <w:abstractNumId w:val="10"/>
   </w:num>
-  <w:num w:numId="31">
+  <w:num w:numId="31" w16cid:durableId="742024042">
     <w:abstractNumId w:val="1"/>
   </w:num>
-  <w:num w:numId="32">
+  <w:num w:numId="32" w16cid:durableId="616907542">
     <w:abstractNumId w:val="42"/>
   </w:num>
-  <w:num w:numId="33">
+  <w:num w:numId="33" w16cid:durableId="2075426251">
     <w:abstractNumId w:val="19"/>
   </w:num>
-  <w:num w:numId="34">
+  <w:num w:numId="34" w16cid:durableId="1347173556">
     <w:abstractNumId w:val="28"/>
   </w:num>
-  <w:num w:numId="35">
+  <w:num w:numId="35" w16cid:durableId="1622347984">
     <w:abstractNumId w:val="18"/>
   </w:num>
-  <w:num w:numId="36">
+  <w:num w:numId="36" w16cid:durableId="2133355511">
     <w:abstractNumId w:val="33"/>
   </w:num>
-  <w:num w:numId="37">
+  <w:num w:numId="37" w16cid:durableId="836845799">
     <w:abstractNumId w:val="6"/>
   </w:num>
-  <w:num w:numId="38">
+  <w:num w:numId="38" w16cid:durableId="518466290">
     <w:abstractNumId w:val="20"/>
   </w:num>
-  <w:num w:numId="39">
+  <w:num w:numId="39" w16cid:durableId="1557619517">
     <w:abstractNumId w:val="27"/>
   </w:num>
-  <w:num w:numId="40">
+  <w:num w:numId="40" w16cid:durableId="281303721">
     <w:abstractNumId w:val="7"/>
   </w:num>
-  <w:num w:numId="41">
+  <w:num w:numId="41" w16cid:durableId="445009376">
     <w:abstractNumId w:val="23"/>
   </w:num>
-  <w:num w:numId="42">
+  <w:num w:numId="42" w16cid:durableId="595791414">
     <w:abstractNumId w:val="24"/>
   </w:num>
-  <w:num w:numId="43">
+  <w:num w:numId="43" w16cid:durableId="1984768104">
     <w:abstractNumId w:val="39"/>
   </w:num>
-  <w:num w:numId="44">
+  <w:num w:numId="44" w16cid:durableId="2064672413">
     <w:abstractNumId w:val="32"/>
   </w:num>
 </w:numbering>
 </file>
 
 <file path=word/styles.xml><?xml version="1.0" encoding="utf-8"?>
-<w:styles xmlns:mc="http://schemas.openxmlformats.org/markup-compatibility/2006" xmlns:r="http://schemas.openxmlformats.org/officeDocument/2006/relationships" xmlns:w="http://schemas.openxmlformats.org/wordprocessingml/2006/main" xmlns:w14="http://schemas.microsoft.com/office/word/2010/wordml" xmlns:w15="http://schemas.microsoft.com/office/word/2012/wordml" xmlns:w16cex="http://schemas.microsoft.com/office/word/2018/wordml/cex" xmlns:w16cid="http://schemas.microsoft.com/office/word/2016/wordml/cid" xmlns:w16="http://schemas.microsoft.com/office/word/2018/wordml" xmlns:w16sdtdh="http://schemas.microsoft.com/office/word/2020/wordml/sdtdatahash" xmlns:w16se="http://schemas.microsoft.com/office/word/2015/wordml/symex" mc:Ignorable="w14 w15 w16se w16cid w16 w16cex w16sdtdh">
+<w:styles xmlns:mc="http://schemas.openxmlformats.org/markup-compatibility/2006" xmlns:r="http://schemas.openxmlformats.org/officeDocument/2006/relationships" xmlns:w="http://schemas.openxmlformats.org/wordprocessingml/2006/main" xmlns:w14="http://schemas.microsoft.com/office/word/2010/wordml" xmlns:w15="http://schemas.microsoft.com/office/word/2012/wordml" xmlns:w16cex="http://schemas.microsoft.com/office/word/2018/wordml/cex" xmlns:w16cid="http://schemas.microsoft.com/office/word/2016/wordml/cid" xmlns:w16="http://schemas.microsoft.com/office/word/2018/wordml" xmlns:w16du="http://schemas.microsoft.com/office/word/2023/wordml/word16du" xmlns:w16sdtdh="http://schemas.microsoft.com/office/word/2020/wordml/sdtdatahash" xmlns:w16sdtfl="http://schemas.microsoft.com/office/word/2024/wordml/sdtformatlock" xmlns:w16se="http://schemas.microsoft.com/office/word/2015/wordml/symex" mc:Ignorable="w14 w15 w16se w16cid w16 w16cex w16sdtdh w16sdtfl w16du">
   <w:docDefaults>
     <w:rPrDefault>
       <w:rPr>

--- a/Seguimiento.docx
+++ b/Seguimiento.docx
@@ -1012,6 +1012,7 @@
         <w:rPr>
           <w:rFonts w:ascii="Arial" w:hAnsi="Arial"/>
           <w:color w:val="FF0000"/>
+          <w:highlight w:val="green"/>
         </w:rPr>
       </w:pPr>
       <w:proofErr w:type="spellStart"/>
@@ -1020,6 +1021,7 @@
           <w:rStyle w:val="normaltextrun"/>
           <w:rFonts w:ascii="Arial" w:hAnsi="Arial"/>
           <w:color w:val="FF0000"/>
+          <w:highlight w:val="green"/>
         </w:rPr>
         <w:t>Mjday_TDB.m</w:t>
       </w:r>
@@ -1029,6 +1031,7 @@
           <w:rStyle w:val="eop"/>
           <w:rFonts w:ascii="Arial" w:hAnsi="Arial"/>
           <w:color w:val="FF0000"/>
+          <w:highlight w:val="green"/>
         </w:rPr>
         <w:t> </w:t>
       </w:r>

--- a/Seguimiento.docx
+++ b/Seguimiento.docx
@@ -313,6 +313,7 @@
         <w:rPr>
           <w:rFonts w:ascii="Arial" w:hAnsi="Arial"/>
           <w:color w:val="FF0000"/>
+          <w:highlight w:val="darkBlue"/>
         </w:rPr>
       </w:pPr>
       <w:r>
@@ -320,6 +321,7 @@
           <w:rStyle w:val="normaltextrun"/>
           <w:rFonts w:ascii="Arial" w:hAnsi="Arial"/>
           <w:color w:val="FF0000"/>
+          <w:highlight w:val="darkBlue"/>
         </w:rPr>
         <w:t>Cheb3D.m</w:t>
       </w:r>
@@ -328,6 +330,7 @@
           <w:rStyle w:val="eop"/>
           <w:rFonts w:ascii="Arial" w:hAnsi="Arial"/>
           <w:color w:val="FF0000"/>
+          <w:highlight w:val="darkBlue"/>
         </w:rPr>
         <w:t> </w:t>
       </w:r>
@@ -943,6 +946,7 @@
         <w:rPr>
           <w:rFonts w:ascii="Arial" w:hAnsi="Arial"/>
           <w:color w:val="FF0000"/>
+          <w:highlight w:val="darkBlue"/>
         </w:rPr>
       </w:pPr>
       <w:proofErr w:type="spellStart"/>
@@ -951,6 +955,7 @@
           <w:rStyle w:val="normaltextrun"/>
           <w:rFonts w:ascii="Arial" w:hAnsi="Arial"/>
           <w:color w:val="FF0000"/>
+          <w:highlight w:val="darkBlue"/>
         </w:rPr>
         <w:t>MeasUpdate.m</w:t>
       </w:r>
@@ -960,6 +965,7 @@
           <w:rStyle w:val="eop"/>
           <w:rFonts w:ascii="Arial" w:hAnsi="Arial"/>
           <w:color w:val="FF0000"/>
+          <w:highlight w:val="darkBlue"/>
         </w:rPr>
         <w:t> </w:t>
       </w:r>
@@ -1464,6 +1470,7 @@
         <w:textAlignment w:val="baseline"/>
         <w:rPr>
           <w:rFonts w:ascii="Arial" w:hAnsi="Arial"/>
+          <w:highlight w:val="green"/>
         </w:rPr>
       </w:pPr>
       <w:proofErr w:type="spellStart"/>
@@ -1471,6 +1478,7 @@
         <w:rPr>
           <w:rStyle w:val="normaltextrun"/>
           <w:rFonts w:ascii="Arial" w:hAnsi="Arial"/>
+          <w:highlight w:val="green"/>
         </w:rPr>
         <w:t>unit.m</w:t>
       </w:r>
@@ -1479,6 +1487,7 @@
         <w:rPr>
           <w:rStyle w:val="eop"/>
           <w:rFonts w:ascii="Arial" w:hAnsi="Arial"/>
+          <w:highlight w:val="green"/>
         </w:rPr>
         <w:t> </w:t>
       </w:r>
@@ -9946,6 +9955,33 @@
           <w:szCs w:val="32"/>
         </w:rPr>
       </w:pPr>
+      <w:r>
+        <w:rPr>
+          <w:color w:val="FF0000"/>
+          <w:sz w:val="32"/>
+          <w:szCs w:val="32"/>
+        </w:rPr>
+        <w:t>Cheb3D:</w:t>
+      </w:r>
+    </w:p>
+    <w:p>
+      <w:pPr>
+        <w:kinsoku w:val="0"/>
+        <w:overflowPunct w:val="0"/>
+        <w:rPr>
+          <w:color w:val="FF0000"/>
+          <w:sz w:val="32"/>
+          <w:szCs w:val="32"/>
+        </w:rPr>
+      </w:pPr>
+      <w:r>
+        <w:rPr>
+          <w:color w:val="FF0000"/>
+          <w:sz w:val="32"/>
+          <w:szCs w:val="32"/>
+        </w:rPr>
+        <w:t>MeasUpdate:</w:t>
+      </w:r>
     </w:p>
     <w:p>
       <w:pPr>

--- a/Seguimiento.docx
+++ b/Seguimiento.docx
@@ -409,6 +409,7 @@
         <w:textAlignment w:val="baseline"/>
         <w:rPr>
           <w:rFonts w:ascii="Arial" w:hAnsi="Arial"/>
+          <w:highlight w:val="green"/>
         </w:rPr>
       </w:pPr>
       <w:proofErr w:type="spellStart"/>
@@ -416,6 +417,7 @@
         <w:rPr>
           <w:rStyle w:val="normaltextrun"/>
           <w:rFonts w:ascii="Arial" w:hAnsi="Arial"/>
+          <w:highlight w:val="green"/>
         </w:rPr>
         <w:t>EccAnom.m</w:t>
       </w:r>
@@ -424,6 +426,7 @@
         <w:rPr>
           <w:rStyle w:val="eop"/>
           <w:rFonts w:ascii="Arial" w:hAnsi="Arial"/>
+          <w:highlight w:val="green"/>
         </w:rPr>
         <w:t> </w:t>
       </w:r>
@@ -57606,13 +57609,7 @@
         <w:rPr>
           <w:color w:val="000000" w:themeColor="text1"/>
         </w:rPr>
-        <w:t xml:space="preserve"> </w:t>
-      </w:r>
-      <w:r>
-        <w:rPr>
-          <w:color w:val="000000" w:themeColor="text1"/>
-        </w:rPr>
-        <w:t xml:space="preserve">no tuvo ninguna dificultad, </w:t>
+        <w:t xml:space="preserve"> no tuvo ninguna dificultad, </w:t>
       </w:r>
       <w:proofErr w:type="spellStart"/>
       <w:r>
@@ -58363,14 +58360,61 @@
         <w:rPr>
           <w:color w:val="000000" w:themeColor="text1"/>
         </w:rPr>
-        <w:t xml:space="preserve"> no tuvo ninguna dificultad, </w:t>
+        <w:t xml:space="preserve"> tuvo una dificultad, y fue la variable llamada </w:t>
       </w:r>
       <w:proofErr w:type="spellStart"/>
       <w:r>
         <w:rPr>
           <w:color w:val="000000" w:themeColor="text1"/>
         </w:rPr>
-        <w:t>tests</w:t>
+        <w:t>eps</w:t>
+      </w:r>
+      <w:proofErr w:type="spellEnd"/>
+      <w:r>
+        <w:rPr>
+          <w:color w:val="000000" w:themeColor="text1"/>
+        </w:rPr>
+        <w:t xml:space="preserve">. Esta variable contiene el valor </w:t>
+      </w:r>
+      <w:r>
+        <w:rPr>
+          <w:color w:val="000000" w:themeColor="text1"/>
+        </w:rPr>
+        <w:t>2.22044604925031e-16</w:t>
+      </w:r>
+      <w:r>
+        <w:rPr>
+          <w:color w:val="000000" w:themeColor="text1"/>
+        </w:rPr>
+        <w:t xml:space="preserve">, lo cual tuve que averiguar utilizando </w:t>
+      </w:r>
+      <w:proofErr w:type="spellStart"/>
+      <w:r>
+        <w:rPr>
+          <w:color w:val="000000" w:themeColor="text1"/>
+        </w:rPr>
+        <w:t>MatLab</w:t>
+      </w:r>
+      <w:proofErr w:type="spellEnd"/>
+      <w:r>
+        <w:rPr>
+          <w:color w:val="000000" w:themeColor="text1"/>
+        </w:rPr>
+        <w:t xml:space="preserve"> y su terminal. </w:t>
+      </w:r>
+    </w:p>
+    <w:p>
+      <w:pPr>
+        <w:rPr>
+          <w:color w:val="000000" w:themeColor="text1"/>
+        </w:rPr>
+      </w:pPr>
+      <w:proofErr w:type="spellStart"/>
+      <w:r>
+        <w:rPr>
+          <w:color w:val="000000" w:themeColor="text1"/>
+        </w:rPr>
+        <w:t>Tests</w:t>
       </w:r>
       <w:proofErr w:type="spellEnd"/>
       <w:r>

--- a/Seguimiento.docx
+++ b/Seguimiento.docx
@@ -470,6 +470,7 @@
         <w:textAlignment w:val="baseline"/>
         <w:rPr>
           <w:rFonts w:ascii="Arial" w:hAnsi="Arial"/>
+          <w:highlight w:val="green"/>
         </w:rPr>
       </w:pPr>
       <w:proofErr w:type="spellStart"/>
@@ -477,6 +478,7 @@
         <w:rPr>
           <w:rStyle w:val="normaltextrun"/>
           <w:rFonts w:ascii="Arial" w:hAnsi="Arial"/>
+          <w:highlight w:val="green"/>
         </w:rPr>
         <w:t>elements.m</w:t>
       </w:r>
@@ -485,6 +487,7 @@
         <w:rPr>
           <w:rStyle w:val="eop"/>
           <w:rFonts w:ascii="Arial" w:hAnsi="Arial"/>
+          <w:highlight w:val="green"/>
         </w:rPr>
         <w:t> </w:t>
       </w:r>
@@ -500,6 +503,7 @@
         <w:textAlignment w:val="baseline"/>
         <w:rPr>
           <w:rFonts w:ascii="Arial" w:hAnsi="Arial"/>
+          <w:highlight w:val="green"/>
         </w:rPr>
       </w:pPr>
       <w:proofErr w:type="spellStart"/>
@@ -507,6 +511,7 @@
         <w:rPr>
           <w:rStyle w:val="normaltextrun"/>
           <w:rFonts w:ascii="Arial" w:hAnsi="Arial"/>
+          <w:highlight w:val="green"/>
         </w:rPr>
         <w:t>EqnEquinox.m</w:t>
       </w:r>
@@ -515,6 +520,7 @@
         <w:rPr>
           <w:rStyle w:val="eop"/>
           <w:rFonts w:ascii="Arial" w:hAnsi="Arial"/>
+          <w:highlight w:val="green"/>
         </w:rPr>
         <w:t> </w:t>
       </w:r>
@@ -566,6 +572,7 @@
         <w:textAlignment w:val="baseline"/>
         <w:rPr>
           <w:rFonts w:ascii="Arial" w:hAnsi="Arial"/>
+          <w:highlight w:val="green"/>
         </w:rPr>
       </w:pPr>
       <w:proofErr w:type="spellStart"/>
@@ -573,6 +580,7 @@
         <w:rPr>
           <w:rStyle w:val="normaltextrun"/>
           <w:rFonts w:ascii="Arial" w:hAnsi="Arial"/>
+          <w:highlight w:val="green"/>
         </w:rPr>
         <w:t>gast.m</w:t>
       </w:r>
@@ -581,6 +589,7 @@
         <w:rPr>
           <w:rStyle w:val="eop"/>
           <w:rFonts w:ascii="Arial" w:hAnsi="Arial"/>
+          <w:highlight w:val="green"/>
         </w:rPr>
         <w:t> </w:t>
       </w:r>
@@ -689,6 +698,7 @@
         <w:textAlignment w:val="baseline"/>
         <w:rPr>
           <w:rFonts w:ascii="Arial" w:hAnsi="Arial"/>
+          <w:highlight w:val="green"/>
         </w:rPr>
       </w:pPr>
       <w:proofErr w:type="spellStart"/>
@@ -696,6 +706,7 @@
         <w:rPr>
           <w:rStyle w:val="normaltextrun"/>
           <w:rFonts w:ascii="Arial" w:hAnsi="Arial"/>
+          <w:highlight w:val="green"/>
         </w:rPr>
         <w:t>gmst.m</w:t>
       </w:r>
@@ -704,6 +715,7 @@
         <w:rPr>
           <w:rStyle w:val="eop"/>
           <w:rFonts w:ascii="Arial" w:hAnsi="Arial"/>
+          <w:highlight w:val="green"/>
         </w:rPr>
         <w:t> </w:t>
       </w:r>
@@ -44883,43 +44895,32 @@
     </w:p>
     <w:p>
       <w:pPr>
-        <w:rPr>
-          <w:color w:val="000000" w:themeColor="text1"/>
+        <w:kinsoku w:val="0"/>
+        <w:overflowPunct w:val="0"/>
+        <w:rPr>
+          <w:color w:val="FF0000"/>
+          <w:sz w:val="32"/>
+          <w:szCs w:val="32"/>
         </w:rPr>
       </w:pPr>
-      <w:r>
-        <w:rPr>
-          <w:color w:val="000000" w:themeColor="text1"/>
-        </w:rPr>
-        <w:t xml:space="preserve">La implementación de </w:t>
-      </w:r>
-      <w:proofErr w:type="spellStart"/>
-      <w:r>
-        <w:rPr>
-          <w:color w:val="000000" w:themeColor="text1"/>
-        </w:rPr>
+      <w:proofErr w:type="spellStart"/>
+      <w:r>
+        <w:rPr>
+          <w:color w:val="FF0000"/>
+          <w:sz w:val="32"/>
+          <w:szCs w:val="32"/>
+        </w:rPr>
+        <w:lastRenderedPageBreak/>
         <w:t>AzElPa</w:t>
       </w:r>
       <w:proofErr w:type="spellEnd"/>
       <w:r>
         <w:rPr>
-          <w:color w:val="000000" w:themeColor="text1"/>
-        </w:rPr>
-        <w:t xml:space="preserve"> no tuvo ninguna dificultad, </w:t>
-      </w:r>
-      <w:proofErr w:type="spellStart"/>
-      <w:r>
-        <w:rPr>
-          <w:color w:val="000000" w:themeColor="text1"/>
-        </w:rPr>
-        <w:t>tests</w:t>
-      </w:r>
-      <w:proofErr w:type="spellEnd"/>
-      <w:r>
-        <w:rPr>
-          <w:color w:val="000000" w:themeColor="text1"/>
-        </w:rPr>
-        <w:t xml:space="preserve"> unitarios creados:</w:t>
+          <w:color w:val="FF0000"/>
+          <w:sz w:val="32"/>
+          <w:szCs w:val="32"/>
+        </w:rPr>
+        <w:t>:</w:t>
       </w:r>
     </w:p>
     <w:p>
@@ -44932,7 +44933,47 @@
         <w:rPr>
           <w:color w:val="000000" w:themeColor="text1"/>
         </w:rPr>
-        <w:lastRenderedPageBreak/>
+        <w:t xml:space="preserve">La implementación de </w:t>
+      </w:r>
+      <w:proofErr w:type="spellStart"/>
+      <w:r>
+        <w:rPr>
+          <w:color w:val="000000" w:themeColor="text1"/>
+        </w:rPr>
+        <w:t>AzElPa</w:t>
+      </w:r>
+      <w:proofErr w:type="spellEnd"/>
+      <w:r>
+        <w:rPr>
+          <w:color w:val="000000" w:themeColor="text1"/>
+        </w:rPr>
+        <w:t xml:space="preserve"> no tuvo ninguna dificultad, </w:t>
+      </w:r>
+      <w:proofErr w:type="spellStart"/>
+      <w:r>
+        <w:rPr>
+          <w:color w:val="000000" w:themeColor="text1"/>
+        </w:rPr>
+        <w:t>tests</w:t>
+      </w:r>
+      <w:proofErr w:type="spellEnd"/>
+      <w:r>
+        <w:rPr>
+          <w:color w:val="000000" w:themeColor="text1"/>
+        </w:rPr>
+        <w:t xml:space="preserve"> unitarios creados:</w:t>
+      </w:r>
+    </w:p>
+    <w:p>
+      <w:pPr>
+        <w:rPr>
+          <w:color w:val="000000" w:themeColor="text1"/>
+        </w:rPr>
+      </w:pPr>
+      <w:r>
+        <w:rPr>
+          <w:color w:val="000000" w:themeColor="text1"/>
+        </w:rPr>
         <w:t>Test unitarios creados:</w:t>
       </w:r>
     </w:p>
@@ -46597,6 +46638,12 @@
           <w:color w:val="BCBEC4"/>
         </w:rPr>
         <w:br/>
+      </w:r>
+      <w:r>
+        <w:rPr>
+          <w:color w:val="BCBEC4"/>
+        </w:rPr>
+        <w:lastRenderedPageBreak/>
         <w:t xml:space="preserve">    Phi-&gt;</w:t>
       </w:r>
       <w:proofErr w:type="spellStart"/>
@@ -46691,7 +46738,6 @@
         <w:rPr>
           <w:color w:val="BCBEC4"/>
         </w:rPr>
-        <w:lastRenderedPageBreak/>
         <w:br/>
         <w:t xml:space="preserve">    _</w:t>
       </w:r>
@@ -48859,6 +48905,12 @@
           <w:color w:val="BCBEC4"/>
         </w:rPr>
         <w:br/>
+      </w:r>
+      <w:r>
+        <w:rPr>
+          <w:color w:val="BCBEC4"/>
+        </w:rPr>
+        <w:lastRenderedPageBreak/>
         <w:t xml:space="preserve">            }</w:t>
       </w:r>
       <w:r>
@@ -48940,12 +48992,6 @@
           <w:color w:val="BCBEC4"/>
         </w:rPr>
         <w:br/>
-      </w:r>
-      <w:r>
-        <w:rPr>
-          <w:color w:val="BCBEC4"/>
-        </w:rPr>
-        <w:lastRenderedPageBreak/>
         <w:t xml:space="preserve">    }</w:t>
       </w:r>
       <w:r>
@@ -50602,6 +50648,12 @@
           <w:color w:val="7A7E85"/>
         </w:rPr>
         <w:br/>
+      </w:r>
+      <w:r>
+        <w:rPr>
+          <w:color w:val="7A7E85"/>
+        </w:rPr>
+        <w:lastRenderedPageBreak/>
         <w:t xml:space="preserve">    </w:t>
       </w:r>
       <w:r>
@@ -50829,7 +50881,6 @@
         <w:rPr>
           <w:color w:val="BCBEC4"/>
         </w:rPr>
-        <w:lastRenderedPageBreak/>
         <w:br/>
         <w:t xml:space="preserve">    </w:t>
       </w:r>
@@ -53298,6 +53349,12 @@
           <w:color w:val="BCBEC4"/>
         </w:rPr>
         <w:br/>
+      </w:r>
+      <w:r>
+        <w:rPr>
+          <w:color w:val="BCBEC4"/>
+        </w:rPr>
+        <w:lastRenderedPageBreak/>
         <w:t xml:space="preserve">    </w:t>
       </w:r>
       <w:proofErr w:type="spellStart"/>
@@ -53380,7 +53437,6 @@
         <w:rPr>
           <w:color w:val="000000" w:themeColor="text1"/>
         </w:rPr>
-        <w:lastRenderedPageBreak/>
         <w:t xml:space="preserve">La implementación de </w:t>
       </w:r>
       <w:proofErr w:type="spellStart"/>
@@ -57573,6 +57629,7 @@
           <w:sz w:val="32"/>
           <w:szCs w:val="32"/>
         </w:rPr>
+        <w:lastRenderedPageBreak/>
         <w:t>Timediff</w:t>
       </w:r>
       <w:proofErr w:type="spellEnd"/>
@@ -57665,7 +57722,6 @@
           <w:szCs w:val="20"/>
           <w:lang w:eastAsia="es-ES"/>
         </w:rPr>
-        <w:lastRenderedPageBreak/>
         <w:t>int</w:t>
       </w:r>
       <w:proofErr w:type="spellEnd"/>
@@ -58837,6 +58893,164 @@
         <w:br/>
         <w:t>}</w:t>
       </w:r>
+    </w:p>
+    <w:p>
+      <w:pPr>
+        <w:kinsoku w:val="0"/>
+        <w:overflowPunct w:val="0"/>
+        <w:rPr>
+          <w:color w:val="FF0000"/>
+          <w:sz w:val="32"/>
+          <w:szCs w:val="32"/>
+        </w:rPr>
+      </w:pPr>
+      <w:proofErr w:type="spellStart"/>
+      <w:r>
+        <w:rPr>
+          <w:color w:val="FF0000"/>
+          <w:sz w:val="32"/>
+          <w:szCs w:val="32"/>
+        </w:rPr>
+        <w:t>Elements</w:t>
+      </w:r>
+      <w:proofErr w:type="spellEnd"/>
+      <w:r>
+        <w:rPr>
+          <w:color w:val="FF0000"/>
+          <w:sz w:val="32"/>
+          <w:szCs w:val="32"/>
+        </w:rPr>
+        <w:t>:</w:t>
+      </w:r>
+    </w:p>
+    <w:p>
+      <w:pPr>
+        <w:kinsoku w:val="0"/>
+        <w:overflowPunct w:val="0"/>
+        <w:rPr>
+          <w:color w:val="FF0000"/>
+          <w:sz w:val="32"/>
+          <w:szCs w:val="32"/>
+        </w:rPr>
+      </w:pPr>
+      <w:proofErr w:type="spellStart"/>
+      <w:r>
+        <w:rPr>
+          <w:color w:val="FF0000"/>
+          <w:sz w:val="32"/>
+          <w:szCs w:val="32"/>
+        </w:rPr>
+        <w:t>EqnEquinox</w:t>
+      </w:r>
+      <w:proofErr w:type="spellEnd"/>
+      <w:r>
+        <w:rPr>
+          <w:color w:val="FF0000"/>
+          <w:sz w:val="32"/>
+          <w:szCs w:val="32"/>
+        </w:rPr>
+        <w:t>:</w:t>
+      </w:r>
+    </w:p>
+    <w:p>
+      <w:pPr>
+        <w:kinsoku w:val="0"/>
+        <w:overflowPunct w:val="0"/>
+        <w:rPr>
+          <w:color w:val="FF0000"/>
+          <w:sz w:val="32"/>
+          <w:szCs w:val="32"/>
+        </w:rPr>
+      </w:pPr>
+      <w:proofErr w:type="spellStart"/>
+      <w:r>
+        <w:rPr>
+          <w:color w:val="FF0000"/>
+          <w:sz w:val="32"/>
+          <w:szCs w:val="32"/>
+        </w:rPr>
+        <w:t>gmst</w:t>
+      </w:r>
+      <w:proofErr w:type="spellEnd"/>
+      <w:r>
+        <w:rPr>
+          <w:color w:val="FF0000"/>
+          <w:sz w:val="32"/>
+          <w:szCs w:val="32"/>
+        </w:rPr>
+        <w:t>:</w:t>
+      </w:r>
+    </w:p>
+    <w:p>
+      <w:pPr>
+        <w:kinsoku w:val="0"/>
+        <w:overflowPunct w:val="0"/>
+        <w:rPr>
+          <w:color w:val="FF0000"/>
+          <w:sz w:val="32"/>
+          <w:szCs w:val="32"/>
+        </w:rPr>
+      </w:pPr>
+      <w:r>
+        <w:rPr>
+          <w:color w:val="FF0000"/>
+          <w:sz w:val="32"/>
+          <w:szCs w:val="32"/>
+        </w:rPr>
+        <w:t>gast</w:t>
+      </w:r>
+      <w:r>
+        <w:rPr>
+          <w:color w:val="FF0000"/>
+          <w:sz w:val="32"/>
+          <w:szCs w:val="32"/>
+        </w:rPr>
+        <w:t>:</w:t>
+      </w:r>
+    </w:p>
+    <w:p>
+      <w:pPr>
+        <w:kinsoku w:val="0"/>
+        <w:overflowPunct w:val="0"/>
+        <w:rPr>
+          <w:color w:val="FF0000"/>
+          <w:sz w:val="32"/>
+          <w:szCs w:val="32"/>
+        </w:rPr>
+      </w:pPr>
+    </w:p>
+    <w:p>
+      <w:pPr>
+        <w:kinsoku w:val="0"/>
+        <w:overflowPunct w:val="0"/>
+        <w:rPr>
+          <w:color w:val="FF0000"/>
+          <w:sz w:val="32"/>
+          <w:szCs w:val="32"/>
+        </w:rPr>
+      </w:pPr>
+    </w:p>
+    <w:p>
+      <w:pPr>
+        <w:kinsoku w:val="0"/>
+        <w:overflowPunct w:val="0"/>
+        <w:rPr>
+          <w:color w:val="FF0000"/>
+          <w:sz w:val="32"/>
+          <w:szCs w:val="32"/>
+        </w:rPr>
+      </w:pPr>
+    </w:p>
+    <w:p>
+      <w:pPr>
+        <w:kinsoku w:val="0"/>
+        <w:overflowPunct w:val="0"/>
+        <w:rPr>
+          <w:color w:val="FF0000"/>
+          <w:sz w:val="32"/>
+          <w:szCs w:val="32"/>
+        </w:rPr>
+      </w:pPr>
     </w:p>
     <w:p>
       <w:pPr>

--- a/Seguimiento.docx
+++ b/Seguimiento.docx
@@ -1,6 +1,6 @@
 
 <file path=word/document.xml><?xml version="1.0" encoding="utf-8"?>
-<w:document xmlns:wpc="http://schemas.microsoft.com/office/word/2010/wordprocessingCanvas" xmlns:cx="http://schemas.microsoft.com/office/drawing/2014/chartex" xmlns:cx1="http://schemas.microsoft.com/office/drawing/2015/9/8/chartex" xmlns:cx2="http://schemas.microsoft.com/office/drawing/2015/10/21/chartex" xmlns:cx3="http://schemas.microsoft.com/office/drawing/2016/5/9/chartex" xmlns:cx4="http://schemas.microsoft.com/office/drawing/2016/5/10/chartex" xmlns:cx5="http://schemas.microsoft.com/office/drawing/2016/5/11/chartex" xmlns:cx6="http://schemas.microsoft.com/office/drawing/2016/5/12/chartex" xmlns:cx7="http://schemas.microsoft.com/office/drawing/2016/5/13/chartex" xmlns:cx8="http://schemas.microsoft.com/office/drawing/2016/5/14/chartex" xmlns:mc="http://schemas.openxmlformats.org/markup-compatibility/2006" xmlns:aink="http://schemas.microsoft.com/office/drawing/2016/ink" xmlns:am3d="http://schemas.microsoft.com/office/drawing/2017/model3d" xmlns:o="urn:schemas-microsoft-com:office:office" xmlns:r="http://schemas.openxmlformats.org/officeDocument/2006/relationships" xmlns:m="http://schemas.openxmlformats.org/officeDocument/2006/math" xmlns:v="urn:schemas-microsoft-com:vml" xmlns:wp14="http://schemas.microsoft.com/office/word/2010/wordprocessingDrawing" xmlns:wp="http://schemas.openxmlformats.org/drawingml/2006/wordprocessingDrawing" xmlns:w10="urn:schemas-microsoft-com:office:word" xmlns:w="http://schemas.openxmlformats.org/wordprocessingml/2006/main" xmlns:w14="http://schemas.microsoft.com/office/word/2010/wordml" xmlns:w15="http://schemas.microsoft.com/office/word/2012/wordml" xmlns:w16cex="http://schemas.microsoft.com/office/word/2018/wordml/cex" xmlns:w16cid="http://schemas.microsoft.com/office/word/2016/wordml/cid" xmlns:w16="http://schemas.microsoft.com/office/word/2018/wordml" xmlns:w16sdtdh="http://schemas.microsoft.com/office/word/2020/wordml/sdtdatahash" xmlns:w16se="http://schemas.microsoft.com/office/word/2015/wordml/symex" xmlns:wpg="http://schemas.microsoft.com/office/word/2010/wordprocessingGroup" xmlns:wpi="http://schemas.microsoft.com/office/word/2010/wordprocessingInk" xmlns:wne="http://schemas.microsoft.com/office/word/2006/wordml" xmlns:wps="http://schemas.microsoft.com/office/word/2010/wordprocessingShape" mc:Ignorable="w14 w15 w16se w16cid w16 w16cex w16sdtdh wp14">
+<w:document xmlns:wpc="http://schemas.microsoft.com/office/word/2010/wordprocessingCanvas" xmlns:cx="http://schemas.microsoft.com/office/drawing/2014/chartex" xmlns:cx1="http://schemas.microsoft.com/office/drawing/2015/9/8/chartex" xmlns:cx2="http://schemas.microsoft.com/office/drawing/2015/10/21/chartex" xmlns:cx3="http://schemas.microsoft.com/office/drawing/2016/5/9/chartex" xmlns:cx4="http://schemas.microsoft.com/office/drawing/2016/5/10/chartex" xmlns:cx5="http://schemas.microsoft.com/office/drawing/2016/5/11/chartex" xmlns:cx6="http://schemas.microsoft.com/office/drawing/2016/5/12/chartex" xmlns:cx7="http://schemas.microsoft.com/office/drawing/2016/5/13/chartex" xmlns:cx8="http://schemas.microsoft.com/office/drawing/2016/5/14/chartex" xmlns:mc="http://schemas.openxmlformats.org/markup-compatibility/2006" xmlns:aink="http://schemas.microsoft.com/office/drawing/2016/ink" xmlns:am3d="http://schemas.microsoft.com/office/drawing/2017/model3d" xmlns:o="urn:schemas-microsoft-com:office:office" xmlns:oel="http://schemas.microsoft.com/office/2019/extlst" xmlns:r="http://schemas.openxmlformats.org/officeDocument/2006/relationships" xmlns:m="http://schemas.openxmlformats.org/officeDocument/2006/math" xmlns:v="urn:schemas-microsoft-com:vml" xmlns:wp14="http://schemas.microsoft.com/office/word/2010/wordprocessingDrawing" xmlns:wp="http://schemas.openxmlformats.org/drawingml/2006/wordprocessingDrawing" xmlns:w10="urn:schemas-microsoft-com:office:word" xmlns:w="http://schemas.openxmlformats.org/wordprocessingml/2006/main" xmlns:w14="http://schemas.microsoft.com/office/word/2010/wordml" xmlns:w15="http://schemas.microsoft.com/office/word/2012/wordml" xmlns:w16cex="http://schemas.microsoft.com/office/word/2018/wordml/cex" xmlns:w16cid="http://schemas.microsoft.com/office/word/2016/wordml/cid" xmlns:w16="http://schemas.microsoft.com/office/word/2018/wordml" xmlns:w16du="http://schemas.microsoft.com/office/word/2023/wordml/word16du" xmlns:w16sdtdh="http://schemas.microsoft.com/office/word/2020/wordml/sdtdatahash" xmlns:w16sdtfl="http://schemas.microsoft.com/office/word/2024/wordml/sdtformatlock" xmlns:w16se="http://schemas.microsoft.com/office/word/2015/wordml/symex" xmlns:wpg="http://schemas.microsoft.com/office/word/2010/wordprocessingGroup" xmlns:wpi="http://schemas.microsoft.com/office/word/2010/wordprocessingInk" xmlns:wne="http://schemas.microsoft.com/office/word/2006/wordml" xmlns:wps="http://schemas.microsoft.com/office/word/2010/wordprocessingShape" mc:Ignorable="w14 w15 w16se w16cid w16 w16cex w16sdtdh w16sdtfl w16du wp14">
   <w:body>
     <w:p>
       <w:pPr>
@@ -635,6 +635,7 @@
         <w:textAlignment w:val="baseline"/>
         <w:rPr>
           <w:rFonts w:ascii="Arial" w:hAnsi="Arial"/>
+          <w:highlight w:val="green"/>
         </w:rPr>
       </w:pPr>
       <w:proofErr w:type="spellStart"/>
@@ -642,6 +643,7 @@
         <w:rPr>
           <w:rStyle w:val="normaltextrun"/>
           <w:rFonts w:ascii="Arial" w:hAnsi="Arial"/>
+          <w:highlight w:val="green"/>
         </w:rPr>
         <w:t>GHAMatrix.m</w:t>
       </w:r>
@@ -650,6 +652,7 @@
         <w:rPr>
           <w:rStyle w:val="eop"/>
           <w:rFonts w:ascii="Arial" w:hAnsi="Arial"/>
+          <w:highlight w:val="green"/>
         </w:rPr>
         <w:t> </w:t>
       </w:r>
@@ -1841,6 +1844,7 @@
         <w:t>_</w:t>
       </w:r>
       <w:proofErr w:type="spellStart"/>
+      <w:proofErr w:type="gramStart"/>
       <w:r>
         <w:rPr>
           <w:color w:val="908B25"/>
@@ -1882,6 +1886,7 @@
         </w:rPr>
         <w:t>(</w:t>
       </w:r>
+      <w:proofErr w:type="gramEnd"/>
       <w:r>
         <w:rPr>
           <w:color w:val="2AACB8"/>
@@ -1955,6 +1960,7 @@
         <w:t xml:space="preserve">) - </w:t>
       </w:r>
       <w:proofErr w:type="spellStart"/>
+      <w:proofErr w:type="gramStart"/>
       <w:r>
         <w:rPr>
           <w:color w:val="BCBEC4"/>
@@ -1968,6 +1974,7 @@
         </w:rPr>
         <w:t>(</w:t>
       </w:r>
+      <w:proofErr w:type="gramEnd"/>
       <w:r>
         <w:rPr>
           <w:color w:val="2AACB8"/>
@@ -2163,6 +2170,7 @@
         <w:t xml:space="preserve">x = </w:t>
       </w:r>
       <w:proofErr w:type="spellStart"/>
+      <w:proofErr w:type="gramStart"/>
       <w:r>
         <w:rPr>
           <w:rFonts w:ascii="Courier New" w:eastAsia="Times New Roman" w:hAnsi="Courier New" w:cs="Courier New"/>
@@ -2184,6 +2192,7 @@
         </w:rPr>
         <w:t>(</w:t>
       </w:r>
+      <w:proofErr w:type="gramEnd"/>
       <w:r>
         <w:rPr>
           <w:rFonts w:ascii="Courier New" w:eastAsia="Times New Roman" w:hAnsi="Courier New" w:cs="Courier New"/>
@@ -2348,6 +2357,7 @@
         <w:t>(</w:t>
       </w:r>
       <w:proofErr w:type="spellStart"/>
+      <w:proofErr w:type="gramStart"/>
       <w:r>
         <w:rPr>
           <w:rFonts w:ascii="Courier New" w:eastAsia="Times New Roman" w:hAnsi="Courier New" w:cs="Courier New"/>
@@ -2370,6 +2380,7 @@
         <w:t>(</w:t>
       </w:r>
       <w:proofErr w:type="spellStart"/>
+      <w:proofErr w:type="gramEnd"/>
       <w:r>
         <w:rPr>
           <w:rFonts w:ascii="Courier New" w:eastAsia="Times New Roman" w:hAnsi="Courier New" w:cs="Courier New"/>
@@ -2519,17 +2530,39 @@
           <w:szCs w:val="20"/>
           <w:lang w:eastAsia="es-ES"/>
         </w:rPr>
-        <w:t>60777.0423726854</w:t>
-      </w:r>
-      <w:r>
-        <w:rPr>
-          <w:rFonts w:ascii="Courier New" w:eastAsia="Times New Roman" w:hAnsi="Courier New" w:cs="Courier New"/>
-          <w:color w:val="BCBEC4"/>
-          <w:sz w:val="20"/>
-          <w:szCs w:val="20"/>
-          <w:lang w:eastAsia="es-ES"/>
-        </w:rPr>
-        <w:t>)&lt;TOL2_);</w:t>
+        <w:t>60777.</w:t>
+      </w:r>
+      <w:proofErr w:type="gramStart"/>
+      <w:r>
+        <w:rPr>
+          <w:rFonts w:ascii="Courier New" w:eastAsia="Times New Roman" w:hAnsi="Courier New" w:cs="Courier New"/>
+          <w:color w:val="2AACB8"/>
+          <w:sz w:val="20"/>
+          <w:szCs w:val="20"/>
+          <w:lang w:eastAsia="es-ES"/>
+        </w:rPr>
+        <w:t>0423726854</w:t>
+      </w:r>
+      <w:r>
+        <w:rPr>
+          <w:rFonts w:ascii="Courier New" w:eastAsia="Times New Roman" w:hAnsi="Courier New" w:cs="Courier New"/>
+          <w:color w:val="BCBEC4"/>
+          <w:sz w:val="20"/>
+          <w:szCs w:val="20"/>
+          <w:lang w:eastAsia="es-ES"/>
+        </w:rPr>
+        <w:t>)&lt;</w:t>
+      </w:r>
+      <w:proofErr w:type="gramEnd"/>
+      <w:r>
+        <w:rPr>
+          <w:rFonts w:ascii="Courier New" w:eastAsia="Times New Roman" w:hAnsi="Courier New" w:cs="Courier New"/>
+          <w:color w:val="BCBEC4"/>
+          <w:sz w:val="20"/>
+          <w:szCs w:val="20"/>
+          <w:lang w:eastAsia="es-ES"/>
+        </w:rPr>
+        <w:t>TOL2_);</w:t>
       </w:r>
       <w:r>
         <w:rPr>
@@ -2814,12 +2847,14 @@
         </w:rPr>
         <w:t xml:space="preserve">Matrix </w:t>
       </w:r>
+      <w:proofErr w:type="gramStart"/>
       <w:r>
         <w:rPr>
           <w:color w:val="BCBEC4"/>
         </w:rPr>
         <w:t>sol(</w:t>
       </w:r>
+      <w:proofErr w:type="gramEnd"/>
       <w:r>
         <w:rPr>
           <w:color w:val="2AACB8"/>
@@ -2936,6 +2971,141 @@
         <w:rPr>
           <w:color w:val="BCBEC4"/>
         </w:rPr>
+        <w:t>(</w:t>
+      </w:r>
+      <w:proofErr w:type="gramStart"/>
+      <w:r>
+        <w:rPr>
+          <w:color w:val="BCBEC4"/>
+        </w:rPr>
+        <w:t>sol</w:t>
+      </w:r>
+      <w:r>
+        <w:rPr>
+          <w:color w:val="5F8C8A"/>
+        </w:rPr>
+        <w:t>(</w:t>
+      </w:r>
+      <w:proofErr w:type="gramEnd"/>
+      <w:r>
+        <w:rPr>
+          <w:color w:val="2AACB8"/>
+        </w:rPr>
+        <w:t>1</w:t>
+      </w:r>
+      <w:r>
+        <w:rPr>
+          <w:color w:val="BCBEC4"/>
+        </w:rPr>
+        <w:t>,</w:t>
+      </w:r>
+      <w:r>
+        <w:rPr>
+          <w:color w:val="2AACB8"/>
+        </w:rPr>
+        <w:t>1</w:t>
+      </w:r>
+      <w:r>
+        <w:rPr>
+          <w:color w:val="5F8C8A"/>
+        </w:rPr>
+        <w:t xml:space="preserve">) </w:t>
+      </w:r>
+      <w:r>
+        <w:rPr>
+          <w:color w:val="BCBEC4"/>
+        </w:rPr>
+        <w:t xml:space="preserve">- </w:t>
+      </w:r>
+      <w:r>
+        <w:rPr>
+          <w:color w:val="2AACB8"/>
+        </w:rPr>
+        <w:t xml:space="preserve">1 </w:t>
+      </w:r>
+      <w:r>
+        <w:rPr>
+          <w:color w:val="BCBEC4"/>
+        </w:rPr>
+        <w:t>&lt; TOL_ &amp;&amp;</w:t>
+      </w:r>
+      <w:r>
+        <w:rPr>
+          <w:color w:val="BCBEC4"/>
+        </w:rPr>
+        <w:br/>
+        <w:t xml:space="preserve">    </w:t>
+      </w:r>
+      <w:proofErr w:type="spellStart"/>
+      <w:r>
+        <w:rPr>
+          <w:color w:val="BCBEC4"/>
+        </w:rPr>
+        <w:t>fabs</w:t>
+      </w:r>
+      <w:proofErr w:type="spellEnd"/>
+      <w:r>
+        <w:rPr>
+          <w:color w:val="BCBEC4"/>
+        </w:rPr>
+        <w:t>(</w:t>
+      </w:r>
+      <w:proofErr w:type="gramStart"/>
+      <w:r>
+        <w:rPr>
+          <w:color w:val="BCBEC4"/>
+        </w:rPr>
+        <w:t>sol</w:t>
+      </w:r>
+      <w:r>
+        <w:rPr>
+          <w:color w:val="5F8C8A"/>
+        </w:rPr>
+        <w:t>(</w:t>
+      </w:r>
+      <w:proofErr w:type="gramEnd"/>
+      <w:r>
+        <w:rPr>
+          <w:color w:val="2AACB8"/>
+        </w:rPr>
+        <w:t>1</w:t>
+      </w:r>
+      <w:r>
+        <w:rPr>
+          <w:color w:val="BCBEC4"/>
+        </w:rPr>
+        <w:t>,</w:t>
+      </w:r>
+      <w:r>
+        <w:rPr>
+          <w:color w:val="2AACB8"/>
+        </w:rPr>
+        <w:t>2</w:t>
+      </w:r>
+      <w:r>
+        <w:rPr>
+          <w:color w:val="5F8C8A"/>
+        </w:rPr>
+        <w:t>)</w:t>
+      </w:r>
+      <w:r>
+        <w:rPr>
+          <w:color w:val="BCBEC4"/>
+        </w:rPr>
+        <w:t xml:space="preserve">) &lt; TOL_ &amp;&amp; </w:t>
+      </w:r>
+      <w:proofErr w:type="spellStart"/>
+      <w:r>
+        <w:rPr>
+          <w:color w:val="BCBEC4"/>
+        </w:rPr>
+        <w:t>fabs</w:t>
+      </w:r>
+      <w:proofErr w:type="spellEnd"/>
+      <w:r>
+        <w:rPr>
+          <w:color w:val="BCBEC4"/>
+        </w:rPr>
         <w:t>(sol</w:t>
       </w:r>
       <w:r>
@@ -2956,6 +3126,86 @@
         </w:rPr>
         <w:t>,</w:t>
       </w:r>
+      <w:proofErr w:type="gramStart"/>
+      <w:r>
+        <w:rPr>
+          <w:color w:val="2AACB8"/>
+        </w:rPr>
+        <w:t>3</w:t>
+      </w:r>
+      <w:r>
+        <w:rPr>
+          <w:color w:val="5F8C8A"/>
+        </w:rPr>
+        <w:t>)</w:t>
+      </w:r>
+      <w:r>
+        <w:rPr>
+          <w:color w:val="BCBEC4"/>
+        </w:rPr>
+        <w:t>&lt;</w:t>
+      </w:r>
+      <w:proofErr w:type="gramEnd"/>
+      <w:r>
+        <w:rPr>
+          <w:color w:val="BCBEC4"/>
+        </w:rPr>
+        <w:t>TOL_)));</w:t>
+      </w:r>
+      <w:r>
+        <w:rPr>
+          <w:color w:val="BCBEC4"/>
+        </w:rPr>
+        <w:br/>
+        <w:t xml:space="preserve">    </w:t>
+      </w:r>
+      <w:r>
+        <w:rPr>
+          <w:color w:val="908B25"/>
+        </w:rPr>
+        <w:t>_</w:t>
+      </w:r>
+      <w:proofErr w:type="spellStart"/>
+      <w:r>
+        <w:rPr>
+          <w:color w:val="908B25"/>
+        </w:rPr>
+        <w:t>assert</w:t>
+      </w:r>
+      <w:proofErr w:type="spellEnd"/>
+      <w:r>
+        <w:rPr>
+          <w:color w:val="BCBEC4"/>
+        </w:rPr>
+        <w:t>(</w:t>
+      </w:r>
+      <w:proofErr w:type="gramStart"/>
+      <w:r>
+        <w:rPr>
+          <w:color w:val="BCBEC4"/>
+        </w:rPr>
+        <w:t>sol</w:t>
+      </w:r>
+      <w:r>
+        <w:rPr>
+          <w:color w:val="5F8C8A"/>
+        </w:rPr>
+        <w:t>(</w:t>
+      </w:r>
+      <w:proofErr w:type="gramEnd"/>
+      <w:r>
+        <w:rPr>
+          <w:color w:val="2AACB8"/>
+        </w:rPr>
+        <w:t>2</w:t>
+      </w:r>
+      <w:r>
+        <w:rPr>
+          <w:color w:val="BCBEC4"/>
+        </w:rPr>
+        <w:t>,</w:t>
+      </w:r>
+      <w:proofErr w:type="gramStart"/>
       <w:r>
         <w:rPr>
           <w:color w:val="2AACB8"/>
@@ -2966,33 +3216,195 @@
         <w:rPr>
           <w:color w:val="5F8C8A"/>
         </w:rPr>
-        <w:t xml:space="preserve">) </w:t>
-      </w:r>
-      <w:r>
-        <w:rPr>
-          <w:color w:val="BCBEC4"/>
-        </w:rPr>
-        <w:t xml:space="preserve">- </w:t>
-      </w:r>
-      <w:r>
-        <w:rPr>
-          <w:color w:val="2AACB8"/>
-        </w:rPr>
-        <w:t xml:space="preserve">1 </w:t>
-      </w:r>
-      <w:r>
-        <w:rPr>
-          <w:color w:val="BCBEC4"/>
-        </w:rPr>
-        <w:t>&lt; TOL_ &amp;&amp;</w:t>
-      </w:r>
-      <w:r>
-        <w:rPr>
-          <w:color w:val="BCBEC4"/>
+        <w:t>)</w:t>
+      </w:r>
+      <w:r>
+        <w:rPr>
+          <w:color w:val="BCBEC4"/>
+        </w:rPr>
+        <w:t>&lt;</w:t>
+      </w:r>
+      <w:proofErr w:type="gramEnd"/>
+      <w:r>
+        <w:rPr>
+          <w:color w:val="BCBEC4"/>
+        </w:rPr>
+        <w:t xml:space="preserve">TOL_ &amp;&amp; </w:t>
+      </w:r>
+      <w:proofErr w:type="spellStart"/>
+      <w:r>
+        <w:rPr>
+          <w:color w:val="BCBEC4"/>
+        </w:rPr>
+        <w:t>fabs</w:t>
+      </w:r>
+      <w:proofErr w:type="spellEnd"/>
+      <w:r>
+        <w:rPr>
+          <w:color w:val="BCBEC4"/>
+        </w:rPr>
+        <w:t>(</w:t>
+      </w:r>
+      <w:proofErr w:type="gramStart"/>
+      <w:r>
+        <w:rPr>
+          <w:color w:val="BCBEC4"/>
+        </w:rPr>
+        <w:t>sol</w:t>
+      </w:r>
+      <w:r>
+        <w:rPr>
+          <w:color w:val="5F8C8A"/>
+        </w:rPr>
+        <w:t>(</w:t>
+      </w:r>
+      <w:proofErr w:type="gramEnd"/>
+      <w:r>
+        <w:rPr>
+          <w:color w:val="2AACB8"/>
+        </w:rPr>
+        <w:t>2</w:t>
+      </w:r>
+      <w:r>
+        <w:rPr>
+          <w:color w:val="BCBEC4"/>
+        </w:rPr>
+        <w:t>,</w:t>
+      </w:r>
+      <w:r>
+        <w:rPr>
+          <w:color w:val="2AACB8"/>
+        </w:rPr>
+        <w:t>2</w:t>
+      </w:r>
+      <w:r>
+        <w:rPr>
+          <w:color w:val="5F8C8A"/>
+        </w:rPr>
+        <w:t>)</w:t>
+      </w:r>
+      <w:r>
+        <w:rPr>
+          <w:color w:val="BCBEC4"/>
+        </w:rPr>
+        <w:t>-</w:t>
+      </w:r>
+      <w:r>
+        <w:rPr>
+          <w:color w:val="2AACB8"/>
+        </w:rPr>
+        <w:t>0.54030230586814</w:t>
+      </w:r>
+      <w:r>
+        <w:rPr>
+          <w:color w:val="BCBEC4"/>
+        </w:rPr>
+        <w:t xml:space="preserve">) &lt; TOL_ &amp;&amp; </w:t>
+      </w:r>
+      <w:proofErr w:type="spellStart"/>
+      <w:r>
+        <w:rPr>
+          <w:color w:val="BCBEC4"/>
+        </w:rPr>
+        <w:t>fabs</w:t>
+      </w:r>
+      <w:proofErr w:type="spellEnd"/>
+      <w:r>
+        <w:rPr>
+          <w:color w:val="BCBEC4"/>
+        </w:rPr>
+        <w:t>(</w:t>
+      </w:r>
+      <w:proofErr w:type="gramStart"/>
+      <w:r>
+        <w:rPr>
+          <w:color w:val="BCBEC4"/>
+        </w:rPr>
+        <w:t>sol</w:t>
+      </w:r>
+      <w:r>
+        <w:rPr>
+          <w:color w:val="5F8C8A"/>
+        </w:rPr>
+        <w:t>(</w:t>
+      </w:r>
+      <w:proofErr w:type="gramEnd"/>
+      <w:r>
+        <w:rPr>
+          <w:color w:val="2AACB8"/>
+        </w:rPr>
+        <w:t>2</w:t>
+      </w:r>
+      <w:r>
+        <w:rPr>
+          <w:color w:val="BCBEC4"/>
+        </w:rPr>
+        <w:t>,</w:t>
+      </w:r>
+      <w:r>
+        <w:rPr>
+          <w:color w:val="2AACB8"/>
+        </w:rPr>
+        <w:t>3</w:t>
+      </w:r>
+      <w:r>
+        <w:rPr>
+          <w:color w:val="5F8C8A"/>
+        </w:rPr>
+        <w:t>)</w:t>
+      </w:r>
+      <w:r>
+        <w:rPr>
+          <w:color w:val="5F8C8A"/>
         </w:rPr>
         <w:br/>
         <w:t xml:space="preserve">    </w:t>
       </w:r>
+      <w:r>
+        <w:rPr>
+          <w:color w:val="BCBEC4"/>
+        </w:rPr>
+        <w:t>-</w:t>
+      </w:r>
+      <w:r>
+        <w:rPr>
+          <w:color w:val="2AACB8"/>
+        </w:rPr>
+        <w:t>0.841470984807897</w:t>
+      </w:r>
+      <w:r>
+        <w:rPr>
+          <w:color w:val="BCBEC4"/>
+        </w:rPr>
+        <w:t>) &lt; TOL_);</w:t>
+      </w:r>
+      <w:r>
+        <w:rPr>
+          <w:color w:val="BCBEC4"/>
+        </w:rPr>
+        <w:br/>
+        <w:t xml:space="preserve">    </w:t>
+      </w:r>
+      <w:r>
+        <w:rPr>
+          <w:color w:val="908B25"/>
+        </w:rPr>
+        <w:t>_</w:t>
+      </w:r>
+      <w:proofErr w:type="spellStart"/>
+      <w:r>
+        <w:rPr>
+          <w:color w:val="908B25"/>
+        </w:rPr>
+        <w:t>assert</w:t>
+      </w:r>
+      <w:proofErr w:type="spellEnd"/>
+      <w:r>
+        <w:rPr>
+          <w:color w:val="BCBEC4"/>
+        </w:rPr>
+        <w:t>(</w:t>
+      </w:r>
       <w:proofErr w:type="spellStart"/>
       <w:r>
         <w:rPr>
@@ -3005,7 +3417,14 @@
         <w:rPr>
           <w:color w:val="BCBEC4"/>
         </w:rPr>
-        <w:t>(sol</w:t>
+        <w:t>(</w:t>
+      </w:r>
+      <w:proofErr w:type="gramStart"/>
+      <w:r>
+        <w:rPr>
+          <w:color w:val="BCBEC4"/>
+        </w:rPr>
+        <w:t>sol</w:t>
       </w:r>
       <w:r>
         <w:rPr>
@@ -3013,327 +3432,7 @@
         </w:rPr>
         <w:t>(</w:t>
       </w:r>
-      <w:r>
-        <w:rPr>
-          <w:color w:val="2AACB8"/>
-        </w:rPr>
-        <w:t>1</w:t>
-      </w:r>
-      <w:r>
-        <w:rPr>
-          <w:color w:val="BCBEC4"/>
-        </w:rPr>
-        <w:t>,</w:t>
-      </w:r>
-      <w:r>
-        <w:rPr>
-          <w:color w:val="2AACB8"/>
-        </w:rPr>
-        <w:t>2</w:t>
-      </w:r>
-      <w:r>
-        <w:rPr>
-          <w:color w:val="5F8C8A"/>
-        </w:rPr>
-        <w:t>)</w:t>
-      </w:r>
-      <w:r>
-        <w:rPr>
-          <w:color w:val="BCBEC4"/>
-        </w:rPr>
-        <w:t xml:space="preserve">) &lt; TOL_ &amp;&amp; </w:t>
-      </w:r>
-      <w:proofErr w:type="spellStart"/>
-      <w:r>
-        <w:rPr>
-          <w:color w:val="BCBEC4"/>
-        </w:rPr>
-        <w:t>fabs</w:t>
-      </w:r>
-      <w:proofErr w:type="spellEnd"/>
-      <w:r>
-        <w:rPr>
-          <w:color w:val="BCBEC4"/>
-        </w:rPr>
-        <w:t>(sol</w:t>
-      </w:r>
-      <w:r>
-        <w:rPr>
-          <w:color w:val="5F8C8A"/>
-        </w:rPr>
-        <w:t>(</w:t>
-      </w:r>
-      <w:r>
-        <w:rPr>
-          <w:color w:val="2AACB8"/>
-        </w:rPr>
-        <w:t>1</w:t>
-      </w:r>
-      <w:r>
-        <w:rPr>
-          <w:color w:val="BCBEC4"/>
-        </w:rPr>
-        <w:t>,</w:t>
-      </w:r>
-      <w:r>
-        <w:rPr>
-          <w:color w:val="2AACB8"/>
-        </w:rPr>
-        <w:t>3</w:t>
-      </w:r>
-      <w:r>
-        <w:rPr>
-          <w:color w:val="5F8C8A"/>
-        </w:rPr>
-        <w:t>)</w:t>
-      </w:r>
-      <w:r>
-        <w:rPr>
-          <w:color w:val="BCBEC4"/>
-        </w:rPr>
-        <w:t>&lt;TOL_)));</w:t>
-      </w:r>
-      <w:r>
-        <w:rPr>
-          <w:color w:val="BCBEC4"/>
-        </w:rPr>
-        <w:br/>
-        <w:t xml:space="preserve">    </w:t>
-      </w:r>
-      <w:r>
-        <w:rPr>
-          <w:color w:val="908B25"/>
-        </w:rPr>
-        <w:t>_</w:t>
-      </w:r>
-      <w:proofErr w:type="spellStart"/>
-      <w:r>
-        <w:rPr>
-          <w:color w:val="908B25"/>
-        </w:rPr>
-        <w:t>assert</w:t>
-      </w:r>
-      <w:proofErr w:type="spellEnd"/>
-      <w:r>
-        <w:rPr>
-          <w:color w:val="BCBEC4"/>
-        </w:rPr>
-        <w:t>(sol</w:t>
-      </w:r>
-      <w:r>
-        <w:rPr>
-          <w:color w:val="5F8C8A"/>
-        </w:rPr>
-        <w:t>(</w:t>
-      </w:r>
-      <w:r>
-        <w:rPr>
-          <w:color w:val="2AACB8"/>
-        </w:rPr>
-        <w:t>2</w:t>
-      </w:r>
-      <w:r>
-        <w:rPr>
-          <w:color w:val="BCBEC4"/>
-        </w:rPr>
-        <w:t>,</w:t>
-      </w:r>
-      <w:r>
-        <w:rPr>
-          <w:color w:val="2AACB8"/>
-        </w:rPr>
-        <w:t>1</w:t>
-      </w:r>
-      <w:r>
-        <w:rPr>
-          <w:color w:val="5F8C8A"/>
-        </w:rPr>
-        <w:t>)</w:t>
-      </w:r>
-      <w:r>
-        <w:rPr>
-          <w:color w:val="BCBEC4"/>
-        </w:rPr>
-        <w:t xml:space="preserve">&lt;TOL_ &amp;&amp; </w:t>
-      </w:r>
-      <w:proofErr w:type="spellStart"/>
-      <w:r>
-        <w:rPr>
-          <w:color w:val="BCBEC4"/>
-        </w:rPr>
-        <w:t>fabs</w:t>
-      </w:r>
-      <w:proofErr w:type="spellEnd"/>
-      <w:r>
-        <w:rPr>
-          <w:color w:val="BCBEC4"/>
-        </w:rPr>
-        <w:t>(sol</w:t>
-      </w:r>
-      <w:r>
-        <w:rPr>
-          <w:color w:val="5F8C8A"/>
-        </w:rPr>
-        <w:t>(</w:t>
-      </w:r>
-      <w:r>
-        <w:rPr>
-          <w:color w:val="2AACB8"/>
-        </w:rPr>
-        <w:t>2</w:t>
-      </w:r>
-      <w:r>
-        <w:rPr>
-          <w:color w:val="BCBEC4"/>
-        </w:rPr>
-        <w:t>,</w:t>
-      </w:r>
-      <w:r>
-        <w:rPr>
-          <w:color w:val="2AACB8"/>
-        </w:rPr>
-        <w:t>2</w:t>
-      </w:r>
-      <w:r>
-        <w:rPr>
-          <w:color w:val="5F8C8A"/>
-        </w:rPr>
-        <w:t>)</w:t>
-      </w:r>
-      <w:r>
-        <w:rPr>
-          <w:color w:val="BCBEC4"/>
-        </w:rPr>
-        <w:t>-</w:t>
-      </w:r>
-      <w:r>
-        <w:rPr>
-          <w:color w:val="2AACB8"/>
-        </w:rPr>
-        <w:t>0.54030230586814</w:t>
-      </w:r>
-      <w:r>
-        <w:rPr>
-          <w:color w:val="BCBEC4"/>
-        </w:rPr>
-        <w:t xml:space="preserve">) &lt; TOL_ &amp;&amp; </w:t>
-      </w:r>
-      <w:proofErr w:type="spellStart"/>
-      <w:r>
-        <w:rPr>
-          <w:color w:val="BCBEC4"/>
-        </w:rPr>
-        <w:t>fabs</w:t>
-      </w:r>
-      <w:proofErr w:type="spellEnd"/>
-      <w:r>
-        <w:rPr>
-          <w:color w:val="BCBEC4"/>
-        </w:rPr>
-        <w:t>(sol</w:t>
-      </w:r>
-      <w:r>
-        <w:rPr>
-          <w:color w:val="5F8C8A"/>
-        </w:rPr>
-        <w:t>(</w:t>
-      </w:r>
-      <w:r>
-        <w:rPr>
-          <w:color w:val="2AACB8"/>
-        </w:rPr>
-        <w:t>2</w:t>
-      </w:r>
-      <w:r>
-        <w:rPr>
-          <w:color w:val="BCBEC4"/>
-        </w:rPr>
-        <w:t>,</w:t>
-      </w:r>
-      <w:r>
-        <w:rPr>
-          <w:color w:val="2AACB8"/>
-        </w:rPr>
-        <w:t>3</w:t>
-      </w:r>
-      <w:r>
-        <w:rPr>
-          <w:color w:val="5F8C8A"/>
-        </w:rPr>
-        <w:t>)</w:t>
-      </w:r>
-      <w:r>
-        <w:rPr>
-          <w:color w:val="5F8C8A"/>
-        </w:rPr>
-        <w:br/>
-        <w:t xml:space="preserve">    </w:t>
-      </w:r>
-      <w:r>
-        <w:rPr>
-          <w:color w:val="BCBEC4"/>
-        </w:rPr>
-        <w:t>-</w:t>
-      </w:r>
-      <w:r>
-        <w:rPr>
-          <w:color w:val="2AACB8"/>
-        </w:rPr>
-        <w:t>0.841470984807897</w:t>
-      </w:r>
-      <w:r>
-        <w:rPr>
-          <w:color w:val="BCBEC4"/>
-        </w:rPr>
-        <w:t>) &lt; TOL_);</w:t>
-      </w:r>
-      <w:r>
-        <w:rPr>
-          <w:color w:val="BCBEC4"/>
-        </w:rPr>
-        <w:br/>
-        <w:t xml:space="preserve">    </w:t>
-      </w:r>
-      <w:r>
-        <w:rPr>
-          <w:color w:val="908B25"/>
-        </w:rPr>
-        <w:t>_</w:t>
-      </w:r>
-      <w:proofErr w:type="spellStart"/>
-      <w:r>
-        <w:rPr>
-          <w:color w:val="908B25"/>
-        </w:rPr>
-        <w:t>assert</w:t>
-      </w:r>
-      <w:proofErr w:type="spellEnd"/>
-      <w:r>
-        <w:rPr>
-          <w:color w:val="BCBEC4"/>
-        </w:rPr>
-        <w:t>(</w:t>
-      </w:r>
-      <w:proofErr w:type="spellStart"/>
-      <w:r>
-        <w:rPr>
-          <w:color w:val="BCBEC4"/>
-        </w:rPr>
-        <w:t>fabs</w:t>
-      </w:r>
-      <w:proofErr w:type="spellEnd"/>
-      <w:r>
-        <w:rPr>
-          <w:color w:val="BCBEC4"/>
-        </w:rPr>
-        <w:t>(sol</w:t>
-      </w:r>
-      <w:r>
-        <w:rPr>
-          <w:color w:val="5F8C8A"/>
-        </w:rPr>
-        <w:t>(</w:t>
-      </w:r>
+      <w:proofErr w:type="gramEnd"/>
       <w:r>
         <w:rPr>
           <w:color w:val="2AACB8"/>
@@ -16940,6 +17039,7 @@
         <w:t>(</w:t>
       </w:r>
       <w:proofErr w:type="spellStart"/>
+      <w:proofErr w:type="gramStart"/>
       <w:r>
         <w:rPr>
           <w:color w:val="56A8F5"/>
@@ -16965,6 +17065,7 @@
         </w:rPr>
         <w:t>(</w:t>
       </w:r>
+      <w:proofErr w:type="gramEnd"/>
       <w:r>
         <w:rPr>
           <w:color w:val="2AACB8"/>
@@ -16981,13 +17082,27 @@
         <w:rPr>
           <w:color w:val="2AACB8"/>
         </w:rPr>
-        <w:t>0.2</w:t>
-      </w:r>
-      <w:r>
-        <w:rPr>
-          <w:color w:val="BCBEC4"/>
-        </w:rPr>
-        <w:t>)&lt;TOL_);</w:t>
+        <w:t>0.</w:t>
+      </w:r>
+      <w:proofErr w:type="gramStart"/>
+      <w:r>
+        <w:rPr>
+          <w:color w:val="2AACB8"/>
+        </w:rPr>
+        <w:t>2</w:t>
+      </w:r>
+      <w:r>
+        <w:rPr>
+          <w:color w:val="BCBEC4"/>
+        </w:rPr>
+        <w:t>)&lt;</w:t>
+      </w:r>
+      <w:proofErr w:type="gramEnd"/>
+      <w:r>
+        <w:rPr>
+          <w:color w:val="BCBEC4"/>
+        </w:rPr>
+        <w:t>TOL_);</w:t>
       </w:r>
       <w:r>
         <w:rPr>
@@ -17011,6 +17126,7 @@
         <w:t>(</w:t>
       </w:r>
       <w:proofErr w:type="spellStart"/>
+      <w:proofErr w:type="gramStart"/>
       <w:r>
         <w:rPr>
           <w:color w:val="56A8F5"/>
@@ -17024,6 +17140,7 @@
         </w:rPr>
         <w:t>(</w:t>
       </w:r>
+      <w:proofErr w:type="gramEnd"/>
       <w:r>
         <w:rPr>
           <w:color w:val="56A8F5"/>
@@ -17048,6 +17165,7 @@
         </w:rPr>
         <w:t>)-</w:t>
       </w:r>
+      <w:proofErr w:type="gramStart"/>
       <w:r>
         <w:rPr>
           <w:color w:val="2AACB8"/>
@@ -17058,7 +17176,14 @@
         <w:rPr>
           <w:color w:val="BCBEC4"/>
         </w:rPr>
-        <w:t>)&lt;TOL_);</w:t>
+        <w:t>)&lt;</w:t>
+      </w:r>
+      <w:proofErr w:type="gramEnd"/>
+      <w:r>
+        <w:rPr>
+          <w:color w:val="BCBEC4"/>
+        </w:rPr>
+        <w:t>TOL_);</w:t>
       </w:r>
       <w:r>
         <w:rPr>
@@ -17082,6 +17207,7 @@
         <w:t>(</w:t>
       </w:r>
       <w:proofErr w:type="spellStart"/>
+      <w:proofErr w:type="gramStart"/>
       <w:r>
         <w:rPr>
           <w:color w:val="56A8F5"/>
@@ -17107,6 +17233,7 @@
         </w:rPr>
         <w:t>(</w:t>
       </w:r>
+      <w:proofErr w:type="gramEnd"/>
       <w:r>
         <w:rPr>
           <w:color w:val="2AACB8"/>
@@ -17123,13 +17250,27 @@
         <w:rPr>
           <w:color w:val="2AACB8"/>
         </w:rPr>
-        <w:t>0.1</w:t>
-      </w:r>
-      <w:r>
-        <w:rPr>
-          <w:color w:val="BCBEC4"/>
-        </w:rPr>
-        <w:t>)&lt;TOL_);</w:t>
+        <w:t>0.</w:t>
+      </w:r>
+      <w:proofErr w:type="gramStart"/>
+      <w:r>
+        <w:rPr>
+          <w:color w:val="2AACB8"/>
+        </w:rPr>
+        <w:t>1</w:t>
+      </w:r>
+      <w:r>
+        <w:rPr>
+          <w:color w:val="BCBEC4"/>
+        </w:rPr>
+        <w:t>)&lt;</w:t>
+      </w:r>
+      <w:proofErr w:type="gramEnd"/>
+      <w:r>
+        <w:rPr>
+          <w:color w:val="BCBEC4"/>
+        </w:rPr>
+        <w:t>TOL_);</w:t>
       </w:r>
       <w:r>
         <w:rPr>
@@ -17384,6 +17525,7 @@
         <w:t>sign</w:t>
       </w:r>
       <w:proofErr w:type="spellEnd"/>
+      <w:proofErr w:type="gramStart"/>
       <w:r>
         <w:rPr>
           <w:color w:val="56A8F5"/>
@@ -17396,6 +17538,7 @@
         </w:rPr>
         <w:t>(</w:t>
       </w:r>
+      <w:proofErr w:type="gramEnd"/>
       <w:r>
         <w:rPr>
           <w:color w:val="2AACB8"/>
@@ -17461,6 +17604,7 @@
         <w:t>sign</w:t>
       </w:r>
       <w:proofErr w:type="spellEnd"/>
+      <w:proofErr w:type="gramStart"/>
       <w:r>
         <w:rPr>
           <w:color w:val="56A8F5"/>
@@ -17471,7 +17615,14 @@
         <w:rPr>
           <w:color w:val="BCBEC4"/>
         </w:rPr>
-        <w:t>(-</w:t>
+        <w:t>(</w:t>
+      </w:r>
+      <w:proofErr w:type="gramEnd"/>
+      <w:r>
+        <w:rPr>
+          <w:color w:val="BCBEC4"/>
+        </w:rPr>
+        <w:t>-</w:t>
       </w:r>
       <w:r>
         <w:rPr>
@@ -17485,6 +17636,7 @@
         </w:rPr>
         <w:t>,-</w:t>
       </w:r>
+      <w:proofErr w:type="gramStart"/>
       <w:r>
         <w:rPr>
           <w:color w:val="2AACB8"/>
@@ -17495,7 +17647,14 @@
         <w:rPr>
           <w:color w:val="BCBEC4"/>
         </w:rPr>
-        <w:t>)== -</w:t>
+        <w:t>)=</w:t>
+      </w:r>
+      <w:proofErr w:type="gramEnd"/>
+      <w:r>
+        <w:rPr>
+          <w:color w:val="BCBEC4"/>
+        </w:rPr>
+        <w:t>= -</w:t>
       </w:r>
       <w:r>
         <w:rPr>
@@ -17538,6 +17697,7 @@
         <w:t>sign</w:t>
       </w:r>
       <w:proofErr w:type="spellEnd"/>
+      <w:proofErr w:type="gramStart"/>
       <w:r>
         <w:rPr>
           <w:color w:val="56A8F5"/>
@@ -17550,6 +17710,7 @@
         </w:rPr>
         <w:t>(</w:t>
       </w:r>
+      <w:proofErr w:type="gramEnd"/>
       <w:r>
         <w:rPr>
           <w:color w:val="2AACB8"/>
@@ -17615,6 +17776,7 @@
         <w:t>sign</w:t>
       </w:r>
       <w:proofErr w:type="spellEnd"/>
+      <w:proofErr w:type="gramStart"/>
       <w:r>
         <w:rPr>
           <w:color w:val="56A8F5"/>
@@ -17625,7 +17787,14 @@
         <w:rPr>
           <w:color w:val="BCBEC4"/>
         </w:rPr>
-        <w:t>(-</w:t>
+        <w:t>(</w:t>
+      </w:r>
+      <w:proofErr w:type="gramEnd"/>
+      <w:r>
+        <w:rPr>
+          <w:color w:val="BCBEC4"/>
+        </w:rPr>
+        <w:t>-</w:t>
       </w:r>
       <w:r>
         <w:rPr>
@@ -45035,6 +45204,7 @@
         <w:t xml:space="preserve"> </w:t>
       </w:r>
       <w:proofErr w:type="spellStart"/>
+      <w:proofErr w:type="gramStart"/>
       <w:r>
         <w:rPr>
           <w:color w:val="BCBEC4"/>
@@ -45042,6 +45212,7 @@
         <w:t>a,b</w:t>
       </w:r>
       <w:proofErr w:type="spellEnd"/>
+      <w:proofErr w:type="gramEnd"/>
       <w:r>
         <w:rPr>
           <w:color w:val="BCBEC4"/>
@@ -45056,6 +45227,7 @@
         <w:t xml:space="preserve">    </w:t>
       </w:r>
       <w:proofErr w:type="spellStart"/>
+      <w:proofErr w:type="gramStart"/>
       <w:r>
         <w:rPr>
           <w:color w:val="56A8F5"/>
@@ -45079,7 +45251,14 @@
         <w:rPr>
           <w:color w:val="BCBEC4"/>
         </w:rPr>
-        <w:t>,a,b);</w:t>
+        <w:t>,a</w:t>
+      </w:r>
+      <w:proofErr w:type="gramEnd"/>
+      <w:r>
+        <w:rPr>
+          <w:color w:val="BCBEC4"/>
+        </w:rPr>
+        <w:t>,b);</w:t>
       </w:r>
       <w:r>
         <w:rPr>
@@ -45120,13 +45299,27 @@
         <w:rPr>
           <w:color w:val="2AACB8"/>
         </w:rPr>
-        <w:t>7.99413796463657e-05</w:t>
-      </w:r>
-      <w:r>
-        <w:rPr>
-          <w:color w:val="BCBEC4"/>
-        </w:rPr>
-        <w:t>)&lt;TOL2_ &amp;&amp; (</w:t>
+        <w:t>7.99413796463657e-</w:t>
+      </w:r>
+      <w:proofErr w:type="gramStart"/>
+      <w:r>
+        <w:rPr>
+          <w:color w:val="2AACB8"/>
+        </w:rPr>
+        <w:t>05</w:t>
+      </w:r>
+      <w:r>
+        <w:rPr>
+          <w:color w:val="BCBEC4"/>
+        </w:rPr>
+        <w:t>)&lt;</w:t>
+      </w:r>
+      <w:proofErr w:type="gramEnd"/>
+      <w:r>
+        <w:rPr>
+          <w:color w:val="BCBEC4"/>
+        </w:rPr>
+        <w:t>TOL2_ &amp;&amp; (</w:t>
       </w:r>
       <w:proofErr w:type="spellStart"/>
       <w:r>
@@ -45146,13 +45339,27 @@
         <w:rPr>
           <w:color w:val="2AACB8"/>
         </w:rPr>
-        <w:t>1.42585698111339e-06</w:t>
-      </w:r>
-      <w:r>
-        <w:rPr>
-          <w:color w:val="BCBEC4"/>
-        </w:rPr>
-        <w:t>)&lt;TOL2_));</w:t>
+        <w:t>1.42585698111339e-</w:t>
+      </w:r>
+      <w:proofErr w:type="gramStart"/>
+      <w:r>
+        <w:rPr>
+          <w:color w:val="2AACB8"/>
+        </w:rPr>
+        <w:t>06</w:t>
+      </w:r>
+      <w:r>
+        <w:rPr>
+          <w:color w:val="BCBEC4"/>
+        </w:rPr>
+        <w:t>)&lt;</w:t>
+      </w:r>
+      <w:proofErr w:type="gramEnd"/>
+      <w:r>
+        <w:rPr>
+          <w:color w:val="BCBEC4"/>
+        </w:rPr>
+        <w:t>TOL2_));</w:t>
       </w:r>
       <w:r>
         <w:rPr>
@@ -45317,6 +45524,7 @@
         <w:t>(</w:t>
       </w:r>
       <w:proofErr w:type="spellStart"/>
+      <w:proofErr w:type="gramStart"/>
       <w:r>
         <w:rPr>
           <w:color w:val="56A8F5"/>
@@ -45331,6 +45539,7 @@
         <w:t>(</w:t>
       </w:r>
       <w:proofErr w:type="spellStart"/>
+      <w:proofErr w:type="gramEnd"/>
       <w:r>
         <w:rPr>
           <w:color w:val="56A8F5"/>
@@ -45360,13 +45569,27 @@
         <w:rPr>
           <w:color w:val="2AACB8"/>
         </w:rPr>
-        <w:t>339374.3819176</w:t>
-      </w:r>
-      <w:r>
-        <w:rPr>
-          <w:color w:val="BCBEC4"/>
-        </w:rPr>
-        <w:t>)&lt;TOL2_);</w:t>
+        <w:t>339374.</w:t>
+      </w:r>
+      <w:proofErr w:type="gramStart"/>
+      <w:r>
+        <w:rPr>
+          <w:color w:val="2AACB8"/>
+        </w:rPr>
+        <w:t>3819176</w:t>
+      </w:r>
+      <w:r>
+        <w:rPr>
+          <w:color w:val="BCBEC4"/>
+        </w:rPr>
+        <w:t>)&lt;</w:t>
+      </w:r>
+      <w:proofErr w:type="gramEnd"/>
+      <w:r>
+        <w:rPr>
+          <w:color w:val="BCBEC4"/>
+        </w:rPr>
+        <w:t>TOL2_);</w:t>
       </w:r>
       <w:r>
         <w:rPr>
@@ -45490,40 +45713,298 @@
         <w:t>Matrix::</w:t>
       </w:r>
       <w:proofErr w:type="spellStart"/>
+      <w:r>
+        <w:rPr>
+          <w:color w:val="57AAF7"/>
+        </w:rPr>
+        <w:t>transpose</w:t>
+      </w:r>
+      <w:proofErr w:type="spellEnd"/>
+      <w:r>
+        <w:rPr>
+          <w:color w:val="BCBEC4"/>
+        </w:rPr>
+        <w:t>(</w:t>
+      </w:r>
       <w:proofErr w:type="gramEnd"/>
       <w:r>
         <w:rPr>
+          <w:color w:val="BCBEC4"/>
+        </w:rPr>
+        <w:t xml:space="preserve">) </w:t>
+      </w:r>
+      <w:proofErr w:type="spellStart"/>
+      <w:proofErr w:type="gramStart"/>
+      <w:r>
+        <w:rPr>
+          <w:color w:val="CF8E6D"/>
+        </w:rPr>
+        <w:t>const</w:t>
+      </w:r>
+      <w:proofErr w:type="spellEnd"/>
+      <w:r>
+        <w:rPr>
+          <w:color w:val="BCBEC4"/>
+        </w:rPr>
+        <w:t>{</w:t>
+      </w:r>
+      <w:proofErr w:type="gramEnd"/>
+      <w:r>
+        <w:rPr>
+          <w:color w:val="BCBEC4"/>
+        </w:rPr>
+        <w:br/>
+        <w:t xml:space="preserve">    Matrix </w:t>
+      </w:r>
+      <w:proofErr w:type="gramStart"/>
+      <w:r>
+        <w:rPr>
+          <w:color w:val="BCBEC4"/>
+        </w:rPr>
+        <w:t>resultado</w:t>
+      </w:r>
+      <w:r>
+        <w:rPr>
           <w:color w:val="57AAF7"/>
         </w:rPr>
-        <w:t>transpose</w:t>
-      </w:r>
-      <w:proofErr w:type="spellEnd"/>
-      <w:r>
-        <w:rPr>
-          <w:color w:val="BCBEC4"/>
-        </w:rPr>
-        <w:t xml:space="preserve">() </w:t>
+        <w:t>(</w:t>
+      </w:r>
+      <w:proofErr w:type="gramEnd"/>
+      <w:r>
+        <w:rPr>
+          <w:color w:val="C77DBB"/>
+        </w:rPr>
+        <w:t>col</w:t>
+      </w:r>
+      <w:r>
+        <w:rPr>
+          <w:color w:val="BCBEC4"/>
+        </w:rPr>
+        <w:t xml:space="preserve">, </w:t>
+      </w:r>
+      <w:r>
+        <w:rPr>
+          <w:color w:val="C77DBB"/>
+        </w:rPr>
+        <w:t>fil</w:t>
+      </w:r>
+      <w:r>
+        <w:rPr>
+          <w:color w:val="57AAF7"/>
+        </w:rPr>
+        <w:t>)</w:t>
+      </w:r>
+      <w:r>
+        <w:rPr>
+          <w:color w:val="BCBEC4"/>
+        </w:rPr>
+        <w:t>;</w:t>
+      </w:r>
+      <w:r>
+        <w:rPr>
+          <w:color w:val="BCBEC4"/>
+        </w:rPr>
+        <w:br/>
+        <w:t xml:space="preserve">    </w:t>
       </w:r>
       <w:proofErr w:type="spellStart"/>
       <w:r>
         <w:rPr>
           <w:color w:val="CF8E6D"/>
         </w:rPr>
-        <w:t>const</w:t>
-      </w:r>
-      <w:proofErr w:type="spellEnd"/>
-      <w:r>
-        <w:rPr>
-          <w:color w:val="BCBEC4"/>
-        </w:rPr>
-        <w:t>{</w:t>
-      </w:r>
-      <w:r>
-        <w:rPr>
-          <w:color w:val="BCBEC4"/>
-        </w:rPr>
-        <w:br/>
-        <w:t xml:space="preserve">    Matrix resultado</w:t>
+        <w:t>for</w:t>
+      </w:r>
+      <w:proofErr w:type="spellEnd"/>
+      <w:r>
+        <w:rPr>
+          <w:color w:val="CF8E6D"/>
+        </w:rPr>
+        <w:t xml:space="preserve"> </w:t>
+      </w:r>
+      <w:r>
+        <w:rPr>
+          <w:color w:val="BCBEC4"/>
+        </w:rPr>
+        <w:t>(</w:t>
+      </w:r>
+      <w:proofErr w:type="spellStart"/>
+      <w:r>
+        <w:rPr>
+          <w:color w:val="CF8E6D"/>
+        </w:rPr>
+        <w:t>int</w:t>
+      </w:r>
+      <w:proofErr w:type="spellEnd"/>
+      <w:r>
+        <w:rPr>
+          <w:color w:val="CF8E6D"/>
+        </w:rPr>
+        <w:t xml:space="preserve"> </w:t>
+      </w:r>
+      <w:r>
+        <w:rPr>
+          <w:color w:val="BCBEC4"/>
+        </w:rPr>
+        <w:t>i=</w:t>
+      </w:r>
+      <w:r>
+        <w:rPr>
+          <w:color w:val="2AACB8"/>
+        </w:rPr>
+        <w:t>1</w:t>
+      </w:r>
+      <w:r>
+        <w:rPr>
+          <w:color w:val="BCBEC4"/>
+        </w:rPr>
+        <w:t>; i&lt;=</w:t>
+      </w:r>
+      <w:proofErr w:type="spellStart"/>
+      <w:proofErr w:type="gramStart"/>
+      <w:r>
+        <w:rPr>
+          <w:color w:val="C77DBB"/>
+        </w:rPr>
+        <w:t>fil</w:t>
+      </w:r>
+      <w:r>
+        <w:rPr>
+          <w:color w:val="BCBEC4"/>
+        </w:rPr>
+        <w:t>;i</w:t>
+      </w:r>
+      <w:proofErr w:type="spellEnd"/>
+      <w:proofErr w:type="gramEnd"/>
+      <w:r>
+        <w:rPr>
+          <w:color w:val="BCBEC4"/>
+        </w:rPr>
+        <w:t>++) {</w:t>
+      </w:r>
+      <w:r>
+        <w:rPr>
+          <w:color w:val="BCBEC4"/>
+        </w:rPr>
+        <w:br/>
+        <w:t xml:space="preserve">        </w:t>
+      </w:r>
+      <w:proofErr w:type="spellStart"/>
+      <w:r>
+        <w:rPr>
+          <w:color w:val="CF8E6D"/>
+        </w:rPr>
+        <w:t>for</w:t>
+      </w:r>
+      <w:proofErr w:type="spellEnd"/>
+      <w:r>
+        <w:rPr>
+          <w:color w:val="CF8E6D"/>
+        </w:rPr>
+        <w:t xml:space="preserve"> </w:t>
+      </w:r>
+      <w:r>
+        <w:rPr>
+          <w:color w:val="BCBEC4"/>
+        </w:rPr>
+        <w:t>(</w:t>
+      </w:r>
+      <w:proofErr w:type="spellStart"/>
+      <w:r>
+        <w:rPr>
+          <w:color w:val="CF8E6D"/>
+        </w:rPr>
+        <w:t>int</w:t>
+      </w:r>
+      <w:proofErr w:type="spellEnd"/>
+      <w:r>
+        <w:rPr>
+          <w:color w:val="CF8E6D"/>
+        </w:rPr>
+        <w:t xml:space="preserve"> </w:t>
+      </w:r>
+      <w:r>
+        <w:rPr>
+          <w:color w:val="BCBEC4"/>
+        </w:rPr>
+        <w:t>j=</w:t>
+      </w:r>
+      <w:r>
+        <w:rPr>
+          <w:color w:val="2AACB8"/>
+        </w:rPr>
+        <w:t>1</w:t>
+      </w:r>
+      <w:r>
+        <w:rPr>
+          <w:color w:val="BCBEC4"/>
+        </w:rPr>
+        <w:t>; j&lt;=</w:t>
+      </w:r>
+      <w:proofErr w:type="spellStart"/>
+      <w:proofErr w:type="gramStart"/>
+      <w:r>
+        <w:rPr>
+          <w:color w:val="C77DBB"/>
+        </w:rPr>
+        <w:t>col</w:t>
+      </w:r>
+      <w:r>
+        <w:rPr>
+          <w:color w:val="BCBEC4"/>
+        </w:rPr>
+        <w:t>;j</w:t>
+      </w:r>
+      <w:proofErr w:type="spellEnd"/>
+      <w:r>
+        <w:rPr>
+          <w:color w:val="BCBEC4"/>
+        </w:rPr>
+        <w:t>++</w:t>
+      </w:r>
+      <w:proofErr w:type="gramEnd"/>
+      <w:r>
+        <w:rPr>
+          <w:color w:val="BCBEC4"/>
+        </w:rPr>
+        <w:t>) {</w:t>
+      </w:r>
+      <w:r>
+        <w:rPr>
+          <w:color w:val="BCBEC4"/>
+        </w:rPr>
+        <w:br/>
+        <w:t xml:space="preserve">            resultado(</w:t>
+      </w:r>
+      <w:proofErr w:type="spellStart"/>
+      <w:proofErr w:type="gramStart"/>
+      <w:r>
+        <w:rPr>
+          <w:color w:val="BCBEC4"/>
+        </w:rPr>
+        <w:t>j,i</w:t>
+      </w:r>
+      <w:proofErr w:type="spellEnd"/>
+      <w:proofErr w:type="gramEnd"/>
+      <w:r>
+        <w:rPr>
+          <w:color w:val="BCBEC4"/>
+        </w:rPr>
+        <w:t>)=(*</w:t>
+      </w:r>
+      <w:proofErr w:type="spellStart"/>
+      <w:proofErr w:type="gramStart"/>
+      <w:r>
+        <w:rPr>
+          <w:color w:val="CF8E6D"/>
+        </w:rPr>
+        <w:t>this</w:t>
+      </w:r>
+      <w:proofErr w:type="spellEnd"/>
+      <w:r>
+        <w:rPr>
+          <w:color w:val="BCBEC4"/>
+        </w:rPr>
+        <w:t>)</w:t>
       </w:r>
       <w:r>
         <w:rPr>
@@ -45531,24 +46012,15 @@
         </w:rPr>
         <w:t>(</w:t>
       </w:r>
-      <w:r>
-        <w:rPr>
-          <w:color w:val="C77DBB"/>
-        </w:rPr>
-        <w:t>col</w:t>
-      </w:r>
-      <w:r>
-        <w:rPr>
-          <w:color w:val="BCBEC4"/>
-        </w:rPr>
-        <w:t xml:space="preserve">, </w:t>
-      </w:r>
-      <w:r>
-        <w:rPr>
-          <w:color w:val="C77DBB"/>
-        </w:rPr>
-        <w:t>fil</w:t>
-      </w:r>
+      <w:proofErr w:type="spellStart"/>
+      <w:r>
+        <w:rPr>
+          <w:color w:val="BCBEC4"/>
+        </w:rPr>
+        <w:t>i,j</w:t>
+      </w:r>
+      <w:proofErr w:type="spellEnd"/>
+      <w:proofErr w:type="gramEnd"/>
       <w:r>
         <w:rPr>
           <w:color w:val="57AAF7"/>
@@ -45566,234 +46038,31 @@
           <w:color w:val="BCBEC4"/>
         </w:rPr>
         <w:br/>
-        <w:t xml:space="preserve">    </w:t>
-      </w:r>
-      <w:proofErr w:type="spellStart"/>
-      <w:r>
-        <w:rPr>
-          <w:color w:val="CF8E6D"/>
-        </w:rPr>
-        <w:t>for</w:t>
-      </w:r>
-      <w:proofErr w:type="spellEnd"/>
-      <w:r>
-        <w:rPr>
-          <w:color w:val="CF8E6D"/>
-        </w:rPr>
-        <w:t xml:space="preserve"> </w:t>
-      </w:r>
-      <w:r>
-        <w:rPr>
-          <w:color w:val="BCBEC4"/>
-        </w:rPr>
-        <w:t>(</w:t>
-      </w:r>
-      <w:proofErr w:type="spellStart"/>
-      <w:r>
-        <w:rPr>
-          <w:color w:val="CF8E6D"/>
-        </w:rPr>
-        <w:t>int</w:t>
-      </w:r>
-      <w:proofErr w:type="spellEnd"/>
-      <w:r>
-        <w:rPr>
-          <w:color w:val="CF8E6D"/>
-        </w:rPr>
-        <w:t xml:space="preserve"> </w:t>
-      </w:r>
-      <w:r>
-        <w:rPr>
-          <w:color w:val="BCBEC4"/>
-        </w:rPr>
-        <w:t>i=</w:t>
-      </w:r>
-      <w:r>
-        <w:rPr>
-          <w:color w:val="2AACB8"/>
-        </w:rPr>
-        <w:t>1</w:t>
-      </w:r>
-      <w:r>
-        <w:rPr>
-          <w:color w:val="BCBEC4"/>
-        </w:rPr>
-        <w:t>; i&lt;=</w:t>
-      </w:r>
-      <w:proofErr w:type="spellStart"/>
-      <w:r>
-        <w:rPr>
-          <w:color w:val="C77DBB"/>
-        </w:rPr>
-        <w:t>fil</w:t>
-      </w:r>
-      <w:r>
-        <w:rPr>
-          <w:color w:val="BCBEC4"/>
-        </w:rPr>
-        <w:t>;i</w:t>
-      </w:r>
-      <w:proofErr w:type="spellEnd"/>
-      <w:r>
-        <w:rPr>
-          <w:color w:val="BCBEC4"/>
-        </w:rPr>
-        <w:t>++) {</w:t>
-      </w:r>
-      <w:r>
-        <w:rPr>
-          <w:color w:val="BCBEC4"/>
-        </w:rPr>
-        <w:br/>
-        <w:t xml:space="preserve">        </w:t>
-      </w:r>
-      <w:proofErr w:type="spellStart"/>
-      <w:r>
-        <w:rPr>
-          <w:color w:val="CF8E6D"/>
-        </w:rPr>
-        <w:t>for</w:t>
-      </w:r>
-      <w:proofErr w:type="spellEnd"/>
-      <w:r>
-        <w:rPr>
-          <w:color w:val="CF8E6D"/>
-        </w:rPr>
-        <w:t xml:space="preserve"> </w:t>
-      </w:r>
-      <w:r>
-        <w:rPr>
-          <w:color w:val="BCBEC4"/>
-        </w:rPr>
-        <w:t>(</w:t>
-      </w:r>
-      <w:proofErr w:type="spellStart"/>
-      <w:r>
-        <w:rPr>
-          <w:color w:val="CF8E6D"/>
-        </w:rPr>
-        <w:t>int</w:t>
-      </w:r>
-      <w:proofErr w:type="spellEnd"/>
-      <w:r>
-        <w:rPr>
-          <w:color w:val="CF8E6D"/>
-        </w:rPr>
-        <w:t xml:space="preserve"> </w:t>
-      </w:r>
-      <w:r>
-        <w:rPr>
-          <w:color w:val="BCBEC4"/>
-        </w:rPr>
-        <w:t>j=</w:t>
-      </w:r>
-      <w:r>
-        <w:rPr>
-          <w:color w:val="2AACB8"/>
-        </w:rPr>
-        <w:t>1</w:t>
-      </w:r>
-      <w:r>
-        <w:rPr>
-          <w:color w:val="BCBEC4"/>
-        </w:rPr>
-        <w:t>; j&lt;=</w:t>
-      </w:r>
-      <w:proofErr w:type="spellStart"/>
-      <w:r>
-        <w:rPr>
-          <w:color w:val="C77DBB"/>
-        </w:rPr>
-        <w:t>col</w:t>
-      </w:r>
-      <w:r>
-        <w:rPr>
-          <w:color w:val="BCBEC4"/>
-        </w:rPr>
-        <w:t>;j</w:t>
-      </w:r>
-      <w:proofErr w:type="spellEnd"/>
-      <w:r>
-        <w:rPr>
-          <w:color w:val="BCBEC4"/>
-        </w:rPr>
-        <w:t>++) {</w:t>
-      </w:r>
-      <w:r>
-        <w:rPr>
-          <w:color w:val="BCBEC4"/>
-        </w:rPr>
-        <w:br/>
-        <w:t xml:space="preserve">            resultado(</w:t>
-      </w:r>
-      <w:proofErr w:type="spellStart"/>
-      <w:r>
-        <w:rPr>
-          <w:color w:val="BCBEC4"/>
-        </w:rPr>
-        <w:t>j,i</w:t>
-      </w:r>
-      <w:proofErr w:type="spellEnd"/>
-      <w:r>
-        <w:rPr>
-          <w:color w:val="BCBEC4"/>
-        </w:rPr>
-        <w:t>)=(*</w:t>
-      </w:r>
-      <w:proofErr w:type="spellStart"/>
-      <w:r>
-        <w:rPr>
-          <w:color w:val="CF8E6D"/>
-        </w:rPr>
-        <w:t>this</w:t>
-      </w:r>
-      <w:proofErr w:type="spellEnd"/>
-      <w:r>
-        <w:rPr>
-          <w:color w:val="BCBEC4"/>
-        </w:rPr>
-        <w:t>)</w:t>
-      </w:r>
-      <w:r>
-        <w:rPr>
-          <w:color w:val="57AAF7"/>
-        </w:rPr>
-        <w:t>(</w:t>
-      </w:r>
-      <w:proofErr w:type="spellStart"/>
-      <w:r>
-        <w:rPr>
-          <w:color w:val="BCBEC4"/>
-        </w:rPr>
-        <w:t>i,j</w:t>
-      </w:r>
-      <w:proofErr w:type="spellEnd"/>
-      <w:r>
-        <w:rPr>
-          <w:color w:val="57AAF7"/>
-        </w:rPr>
-        <w:t>)</w:t>
-      </w:r>
-      <w:r>
-        <w:rPr>
-          <w:color w:val="BCBEC4"/>
-        </w:rPr>
-        <w:t>;</w:t>
-      </w:r>
-      <w:r>
-        <w:rPr>
-          <w:color w:val="BCBEC4"/>
-        </w:rPr>
-        <w:br/>
-        <w:t xml:space="preserve">        }</w:t>
-      </w:r>
-      <w:r>
-        <w:rPr>
-          <w:color w:val="BCBEC4"/>
-        </w:rPr>
-        <w:br/>
-        <w:t xml:space="preserve">    }</w:t>
-      </w:r>
+        <w:t xml:space="preserve">      </w:t>
+      </w:r>
+      <w:proofErr w:type="gramStart"/>
+      <w:r>
+        <w:rPr>
+          <w:color w:val="BCBEC4"/>
+        </w:rPr>
+        <w:t xml:space="preserve">  }</w:t>
+      </w:r>
+      <w:proofErr w:type="gramEnd"/>
+      <w:r>
+        <w:rPr>
+          <w:color w:val="BCBEC4"/>
+        </w:rPr>
+        <w:br/>
+        <w:t xml:space="preserve">  </w:t>
+      </w:r>
+      <w:proofErr w:type="gramStart"/>
+      <w:r>
+        <w:rPr>
+          <w:color w:val="BCBEC4"/>
+        </w:rPr>
+        <w:t xml:space="preserve">  }</w:t>
+      </w:r>
+      <w:proofErr w:type="gramEnd"/>
       <w:r>
         <w:rPr>
           <w:color w:val="BCBEC4"/>
@@ -45927,6 +46196,7 @@
         <w:t xml:space="preserve"> </w:t>
       </w:r>
       <w:proofErr w:type="spellStart"/>
+      <w:proofErr w:type="gramStart"/>
       <w:r>
         <w:rPr>
           <w:color w:val="56A8F5"/>
@@ -45938,9 +46208,17 @@
         <w:rPr>
           <w:color w:val="BCBEC4"/>
         </w:rPr>
-        <w:t>(Matrix *P, Matrix *</w:t>
-      </w:r>
-      <w:proofErr w:type="spellStart"/>
+        <w:t>(</w:t>
+      </w:r>
+      <w:proofErr w:type="gramEnd"/>
+      <w:r>
+        <w:rPr>
+          <w:color w:val="BCBEC4"/>
+        </w:rPr>
+        <w:t>Matrix *P, Matrix *</w:t>
+      </w:r>
+      <w:proofErr w:type="spellStart"/>
+      <w:proofErr w:type="gramStart"/>
       <w:r>
         <w:rPr>
           <w:color w:val="BCBEC4"/>
@@ -45948,6 +46226,7 @@
         <w:t>Phi,Matrix</w:t>
       </w:r>
       <w:proofErr w:type="spellEnd"/>
+      <w:proofErr w:type="gramEnd"/>
       <w:r>
         <w:rPr>
           <w:color w:val="BCBEC4"/>
@@ -45955,6 +46234,7 @@
         <w:t xml:space="preserve">* </w:t>
       </w:r>
       <w:proofErr w:type="spellStart"/>
+      <w:proofErr w:type="gramStart"/>
       <w:r>
         <w:rPr>
           <w:color w:val="BCBEC4"/>
@@ -45968,6 +46248,7 @@
         </w:rPr>
         <w:t>){</w:t>
       </w:r>
+      <w:proofErr w:type="gramEnd"/>
       <w:r>
         <w:rPr>
           <w:color w:val="BCBEC4"/>
@@ -46002,6 +46283,7 @@
         <w:t>Phi-&gt;</w:t>
       </w:r>
       <w:proofErr w:type="spellStart"/>
+      <w:proofErr w:type="gramStart"/>
       <w:r>
         <w:rPr>
           <w:color w:val="57AAF7"/>
@@ -46013,7 +46295,14 @@
         <w:rPr>
           <w:color w:val="BCBEC4"/>
         </w:rPr>
-        <w:t>();</w:t>
+        <w:t>(</w:t>
+      </w:r>
+      <w:proofErr w:type="gramEnd"/>
+      <w:r>
+        <w:rPr>
+          <w:color w:val="BCBEC4"/>
+        </w:rPr>
+        <w:t>);</w:t>
       </w:r>
       <w:r>
         <w:rPr>
@@ -46130,6 +46419,7 @@
         <w:t>(</w:t>
       </w:r>
       <w:proofErr w:type="spellStart"/>
+      <w:proofErr w:type="gramStart"/>
       <w:r>
         <w:rPr>
           <w:color w:val="BCBEC4"/>
@@ -46144,6 +46434,7 @@
         <w:t>!=</w:t>
       </w:r>
       <w:proofErr w:type="spellStart"/>
+      <w:proofErr w:type="gramEnd"/>
       <w:r>
         <w:rPr>
           <w:color w:val="CF8E6D"/>
@@ -46219,8 +46510,16 @@
           <w:color w:val="BCBEC4"/>
         </w:rPr>
         <w:br/>
-        <w:t xml:space="preserve">    }</w:t>
-      </w:r>
+        <w:t xml:space="preserve">  </w:t>
+      </w:r>
+      <w:proofErr w:type="gramStart"/>
+      <w:r>
+        <w:rPr>
+          <w:color w:val="BCBEC4"/>
+        </w:rPr>
+        <w:t xml:space="preserve">  }</w:t>
+      </w:r>
+      <w:proofErr w:type="gramEnd"/>
       <w:r>
         <w:rPr>
           <w:color w:val="BCBEC4"/>
@@ -47370,14 +47669,28 @@
         <w:rPr>
           <w:color w:val="56A8F5"/>
         </w:rPr>
-        <w:t>Mjday_TDB</w:t>
-      </w:r>
-      <w:proofErr w:type="spellEnd"/>
-      <w:r>
-        <w:rPr>
-          <w:color w:val="BCBEC4"/>
-        </w:rPr>
-        <w:t>(date);</w:t>
+        <w:t>Mjday_</w:t>
+      </w:r>
+      <w:proofErr w:type="gramStart"/>
+      <w:r>
+        <w:rPr>
+          <w:color w:val="56A8F5"/>
+        </w:rPr>
+        <w:t>TDB</w:t>
+      </w:r>
+      <w:proofErr w:type="spellEnd"/>
+      <w:r>
+        <w:rPr>
+          <w:color w:val="BCBEC4"/>
+        </w:rPr>
+        <w:t>(</w:t>
+      </w:r>
+      <w:proofErr w:type="gramEnd"/>
+      <w:r>
+        <w:rPr>
+          <w:color w:val="BCBEC4"/>
+        </w:rPr>
+        <w:t>date);</w:t>
       </w:r>
       <w:r>
         <w:rPr>
@@ -47418,13 +47731,27 @@
         <w:rPr>
           <w:color w:val="2AACB8"/>
         </w:rPr>
-        <w:t>60797.57826390586706</w:t>
-      </w:r>
-      <w:r>
-        <w:rPr>
-          <w:color w:val="BCBEC4"/>
-        </w:rPr>
-        <w:t>)&lt;TOL2_);</w:t>
+        <w:t>60797.</w:t>
+      </w:r>
+      <w:proofErr w:type="gramStart"/>
+      <w:r>
+        <w:rPr>
+          <w:color w:val="2AACB8"/>
+        </w:rPr>
+        <w:t>57826390586706</w:t>
+      </w:r>
+      <w:r>
+        <w:rPr>
+          <w:color w:val="BCBEC4"/>
+        </w:rPr>
+        <w:t>)&lt;</w:t>
+      </w:r>
+      <w:proofErr w:type="gramEnd"/>
+      <w:r>
+        <w:rPr>
+          <w:color w:val="BCBEC4"/>
+        </w:rPr>
+        <w:t>TOL2_);</w:t>
       </w:r>
       <w:r>
         <w:rPr>
@@ -50414,17 +50741,25 @@
         </w:rPr>
         <w:t xml:space="preserve">#include </w:t>
       </w:r>
+      <w:proofErr w:type="gramStart"/>
       <w:r>
         <w:rPr>
           <w:color w:val="6AAB73"/>
         </w:rPr>
-        <w:t>"../INCLUDE/</w:t>
-      </w:r>
-      <w:proofErr w:type="spellStart"/>
+        <w:t>"..</w:t>
+      </w:r>
+      <w:proofErr w:type="gramEnd"/>
       <w:r>
         <w:rPr>
           <w:color w:val="6AAB73"/>
         </w:rPr>
+        <w:t>/INCLUDE/</w:t>
+      </w:r>
+      <w:proofErr w:type="spellStart"/>
+      <w:r>
+        <w:rPr>
+          <w:color w:val="6AAB73"/>
+        </w:rPr>
         <w:t>Matrix.h</w:t>
       </w:r>
       <w:proofErr w:type="spellEnd"/>
@@ -50461,6 +50796,7 @@
         <w:t xml:space="preserve"> </w:t>
       </w:r>
       <w:proofErr w:type="spellStart"/>
+      <w:proofErr w:type="gramStart"/>
       <w:r>
         <w:rPr>
           <w:color w:val="56A8F5"/>
@@ -50472,7 +50808,14 @@
         <w:rPr>
           <w:color w:val="BCBEC4"/>
         </w:rPr>
-        <w:t xml:space="preserve">(Matrix &amp;x, Matrix z, </w:t>
+        <w:t>(</w:t>
+      </w:r>
+      <w:proofErr w:type="gramEnd"/>
+      <w:r>
+        <w:rPr>
+          <w:color w:val="BCBEC4"/>
+        </w:rPr>
+        <w:t xml:space="preserve">Matrix &amp;x, Matrix z, </w:t>
       </w:r>
       <w:proofErr w:type="spellStart"/>
       <w:r>
@@ -50569,6 +50912,7 @@
         <w:t xml:space="preserve">m = </w:t>
       </w:r>
       <w:proofErr w:type="spellStart"/>
+      <w:proofErr w:type="gramStart"/>
       <w:r>
         <w:rPr>
           <w:color w:val="BCBEC4"/>
@@ -50582,6 +50926,7 @@
         <w:t>getFil</w:t>
       </w:r>
       <w:proofErr w:type="spellEnd"/>
+      <w:proofErr w:type="gramEnd"/>
       <w:r>
         <w:rPr>
           <w:color w:val="BCBEC4"/>
@@ -50779,6 +51124,7 @@
         <w:t>(</w:t>
       </w:r>
       <w:proofErr w:type="spellStart"/>
+      <w:proofErr w:type="gramStart"/>
       <w:r>
         <w:rPr>
           <w:color w:val="BCBEC4"/>
@@ -50786,12 +51132,14 @@
         <w:t>i,i</w:t>
       </w:r>
       <w:proofErr w:type="spellEnd"/>
+      <w:proofErr w:type="gramEnd"/>
       <w:r>
         <w:rPr>
           <w:color w:val="BCBEC4"/>
         </w:rPr>
         <w:t>) = s(i,</w:t>
       </w:r>
+      <w:proofErr w:type="gramStart"/>
       <w:r>
         <w:rPr>
           <w:color w:val="2AACB8"/>
@@ -50802,7 +51150,14 @@
         <w:rPr>
           <w:color w:val="BCBEC4"/>
         </w:rPr>
-        <w:t>)*s(i,</w:t>
+        <w:t>)*</w:t>
+      </w:r>
+      <w:proofErr w:type="gramEnd"/>
+      <w:r>
+        <w:rPr>
+          <w:color w:val="BCBEC4"/>
+        </w:rPr>
+        <w:t>s(i,</w:t>
       </w:r>
       <w:r>
         <w:rPr>
@@ -50810,6 +51165,7 @@
         </w:rPr>
         <w:t>0</w:t>
       </w:r>
+      <w:proofErr w:type="gramStart"/>
       <w:r>
         <w:rPr>
           <w:color w:val="BCBEC4"/>
@@ -50820,13 +51176,20 @@
         <w:rPr>
           <w:color w:val="7A7E85"/>
         </w:rPr>
-        <w:t xml:space="preserve">// Note: </w:t>
-      </w:r>
-      <w:proofErr w:type="spellStart"/>
+        <w:t>/</w:t>
+      </w:r>
+      <w:proofErr w:type="gramEnd"/>
       <w:r>
         <w:rPr>
           <w:color w:val="7A7E85"/>
         </w:rPr>
+        <w:t xml:space="preserve">/ Note: </w:t>
+      </w:r>
+      <w:proofErr w:type="spellStart"/>
+      <w:r>
+        <w:rPr>
+          <w:color w:val="7A7E85"/>
+        </w:rPr>
         <w:t>changed</w:t>
       </w:r>
       <w:proofErr w:type="spellEnd"/>
@@ -50863,53 +51226,334 @@
           <w:color w:val="7A7E85"/>
         </w:rPr>
         <w:br/>
+        <w:t xml:space="preserve">  </w:t>
+      </w:r>
+      <w:proofErr w:type="gramStart"/>
+      <w:r>
+        <w:rPr>
+          <w:color w:val="7A7E85"/>
+        </w:rPr>
+        <w:t xml:space="preserve">  </w:t>
+      </w:r>
+      <w:r>
+        <w:rPr>
+          <w:color w:val="BCBEC4"/>
+        </w:rPr>
+        <w:t>}</w:t>
+      </w:r>
+      <w:proofErr w:type="gramEnd"/>
+      <w:r>
+        <w:rPr>
+          <w:color w:val="BCBEC4"/>
+        </w:rPr>
+        <w:br/>
+      </w:r>
+      <w:r>
+        <w:rPr>
+          <w:color w:val="BCBEC4"/>
+        </w:rPr>
+        <w:br/>
         <w:t xml:space="preserve">    </w:t>
       </w:r>
       <w:r>
         <w:rPr>
-          <w:color w:val="BCBEC4"/>
-        </w:rPr>
-        <w:t>}</w:t>
-      </w:r>
-      <w:r>
-        <w:rPr>
-          <w:color w:val="BCBEC4"/>
-        </w:rPr>
-        <w:br/>
-      </w:r>
-      <w:r>
-        <w:rPr>
-          <w:color w:val="BCBEC4"/>
+          <w:color w:val="7A7E85"/>
+        </w:rPr>
+        <w:t xml:space="preserve">// 2. </w:t>
+      </w:r>
+      <w:proofErr w:type="spellStart"/>
+      <w:r>
+        <w:rPr>
+          <w:color w:val="7A7E85"/>
+        </w:rPr>
+        <w:t>Calculate</w:t>
+      </w:r>
+      <w:proofErr w:type="spellEnd"/>
+      <w:r>
+        <w:rPr>
+          <w:color w:val="7A7E85"/>
+        </w:rPr>
+        <w:t xml:space="preserve"> Kalman </w:t>
+      </w:r>
+      <w:proofErr w:type="spellStart"/>
+      <w:r>
+        <w:rPr>
+          <w:color w:val="7A7E85"/>
+        </w:rPr>
+        <w:t>gain</w:t>
+      </w:r>
+      <w:proofErr w:type="spellEnd"/>
+      <w:r>
+        <w:rPr>
+          <w:color w:val="7A7E85"/>
         </w:rPr>
         <w:br/>
         <w:t xml:space="preserve">    </w:t>
       </w:r>
       <w:r>
         <w:rPr>
+          <w:color w:val="BCBEC4"/>
+        </w:rPr>
+        <w:t xml:space="preserve">Matrix </w:t>
+      </w:r>
+      <w:proofErr w:type="spellStart"/>
+      <w:r>
+        <w:rPr>
+          <w:color w:val="BCBEC4"/>
+        </w:rPr>
+        <w:t>GTras</w:t>
+      </w:r>
+      <w:proofErr w:type="spellEnd"/>
+      <w:r>
+        <w:rPr>
+          <w:color w:val="BCBEC4"/>
+        </w:rPr>
+        <w:t xml:space="preserve"> </w:t>
+      </w:r>
+      <w:r>
+        <w:rPr>
+          <w:color w:val="57AAF7"/>
+        </w:rPr>
+        <w:t xml:space="preserve">= </w:t>
+      </w:r>
+      <w:proofErr w:type="spellStart"/>
+      <w:proofErr w:type="gramStart"/>
+      <w:r>
+        <w:rPr>
+          <w:color w:val="BCBEC4"/>
+        </w:rPr>
+        <w:t>G.</w:t>
+      </w:r>
+      <w:r>
+        <w:rPr>
+          <w:color w:val="57AAF7"/>
+        </w:rPr>
+        <w:t>transpose</w:t>
+      </w:r>
+      <w:proofErr w:type="spellEnd"/>
+      <w:proofErr w:type="gramEnd"/>
+      <w:r>
+        <w:rPr>
+          <w:color w:val="BCBEC4"/>
+        </w:rPr>
+        <w:t>();</w:t>
+      </w:r>
+      <w:r>
+        <w:rPr>
+          <w:color w:val="BCBEC4"/>
+        </w:rPr>
+        <w:br/>
+        <w:t xml:space="preserve">    Matrix </w:t>
+      </w:r>
+      <w:proofErr w:type="spellStart"/>
+      <w:r>
+        <w:rPr>
+          <w:color w:val="BCBEC4"/>
+        </w:rPr>
+        <w:t>temp</w:t>
+      </w:r>
+      <w:proofErr w:type="spellEnd"/>
+      <w:r>
+        <w:rPr>
+          <w:color w:val="BCBEC4"/>
+        </w:rPr>
+        <w:t xml:space="preserve"> </w:t>
+      </w:r>
+      <w:r>
+        <w:rPr>
+          <w:color w:val="57AAF7"/>
+        </w:rPr>
+        <w:t xml:space="preserve">= </w:t>
+      </w:r>
+      <w:r>
+        <w:rPr>
+          <w:color w:val="BCBEC4"/>
+        </w:rPr>
+        <w:t>G</w:t>
+      </w:r>
+      <w:r>
+        <w:rPr>
+          <w:color w:val="57AAF7"/>
+        </w:rPr>
+        <w:t>*</w:t>
+      </w:r>
+      <w:r>
+        <w:rPr>
+          <w:color w:val="BCBEC4"/>
+        </w:rPr>
+        <w:t>P</w:t>
+      </w:r>
+      <w:r>
+        <w:rPr>
+          <w:color w:val="57AAF7"/>
+        </w:rPr>
+        <w:t>*</w:t>
+      </w:r>
+      <w:proofErr w:type="spellStart"/>
+      <w:r>
+        <w:rPr>
+          <w:color w:val="BCBEC4"/>
+        </w:rPr>
+        <w:t>GTras</w:t>
+      </w:r>
+      <w:proofErr w:type="spellEnd"/>
+      <w:r>
+        <w:rPr>
+          <w:color w:val="BCBEC4"/>
+        </w:rPr>
+        <w:t>;</w:t>
+      </w:r>
+      <w:r>
+        <w:rPr>
+          <w:color w:val="BCBEC4"/>
+        </w:rPr>
+        <w:br/>
+        <w:t xml:space="preserve">    Matrix inversa </w:t>
+      </w:r>
+      <w:r>
+        <w:rPr>
+          <w:color w:val="57AAF7"/>
+        </w:rPr>
+        <w:t xml:space="preserve">= </w:t>
+      </w:r>
+      <w:r>
+        <w:rPr>
+          <w:color w:val="BCBEC4"/>
+        </w:rPr>
+        <w:t>(</w:t>
+      </w:r>
+      <w:proofErr w:type="spellStart"/>
+      <w:r>
+        <w:rPr>
+          <w:color w:val="BCBEC4"/>
+        </w:rPr>
+        <w:t>Inv_W</w:t>
+      </w:r>
+      <w:proofErr w:type="spellEnd"/>
+      <w:r>
+        <w:rPr>
+          <w:color w:val="BCBEC4"/>
+        </w:rPr>
+        <w:t xml:space="preserve"> </w:t>
+      </w:r>
+      <w:r>
+        <w:rPr>
+          <w:color w:val="57AAF7"/>
+        </w:rPr>
+        <w:t xml:space="preserve">+ </w:t>
+      </w:r>
+      <w:proofErr w:type="spellStart"/>
+      <w:r>
+        <w:rPr>
+          <w:color w:val="BCBEC4"/>
+        </w:rPr>
+        <w:t>temp</w:t>
+      </w:r>
+      <w:proofErr w:type="spellEnd"/>
+      <w:proofErr w:type="gramStart"/>
+      <w:r>
+        <w:rPr>
+          <w:color w:val="BCBEC4"/>
+        </w:rPr>
+        <w:t>).</w:t>
+      </w:r>
+      <w:r>
+        <w:rPr>
+          <w:color w:val="57AAF7"/>
+        </w:rPr>
+        <w:t>inverse</w:t>
+      </w:r>
+      <w:proofErr w:type="gramEnd"/>
+      <w:r>
+        <w:rPr>
+          <w:color w:val="BCBEC4"/>
+        </w:rPr>
+        <w:t>();</w:t>
+      </w:r>
+      <w:r>
+        <w:rPr>
+          <w:color w:val="BCBEC4"/>
+        </w:rPr>
+        <w:br/>
+        <w:t xml:space="preserve">    K </w:t>
+      </w:r>
+      <w:r>
+        <w:rPr>
+          <w:color w:val="57AAF7"/>
+        </w:rPr>
+        <w:t xml:space="preserve">= </w:t>
+      </w:r>
+      <w:r>
+        <w:rPr>
+          <w:color w:val="BCBEC4"/>
+        </w:rPr>
+        <w:t>P</w:t>
+      </w:r>
+      <w:r>
+        <w:rPr>
+          <w:color w:val="57AAF7"/>
+        </w:rPr>
+        <w:t>*</w:t>
+      </w:r>
+      <w:proofErr w:type="spellStart"/>
+      <w:r>
+        <w:rPr>
+          <w:color w:val="BCBEC4"/>
+        </w:rPr>
+        <w:t>GTras</w:t>
+      </w:r>
+      <w:proofErr w:type="spellEnd"/>
+      <w:r>
+        <w:rPr>
+          <w:color w:val="57AAF7"/>
+        </w:rPr>
+        <w:t>*</w:t>
+      </w:r>
+      <w:r>
+        <w:rPr>
+          <w:color w:val="BCBEC4"/>
+        </w:rPr>
+        <w:t>inversa;</w:t>
+      </w:r>
+      <w:r>
+        <w:rPr>
+          <w:color w:val="BCBEC4"/>
+        </w:rPr>
+        <w:br/>
+      </w:r>
+      <w:r>
+        <w:rPr>
+          <w:color w:val="BCBEC4"/>
+        </w:rPr>
+        <w:br/>
+        <w:t xml:space="preserve">    </w:t>
+      </w:r>
+      <w:r>
+        <w:rPr>
           <w:color w:val="7A7E85"/>
         </w:rPr>
-        <w:t xml:space="preserve">// 2. </w:t>
+        <w:t xml:space="preserve">// 3. </w:t>
       </w:r>
       <w:proofErr w:type="spellStart"/>
       <w:r>
         <w:rPr>
           <w:color w:val="7A7E85"/>
         </w:rPr>
-        <w:t>Calculate</w:t>
+        <w:t>State</w:t>
       </w:r>
       <w:proofErr w:type="spellEnd"/>
       <w:r>
         <w:rPr>
           <w:color w:val="7A7E85"/>
         </w:rPr>
-        <w:t xml:space="preserve"> Kalman </w:t>
+        <w:t xml:space="preserve"> </w:t>
       </w:r>
       <w:proofErr w:type="spellStart"/>
       <w:r>
         <w:rPr>
           <w:color w:val="7A7E85"/>
         </w:rPr>
-        <w:t>gain</w:t>
+        <w:t>update</w:t>
       </w:r>
       <w:proofErr w:type="spellEnd"/>
       <w:r>
@@ -50923,41 +51567,155 @@
         <w:rPr>
           <w:color w:val="BCBEC4"/>
         </w:rPr>
-        <w:t xml:space="preserve">Matrix </w:t>
-      </w:r>
-      <w:proofErr w:type="spellStart"/>
-      <w:r>
-        <w:rPr>
-          <w:color w:val="BCBEC4"/>
-        </w:rPr>
-        <w:t>GTras</w:t>
-      </w:r>
-      <w:proofErr w:type="spellEnd"/>
-      <w:r>
-        <w:rPr>
-          <w:color w:val="BCBEC4"/>
+        <w:t xml:space="preserve">x </w:t>
+      </w:r>
+      <w:r>
+        <w:rPr>
+          <w:color w:val="57AAF7"/>
+        </w:rPr>
+        <w:t xml:space="preserve">= </w:t>
+      </w:r>
+      <w:r>
+        <w:rPr>
+          <w:color w:val="BCBEC4"/>
+        </w:rPr>
+        <w:t xml:space="preserve">x </w:t>
+      </w:r>
+      <w:r>
+        <w:rPr>
+          <w:color w:val="57AAF7"/>
+        </w:rPr>
+        <w:t xml:space="preserve">+ </w:t>
+      </w:r>
+      <w:r>
+        <w:rPr>
+          <w:color w:val="BCBEC4"/>
+        </w:rPr>
+        <w:t>K</w:t>
+      </w:r>
+      <w:r>
+        <w:rPr>
+          <w:color w:val="57AAF7"/>
+        </w:rPr>
+        <w:t>*</w:t>
+      </w:r>
+      <w:r>
+        <w:rPr>
+          <w:color w:val="BCBEC4"/>
+        </w:rPr>
+        <w:t xml:space="preserve">(z </w:t>
+      </w:r>
+      <w:r>
+        <w:rPr>
+          <w:color w:val="57AAF7"/>
+        </w:rPr>
+        <w:t xml:space="preserve">- </w:t>
+      </w:r>
+      <w:r>
+        <w:rPr>
+          <w:color w:val="BCBEC4"/>
+        </w:rPr>
+        <w:t>g);</w:t>
+      </w:r>
+      <w:r>
+        <w:rPr>
+          <w:color w:val="BCBEC4"/>
+        </w:rPr>
+        <w:br/>
+      </w:r>
+      <w:r>
+        <w:rPr>
+          <w:color w:val="BCBEC4"/>
+        </w:rPr>
+        <w:br/>
+        <w:t xml:space="preserve">    </w:t>
+      </w:r>
+      <w:r>
+        <w:rPr>
+          <w:color w:val="7A7E85"/>
+        </w:rPr>
+        <w:t xml:space="preserve">// 4. </w:t>
+      </w:r>
+      <w:proofErr w:type="spellStart"/>
+      <w:r>
+        <w:rPr>
+          <w:color w:val="7A7E85"/>
+        </w:rPr>
+        <w:t>Covariance</w:t>
+      </w:r>
+      <w:proofErr w:type="spellEnd"/>
+      <w:r>
+        <w:rPr>
+          <w:color w:val="7A7E85"/>
         </w:rPr>
         <w:t xml:space="preserve"> </w:t>
       </w:r>
+      <w:proofErr w:type="spellStart"/>
+      <w:r>
+        <w:rPr>
+          <w:color w:val="7A7E85"/>
+        </w:rPr>
+        <w:t>update</w:t>
+      </w:r>
+      <w:proofErr w:type="spellEnd"/>
+      <w:r>
+        <w:rPr>
+          <w:color w:val="7A7E85"/>
+        </w:rPr>
+        <w:br/>
+        <w:t xml:space="preserve">    </w:t>
+      </w:r>
+      <w:r>
+        <w:rPr>
+          <w:color w:val="BCBEC4"/>
+        </w:rPr>
+        <w:t xml:space="preserve">Matrix I </w:t>
+      </w:r>
       <w:r>
         <w:rPr>
           <w:color w:val="57AAF7"/>
         </w:rPr>
         <w:t xml:space="preserve">= </w:t>
       </w:r>
+      <w:r>
+        <w:rPr>
+          <w:color w:val="BCBEC4"/>
+        </w:rPr>
+        <w:t>Matrix</w:t>
+      </w:r>
+      <w:r>
+        <w:rPr>
+          <w:color w:val="57AAF7"/>
+        </w:rPr>
+        <w:t>(</w:t>
+      </w:r>
       <w:proofErr w:type="spellStart"/>
       <w:proofErr w:type="gramStart"/>
       <w:r>
         <w:rPr>
           <w:color w:val="BCBEC4"/>
         </w:rPr>
-        <w:t>G.</w:t>
-      </w:r>
+        <w:t>n,n</w:t>
+      </w:r>
+      <w:proofErr w:type="spellEnd"/>
       <w:r>
         <w:rPr>
           <w:color w:val="57AAF7"/>
         </w:rPr>
-        <w:t>transpose</w:t>
+        <w:t>)</w:t>
+      </w:r>
+      <w:r>
+        <w:rPr>
+          <w:color w:val="BCBEC4"/>
+        </w:rPr>
+        <w:t>.</w:t>
+      </w:r>
+      <w:proofErr w:type="spellStart"/>
+      <w:r>
+        <w:rPr>
+          <w:color w:val="57AAF7"/>
+        </w:rPr>
+        <w:t>identity</w:t>
       </w:r>
       <w:proofErr w:type="spellEnd"/>
       <w:proofErr w:type="gramEnd"/>
@@ -50972,21 +51730,7 @@
           <w:color w:val="BCBEC4"/>
         </w:rPr>
         <w:br/>
-        <w:t xml:space="preserve">    Matrix </w:t>
-      </w:r>
-      <w:proofErr w:type="spellStart"/>
-      <w:r>
-        <w:rPr>
-          <w:color w:val="BCBEC4"/>
-        </w:rPr>
-        <w:t>temp</w:t>
-      </w:r>
-      <w:proofErr w:type="spellEnd"/>
-      <w:r>
-        <w:rPr>
-          <w:color w:val="BCBEC4"/>
-        </w:rPr>
-        <w:t xml:space="preserve"> </w:t>
+        <w:t xml:space="preserve">    P </w:t>
       </w:r>
       <w:r>
         <w:rPr>
@@ -50998,19 +51742,32 @@
         <w:rPr>
           <w:color w:val="BCBEC4"/>
         </w:rPr>
-        <w:t>G</w:t>
+        <w:t xml:space="preserve">(I </w:t>
       </w:r>
       <w:r>
         <w:rPr>
           <w:color w:val="57AAF7"/>
         </w:rPr>
+        <w:t xml:space="preserve">- </w:t>
+      </w:r>
+      <w:r>
+        <w:rPr>
+          <w:color w:val="BCBEC4"/>
+        </w:rPr>
+        <w:t>K</w:t>
+      </w:r>
+      <w:r>
+        <w:rPr>
+          <w:color w:val="57AAF7"/>
+        </w:rPr>
         <w:t>*</w:t>
       </w:r>
-      <w:r>
-        <w:rPr>
-          <w:color w:val="BCBEC4"/>
-        </w:rPr>
-        <w:t>P</w:t>
+      <w:proofErr w:type="gramStart"/>
+      <w:r>
+        <w:rPr>
+          <w:color w:val="BCBEC4"/>
+        </w:rPr>
+        <w:t>G)</w:t>
       </w:r>
       <w:r>
         <w:rPr>
@@ -51018,389 +51775,7 @@
         </w:rPr>
         <w:t>*</w:t>
       </w:r>
-      <w:proofErr w:type="spellStart"/>
-      <w:r>
-        <w:rPr>
-          <w:color w:val="BCBEC4"/>
-        </w:rPr>
-        <w:t>GTras</w:t>
-      </w:r>
-      <w:proofErr w:type="spellEnd"/>
-      <w:r>
-        <w:rPr>
-          <w:color w:val="BCBEC4"/>
-        </w:rPr>
-        <w:t>;</w:t>
-      </w:r>
-      <w:r>
-        <w:rPr>
-          <w:color w:val="BCBEC4"/>
-        </w:rPr>
-        <w:br/>
-        <w:t xml:space="preserve">    Matrix inversa </w:t>
-      </w:r>
-      <w:r>
-        <w:rPr>
-          <w:color w:val="57AAF7"/>
-        </w:rPr>
-        <w:t xml:space="preserve">= </w:t>
-      </w:r>
-      <w:r>
-        <w:rPr>
-          <w:color w:val="BCBEC4"/>
-        </w:rPr>
-        <w:t>(</w:t>
-      </w:r>
-      <w:proofErr w:type="spellStart"/>
-      <w:r>
-        <w:rPr>
-          <w:color w:val="BCBEC4"/>
-        </w:rPr>
-        <w:t>Inv_W</w:t>
-      </w:r>
-      <w:proofErr w:type="spellEnd"/>
-      <w:r>
-        <w:rPr>
-          <w:color w:val="BCBEC4"/>
-        </w:rPr>
-        <w:t xml:space="preserve"> </w:t>
-      </w:r>
-      <w:r>
-        <w:rPr>
-          <w:color w:val="57AAF7"/>
-        </w:rPr>
-        <w:t xml:space="preserve">+ </w:t>
-      </w:r>
-      <w:proofErr w:type="spellStart"/>
-      <w:r>
-        <w:rPr>
-          <w:color w:val="BCBEC4"/>
-        </w:rPr>
-        <w:t>temp</w:t>
-      </w:r>
-      <w:proofErr w:type="spellEnd"/>
-      <w:r>
-        <w:rPr>
-          <w:color w:val="BCBEC4"/>
-        </w:rPr>
-        <w:t>).</w:t>
-      </w:r>
-      <w:r>
-        <w:rPr>
-          <w:color w:val="57AAF7"/>
-        </w:rPr>
-        <w:t>inverse</w:t>
-      </w:r>
-      <w:r>
-        <w:rPr>
-          <w:color w:val="BCBEC4"/>
-        </w:rPr>
-        <w:t>();</w:t>
-      </w:r>
-      <w:r>
-        <w:rPr>
-          <w:color w:val="BCBEC4"/>
-        </w:rPr>
-        <w:br/>
-        <w:t xml:space="preserve">    K </w:t>
-      </w:r>
-      <w:r>
-        <w:rPr>
-          <w:color w:val="57AAF7"/>
-        </w:rPr>
-        <w:t xml:space="preserve">= </w:t>
-      </w:r>
-      <w:r>
-        <w:rPr>
-          <w:color w:val="BCBEC4"/>
-        </w:rPr>
-        <w:t>P</w:t>
-      </w:r>
-      <w:r>
-        <w:rPr>
-          <w:color w:val="57AAF7"/>
-        </w:rPr>
-        <w:t>*</w:t>
-      </w:r>
-      <w:proofErr w:type="spellStart"/>
-      <w:r>
-        <w:rPr>
-          <w:color w:val="BCBEC4"/>
-        </w:rPr>
-        <w:t>GTras</w:t>
-      </w:r>
-      <w:proofErr w:type="spellEnd"/>
-      <w:r>
-        <w:rPr>
-          <w:color w:val="57AAF7"/>
-        </w:rPr>
-        <w:t>*</w:t>
-      </w:r>
-      <w:r>
-        <w:rPr>
-          <w:color w:val="BCBEC4"/>
-        </w:rPr>
-        <w:t>inversa;</w:t>
-      </w:r>
-      <w:r>
-        <w:rPr>
-          <w:color w:val="BCBEC4"/>
-        </w:rPr>
-        <w:br/>
-      </w:r>
-      <w:r>
-        <w:rPr>
-          <w:color w:val="BCBEC4"/>
-        </w:rPr>
-        <w:br/>
-        <w:t xml:space="preserve">    </w:t>
-      </w:r>
-      <w:r>
-        <w:rPr>
-          <w:color w:val="7A7E85"/>
-        </w:rPr>
-        <w:t xml:space="preserve">// 3. </w:t>
-      </w:r>
-      <w:proofErr w:type="spellStart"/>
-      <w:r>
-        <w:rPr>
-          <w:color w:val="7A7E85"/>
-        </w:rPr>
-        <w:t>State</w:t>
-      </w:r>
-      <w:proofErr w:type="spellEnd"/>
-      <w:r>
-        <w:rPr>
-          <w:color w:val="7A7E85"/>
-        </w:rPr>
-        <w:t xml:space="preserve"> </w:t>
-      </w:r>
-      <w:proofErr w:type="spellStart"/>
-      <w:r>
-        <w:rPr>
-          <w:color w:val="7A7E85"/>
-        </w:rPr>
-        <w:t>update</w:t>
-      </w:r>
-      <w:proofErr w:type="spellEnd"/>
-      <w:r>
-        <w:rPr>
-          <w:color w:val="7A7E85"/>
-        </w:rPr>
-        <w:br/>
-        <w:t xml:space="preserve">    </w:t>
-      </w:r>
-      <w:r>
-        <w:rPr>
-          <w:color w:val="BCBEC4"/>
-        </w:rPr>
-        <w:t xml:space="preserve">x </w:t>
-      </w:r>
-      <w:r>
-        <w:rPr>
-          <w:color w:val="57AAF7"/>
-        </w:rPr>
-        <w:t xml:space="preserve">= </w:t>
-      </w:r>
-      <w:r>
-        <w:rPr>
-          <w:color w:val="BCBEC4"/>
-        </w:rPr>
-        <w:t xml:space="preserve">x </w:t>
-      </w:r>
-      <w:r>
-        <w:rPr>
-          <w:color w:val="57AAF7"/>
-        </w:rPr>
-        <w:t xml:space="preserve">+ </w:t>
-      </w:r>
-      <w:r>
-        <w:rPr>
-          <w:color w:val="BCBEC4"/>
-        </w:rPr>
-        <w:t>K</w:t>
-      </w:r>
-      <w:r>
-        <w:rPr>
-          <w:color w:val="57AAF7"/>
-        </w:rPr>
-        <w:t>*</w:t>
-      </w:r>
-      <w:r>
-        <w:rPr>
-          <w:color w:val="BCBEC4"/>
-        </w:rPr>
-        <w:t xml:space="preserve">(z </w:t>
-      </w:r>
-      <w:r>
-        <w:rPr>
-          <w:color w:val="57AAF7"/>
-        </w:rPr>
-        <w:t xml:space="preserve">- </w:t>
-      </w:r>
-      <w:r>
-        <w:rPr>
-          <w:color w:val="BCBEC4"/>
-        </w:rPr>
-        <w:t>g);</w:t>
-      </w:r>
-      <w:r>
-        <w:rPr>
-          <w:color w:val="BCBEC4"/>
-        </w:rPr>
-        <w:br/>
-      </w:r>
-      <w:r>
-        <w:rPr>
-          <w:color w:val="BCBEC4"/>
-        </w:rPr>
-        <w:br/>
-        <w:t xml:space="preserve">    </w:t>
-      </w:r>
-      <w:r>
-        <w:rPr>
-          <w:color w:val="7A7E85"/>
-        </w:rPr>
-        <w:t xml:space="preserve">// 4. </w:t>
-      </w:r>
-      <w:proofErr w:type="spellStart"/>
-      <w:r>
-        <w:rPr>
-          <w:color w:val="7A7E85"/>
-        </w:rPr>
-        <w:t>Covariance</w:t>
-      </w:r>
-      <w:proofErr w:type="spellEnd"/>
-      <w:r>
-        <w:rPr>
-          <w:color w:val="7A7E85"/>
-        </w:rPr>
-        <w:t xml:space="preserve"> </w:t>
-      </w:r>
-      <w:proofErr w:type="spellStart"/>
-      <w:r>
-        <w:rPr>
-          <w:color w:val="7A7E85"/>
-        </w:rPr>
-        <w:t>update</w:t>
-      </w:r>
-      <w:proofErr w:type="spellEnd"/>
-      <w:r>
-        <w:rPr>
-          <w:color w:val="7A7E85"/>
-        </w:rPr>
-        <w:br/>
-        <w:t xml:space="preserve">    </w:t>
-      </w:r>
-      <w:r>
-        <w:rPr>
-          <w:color w:val="BCBEC4"/>
-        </w:rPr>
-        <w:t xml:space="preserve">Matrix I </w:t>
-      </w:r>
-      <w:r>
-        <w:rPr>
-          <w:color w:val="57AAF7"/>
-        </w:rPr>
-        <w:t xml:space="preserve">= </w:t>
-      </w:r>
-      <w:r>
-        <w:rPr>
-          <w:color w:val="BCBEC4"/>
-        </w:rPr>
-        <w:t>Matrix</w:t>
-      </w:r>
-      <w:r>
-        <w:rPr>
-          <w:color w:val="57AAF7"/>
-        </w:rPr>
-        <w:t>(</w:t>
-      </w:r>
-      <w:proofErr w:type="spellStart"/>
-      <w:proofErr w:type="gramStart"/>
-      <w:r>
-        <w:rPr>
-          <w:color w:val="BCBEC4"/>
-        </w:rPr>
-        <w:t>n,n</w:t>
-      </w:r>
-      <w:proofErr w:type="spellEnd"/>
       <w:proofErr w:type="gramEnd"/>
-      <w:r>
-        <w:rPr>
-          <w:color w:val="57AAF7"/>
-        </w:rPr>
-        <w:t>)</w:t>
-      </w:r>
-      <w:r>
-        <w:rPr>
-          <w:color w:val="BCBEC4"/>
-        </w:rPr>
-        <w:t>.</w:t>
-      </w:r>
-      <w:proofErr w:type="spellStart"/>
-      <w:r>
-        <w:rPr>
-          <w:color w:val="57AAF7"/>
-        </w:rPr>
-        <w:t>identity</w:t>
-      </w:r>
-      <w:proofErr w:type="spellEnd"/>
-      <w:r>
-        <w:rPr>
-          <w:color w:val="BCBEC4"/>
-        </w:rPr>
-        <w:t>();</w:t>
-      </w:r>
-      <w:r>
-        <w:rPr>
-          <w:color w:val="BCBEC4"/>
-        </w:rPr>
-        <w:br/>
-        <w:t xml:space="preserve">    P </w:t>
-      </w:r>
-      <w:r>
-        <w:rPr>
-          <w:color w:val="57AAF7"/>
-        </w:rPr>
-        <w:t xml:space="preserve">= </w:t>
-      </w:r>
-      <w:r>
-        <w:rPr>
-          <w:color w:val="BCBEC4"/>
-        </w:rPr>
-        <w:t xml:space="preserve">(I </w:t>
-      </w:r>
-      <w:r>
-        <w:rPr>
-          <w:color w:val="57AAF7"/>
-        </w:rPr>
-        <w:t xml:space="preserve">- </w:t>
-      </w:r>
-      <w:r>
-        <w:rPr>
-          <w:color w:val="BCBEC4"/>
-        </w:rPr>
-        <w:t>K</w:t>
-      </w:r>
-      <w:r>
-        <w:rPr>
-          <w:color w:val="57AAF7"/>
-        </w:rPr>
-        <w:t>*</w:t>
-      </w:r>
-      <w:r>
-        <w:rPr>
-          <w:color w:val="BCBEC4"/>
-        </w:rPr>
-        <w:t>G)</w:t>
-      </w:r>
-      <w:r>
-        <w:rPr>
-          <w:color w:val="57AAF7"/>
-        </w:rPr>
-        <w:t>*</w:t>
-      </w:r>
       <w:r>
         <w:rPr>
           <w:color w:val="BCBEC4"/>
@@ -57791,15 +58166,49 @@
         <w:t xml:space="preserve"> </w:t>
       </w:r>
       <w:proofErr w:type="spellStart"/>
-      <w:r>
-        <w:rPr>
-          <w:rFonts w:ascii="Courier New" w:eastAsia="Times New Roman" w:hAnsi="Courier New" w:cs="Courier New"/>
-          <w:color w:val="BCBEC4"/>
-          <w:sz w:val="20"/>
-          <w:szCs w:val="20"/>
-          <w:lang w:eastAsia="es-ES"/>
-        </w:rPr>
-        <w:t>a,b,c,d,e</w:t>
+      <w:proofErr w:type="gramStart"/>
+      <w:r>
+        <w:rPr>
+          <w:rFonts w:ascii="Courier New" w:eastAsia="Times New Roman" w:hAnsi="Courier New" w:cs="Courier New"/>
+          <w:color w:val="BCBEC4"/>
+          <w:sz w:val="20"/>
+          <w:szCs w:val="20"/>
+          <w:lang w:eastAsia="es-ES"/>
+        </w:rPr>
+        <w:t>a,b</w:t>
+      </w:r>
+      <w:proofErr w:type="gramEnd"/>
+      <w:r>
+        <w:rPr>
+          <w:rFonts w:ascii="Courier New" w:eastAsia="Times New Roman" w:hAnsi="Courier New" w:cs="Courier New"/>
+          <w:color w:val="BCBEC4"/>
+          <w:sz w:val="20"/>
+          <w:szCs w:val="20"/>
+          <w:lang w:eastAsia="es-ES"/>
+        </w:rPr>
+        <w:t>,</w:t>
+      </w:r>
+      <w:proofErr w:type="gramStart"/>
+      <w:r>
+        <w:rPr>
+          <w:rFonts w:ascii="Courier New" w:eastAsia="Times New Roman" w:hAnsi="Courier New" w:cs="Courier New"/>
+          <w:color w:val="BCBEC4"/>
+          <w:sz w:val="20"/>
+          <w:szCs w:val="20"/>
+          <w:lang w:eastAsia="es-ES"/>
+        </w:rPr>
+        <w:t>c,d</w:t>
+      </w:r>
+      <w:proofErr w:type="gramEnd"/>
+      <w:r>
+        <w:rPr>
+          <w:rFonts w:ascii="Courier New" w:eastAsia="Times New Roman" w:hAnsi="Courier New" w:cs="Courier New"/>
+          <w:color w:val="BCBEC4"/>
+          <w:sz w:val="20"/>
+          <w:szCs w:val="20"/>
+          <w:lang w:eastAsia="es-ES"/>
+        </w:rPr>
+        <w:t>,e</w:t>
       </w:r>
       <w:proofErr w:type="spellEnd"/>
       <w:r>
@@ -57865,6 +58274,7 @@
         </w:rPr>
         <w:t>,</w:t>
       </w:r>
+      <w:proofErr w:type="gramStart"/>
       <w:r>
         <w:rPr>
           <w:rFonts w:ascii="Courier New" w:eastAsia="Times New Roman" w:hAnsi="Courier New" w:cs="Courier New"/>
@@ -57883,7 +58293,62 @@
           <w:szCs w:val="20"/>
           <w:lang w:eastAsia="es-ES"/>
         </w:rPr>
-        <w:t>,a,b,c,d,e);</w:t>
+        <w:t>,a</w:t>
+      </w:r>
+      <w:proofErr w:type="gramEnd"/>
+      <w:r>
+        <w:rPr>
+          <w:rFonts w:ascii="Courier New" w:eastAsia="Times New Roman" w:hAnsi="Courier New" w:cs="Courier New"/>
+          <w:color w:val="BCBEC4"/>
+          <w:sz w:val="20"/>
+          <w:szCs w:val="20"/>
+          <w:lang w:eastAsia="es-ES"/>
+        </w:rPr>
+        <w:t>,</w:t>
+      </w:r>
+      <w:proofErr w:type="gramStart"/>
+      <w:r>
+        <w:rPr>
+          <w:rFonts w:ascii="Courier New" w:eastAsia="Times New Roman" w:hAnsi="Courier New" w:cs="Courier New"/>
+          <w:color w:val="BCBEC4"/>
+          <w:sz w:val="20"/>
+          <w:szCs w:val="20"/>
+          <w:lang w:eastAsia="es-ES"/>
+        </w:rPr>
+        <w:t>b,c</w:t>
+      </w:r>
+      <w:proofErr w:type="gramEnd"/>
+      <w:r>
+        <w:rPr>
+          <w:rFonts w:ascii="Courier New" w:eastAsia="Times New Roman" w:hAnsi="Courier New" w:cs="Courier New"/>
+          <w:color w:val="BCBEC4"/>
+          <w:sz w:val="20"/>
+          <w:szCs w:val="20"/>
+          <w:lang w:eastAsia="es-ES"/>
+        </w:rPr>
+        <w:t>,</w:t>
+      </w:r>
+      <w:proofErr w:type="gramStart"/>
+      <w:r>
+        <w:rPr>
+          <w:rFonts w:ascii="Courier New" w:eastAsia="Times New Roman" w:hAnsi="Courier New" w:cs="Courier New"/>
+          <w:color w:val="BCBEC4"/>
+          <w:sz w:val="20"/>
+          <w:szCs w:val="20"/>
+          <w:lang w:eastAsia="es-ES"/>
+        </w:rPr>
+        <w:t>d,e</w:t>
+      </w:r>
+      <w:proofErr w:type="gramEnd"/>
+      <w:r>
+        <w:rPr>
+          <w:rFonts w:ascii="Courier New" w:eastAsia="Times New Roman" w:hAnsi="Courier New" w:cs="Courier New"/>
+          <w:color w:val="BCBEC4"/>
+          <w:sz w:val="20"/>
+          <w:szCs w:val="20"/>
+          <w:lang w:eastAsia="es-ES"/>
+        </w:rPr>
+        <w:t>);</w:t>
       </w:r>
       <w:r>
         <w:rPr>
@@ -58013,6 +58478,7 @@
         </w:rPr>
         <w:t>(b+</w:t>
       </w:r>
+      <w:proofErr w:type="gramStart"/>
       <w:r>
         <w:rPr>
           <w:rFonts w:ascii="Courier New" w:eastAsia="Times New Roman" w:hAnsi="Courier New" w:cs="Courier New"/>
@@ -58031,7 +58497,18 @@
           <w:szCs w:val="20"/>
           <w:lang w:eastAsia="es-ES"/>
         </w:rPr>
-        <w:t>)&lt;TOL2_);</w:t>
+        <w:t>)&lt;</w:t>
+      </w:r>
+      <w:proofErr w:type="gramEnd"/>
+      <w:r>
+        <w:rPr>
+          <w:rFonts w:ascii="Courier New" w:eastAsia="Times New Roman" w:hAnsi="Courier New" w:cs="Courier New"/>
+          <w:color w:val="BCBEC4"/>
+          <w:sz w:val="20"/>
+          <w:szCs w:val="20"/>
+          <w:lang w:eastAsia="es-ES"/>
+        </w:rPr>
+        <w:t>TOL2_);</w:t>
       </w:r>
       <w:r>
         <w:rPr>
@@ -58098,6 +58575,7 @@
         </w:rPr>
         <w:t>(c-</w:t>
       </w:r>
+      <w:proofErr w:type="gramStart"/>
       <w:r>
         <w:rPr>
           <w:rFonts w:ascii="Courier New" w:eastAsia="Times New Roman" w:hAnsi="Courier New" w:cs="Courier New"/>
@@ -58116,7 +58594,18 @@
           <w:szCs w:val="20"/>
           <w:lang w:eastAsia="es-ES"/>
         </w:rPr>
-        <w:t>)&lt;TOL2_);</w:t>
+        <w:t>)&lt;</w:t>
+      </w:r>
+      <w:proofErr w:type="gramEnd"/>
+      <w:r>
+        <w:rPr>
+          <w:rFonts w:ascii="Courier New" w:eastAsia="Times New Roman" w:hAnsi="Courier New" w:cs="Courier New"/>
+          <w:color w:val="BCBEC4"/>
+          <w:sz w:val="20"/>
+          <w:szCs w:val="20"/>
+          <w:lang w:eastAsia="es-ES"/>
+        </w:rPr>
+        <w:t>TOL2_);</w:t>
       </w:r>
       <w:r>
         <w:rPr>
@@ -58191,17 +58680,39 @@
           <w:szCs w:val="20"/>
           <w:lang w:eastAsia="es-ES"/>
         </w:rPr>
-        <w:t>56.184</w:t>
-      </w:r>
-      <w:r>
-        <w:rPr>
-          <w:rFonts w:ascii="Courier New" w:eastAsia="Times New Roman" w:hAnsi="Courier New" w:cs="Courier New"/>
-          <w:color w:val="BCBEC4"/>
-          <w:sz w:val="20"/>
-          <w:szCs w:val="20"/>
-          <w:lang w:eastAsia="es-ES"/>
-        </w:rPr>
-        <w:t>)&lt;TOL2_);</w:t>
+        <w:t>56.</w:t>
+      </w:r>
+      <w:proofErr w:type="gramStart"/>
+      <w:r>
+        <w:rPr>
+          <w:rFonts w:ascii="Courier New" w:eastAsia="Times New Roman" w:hAnsi="Courier New" w:cs="Courier New"/>
+          <w:color w:val="2AACB8"/>
+          <w:sz w:val="20"/>
+          <w:szCs w:val="20"/>
+          <w:lang w:eastAsia="es-ES"/>
+        </w:rPr>
+        <w:t>184</w:t>
+      </w:r>
+      <w:r>
+        <w:rPr>
+          <w:rFonts w:ascii="Courier New" w:eastAsia="Times New Roman" w:hAnsi="Courier New" w:cs="Courier New"/>
+          <w:color w:val="BCBEC4"/>
+          <w:sz w:val="20"/>
+          <w:szCs w:val="20"/>
+          <w:lang w:eastAsia="es-ES"/>
+        </w:rPr>
+        <w:t>)&lt;</w:t>
+      </w:r>
+      <w:proofErr w:type="gramEnd"/>
+      <w:r>
+        <w:rPr>
+          <w:rFonts w:ascii="Courier New" w:eastAsia="Times New Roman" w:hAnsi="Courier New" w:cs="Courier New"/>
+          <w:color w:val="BCBEC4"/>
+          <w:sz w:val="20"/>
+          <w:szCs w:val="20"/>
+          <w:lang w:eastAsia="es-ES"/>
+        </w:rPr>
+        <w:t>TOL2_);</w:t>
       </w:r>
       <w:r>
         <w:rPr>
@@ -58268,6 +58779,7 @@
         </w:rPr>
         <w:t>(e-</w:t>
       </w:r>
+      <w:proofErr w:type="gramStart"/>
       <w:r>
         <w:rPr>
           <w:rFonts w:ascii="Courier New" w:eastAsia="Times New Roman" w:hAnsi="Courier New" w:cs="Courier New"/>
@@ -58286,7 +58798,18 @@
           <w:szCs w:val="20"/>
           <w:lang w:eastAsia="es-ES"/>
         </w:rPr>
-        <w:t>)&lt;TOL2_);</w:t>
+        <w:t>)&lt;</w:t>
+      </w:r>
+      <w:proofErr w:type="gramEnd"/>
+      <w:r>
+        <w:rPr>
+          <w:rFonts w:ascii="Courier New" w:eastAsia="Times New Roman" w:hAnsi="Courier New" w:cs="Courier New"/>
+          <w:color w:val="BCBEC4"/>
+          <w:sz w:val="20"/>
+          <w:szCs w:val="20"/>
+          <w:lang w:eastAsia="es-ES"/>
+        </w:rPr>
+        <w:t>TOL2_);</w:t>
       </w:r>
       <w:r>
         <w:rPr>
@@ -58598,6 +59121,7 @@
         <w:t xml:space="preserve">x = </w:t>
       </w:r>
       <w:proofErr w:type="spellStart"/>
+      <w:proofErr w:type="gramStart"/>
       <w:r>
         <w:rPr>
           <w:rFonts w:ascii="Courier New" w:eastAsia="Times New Roman" w:hAnsi="Courier New" w:cs="Courier New"/>
@@ -58619,6 +59143,7 @@
         </w:rPr>
         <w:t>(</w:t>
       </w:r>
+      <w:proofErr w:type="gramEnd"/>
       <w:r>
         <w:rPr>
           <w:rFonts w:ascii="Courier New" w:eastAsia="Times New Roman" w:hAnsi="Courier New" w:cs="Courier New"/>
@@ -58817,17 +59342,39 @@
           <w:szCs w:val="20"/>
           <w:lang w:eastAsia="es-ES"/>
         </w:rPr>
-        <w:t>3.09501409518025</w:t>
-      </w:r>
-      <w:r>
-        <w:rPr>
-          <w:rFonts w:ascii="Courier New" w:eastAsia="Times New Roman" w:hAnsi="Courier New" w:cs="Courier New"/>
-          <w:color w:val="BCBEC4"/>
-          <w:sz w:val="20"/>
-          <w:szCs w:val="20"/>
-          <w:lang w:eastAsia="es-ES"/>
-        </w:rPr>
-        <w:t>)&lt;TOL_);</w:t>
+        <w:t>3.</w:t>
+      </w:r>
+      <w:proofErr w:type="gramStart"/>
+      <w:r>
+        <w:rPr>
+          <w:rFonts w:ascii="Courier New" w:eastAsia="Times New Roman" w:hAnsi="Courier New" w:cs="Courier New"/>
+          <w:color w:val="2AACB8"/>
+          <w:sz w:val="20"/>
+          <w:szCs w:val="20"/>
+          <w:lang w:eastAsia="es-ES"/>
+        </w:rPr>
+        <w:t>09501409518025</w:t>
+      </w:r>
+      <w:r>
+        <w:rPr>
+          <w:rFonts w:ascii="Courier New" w:eastAsia="Times New Roman" w:hAnsi="Courier New" w:cs="Courier New"/>
+          <w:color w:val="BCBEC4"/>
+          <w:sz w:val="20"/>
+          <w:szCs w:val="20"/>
+          <w:lang w:eastAsia="es-ES"/>
+        </w:rPr>
+        <w:t>)&lt;</w:t>
+      </w:r>
+      <w:proofErr w:type="gramEnd"/>
+      <w:r>
+        <w:rPr>
+          <w:rFonts w:ascii="Courier New" w:eastAsia="Times New Roman" w:hAnsi="Courier New" w:cs="Courier New"/>
+          <w:color w:val="BCBEC4"/>
+          <w:sz w:val="20"/>
+          <w:szCs w:val="20"/>
+          <w:lang w:eastAsia="es-ES"/>
+        </w:rPr>
+        <w:t>TOL_);</w:t>
       </w:r>
       <w:r>
         <w:rPr>
@@ -58991,6 +59538,7 @@
           <w:szCs w:val="32"/>
         </w:rPr>
       </w:pPr>
+      <w:proofErr w:type="spellStart"/>
       <w:r>
         <w:rPr>
           <w:color w:val="FF0000"/>
@@ -58999,6 +59547,7 @@
         </w:rPr>
         <w:t>gast</w:t>
       </w:r>
+      <w:proofErr w:type="spellEnd"/>
       <w:r>
         <w:rPr>
           <w:color w:val="FF0000"/>
@@ -59007,6 +59556,104 @@
         </w:rPr>
         <w:t>:</w:t>
       </w:r>
+    </w:p>
+    <w:p>
+      <w:pPr>
+        <w:kinsoku w:val="0"/>
+        <w:overflowPunct w:val="0"/>
+        <w:rPr>
+          <w:color w:val="FF0000"/>
+          <w:sz w:val="32"/>
+          <w:szCs w:val="32"/>
+        </w:rPr>
+      </w:pPr>
+      <w:proofErr w:type="spellStart"/>
+      <w:r>
+        <w:rPr>
+          <w:color w:val="FF0000"/>
+          <w:sz w:val="32"/>
+          <w:szCs w:val="32"/>
+        </w:rPr>
+        <w:t>AuxParam</w:t>
+      </w:r>
+      <w:proofErr w:type="spellEnd"/>
+      <w:r>
+        <w:rPr>
+          <w:color w:val="FF0000"/>
+          <w:sz w:val="32"/>
+          <w:szCs w:val="32"/>
+        </w:rPr>
+        <w:t>:</w:t>
+      </w:r>
+    </w:p>
+    <w:p>
+      <w:pPr>
+        <w:kinsoku w:val="0"/>
+        <w:overflowPunct w:val="0"/>
+        <w:rPr>
+          <w:color w:val="FF0000"/>
+          <w:sz w:val="32"/>
+          <w:szCs w:val="32"/>
+        </w:rPr>
+      </w:pPr>
+      <w:proofErr w:type="spellStart"/>
+      <w:r>
+        <w:rPr>
+          <w:color w:val="FF0000"/>
+          <w:sz w:val="32"/>
+          <w:szCs w:val="32"/>
+        </w:rPr>
+        <w:t>GHAMatrix</w:t>
+      </w:r>
+      <w:proofErr w:type="spellEnd"/>
+      <w:r>
+        <w:rPr>
+          <w:color w:val="FF0000"/>
+          <w:sz w:val="32"/>
+          <w:szCs w:val="32"/>
+        </w:rPr>
+        <w:t>:</w:t>
+      </w:r>
+    </w:p>
+    <w:p>
+      <w:pPr>
+        <w:kinsoku w:val="0"/>
+        <w:overflowPunct w:val="0"/>
+        <w:rPr>
+          <w:color w:val="FF0000"/>
+          <w:sz w:val="32"/>
+          <w:szCs w:val="32"/>
+        </w:rPr>
+      </w:pPr>
+      <w:proofErr w:type="spellStart"/>
+      <w:r>
+        <w:rPr>
+          <w:color w:val="FF0000"/>
+          <w:sz w:val="32"/>
+          <w:szCs w:val="32"/>
+        </w:rPr>
+        <w:t>Accel</w:t>
+      </w:r>
+      <w:proofErr w:type="spellEnd"/>
+      <w:r>
+        <w:rPr>
+          <w:color w:val="FF0000"/>
+          <w:sz w:val="32"/>
+          <w:szCs w:val="32"/>
+        </w:rPr>
+        <w:t>:</w:t>
+      </w:r>
+    </w:p>
+    <w:p>
+      <w:pPr>
+        <w:kinsoku w:val="0"/>
+        <w:overflowPunct w:val="0"/>
+        <w:rPr>
+          <w:color w:val="FF0000"/>
+          <w:sz w:val="32"/>
+          <w:szCs w:val="32"/>
+        </w:rPr>
+      </w:pPr>
     </w:p>
     <w:p>
       <w:pPr>
@@ -59108,7 +59755,7 @@
 </file>
 
 <file path=word/numbering.xml><?xml version="1.0" encoding="utf-8"?>
-<w:numbering xmlns:wpc="http://schemas.microsoft.com/office/word/2010/wordprocessingCanvas" xmlns:cx="http://schemas.microsoft.com/office/drawing/2014/chartex" xmlns:cx1="http://schemas.microsoft.com/office/drawing/2015/9/8/chartex" xmlns:cx2="http://schemas.microsoft.com/office/drawing/2015/10/21/chartex" xmlns:cx3="http://schemas.microsoft.com/office/drawing/2016/5/9/chartex" xmlns:cx4="http://schemas.microsoft.com/office/drawing/2016/5/10/chartex" xmlns:cx5="http://schemas.microsoft.com/office/drawing/2016/5/11/chartex" xmlns:cx6="http://schemas.microsoft.com/office/drawing/2016/5/12/chartex" xmlns:cx7="http://schemas.microsoft.com/office/drawing/2016/5/13/chartex" xmlns:cx8="http://schemas.microsoft.com/office/drawing/2016/5/14/chartex" xmlns:mc="http://schemas.openxmlformats.org/markup-compatibility/2006" xmlns:aink="http://schemas.microsoft.com/office/drawing/2016/ink" xmlns:am3d="http://schemas.microsoft.com/office/drawing/2017/model3d" xmlns:o="urn:schemas-microsoft-com:office:office" xmlns:r="http://schemas.openxmlformats.org/officeDocument/2006/relationships" xmlns:m="http://schemas.openxmlformats.org/officeDocument/2006/math" xmlns:v="urn:schemas-microsoft-com:vml" xmlns:wp14="http://schemas.microsoft.com/office/word/2010/wordprocessingDrawing" xmlns:wp="http://schemas.openxmlformats.org/drawingml/2006/wordprocessingDrawing" xmlns:w10="urn:schemas-microsoft-com:office:word" xmlns:w="http://schemas.openxmlformats.org/wordprocessingml/2006/main" xmlns:w14="http://schemas.microsoft.com/office/word/2010/wordml" xmlns:w15="http://schemas.microsoft.com/office/word/2012/wordml" xmlns:w16cex="http://schemas.microsoft.com/office/word/2018/wordml/cex" xmlns:w16cid="http://schemas.microsoft.com/office/word/2016/wordml/cid" xmlns:w16="http://schemas.microsoft.com/office/word/2018/wordml" xmlns:w16sdtdh="http://schemas.microsoft.com/office/word/2020/wordml/sdtdatahash" xmlns:w16se="http://schemas.microsoft.com/office/word/2015/wordml/symex" xmlns:wpg="http://schemas.microsoft.com/office/word/2010/wordprocessingGroup" xmlns:wpi="http://schemas.microsoft.com/office/word/2010/wordprocessingInk" xmlns:wne="http://schemas.microsoft.com/office/word/2006/wordml" xmlns:wps="http://schemas.microsoft.com/office/word/2010/wordprocessingShape" mc:Ignorable="w14 w15 w16se w16cid w16 w16cex w16sdtdh wp14">
+<w:numbering xmlns:wpc="http://schemas.microsoft.com/office/word/2010/wordprocessingCanvas" xmlns:cx="http://schemas.microsoft.com/office/drawing/2014/chartex" xmlns:cx1="http://schemas.microsoft.com/office/drawing/2015/9/8/chartex" xmlns:cx2="http://schemas.microsoft.com/office/drawing/2015/10/21/chartex" xmlns:cx3="http://schemas.microsoft.com/office/drawing/2016/5/9/chartex" xmlns:cx4="http://schemas.microsoft.com/office/drawing/2016/5/10/chartex" xmlns:cx5="http://schemas.microsoft.com/office/drawing/2016/5/11/chartex" xmlns:cx6="http://schemas.microsoft.com/office/drawing/2016/5/12/chartex" xmlns:cx7="http://schemas.microsoft.com/office/drawing/2016/5/13/chartex" xmlns:cx8="http://schemas.microsoft.com/office/drawing/2016/5/14/chartex" xmlns:mc="http://schemas.openxmlformats.org/markup-compatibility/2006" xmlns:aink="http://schemas.microsoft.com/office/drawing/2016/ink" xmlns:am3d="http://schemas.microsoft.com/office/drawing/2017/model3d" xmlns:o="urn:schemas-microsoft-com:office:office" xmlns:oel="http://schemas.microsoft.com/office/2019/extlst" xmlns:r="http://schemas.openxmlformats.org/officeDocument/2006/relationships" xmlns:m="http://schemas.openxmlformats.org/officeDocument/2006/math" xmlns:v="urn:schemas-microsoft-com:vml" xmlns:wp14="http://schemas.microsoft.com/office/word/2010/wordprocessingDrawing" xmlns:wp="http://schemas.openxmlformats.org/drawingml/2006/wordprocessingDrawing" xmlns:w10="urn:schemas-microsoft-com:office:word" xmlns:w="http://schemas.openxmlformats.org/wordprocessingml/2006/main" xmlns:w14="http://schemas.microsoft.com/office/word/2010/wordml" xmlns:w15="http://schemas.microsoft.com/office/word/2012/wordml" xmlns:w16cex="http://schemas.microsoft.com/office/word/2018/wordml/cex" xmlns:w16cid="http://schemas.microsoft.com/office/word/2016/wordml/cid" xmlns:w16="http://schemas.microsoft.com/office/word/2018/wordml" xmlns:w16du="http://schemas.microsoft.com/office/word/2023/wordml/word16du" xmlns:w16sdtdh="http://schemas.microsoft.com/office/word/2020/wordml/sdtdatahash" xmlns:w16sdtfl="http://schemas.microsoft.com/office/word/2024/wordml/sdtformatlock" xmlns:w16se="http://schemas.microsoft.com/office/word/2015/wordml/symex" xmlns:wpg="http://schemas.microsoft.com/office/word/2010/wordprocessingGroup" xmlns:wpi="http://schemas.microsoft.com/office/word/2010/wordprocessingInk" xmlns:wne="http://schemas.microsoft.com/office/word/2006/wordml" xmlns:wps="http://schemas.microsoft.com/office/word/2010/wordprocessingShape" mc:Ignorable="w14 w15 w16se w16cid w16 w16cex w16sdtdh w16sdtfl w16du wp14">
   <w:abstractNum w:abstractNumId="0" w15:restartNumberingAfterBreak="0">
     <w:nsid w:val="00E328FB"/>
     <w:multiLevelType w:val="multilevel"/>
@@ -65665,143 +66312,143 @@
       </w:rPr>
     </w:lvl>
   </w:abstractNum>
-  <w:num w:numId="1">
+  <w:num w:numId="1" w16cid:durableId="511382832">
     <w:abstractNumId w:val="12"/>
   </w:num>
-  <w:num w:numId="2">
+  <w:num w:numId="2" w16cid:durableId="1874687634">
     <w:abstractNumId w:val="25"/>
   </w:num>
-  <w:num w:numId="3">
+  <w:num w:numId="3" w16cid:durableId="1586569872">
     <w:abstractNumId w:val="30"/>
   </w:num>
-  <w:num w:numId="4">
+  <w:num w:numId="4" w16cid:durableId="1085146558">
     <w:abstractNumId w:val="15"/>
   </w:num>
-  <w:num w:numId="5">
+  <w:num w:numId="5" w16cid:durableId="1797143974">
     <w:abstractNumId w:val="13"/>
   </w:num>
-  <w:num w:numId="6">
+  <w:num w:numId="6" w16cid:durableId="1102996777">
     <w:abstractNumId w:val="16"/>
   </w:num>
-  <w:num w:numId="7">
+  <w:num w:numId="7" w16cid:durableId="642782608">
     <w:abstractNumId w:val="36"/>
   </w:num>
-  <w:num w:numId="8">
+  <w:num w:numId="8" w16cid:durableId="1674188524">
     <w:abstractNumId w:val="21"/>
   </w:num>
-  <w:num w:numId="9">
+  <w:num w:numId="9" w16cid:durableId="678895041">
     <w:abstractNumId w:val="17"/>
   </w:num>
-  <w:num w:numId="10">
+  <w:num w:numId="10" w16cid:durableId="185217458">
     <w:abstractNumId w:val="2"/>
   </w:num>
-  <w:num w:numId="11">
+  <w:num w:numId="11" w16cid:durableId="1811944193">
     <w:abstractNumId w:val="26"/>
   </w:num>
-  <w:num w:numId="12">
+  <w:num w:numId="12" w16cid:durableId="2050371250">
     <w:abstractNumId w:val="37"/>
   </w:num>
-  <w:num w:numId="13">
+  <w:num w:numId="13" w16cid:durableId="9063956">
     <w:abstractNumId w:val="22"/>
   </w:num>
-  <w:num w:numId="14">
+  <w:num w:numId="14" w16cid:durableId="208148726">
     <w:abstractNumId w:val="43"/>
   </w:num>
-  <w:num w:numId="15">
+  <w:num w:numId="15" w16cid:durableId="72821883">
     <w:abstractNumId w:val="8"/>
   </w:num>
-  <w:num w:numId="16">
+  <w:num w:numId="16" w16cid:durableId="1288924484">
     <w:abstractNumId w:val="5"/>
   </w:num>
-  <w:num w:numId="17">
+  <w:num w:numId="17" w16cid:durableId="822233361">
     <w:abstractNumId w:val="35"/>
   </w:num>
-  <w:num w:numId="18">
+  <w:num w:numId="18" w16cid:durableId="465856533">
     <w:abstractNumId w:val="14"/>
   </w:num>
-  <w:num w:numId="19">
+  <w:num w:numId="19" w16cid:durableId="817108515">
     <w:abstractNumId w:val="3"/>
   </w:num>
-  <w:num w:numId="20">
+  <w:num w:numId="20" w16cid:durableId="130288794">
     <w:abstractNumId w:val="40"/>
   </w:num>
-  <w:num w:numId="21">
+  <w:num w:numId="21" w16cid:durableId="1581677089">
     <w:abstractNumId w:val="9"/>
   </w:num>
-  <w:num w:numId="22">
+  <w:num w:numId="22" w16cid:durableId="1772699093">
     <w:abstractNumId w:val="29"/>
   </w:num>
-  <w:num w:numId="23">
+  <w:num w:numId="23" w16cid:durableId="942414961">
     <w:abstractNumId w:val="41"/>
   </w:num>
-  <w:num w:numId="24">
+  <w:num w:numId="24" w16cid:durableId="2045593957">
     <w:abstractNumId w:val="34"/>
   </w:num>
-  <w:num w:numId="25">
+  <w:num w:numId="25" w16cid:durableId="68381596">
     <w:abstractNumId w:val="38"/>
   </w:num>
-  <w:num w:numId="26">
+  <w:num w:numId="26" w16cid:durableId="1511218058">
     <w:abstractNumId w:val="0"/>
   </w:num>
-  <w:num w:numId="27">
+  <w:num w:numId="27" w16cid:durableId="1133450698">
     <w:abstractNumId w:val="31"/>
   </w:num>
-  <w:num w:numId="28">
+  <w:num w:numId="28" w16cid:durableId="152842001">
     <w:abstractNumId w:val="11"/>
   </w:num>
-  <w:num w:numId="29">
+  <w:num w:numId="29" w16cid:durableId="273831722">
     <w:abstractNumId w:val="4"/>
   </w:num>
-  <w:num w:numId="30">
+  <w:num w:numId="30" w16cid:durableId="1089353644">
     <w:abstractNumId w:val="10"/>
   </w:num>
-  <w:num w:numId="31">
+  <w:num w:numId="31" w16cid:durableId="1294214549">
     <w:abstractNumId w:val="1"/>
   </w:num>
-  <w:num w:numId="32">
+  <w:num w:numId="32" w16cid:durableId="882058325">
     <w:abstractNumId w:val="42"/>
   </w:num>
-  <w:num w:numId="33">
+  <w:num w:numId="33" w16cid:durableId="1623532928">
     <w:abstractNumId w:val="19"/>
   </w:num>
-  <w:num w:numId="34">
+  <w:num w:numId="34" w16cid:durableId="1812936513">
     <w:abstractNumId w:val="28"/>
   </w:num>
-  <w:num w:numId="35">
+  <w:num w:numId="35" w16cid:durableId="1618027071">
     <w:abstractNumId w:val="18"/>
   </w:num>
-  <w:num w:numId="36">
+  <w:num w:numId="36" w16cid:durableId="2127890063">
     <w:abstractNumId w:val="33"/>
   </w:num>
-  <w:num w:numId="37">
+  <w:num w:numId="37" w16cid:durableId="414253756">
     <w:abstractNumId w:val="6"/>
   </w:num>
-  <w:num w:numId="38">
+  <w:num w:numId="38" w16cid:durableId="1161047315">
     <w:abstractNumId w:val="20"/>
   </w:num>
-  <w:num w:numId="39">
+  <w:num w:numId="39" w16cid:durableId="2136751275">
     <w:abstractNumId w:val="27"/>
   </w:num>
-  <w:num w:numId="40">
+  <w:num w:numId="40" w16cid:durableId="999575317">
     <w:abstractNumId w:val="7"/>
   </w:num>
-  <w:num w:numId="41">
+  <w:num w:numId="41" w16cid:durableId="1972903719">
     <w:abstractNumId w:val="23"/>
   </w:num>
-  <w:num w:numId="42">
+  <w:num w:numId="42" w16cid:durableId="864097733">
     <w:abstractNumId w:val="24"/>
   </w:num>
-  <w:num w:numId="43">
+  <w:num w:numId="43" w16cid:durableId="269515332">
     <w:abstractNumId w:val="39"/>
   </w:num>
-  <w:num w:numId="44">
+  <w:num w:numId="44" w16cid:durableId="1725174121">
     <w:abstractNumId w:val="32"/>
   </w:num>
 </w:numbering>
 </file>
 
 <file path=word/styles.xml><?xml version="1.0" encoding="utf-8"?>
-<w:styles xmlns:mc="http://schemas.openxmlformats.org/markup-compatibility/2006" xmlns:r="http://schemas.openxmlformats.org/officeDocument/2006/relationships" xmlns:w="http://schemas.openxmlformats.org/wordprocessingml/2006/main" xmlns:w14="http://schemas.microsoft.com/office/word/2010/wordml" xmlns:w15="http://schemas.microsoft.com/office/word/2012/wordml" xmlns:w16cex="http://schemas.microsoft.com/office/word/2018/wordml/cex" xmlns:w16cid="http://schemas.microsoft.com/office/word/2016/wordml/cid" xmlns:w16="http://schemas.microsoft.com/office/word/2018/wordml" xmlns:w16sdtdh="http://schemas.microsoft.com/office/word/2020/wordml/sdtdatahash" xmlns:w16se="http://schemas.microsoft.com/office/word/2015/wordml/symex" mc:Ignorable="w14 w15 w16se w16cid w16 w16cex w16sdtdh">
+<w:styles xmlns:mc="http://schemas.openxmlformats.org/markup-compatibility/2006" xmlns:r="http://schemas.openxmlformats.org/officeDocument/2006/relationships" xmlns:w="http://schemas.openxmlformats.org/wordprocessingml/2006/main" xmlns:w14="http://schemas.microsoft.com/office/word/2010/wordml" xmlns:w15="http://schemas.microsoft.com/office/word/2012/wordml" xmlns:w16cex="http://schemas.microsoft.com/office/word/2018/wordml/cex" xmlns:w16cid="http://schemas.microsoft.com/office/word/2016/wordml/cid" xmlns:w16="http://schemas.microsoft.com/office/word/2018/wordml" xmlns:w16du="http://schemas.microsoft.com/office/word/2023/wordml/word16du" xmlns:w16sdtdh="http://schemas.microsoft.com/office/word/2020/wordml/sdtdatahash" xmlns:w16sdtfl="http://schemas.microsoft.com/office/word/2024/wordml/sdtformatlock" xmlns:w16se="http://schemas.microsoft.com/office/word/2015/wordml/symex" mc:Ignorable="w14 w15 w16se w16cid w16 w16cex w16sdtdh w16sdtfl w16du">
   <w:docDefaults>
     <w:rPrDefault>
       <w:rPr>

--- a/Seguimiento.docx
+++ b/Seguimiento.docx
@@ -964,7 +964,7 @@
         <w:rPr>
           <w:rFonts w:ascii="Arial" w:hAnsi="Arial"/>
           <w:color w:val="FF0000"/>
-          <w:highlight w:val="darkBlue"/>
+          <w:highlight w:val="green"/>
         </w:rPr>
       </w:pPr>
       <w:proofErr w:type="spellStart"/>
@@ -973,7 +973,7 @@
           <w:rStyle w:val="normaltextrun"/>
           <w:rFonts w:ascii="Arial" w:hAnsi="Arial"/>
           <w:color w:val="FF0000"/>
-          <w:highlight w:val="darkBlue"/>
+          <w:highlight w:val="green"/>
         </w:rPr>
         <w:t>MeasUpdate.m</w:t>
       </w:r>
@@ -983,7 +983,7 @@
           <w:rStyle w:val="eop"/>
           <w:rFonts w:ascii="Arial" w:hAnsi="Arial"/>
           <w:color w:val="FF0000"/>
-          <w:highlight w:val="darkBlue"/>
+          <w:highlight w:val="green"/>
         </w:rPr>
         <w:t> </w:t>
       </w:r>
@@ -50701,33 +50701,31 @@
         </w:rPr>
         <w:t xml:space="preserve">#include </w:t>
       </w:r>
-      <w:proofErr w:type="gramStart"/>
       <w:r>
         <w:rPr>
           <w:color w:val="6AAB73"/>
         </w:rPr>
-        <w:t>"..</w:t>
-      </w:r>
-      <w:proofErr w:type="gramEnd"/>
+        <w:t>"../INCLUDE/</w:t>
+      </w:r>
+      <w:proofErr w:type="spellStart"/>
       <w:r>
         <w:rPr>
           <w:color w:val="6AAB73"/>
         </w:rPr>
-        <w:t>/INCLUDE/</w:t>
-      </w:r>
-      <w:proofErr w:type="spellStart"/>
+        <w:t>MeasUpdate.h</w:t>
+      </w:r>
+      <w:proofErr w:type="spellEnd"/>
       <w:r>
         <w:rPr>
           <w:color w:val="6AAB73"/>
         </w:rPr>
-        <w:t>MeasUpdate.h</w:t>
-      </w:r>
-      <w:proofErr w:type="spellEnd"/>
+        <w:t>"</w:t>
+      </w:r>
       <w:r>
         <w:rPr>
           <w:color w:val="6AAB73"/>
         </w:rPr>
-        <w:t>"</w:t>
+        <w:br/>
       </w:r>
       <w:r>
         <w:rPr>
@@ -50735,52 +50733,6 @@
         </w:rPr>
         <w:br/>
       </w:r>
-      <w:r>
-        <w:rPr>
-          <w:color w:val="B3AE60"/>
-        </w:rPr>
-        <w:t xml:space="preserve">#include </w:t>
-      </w:r>
-      <w:proofErr w:type="gramStart"/>
-      <w:r>
-        <w:rPr>
-          <w:color w:val="6AAB73"/>
-        </w:rPr>
-        <w:t>"..</w:t>
-      </w:r>
-      <w:proofErr w:type="gramEnd"/>
-      <w:r>
-        <w:rPr>
-          <w:color w:val="6AAB73"/>
-        </w:rPr>
-        <w:t>/INCLUDE/</w:t>
-      </w:r>
-      <w:proofErr w:type="spellStart"/>
-      <w:r>
-        <w:rPr>
-          <w:color w:val="6AAB73"/>
-        </w:rPr>
-        <w:t>Matrix.h</w:t>
-      </w:r>
-      <w:proofErr w:type="spellEnd"/>
-      <w:r>
-        <w:rPr>
-          <w:color w:val="6AAB73"/>
-        </w:rPr>
-        <w:t>"</w:t>
-      </w:r>
-      <w:r>
-        <w:rPr>
-          <w:color w:val="6AAB73"/>
-        </w:rPr>
-        <w:br/>
-      </w:r>
-      <w:r>
-        <w:rPr>
-          <w:color w:val="6AAB73"/>
-        </w:rPr>
-        <w:br/>
-      </w:r>
       <w:proofErr w:type="spellStart"/>
       <w:r>
         <w:rPr>
@@ -50796,7 +50748,6 @@
         <w:t xml:space="preserve"> </w:t>
       </w:r>
       <w:proofErr w:type="spellStart"/>
-      <w:proofErr w:type="gramStart"/>
       <w:r>
         <w:rPr>
           <w:color w:val="56A8F5"/>
@@ -50808,204 +50759,224 @@
         <w:rPr>
           <w:color w:val="BCBEC4"/>
         </w:rPr>
+        <w:t>(Matrix &amp;x, Matrix &amp;z, Matrix &amp;g, Matrix &amp;s,</w:t>
+      </w:r>
+      <w:r>
+        <w:rPr>
+          <w:color w:val="BCBEC4"/>
+        </w:rPr>
+        <w:br/>
+        <w:t xml:space="preserve">                Matrix &amp;G, Matrix &amp;P, </w:t>
+      </w:r>
+      <w:proofErr w:type="spellStart"/>
+      <w:r>
+        <w:rPr>
+          <w:color w:val="CF8E6D"/>
+        </w:rPr>
+        <w:t>int</w:t>
+      </w:r>
+      <w:proofErr w:type="spellEnd"/>
+      <w:r>
+        <w:rPr>
+          <w:color w:val="CF8E6D"/>
+        </w:rPr>
+        <w:t xml:space="preserve"> </w:t>
+      </w:r>
+      <w:r>
+        <w:rPr>
+          <w:color w:val="BCBEC4"/>
+        </w:rPr>
+        <w:t>n, Matrix &amp;K) {</w:t>
+      </w:r>
+      <w:r>
+        <w:rPr>
+          <w:color w:val="BCBEC4"/>
+        </w:rPr>
+        <w:br/>
+        <w:t xml:space="preserve">    </w:t>
+      </w:r>
+      <w:proofErr w:type="spellStart"/>
+      <w:r>
+        <w:rPr>
+          <w:color w:val="CF8E6D"/>
+        </w:rPr>
+        <w:t>int</w:t>
+      </w:r>
+      <w:proofErr w:type="spellEnd"/>
+      <w:r>
+        <w:rPr>
+          <w:color w:val="CF8E6D"/>
+        </w:rPr>
+        <w:t xml:space="preserve"> </w:t>
+      </w:r>
+      <w:r>
+        <w:rPr>
+          <w:color w:val="BCBEC4"/>
+        </w:rPr>
+        <w:t xml:space="preserve">m = </w:t>
+      </w:r>
+      <w:proofErr w:type="spellStart"/>
+      <w:r>
+        <w:rPr>
+          <w:color w:val="BCBEC4"/>
+        </w:rPr>
+        <w:t>z.</w:t>
+      </w:r>
+      <w:r>
+        <w:rPr>
+          <w:color w:val="57AAF7"/>
+        </w:rPr>
+        <w:t>getFil</w:t>
+      </w:r>
+      <w:proofErr w:type="spellEnd"/>
+      <w:r>
+        <w:rPr>
+          <w:color w:val="BCBEC4"/>
+        </w:rPr>
+        <w:t xml:space="preserve">();  </w:t>
+      </w:r>
+      <w:r>
+        <w:rPr>
+          <w:color w:val="BCBEC4"/>
+        </w:rPr>
+        <w:br/>
+      </w:r>
+      <w:r>
+        <w:rPr>
+          <w:color w:val="BCBEC4"/>
+        </w:rPr>
+        <w:br/>
+      </w:r>
+      <w:r>
+        <w:rPr>
+          <w:color w:val="BCBEC4"/>
+        </w:rPr>
+        <w:br/>
+        <w:t xml:space="preserve">    Matrix </w:t>
+      </w:r>
+      <w:proofErr w:type="spellStart"/>
+      <w:r>
+        <w:rPr>
+          <w:color w:val="BCBEC4"/>
+        </w:rPr>
+        <w:t>Inv_W</w:t>
+      </w:r>
+      <w:proofErr w:type="spellEnd"/>
+      <w:r>
+        <w:rPr>
+          <w:color w:val="BCBEC4"/>
+        </w:rPr>
+        <w:t xml:space="preserve"> </w:t>
+      </w:r>
+      <w:r>
+        <w:rPr>
+          <w:color w:val="57AAF7"/>
+        </w:rPr>
+        <w:t xml:space="preserve">= </w:t>
+      </w:r>
+      <w:r>
+        <w:rPr>
+          <w:color w:val="BCBEC4"/>
+        </w:rPr>
+        <w:t>Matrix</w:t>
+      </w:r>
+      <w:r>
+        <w:rPr>
+          <w:color w:val="57AAF7"/>
+        </w:rPr>
         <w:t>(</w:t>
       </w:r>
-      <w:proofErr w:type="gramEnd"/>
-      <w:r>
-        <w:rPr>
-          <w:color w:val="BCBEC4"/>
-        </w:rPr>
-        <w:t xml:space="preserve">Matrix &amp;x, Matrix z, </w:t>
-      </w:r>
-      <w:proofErr w:type="spellStart"/>
-      <w:r>
-        <w:rPr>
-          <w:color w:val="CF8E6D"/>
-        </w:rPr>
-        <w:t>const</w:t>
-      </w:r>
-      <w:proofErr w:type="spellEnd"/>
-      <w:r>
-        <w:rPr>
-          <w:color w:val="CF8E6D"/>
-        </w:rPr>
-        <w:t xml:space="preserve"> </w:t>
-      </w:r>
-      <w:r>
-        <w:rPr>
-          <w:color w:val="BCBEC4"/>
-        </w:rPr>
-        <w:t xml:space="preserve">Matrix &amp;g, </w:t>
-      </w:r>
-      <w:proofErr w:type="spellStart"/>
-      <w:r>
-        <w:rPr>
-          <w:color w:val="CF8E6D"/>
-        </w:rPr>
-        <w:t>const</w:t>
-      </w:r>
-      <w:proofErr w:type="spellEnd"/>
-      <w:r>
-        <w:rPr>
-          <w:color w:val="CF8E6D"/>
-        </w:rPr>
-        <w:t xml:space="preserve"> </w:t>
-      </w:r>
-      <w:r>
-        <w:rPr>
-          <w:color w:val="BCBEC4"/>
-        </w:rPr>
-        <w:t>Matrix &amp;s,</w:t>
-      </w:r>
-      <w:r>
-        <w:rPr>
-          <w:color w:val="BCBEC4"/>
-        </w:rPr>
-        <w:br/>
-        <w:t xml:space="preserve">                Matrix G, Matrix &amp;P, </w:t>
-      </w:r>
-      <w:proofErr w:type="spellStart"/>
-      <w:r>
-        <w:rPr>
-          <w:color w:val="CF8E6D"/>
-        </w:rPr>
-        <w:t>int</w:t>
-      </w:r>
-      <w:proofErr w:type="spellEnd"/>
-      <w:r>
-        <w:rPr>
-          <w:color w:val="CF8E6D"/>
-        </w:rPr>
-        <w:t xml:space="preserve"> </w:t>
-      </w:r>
-      <w:r>
-        <w:rPr>
-          <w:color w:val="BCBEC4"/>
-        </w:rPr>
-        <w:t>n, Matrix &amp;K) {</w:t>
-      </w:r>
-      <w:r>
-        <w:rPr>
-          <w:color w:val="BCBEC4"/>
-        </w:rPr>
-        <w:br/>
-        <w:t xml:space="preserve">    </w:t>
-      </w:r>
-      <w:proofErr w:type="spellStart"/>
-      <w:r>
-        <w:rPr>
-          <w:color w:val="CF8E6D"/>
-        </w:rPr>
-        <w:t>int</w:t>
-      </w:r>
-      <w:proofErr w:type="spellEnd"/>
-      <w:r>
-        <w:rPr>
-          <w:color w:val="CF8E6D"/>
-        </w:rPr>
-        <w:t xml:space="preserve"> </w:t>
-      </w:r>
-      <w:r>
-        <w:rPr>
-          <w:color w:val="BCBEC4"/>
-        </w:rPr>
-        <w:t xml:space="preserve">m = </w:t>
-      </w:r>
-      <w:proofErr w:type="spellStart"/>
-      <w:proofErr w:type="gramStart"/>
-      <w:r>
-        <w:rPr>
-          <w:color w:val="BCBEC4"/>
-        </w:rPr>
-        <w:t>z.</w:t>
-      </w:r>
+      <w:proofErr w:type="spellStart"/>
+      <w:r>
+        <w:rPr>
+          <w:color w:val="BCBEC4"/>
+        </w:rPr>
+        <w:t>m,m</w:t>
+      </w:r>
+      <w:proofErr w:type="spellEnd"/>
       <w:r>
         <w:rPr>
           <w:color w:val="57AAF7"/>
         </w:rPr>
-        <w:t>getFil</w:t>
-      </w:r>
-      <w:proofErr w:type="spellEnd"/>
-      <w:proofErr w:type="gramEnd"/>
-      <w:r>
-        <w:rPr>
-          <w:color w:val="BCBEC4"/>
-        </w:rPr>
-        <w:t>();</w:t>
-      </w:r>
-      <w:r>
-        <w:rPr>
-          <w:color w:val="BCBEC4"/>
-        </w:rPr>
-        <w:br/>
-      </w:r>
-      <w:r>
-        <w:rPr>
-          <w:color w:val="BCBEC4"/>
-        </w:rPr>
-        <w:br/>
-        <w:t xml:space="preserve">    </w:t>
-      </w:r>
-      <w:r>
-        <w:rPr>
-          <w:color w:val="7A7E85"/>
-        </w:rPr>
-        <w:t xml:space="preserve">// 1. </w:t>
-      </w:r>
-      <w:proofErr w:type="spellStart"/>
-      <w:r>
-        <w:rPr>
-          <w:color w:val="7A7E85"/>
-        </w:rPr>
-        <w:t>Create</w:t>
-      </w:r>
-      <w:proofErr w:type="spellEnd"/>
-      <w:r>
-        <w:rPr>
-          <w:color w:val="7A7E85"/>
-        </w:rPr>
-        <w:t xml:space="preserve"> inverse </w:t>
-      </w:r>
-      <w:proofErr w:type="spellStart"/>
-      <w:r>
-        <w:rPr>
-          <w:color w:val="7A7E85"/>
-        </w:rPr>
-        <w:t>weight</w:t>
-      </w:r>
-      <w:proofErr w:type="spellEnd"/>
-      <w:r>
-        <w:rPr>
-          <w:color w:val="7A7E85"/>
-        </w:rPr>
-        <w:t xml:space="preserve"> </w:t>
-      </w:r>
-      <w:proofErr w:type="spellStart"/>
-      <w:r>
-        <w:rPr>
-          <w:color w:val="7A7E85"/>
-        </w:rPr>
-        <w:t>matrix</w:t>
-      </w:r>
-      <w:proofErr w:type="spellEnd"/>
-      <w:r>
-        <w:rPr>
-          <w:color w:val="7A7E85"/>
-        </w:rPr>
-        <w:br/>
-      </w:r>
-      <w:r>
-        <w:rPr>
-          <w:color w:val="7A7E85"/>
+        <w:t>)</w:t>
+      </w:r>
+      <w:r>
+        <w:rPr>
+          <w:color w:val="BCBEC4"/>
+        </w:rPr>
+        <w:t>;</w:t>
+      </w:r>
+      <w:r>
+        <w:rPr>
+          <w:color w:val="BCBEC4"/>
+        </w:rPr>
+        <w:br/>
+      </w:r>
+      <w:r>
+        <w:rPr>
+          <w:color w:val="BCBEC4"/>
         </w:rPr>
         <w:lastRenderedPageBreak/>
         <w:t xml:space="preserve">    </w:t>
       </w:r>
-      <w:r>
-        <w:rPr>
-          <w:color w:val="BCBEC4"/>
-        </w:rPr>
-        <w:t xml:space="preserve">Matrix </w:t>
+      <w:proofErr w:type="spellStart"/>
+      <w:r>
+        <w:rPr>
+          <w:color w:val="CF8E6D"/>
+        </w:rPr>
+        <w:t>for</w:t>
+      </w:r>
+      <w:proofErr w:type="spellEnd"/>
+      <w:r>
+        <w:rPr>
+          <w:color w:val="CF8E6D"/>
+        </w:rPr>
+        <w:t xml:space="preserve"> </w:t>
+      </w:r>
+      <w:r>
+        <w:rPr>
+          <w:color w:val="BCBEC4"/>
+        </w:rPr>
+        <w:t>(</w:t>
+      </w:r>
+      <w:proofErr w:type="spellStart"/>
+      <w:r>
+        <w:rPr>
+          <w:color w:val="CF8E6D"/>
+        </w:rPr>
+        <w:t>int</w:t>
+      </w:r>
+      <w:proofErr w:type="spellEnd"/>
+      <w:r>
+        <w:rPr>
+          <w:color w:val="CF8E6D"/>
+        </w:rPr>
+        <w:t xml:space="preserve"> </w:t>
+      </w:r>
+      <w:r>
+        <w:rPr>
+          <w:color w:val="BCBEC4"/>
+        </w:rPr>
+        <w:t xml:space="preserve">i = </w:t>
+      </w:r>
+      <w:r>
+        <w:rPr>
+          <w:color w:val="2AACB8"/>
+        </w:rPr>
+        <w:t>1</w:t>
+      </w:r>
+      <w:r>
+        <w:rPr>
+          <w:color w:val="BCBEC4"/>
+        </w:rPr>
+        <w:t>; i &lt;= m; i++) {</w:t>
+      </w:r>
+      <w:r>
+        <w:rPr>
+          <w:color w:val="BCBEC4"/>
+        </w:rPr>
+        <w:br/>
+        <w:t xml:space="preserve">        </w:t>
       </w:r>
       <w:proofErr w:type="spellStart"/>
       <w:r>
@@ -51017,20 +50988,412 @@
       <w:proofErr w:type="spellEnd"/>
       <w:r>
         <w:rPr>
+          <w:color w:val="BCBEC4"/>
+        </w:rPr>
+        <w:t xml:space="preserve">(i, i) = s(i, </w:t>
+      </w:r>
+      <w:r>
+        <w:rPr>
+          <w:color w:val="2AACB8"/>
+        </w:rPr>
+        <w:t>1</w:t>
+      </w:r>
+      <w:r>
+        <w:rPr>
+          <w:color w:val="BCBEC4"/>
+        </w:rPr>
+        <w:t xml:space="preserve">) * s(i, </w:t>
+      </w:r>
+      <w:r>
+        <w:rPr>
+          <w:color w:val="2AACB8"/>
+        </w:rPr>
+        <w:t>1</w:t>
+      </w:r>
+      <w:r>
+        <w:rPr>
+          <w:color w:val="BCBEC4"/>
+        </w:rPr>
+        <w:t xml:space="preserve">);  </w:t>
+      </w:r>
+      <w:r>
+        <w:rPr>
+          <w:color w:val="BCBEC4"/>
+        </w:rPr>
+        <w:br/>
+        <w:t xml:space="preserve">    }</w:t>
+      </w:r>
+      <w:r>
+        <w:rPr>
+          <w:color w:val="BCBEC4"/>
+        </w:rPr>
+        <w:br/>
+      </w:r>
+      <w:r>
+        <w:rPr>
+          <w:color w:val="BCBEC4"/>
+        </w:rPr>
+        <w:br/>
+        <w:t xml:space="preserve">    Matrix </w:t>
+      </w:r>
+      <w:proofErr w:type="spellStart"/>
+      <w:r>
+        <w:rPr>
+          <w:color w:val="BCBEC4"/>
+        </w:rPr>
+        <w:t>GTras</w:t>
+      </w:r>
+      <w:proofErr w:type="spellEnd"/>
+      <w:r>
+        <w:rPr>
+          <w:color w:val="BCBEC4"/>
+        </w:rPr>
+        <w:t xml:space="preserve"> </w:t>
+      </w:r>
+      <w:r>
+        <w:rPr>
           <w:color w:val="57AAF7"/>
         </w:rPr>
+        <w:t xml:space="preserve">= </w:t>
+      </w:r>
+      <w:proofErr w:type="spellStart"/>
+      <w:r>
+        <w:rPr>
+          <w:color w:val="BCBEC4"/>
+        </w:rPr>
+        <w:t>G.</w:t>
+      </w:r>
+      <w:r>
+        <w:rPr>
+          <w:color w:val="57AAF7"/>
+        </w:rPr>
+        <w:t>transpose</w:t>
+      </w:r>
+      <w:proofErr w:type="spellEnd"/>
+      <w:r>
+        <w:rPr>
+          <w:color w:val="BCBEC4"/>
+        </w:rPr>
+        <w:t>();</w:t>
+      </w:r>
+      <w:r>
+        <w:rPr>
+          <w:color w:val="BCBEC4"/>
+        </w:rPr>
+        <w:br/>
+        <w:t xml:space="preserve">    Matrix </w:t>
+      </w:r>
+      <w:proofErr w:type="spellStart"/>
+      <w:r>
+        <w:rPr>
+          <w:color w:val="BCBEC4"/>
+        </w:rPr>
+        <w:t>temp</w:t>
+      </w:r>
+      <w:proofErr w:type="spellEnd"/>
+      <w:r>
+        <w:rPr>
+          <w:color w:val="BCBEC4"/>
+        </w:rPr>
+        <w:t xml:space="preserve"> </w:t>
+      </w:r>
+      <w:r>
+        <w:rPr>
+          <w:color w:val="57AAF7"/>
+        </w:rPr>
+        <w:t xml:space="preserve">= </w:t>
+      </w:r>
+      <w:r>
+        <w:rPr>
+          <w:color w:val="BCBEC4"/>
+        </w:rPr>
+        <w:t xml:space="preserve">G </w:t>
+      </w:r>
+      <w:r>
+        <w:rPr>
+          <w:color w:val="57AAF7"/>
+        </w:rPr>
+        <w:t xml:space="preserve">* </w:t>
+      </w:r>
+      <w:r>
+        <w:rPr>
+          <w:color w:val="BCBEC4"/>
+        </w:rPr>
+        <w:t xml:space="preserve">P </w:t>
+      </w:r>
+      <w:r>
+        <w:rPr>
+          <w:color w:val="57AAF7"/>
+        </w:rPr>
+        <w:t xml:space="preserve">* </w:t>
+      </w:r>
+      <w:proofErr w:type="spellStart"/>
+      <w:r>
+        <w:rPr>
+          <w:color w:val="BCBEC4"/>
+        </w:rPr>
+        <w:t>GTras</w:t>
+      </w:r>
+      <w:proofErr w:type="spellEnd"/>
+      <w:r>
+        <w:rPr>
+          <w:color w:val="BCBEC4"/>
+        </w:rPr>
+        <w:t>;</w:t>
+      </w:r>
+      <w:r>
+        <w:rPr>
+          <w:color w:val="BCBEC4"/>
+        </w:rPr>
+        <w:br/>
+        <w:t xml:space="preserve">    Matrix suma </w:t>
+      </w:r>
+      <w:r>
+        <w:rPr>
+          <w:color w:val="57AAF7"/>
+        </w:rPr>
+        <w:t xml:space="preserve">= </w:t>
+      </w:r>
+      <w:proofErr w:type="spellStart"/>
+      <w:r>
+        <w:rPr>
+          <w:color w:val="BCBEC4"/>
+        </w:rPr>
+        <w:t>Inv_W</w:t>
+      </w:r>
+      <w:proofErr w:type="spellEnd"/>
+      <w:r>
+        <w:rPr>
+          <w:color w:val="BCBEC4"/>
+        </w:rPr>
+        <w:t xml:space="preserve"> </w:t>
+      </w:r>
+      <w:r>
+        <w:rPr>
+          <w:color w:val="57AAF7"/>
+        </w:rPr>
+        <w:t xml:space="preserve">+ </w:t>
+      </w:r>
+      <w:proofErr w:type="spellStart"/>
+      <w:r>
+        <w:rPr>
+          <w:color w:val="BCBEC4"/>
+        </w:rPr>
+        <w:t>temp</w:t>
+      </w:r>
+      <w:proofErr w:type="spellEnd"/>
+      <w:r>
+        <w:rPr>
+          <w:color w:val="BCBEC4"/>
+        </w:rPr>
+        <w:t>;</w:t>
+      </w:r>
+      <w:r>
+        <w:rPr>
+          <w:color w:val="BCBEC4"/>
+        </w:rPr>
+        <w:br/>
+        <w:t xml:space="preserve">    Matrix inversa </w:t>
+      </w:r>
+      <w:r>
+        <w:rPr>
+          <w:color w:val="57AAF7"/>
+        </w:rPr>
+        <w:t xml:space="preserve">= </w:t>
+      </w:r>
+      <w:proofErr w:type="spellStart"/>
+      <w:r>
+        <w:rPr>
+          <w:color w:val="BCBEC4"/>
+        </w:rPr>
+        <w:t>suma.</w:t>
+      </w:r>
+      <w:r>
+        <w:rPr>
+          <w:color w:val="57AAF7"/>
+        </w:rPr>
+        <w:t>inverse</w:t>
+      </w:r>
+      <w:proofErr w:type="spellEnd"/>
+      <w:r>
+        <w:rPr>
+          <w:color w:val="BCBEC4"/>
+        </w:rPr>
+        <w:t>();</w:t>
+      </w:r>
+      <w:r>
+        <w:rPr>
+          <w:color w:val="BCBEC4"/>
+        </w:rPr>
+        <w:br/>
+        <w:t xml:space="preserve">    K </w:t>
+      </w:r>
+      <w:r>
+        <w:rPr>
+          <w:color w:val="57AAF7"/>
+        </w:rPr>
+        <w:t xml:space="preserve">= </w:t>
+      </w:r>
+      <w:r>
+        <w:rPr>
+          <w:color w:val="BCBEC4"/>
+        </w:rPr>
+        <w:t xml:space="preserve">P </w:t>
+      </w:r>
+      <w:r>
+        <w:rPr>
+          <w:color w:val="57AAF7"/>
+        </w:rPr>
+        <w:t xml:space="preserve">* </w:t>
+      </w:r>
+      <w:proofErr w:type="spellStart"/>
+      <w:r>
+        <w:rPr>
+          <w:color w:val="BCBEC4"/>
+        </w:rPr>
+        <w:t>GTras</w:t>
+      </w:r>
+      <w:proofErr w:type="spellEnd"/>
+      <w:r>
+        <w:rPr>
+          <w:color w:val="BCBEC4"/>
+        </w:rPr>
+        <w:t xml:space="preserve"> </w:t>
+      </w:r>
+      <w:r>
+        <w:rPr>
+          <w:color w:val="57AAF7"/>
+        </w:rPr>
+        <w:t xml:space="preserve">* </w:t>
+      </w:r>
+      <w:r>
+        <w:rPr>
+          <w:color w:val="BCBEC4"/>
+        </w:rPr>
+        <w:t>inversa;</w:t>
+      </w:r>
+      <w:r>
+        <w:rPr>
+          <w:color w:val="BCBEC4"/>
+        </w:rPr>
+        <w:br/>
+        <w:t xml:space="preserve">    Matrix </w:t>
+      </w:r>
+      <w:proofErr w:type="spellStart"/>
+      <w:r>
+        <w:rPr>
+          <w:color w:val="BCBEC4"/>
+        </w:rPr>
+        <w:t>x_new</w:t>
+      </w:r>
+      <w:proofErr w:type="spellEnd"/>
+      <w:r>
+        <w:rPr>
+          <w:color w:val="BCBEC4"/>
+        </w:rPr>
+        <w:t xml:space="preserve"> </w:t>
+      </w:r>
+      <w:r>
+        <w:rPr>
+          <w:color w:val="57AAF7"/>
+        </w:rPr>
+        <w:t xml:space="preserve">= </w:t>
+      </w:r>
+      <w:r>
+        <w:rPr>
+          <w:color w:val="BCBEC4"/>
+        </w:rPr>
+        <w:t xml:space="preserve">x </w:t>
+      </w:r>
+      <w:r>
+        <w:rPr>
+          <w:color w:val="57AAF7"/>
+        </w:rPr>
+        <w:t xml:space="preserve">+ </w:t>
+      </w:r>
+      <w:r>
+        <w:rPr>
+          <w:color w:val="BCBEC4"/>
+        </w:rPr>
+        <w:t>K</w:t>
+      </w:r>
+      <w:r>
+        <w:rPr>
+          <w:color w:val="57AAF7"/>
+        </w:rPr>
+        <w:t>*</w:t>
+      </w:r>
+      <w:r>
+        <w:rPr>
+          <w:color w:val="BCBEC4"/>
+        </w:rPr>
+        <w:t>(z</w:t>
+      </w:r>
+      <w:r>
+        <w:rPr>
+          <w:color w:val="57AAF7"/>
+        </w:rPr>
+        <w:t>-</w:t>
+      </w:r>
+      <w:r>
+        <w:rPr>
+          <w:color w:val="BCBEC4"/>
+        </w:rPr>
+        <w:t>g);</w:t>
+      </w:r>
+      <w:r>
+        <w:rPr>
+          <w:color w:val="BCBEC4"/>
+        </w:rPr>
+        <w:br/>
+        <w:t xml:space="preserve">    x </w:t>
+      </w:r>
+      <w:r>
+        <w:rPr>
+          <w:color w:val="57AAF7"/>
+        </w:rPr>
+        <w:t xml:space="preserve">= </w:t>
+      </w:r>
+      <w:proofErr w:type="spellStart"/>
+      <w:r>
+        <w:rPr>
+          <w:color w:val="BCBEC4"/>
+        </w:rPr>
+        <w:t>x_new</w:t>
+      </w:r>
+      <w:proofErr w:type="spellEnd"/>
+      <w:r>
+        <w:rPr>
+          <w:color w:val="BCBEC4"/>
+        </w:rPr>
+        <w:t>;</w:t>
+      </w:r>
+      <w:r>
+        <w:rPr>
+          <w:color w:val="BCBEC4"/>
+        </w:rPr>
+        <w:br/>
+        <w:t xml:space="preserve">    </w:t>
+      </w:r>
+      <w:r>
+        <w:rPr>
+          <w:color w:val="BCBEC4"/>
+        </w:rPr>
+        <w:br/>
+        <w:t xml:space="preserve">    Matrix I</w:t>
+      </w:r>
+      <w:r>
+        <w:rPr>
+          <w:color w:val="57AAF7"/>
+        </w:rPr>
         <w:t>(</w:t>
       </w:r>
-      <w:proofErr w:type="spellStart"/>
-      <w:proofErr w:type="gramStart"/>
-      <w:r>
-        <w:rPr>
-          <w:color w:val="BCBEC4"/>
-        </w:rPr>
-        <w:t>m,m</w:t>
-      </w:r>
-      <w:proofErr w:type="spellEnd"/>
-      <w:proofErr w:type="gramEnd"/>
+      <w:r>
+        <w:rPr>
+          <w:color w:val="BCBEC4"/>
+        </w:rPr>
+        <w:t>n, n</w:t>
+      </w:r>
       <w:r>
         <w:rPr>
           <w:color w:val="57AAF7"/>
@@ -51048,267 +51411,7 @@
           <w:color w:val="BCBEC4"/>
         </w:rPr>
         <w:br/>
-        <w:t xml:space="preserve">    </w:t>
-      </w:r>
-      <w:proofErr w:type="spellStart"/>
-      <w:r>
-        <w:rPr>
-          <w:color w:val="CF8E6D"/>
-        </w:rPr>
-        <w:t>for</w:t>
-      </w:r>
-      <w:proofErr w:type="spellEnd"/>
-      <w:r>
-        <w:rPr>
-          <w:color w:val="CF8E6D"/>
-        </w:rPr>
-        <w:t xml:space="preserve"> </w:t>
-      </w:r>
-      <w:r>
-        <w:rPr>
-          <w:color w:val="BCBEC4"/>
-        </w:rPr>
-        <w:t>(</w:t>
-      </w:r>
-      <w:proofErr w:type="spellStart"/>
-      <w:r>
-        <w:rPr>
-          <w:color w:val="CF8E6D"/>
-        </w:rPr>
-        <w:t>int</w:t>
-      </w:r>
-      <w:proofErr w:type="spellEnd"/>
-      <w:r>
-        <w:rPr>
-          <w:color w:val="CF8E6D"/>
-        </w:rPr>
-        <w:t xml:space="preserve"> </w:t>
-      </w:r>
-      <w:r>
-        <w:rPr>
-          <w:color w:val="BCBEC4"/>
-        </w:rPr>
-        <w:t>i=</w:t>
-      </w:r>
-      <w:r>
-        <w:rPr>
-          <w:color w:val="2AACB8"/>
-        </w:rPr>
-        <w:t>1</w:t>
-      </w:r>
-      <w:r>
-        <w:rPr>
-          <w:color w:val="BCBEC4"/>
-        </w:rPr>
-        <w:t>; i&lt;m; i++) {</w:t>
-      </w:r>
-      <w:r>
-        <w:rPr>
-          <w:color w:val="BCBEC4"/>
-        </w:rPr>
-        <w:br/>
-        <w:t xml:space="preserve">        </w:t>
-      </w:r>
-      <w:proofErr w:type="spellStart"/>
-      <w:r>
-        <w:rPr>
-          <w:color w:val="BCBEC4"/>
-        </w:rPr>
-        <w:t>Inv_W</w:t>
-      </w:r>
-      <w:proofErr w:type="spellEnd"/>
-      <w:r>
-        <w:rPr>
-          <w:color w:val="BCBEC4"/>
-        </w:rPr>
-        <w:t>(</w:t>
-      </w:r>
-      <w:proofErr w:type="spellStart"/>
-      <w:proofErr w:type="gramStart"/>
-      <w:r>
-        <w:rPr>
-          <w:color w:val="BCBEC4"/>
-        </w:rPr>
-        <w:t>i,i</w:t>
-      </w:r>
-      <w:proofErr w:type="spellEnd"/>
-      <w:proofErr w:type="gramEnd"/>
-      <w:r>
-        <w:rPr>
-          <w:color w:val="BCBEC4"/>
-        </w:rPr>
-        <w:t>) = s(i,</w:t>
-      </w:r>
-      <w:proofErr w:type="gramStart"/>
-      <w:r>
-        <w:rPr>
-          <w:color w:val="2AACB8"/>
-        </w:rPr>
-        <w:t>0</w:t>
-      </w:r>
-      <w:r>
-        <w:rPr>
-          <w:color w:val="BCBEC4"/>
-        </w:rPr>
-        <w:t>)*</w:t>
-      </w:r>
-      <w:proofErr w:type="gramEnd"/>
-      <w:r>
-        <w:rPr>
-          <w:color w:val="BCBEC4"/>
-        </w:rPr>
-        <w:t>s(i,</w:t>
-      </w:r>
-      <w:r>
-        <w:rPr>
-          <w:color w:val="2AACB8"/>
-        </w:rPr>
-        <w:t>0</w:t>
-      </w:r>
-      <w:proofErr w:type="gramStart"/>
-      <w:r>
-        <w:rPr>
-          <w:color w:val="BCBEC4"/>
-        </w:rPr>
-        <w:t xml:space="preserve">);  </w:t>
-      </w:r>
-      <w:r>
-        <w:rPr>
-          <w:color w:val="7A7E85"/>
-        </w:rPr>
-        <w:t>/</w:t>
-      </w:r>
-      <w:proofErr w:type="gramEnd"/>
-      <w:r>
-        <w:rPr>
-          <w:color w:val="7A7E85"/>
-        </w:rPr>
-        <w:t xml:space="preserve">/ Note: </w:t>
-      </w:r>
-      <w:proofErr w:type="spellStart"/>
-      <w:r>
-        <w:rPr>
-          <w:color w:val="7A7E85"/>
-        </w:rPr>
-        <w:t>changed</w:t>
-      </w:r>
-      <w:proofErr w:type="spellEnd"/>
-      <w:r>
-        <w:rPr>
-          <w:color w:val="7A7E85"/>
-        </w:rPr>
-        <w:t xml:space="preserve"> </w:t>
-      </w:r>
-      <w:proofErr w:type="spellStart"/>
-      <w:r>
-        <w:rPr>
-          <w:color w:val="7A7E85"/>
-        </w:rPr>
-        <w:t>to</w:t>
-      </w:r>
-      <w:proofErr w:type="spellEnd"/>
-      <w:r>
-        <w:rPr>
-          <w:color w:val="7A7E85"/>
-        </w:rPr>
-        <w:t xml:space="preserve"> 0-based </w:t>
-      </w:r>
-      <w:proofErr w:type="spellStart"/>
-      <w:r>
-        <w:rPr>
-          <w:color w:val="7A7E85"/>
-        </w:rPr>
-        <w:t>indexing</w:t>
-      </w:r>
-      <w:proofErr w:type="spellEnd"/>
-      <w:r>
-        <w:rPr>
-          <w:color w:val="7A7E85"/>
-        </w:rPr>
-        <w:br/>
-        <w:t xml:space="preserve">  </w:t>
-      </w:r>
-      <w:proofErr w:type="gramStart"/>
-      <w:r>
-        <w:rPr>
-          <w:color w:val="7A7E85"/>
-        </w:rPr>
-        <w:t xml:space="preserve">  </w:t>
-      </w:r>
-      <w:r>
-        <w:rPr>
-          <w:color w:val="BCBEC4"/>
-        </w:rPr>
-        <w:t>}</w:t>
-      </w:r>
-      <w:proofErr w:type="gramEnd"/>
-      <w:r>
-        <w:rPr>
-          <w:color w:val="BCBEC4"/>
-        </w:rPr>
-        <w:br/>
-      </w:r>
-      <w:r>
-        <w:rPr>
-          <w:color w:val="BCBEC4"/>
-        </w:rPr>
-        <w:br/>
-        <w:t xml:space="preserve">    </w:t>
-      </w:r>
-      <w:r>
-        <w:rPr>
-          <w:color w:val="7A7E85"/>
-        </w:rPr>
-        <w:t xml:space="preserve">// 2. </w:t>
-      </w:r>
-      <w:proofErr w:type="spellStart"/>
-      <w:r>
-        <w:rPr>
-          <w:color w:val="7A7E85"/>
-        </w:rPr>
-        <w:t>Calculate</w:t>
-      </w:r>
-      <w:proofErr w:type="spellEnd"/>
-      <w:r>
-        <w:rPr>
-          <w:color w:val="7A7E85"/>
-        </w:rPr>
-        <w:t xml:space="preserve"> Kalman </w:t>
-      </w:r>
-      <w:proofErr w:type="spellStart"/>
-      <w:r>
-        <w:rPr>
-          <w:color w:val="7A7E85"/>
-        </w:rPr>
-        <w:t>gain</w:t>
-      </w:r>
-      <w:proofErr w:type="spellEnd"/>
-      <w:r>
-        <w:rPr>
-          <w:color w:val="7A7E85"/>
-        </w:rPr>
-        <w:br/>
-        <w:t xml:space="preserve">    </w:t>
-      </w:r>
-      <w:r>
-        <w:rPr>
-          <w:color w:val="BCBEC4"/>
-        </w:rPr>
-        <w:t xml:space="preserve">Matrix </w:t>
-      </w:r>
-      <w:proofErr w:type="spellStart"/>
-      <w:r>
-        <w:rPr>
-          <w:color w:val="BCBEC4"/>
-        </w:rPr>
-        <w:t>GTras</w:t>
-      </w:r>
-      <w:proofErr w:type="spellEnd"/>
-      <w:r>
-        <w:rPr>
-          <w:color w:val="BCBEC4"/>
-        </w:rPr>
-        <w:t xml:space="preserve"> </w:t>
+        <w:t xml:space="preserve">    I </w:t>
       </w:r>
       <w:r>
         <w:rPr>
@@ -51317,21 +51420,19 @@
         <w:t xml:space="preserve">= </w:t>
       </w:r>
       <w:proofErr w:type="spellStart"/>
-      <w:proofErr w:type="gramStart"/>
-      <w:r>
-        <w:rPr>
-          <w:color w:val="BCBEC4"/>
-        </w:rPr>
-        <w:t>G.</w:t>
+      <w:r>
+        <w:rPr>
+          <w:color w:val="BCBEC4"/>
+        </w:rPr>
+        <w:t>I.</w:t>
       </w:r>
       <w:r>
         <w:rPr>
           <w:color w:val="57AAF7"/>
         </w:rPr>
-        <w:t>transpose</w:t>
-      </w:r>
-      <w:proofErr w:type="spellEnd"/>
-      <w:proofErr w:type="gramEnd"/>
+        <w:t>identity</w:t>
+      </w:r>
+      <w:proofErr w:type="spellEnd"/>
       <w:r>
         <w:rPr>
           <w:color w:val="BCBEC4"/>
@@ -51343,21 +51444,7 @@
           <w:color w:val="BCBEC4"/>
         </w:rPr>
         <w:br/>
-        <w:t xml:space="preserve">    Matrix </w:t>
-      </w:r>
-      <w:proofErr w:type="spellStart"/>
-      <w:r>
-        <w:rPr>
-          <w:color w:val="BCBEC4"/>
-        </w:rPr>
-        <w:t>temp</w:t>
-      </w:r>
-      <w:proofErr w:type="spellEnd"/>
-      <w:r>
-        <w:rPr>
-          <w:color w:val="BCBEC4"/>
-        </w:rPr>
-        <w:t xml:space="preserve"> </w:t>
+        <w:t xml:space="preserve">    P </w:t>
       </w:r>
       <w:r>
         <w:rPr>
@@ -51369,413 +51456,38 @@
         <w:rPr>
           <w:color w:val="BCBEC4"/>
         </w:rPr>
-        <w:t>G</w:t>
+        <w:t xml:space="preserve">(I </w:t>
       </w:r>
       <w:r>
         <w:rPr>
           <w:color w:val="57AAF7"/>
         </w:rPr>
-        <w:t>*</w:t>
-      </w:r>
-      <w:r>
-        <w:rPr>
-          <w:color w:val="BCBEC4"/>
-        </w:rPr>
-        <w:t>P</w:t>
+        <w:t xml:space="preserve">- </w:t>
+      </w:r>
+      <w:r>
+        <w:rPr>
+          <w:color w:val="BCBEC4"/>
+        </w:rPr>
+        <w:t xml:space="preserve">K </w:t>
       </w:r>
       <w:r>
         <w:rPr>
           <w:color w:val="57AAF7"/>
         </w:rPr>
-        <w:t>*</w:t>
-      </w:r>
-      <w:proofErr w:type="spellStart"/>
-      <w:r>
-        <w:rPr>
-          <w:color w:val="BCBEC4"/>
-        </w:rPr>
-        <w:t>GTras</w:t>
-      </w:r>
-      <w:proofErr w:type="spellEnd"/>
-      <w:r>
-        <w:rPr>
-          <w:color w:val="BCBEC4"/>
-        </w:rPr>
-        <w:t>;</w:t>
-      </w:r>
-      <w:r>
-        <w:rPr>
-          <w:color w:val="BCBEC4"/>
-        </w:rPr>
-        <w:br/>
-        <w:t xml:space="preserve">    Matrix inversa </w:t>
+        <w:t xml:space="preserve">* </w:t>
+      </w:r>
+      <w:r>
+        <w:rPr>
+          <w:color w:val="BCBEC4"/>
+        </w:rPr>
+        <w:t xml:space="preserve">G) </w:t>
       </w:r>
       <w:r>
         <w:rPr>
           <w:color w:val="57AAF7"/>
         </w:rPr>
-        <w:t xml:space="preserve">= </w:t>
-      </w:r>
-      <w:r>
-        <w:rPr>
-          <w:color w:val="BCBEC4"/>
-        </w:rPr>
-        <w:t>(</w:t>
-      </w:r>
-      <w:proofErr w:type="spellStart"/>
-      <w:r>
-        <w:rPr>
-          <w:color w:val="BCBEC4"/>
-        </w:rPr>
-        <w:t>Inv_W</w:t>
-      </w:r>
-      <w:proofErr w:type="spellEnd"/>
-      <w:r>
-        <w:rPr>
-          <w:color w:val="BCBEC4"/>
-        </w:rPr>
-        <w:t xml:space="preserve"> </w:t>
-      </w:r>
-      <w:r>
-        <w:rPr>
-          <w:color w:val="57AAF7"/>
-        </w:rPr>
-        <w:t xml:space="preserve">+ </w:t>
-      </w:r>
-      <w:proofErr w:type="spellStart"/>
-      <w:r>
-        <w:rPr>
-          <w:color w:val="BCBEC4"/>
-        </w:rPr>
-        <w:t>temp</w:t>
-      </w:r>
-      <w:proofErr w:type="spellEnd"/>
-      <w:proofErr w:type="gramStart"/>
-      <w:r>
-        <w:rPr>
-          <w:color w:val="BCBEC4"/>
-        </w:rPr>
-        <w:t>).</w:t>
-      </w:r>
-      <w:r>
-        <w:rPr>
-          <w:color w:val="57AAF7"/>
-        </w:rPr>
-        <w:t>inverse</w:t>
-      </w:r>
-      <w:proofErr w:type="gramEnd"/>
-      <w:r>
-        <w:rPr>
-          <w:color w:val="BCBEC4"/>
-        </w:rPr>
-        <w:t>();</w:t>
-      </w:r>
-      <w:r>
-        <w:rPr>
-          <w:color w:val="BCBEC4"/>
-        </w:rPr>
-        <w:br/>
-        <w:t xml:space="preserve">    K </w:t>
-      </w:r>
-      <w:r>
-        <w:rPr>
-          <w:color w:val="57AAF7"/>
-        </w:rPr>
-        <w:t xml:space="preserve">= </w:t>
-      </w:r>
-      <w:r>
-        <w:rPr>
-          <w:color w:val="BCBEC4"/>
-        </w:rPr>
-        <w:t>P</w:t>
-      </w:r>
-      <w:r>
-        <w:rPr>
-          <w:color w:val="57AAF7"/>
-        </w:rPr>
-        <w:t>*</w:t>
-      </w:r>
-      <w:proofErr w:type="spellStart"/>
-      <w:r>
-        <w:rPr>
-          <w:color w:val="BCBEC4"/>
-        </w:rPr>
-        <w:t>GTras</w:t>
-      </w:r>
-      <w:proofErr w:type="spellEnd"/>
-      <w:r>
-        <w:rPr>
-          <w:color w:val="57AAF7"/>
-        </w:rPr>
-        <w:t>*</w:t>
-      </w:r>
-      <w:r>
-        <w:rPr>
-          <w:color w:val="BCBEC4"/>
-        </w:rPr>
-        <w:t>inversa;</w:t>
-      </w:r>
-      <w:r>
-        <w:rPr>
-          <w:color w:val="BCBEC4"/>
-        </w:rPr>
-        <w:br/>
-      </w:r>
-      <w:r>
-        <w:rPr>
-          <w:color w:val="BCBEC4"/>
-        </w:rPr>
-        <w:br/>
-        <w:t xml:space="preserve">    </w:t>
-      </w:r>
-      <w:r>
-        <w:rPr>
-          <w:color w:val="7A7E85"/>
-        </w:rPr>
-        <w:t xml:space="preserve">// 3. </w:t>
-      </w:r>
-      <w:proofErr w:type="spellStart"/>
-      <w:r>
-        <w:rPr>
-          <w:color w:val="7A7E85"/>
-        </w:rPr>
-        <w:t>State</w:t>
-      </w:r>
-      <w:proofErr w:type="spellEnd"/>
-      <w:r>
-        <w:rPr>
-          <w:color w:val="7A7E85"/>
-        </w:rPr>
-        <w:t xml:space="preserve"> </w:t>
-      </w:r>
-      <w:proofErr w:type="spellStart"/>
-      <w:r>
-        <w:rPr>
-          <w:color w:val="7A7E85"/>
-        </w:rPr>
-        <w:t>update</w:t>
-      </w:r>
-      <w:proofErr w:type="spellEnd"/>
-      <w:r>
-        <w:rPr>
-          <w:color w:val="7A7E85"/>
-        </w:rPr>
-        <w:br/>
-        <w:t xml:space="preserve">    </w:t>
-      </w:r>
-      <w:r>
-        <w:rPr>
-          <w:color w:val="BCBEC4"/>
-        </w:rPr>
-        <w:t xml:space="preserve">x </w:t>
-      </w:r>
-      <w:r>
-        <w:rPr>
-          <w:color w:val="57AAF7"/>
-        </w:rPr>
-        <w:t xml:space="preserve">= </w:t>
-      </w:r>
-      <w:r>
-        <w:rPr>
-          <w:color w:val="BCBEC4"/>
-        </w:rPr>
-        <w:t xml:space="preserve">x </w:t>
-      </w:r>
-      <w:r>
-        <w:rPr>
-          <w:color w:val="57AAF7"/>
-        </w:rPr>
-        <w:t xml:space="preserve">+ </w:t>
-      </w:r>
-      <w:r>
-        <w:rPr>
-          <w:color w:val="BCBEC4"/>
-        </w:rPr>
-        <w:t>K</w:t>
-      </w:r>
-      <w:r>
-        <w:rPr>
-          <w:color w:val="57AAF7"/>
-        </w:rPr>
-        <w:t>*</w:t>
-      </w:r>
-      <w:r>
-        <w:rPr>
-          <w:color w:val="BCBEC4"/>
-        </w:rPr>
-        <w:t xml:space="preserve">(z </w:t>
-      </w:r>
-      <w:r>
-        <w:rPr>
-          <w:color w:val="57AAF7"/>
-        </w:rPr>
-        <w:t xml:space="preserve">- </w:t>
-      </w:r>
-      <w:r>
-        <w:rPr>
-          <w:color w:val="BCBEC4"/>
-        </w:rPr>
-        <w:t>g);</w:t>
-      </w:r>
-      <w:r>
-        <w:rPr>
-          <w:color w:val="BCBEC4"/>
-        </w:rPr>
-        <w:br/>
-      </w:r>
-      <w:r>
-        <w:rPr>
-          <w:color w:val="BCBEC4"/>
-        </w:rPr>
-        <w:br/>
-        <w:t xml:space="preserve">    </w:t>
-      </w:r>
-      <w:r>
-        <w:rPr>
-          <w:color w:val="7A7E85"/>
-        </w:rPr>
-        <w:t xml:space="preserve">// 4. </w:t>
-      </w:r>
-      <w:proofErr w:type="spellStart"/>
-      <w:r>
-        <w:rPr>
-          <w:color w:val="7A7E85"/>
-        </w:rPr>
-        <w:t>Covariance</w:t>
-      </w:r>
-      <w:proofErr w:type="spellEnd"/>
-      <w:r>
-        <w:rPr>
-          <w:color w:val="7A7E85"/>
-        </w:rPr>
-        <w:t xml:space="preserve"> </w:t>
-      </w:r>
-      <w:proofErr w:type="spellStart"/>
-      <w:r>
-        <w:rPr>
-          <w:color w:val="7A7E85"/>
-        </w:rPr>
-        <w:t>update</w:t>
-      </w:r>
-      <w:proofErr w:type="spellEnd"/>
-      <w:r>
-        <w:rPr>
-          <w:color w:val="7A7E85"/>
-        </w:rPr>
-        <w:br/>
-        <w:t xml:space="preserve">    </w:t>
-      </w:r>
-      <w:r>
-        <w:rPr>
-          <w:color w:val="BCBEC4"/>
-        </w:rPr>
-        <w:t xml:space="preserve">Matrix I </w:t>
-      </w:r>
-      <w:r>
-        <w:rPr>
-          <w:color w:val="57AAF7"/>
-        </w:rPr>
-        <w:t xml:space="preserve">= </w:t>
-      </w:r>
-      <w:r>
-        <w:rPr>
-          <w:color w:val="BCBEC4"/>
-        </w:rPr>
-        <w:t>Matrix</w:t>
-      </w:r>
-      <w:r>
-        <w:rPr>
-          <w:color w:val="57AAF7"/>
-        </w:rPr>
-        <w:t>(</w:t>
-      </w:r>
-      <w:proofErr w:type="spellStart"/>
-      <w:proofErr w:type="gramStart"/>
-      <w:r>
-        <w:rPr>
-          <w:color w:val="BCBEC4"/>
-        </w:rPr>
-        <w:t>n,n</w:t>
-      </w:r>
-      <w:proofErr w:type="spellEnd"/>
-      <w:r>
-        <w:rPr>
-          <w:color w:val="57AAF7"/>
-        </w:rPr>
-        <w:t>)</w:t>
-      </w:r>
-      <w:r>
-        <w:rPr>
-          <w:color w:val="BCBEC4"/>
-        </w:rPr>
-        <w:t>.</w:t>
-      </w:r>
-      <w:proofErr w:type="spellStart"/>
-      <w:r>
-        <w:rPr>
-          <w:color w:val="57AAF7"/>
-        </w:rPr>
-        <w:t>identity</w:t>
-      </w:r>
-      <w:proofErr w:type="spellEnd"/>
-      <w:proofErr w:type="gramEnd"/>
-      <w:r>
-        <w:rPr>
-          <w:color w:val="BCBEC4"/>
-        </w:rPr>
-        <w:t>();</w:t>
-      </w:r>
-      <w:r>
-        <w:rPr>
-          <w:color w:val="BCBEC4"/>
-        </w:rPr>
-        <w:br/>
-        <w:t xml:space="preserve">    P </w:t>
-      </w:r>
-      <w:r>
-        <w:rPr>
-          <w:color w:val="57AAF7"/>
-        </w:rPr>
-        <w:t xml:space="preserve">= </w:t>
-      </w:r>
-      <w:r>
-        <w:rPr>
-          <w:color w:val="BCBEC4"/>
-        </w:rPr>
-        <w:t xml:space="preserve">(I </w:t>
-      </w:r>
-      <w:r>
-        <w:rPr>
-          <w:color w:val="57AAF7"/>
-        </w:rPr>
-        <w:t xml:space="preserve">- </w:t>
-      </w:r>
-      <w:r>
-        <w:rPr>
-          <w:color w:val="BCBEC4"/>
-        </w:rPr>
-        <w:t>K</w:t>
-      </w:r>
-      <w:r>
-        <w:rPr>
-          <w:color w:val="57AAF7"/>
-        </w:rPr>
-        <w:t>*</w:t>
-      </w:r>
-      <w:proofErr w:type="gramStart"/>
-      <w:r>
-        <w:rPr>
-          <w:color w:val="BCBEC4"/>
-        </w:rPr>
-        <w:t>G)</w:t>
-      </w:r>
-      <w:r>
-        <w:rPr>
-          <w:color w:val="57AAF7"/>
-        </w:rPr>
-        <w:t>*</w:t>
-      </w:r>
-      <w:proofErr w:type="gramEnd"/>
+        <w:t xml:space="preserve">* </w:t>
+      </w:r>
       <w:r>
         <w:rPr>
           <w:color w:val="BCBEC4"/>
@@ -52226,7 +51938,7 @@
         <w:rPr>
           <w:color w:val="6AAB73"/>
         </w:rPr>
-        <w:t xml:space="preserve">"Matrix x" </w:t>
+        <w:t xml:space="preserve">"Matrix z" </w:t>
       </w:r>
       <w:r>
         <w:rPr>
@@ -53308,6 +53020,321 @@
         <w:rPr>
           <w:color w:val="BCBEC4"/>
         </w:rPr>
+        <w:t>(K(</w:t>
+      </w:r>
+      <w:r>
+        <w:rPr>
+          <w:color w:val="2AACB8"/>
+        </w:rPr>
+        <w:t>1</w:t>
+      </w:r>
+      <w:r>
+        <w:rPr>
+          <w:color w:val="BCBEC4"/>
+        </w:rPr>
+        <w:t xml:space="preserve">, </w:t>
+      </w:r>
+      <w:r>
+        <w:rPr>
+          <w:color w:val="2AACB8"/>
+        </w:rPr>
+        <w:t>1</w:t>
+      </w:r>
+      <w:r>
+        <w:rPr>
+          <w:color w:val="BCBEC4"/>
+        </w:rPr>
+        <w:t xml:space="preserve">) - </w:t>
+      </w:r>
+      <w:r>
+        <w:rPr>
+          <w:color w:val="2AACB8"/>
+        </w:rPr>
+        <w:t>0.5</w:t>
+      </w:r>
+      <w:r>
+        <w:rPr>
+          <w:color w:val="BCBEC4"/>
+        </w:rPr>
+        <w:t>) &lt; TOL_);</w:t>
+      </w:r>
+      <w:r>
+        <w:rPr>
+          <w:color w:val="BCBEC4"/>
+        </w:rPr>
+        <w:br/>
+        <w:t xml:space="preserve">    _</w:t>
+      </w:r>
+      <w:proofErr w:type="spellStart"/>
+      <w:r>
+        <w:rPr>
+          <w:color w:val="BCBEC4"/>
+        </w:rPr>
+        <w:t>assert</w:t>
+      </w:r>
+      <w:proofErr w:type="spellEnd"/>
+      <w:r>
+        <w:rPr>
+          <w:color w:val="BCBEC4"/>
+        </w:rPr>
+        <w:t>(</w:t>
+      </w:r>
+      <w:proofErr w:type="spellStart"/>
+      <w:r>
+        <w:rPr>
+          <w:color w:val="56A8F5"/>
+        </w:rPr>
+        <w:t>fabs</w:t>
+      </w:r>
+      <w:proofErr w:type="spellEnd"/>
+      <w:r>
+        <w:rPr>
+          <w:color w:val="BCBEC4"/>
+        </w:rPr>
+        <w:t>(K(</w:t>
+      </w:r>
+      <w:r>
+        <w:rPr>
+          <w:color w:val="2AACB8"/>
+        </w:rPr>
+        <w:t>1</w:t>
+      </w:r>
+      <w:r>
+        <w:rPr>
+          <w:color w:val="BCBEC4"/>
+        </w:rPr>
+        <w:t xml:space="preserve">, </w:t>
+      </w:r>
+      <w:r>
+        <w:rPr>
+          <w:color w:val="2AACB8"/>
+        </w:rPr>
+        <w:t>2</w:t>
+      </w:r>
+      <w:r>
+        <w:rPr>
+          <w:color w:val="BCBEC4"/>
+        </w:rPr>
+        <w:t xml:space="preserve">) - </w:t>
+      </w:r>
+      <w:r>
+        <w:rPr>
+          <w:color w:val="2AACB8"/>
+        </w:rPr>
+        <w:t>0.0</w:t>
+      </w:r>
+      <w:r>
+        <w:rPr>
+          <w:color w:val="BCBEC4"/>
+        </w:rPr>
+        <w:t>) &lt; TOL_);</w:t>
+      </w:r>
+      <w:r>
+        <w:rPr>
+          <w:color w:val="BCBEC4"/>
+        </w:rPr>
+        <w:br/>
+        <w:t xml:space="preserve">    _</w:t>
+      </w:r>
+      <w:proofErr w:type="spellStart"/>
+      <w:r>
+        <w:rPr>
+          <w:color w:val="BCBEC4"/>
+        </w:rPr>
+        <w:t>assert</w:t>
+      </w:r>
+      <w:proofErr w:type="spellEnd"/>
+      <w:r>
+        <w:rPr>
+          <w:color w:val="BCBEC4"/>
+        </w:rPr>
+        <w:t>(</w:t>
+      </w:r>
+      <w:proofErr w:type="spellStart"/>
+      <w:r>
+        <w:rPr>
+          <w:color w:val="56A8F5"/>
+        </w:rPr>
+        <w:t>fabs</w:t>
+      </w:r>
+      <w:proofErr w:type="spellEnd"/>
+      <w:r>
+        <w:rPr>
+          <w:color w:val="BCBEC4"/>
+        </w:rPr>
+        <w:t>(K(</w:t>
+      </w:r>
+      <w:r>
+        <w:rPr>
+          <w:color w:val="2AACB8"/>
+        </w:rPr>
+        <w:t>2</w:t>
+      </w:r>
+      <w:r>
+        <w:rPr>
+          <w:color w:val="BCBEC4"/>
+        </w:rPr>
+        <w:t xml:space="preserve">, </w:t>
+      </w:r>
+      <w:r>
+        <w:rPr>
+          <w:color w:val="2AACB8"/>
+        </w:rPr>
+        <w:t>1</w:t>
+      </w:r>
+      <w:r>
+        <w:rPr>
+          <w:color w:val="BCBEC4"/>
+        </w:rPr>
+        <w:t xml:space="preserve">) - </w:t>
+      </w:r>
+      <w:r>
+        <w:rPr>
+          <w:color w:val="2AACB8"/>
+        </w:rPr>
+        <w:t>0.0</w:t>
+      </w:r>
+      <w:r>
+        <w:rPr>
+          <w:color w:val="BCBEC4"/>
+        </w:rPr>
+        <w:t>) &lt; TOL_);</w:t>
+      </w:r>
+      <w:r>
+        <w:rPr>
+          <w:color w:val="BCBEC4"/>
+        </w:rPr>
+        <w:br/>
+        <w:t xml:space="preserve">    _</w:t>
+      </w:r>
+      <w:proofErr w:type="spellStart"/>
+      <w:r>
+        <w:rPr>
+          <w:color w:val="BCBEC4"/>
+        </w:rPr>
+        <w:t>assert</w:t>
+      </w:r>
+      <w:proofErr w:type="spellEnd"/>
+      <w:r>
+        <w:rPr>
+          <w:color w:val="BCBEC4"/>
+        </w:rPr>
+        <w:t>(</w:t>
+      </w:r>
+      <w:proofErr w:type="spellStart"/>
+      <w:r>
+        <w:rPr>
+          <w:color w:val="56A8F5"/>
+        </w:rPr>
+        <w:t>fabs</w:t>
+      </w:r>
+      <w:proofErr w:type="spellEnd"/>
+      <w:r>
+        <w:rPr>
+          <w:color w:val="BCBEC4"/>
+        </w:rPr>
+        <w:t>(K(</w:t>
+      </w:r>
+      <w:r>
+        <w:rPr>
+          <w:color w:val="2AACB8"/>
+        </w:rPr>
+        <w:t>2</w:t>
+      </w:r>
+      <w:r>
+        <w:rPr>
+          <w:color w:val="BCBEC4"/>
+        </w:rPr>
+        <w:t xml:space="preserve">, </w:t>
+      </w:r>
+      <w:r>
+        <w:rPr>
+          <w:color w:val="2AACB8"/>
+        </w:rPr>
+        <w:t>2</w:t>
+      </w:r>
+      <w:r>
+        <w:rPr>
+          <w:color w:val="BCBEC4"/>
+        </w:rPr>
+        <w:t xml:space="preserve">) - </w:t>
+      </w:r>
+      <w:r>
+        <w:rPr>
+          <w:color w:val="2AACB8"/>
+        </w:rPr>
+        <w:t>0.5</w:t>
+      </w:r>
+      <w:r>
+        <w:rPr>
+          <w:color w:val="BCBEC4"/>
+        </w:rPr>
+        <w:t>) &lt; TOL_);</w:t>
+      </w:r>
+      <w:r>
+        <w:rPr>
+          <w:color w:val="BCBEC4"/>
+        </w:rPr>
+        <w:br/>
+      </w:r>
+      <w:r>
+        <w:rPr>
+          <w:color w:val="BCBEC4"/>
+        </w:rPr>
+        <w:br/>
+      </w:r>
+      <w:r>
+        <w:rPr>
+          <w:color w:val="BCBEC4"/>
+        </w:rPr>
+        <w:br/>
+        <w:t xml:space="preserve">    </w:t>
+      </w:r>
+      <w:r>
+        <w:rPr>
+          <w:color w:val="7A7E85"/>
+        </w:rPr>
+        <w:t>// Verificación del vector x (2x1)</w:t>
+      </w:r>
+      <w:r>
+        <w:rPr>
+          <w:color w:val="7A7E85"/>
+        </w:rPr>
+        <w:br/>
+        <w:t xml:space="preserve">    </w:t>
+      </w:r>
+      <w:r>
+        <w:rPr>
+          <w:color w:val="BCBEC4"/>
+        </w:rPr>
+        <w:t>_</w:t>
+      </w:r>
+      <w:proofErr w:type="spellStart"/>
+      <w:r>
+        <w:rPr>
+          <w:color w:val="BCBEC4"/>
+        </w:rPr>
+        <w:t>assert</w:t>
+      </w:r>
+      <w:proofErr w:type="spellEnd"/>
+      <w:r>
+        <w:rPr>
+          <w:color w:val="BCBEC4"/>
+        </w:rPr>
+        <w:t>(</w:t>
+      </w:r>
+      <w:proofErr w:type="spellStart"/>
+      <w:r>
+        <w:rPr>
+          <w:color w:val="56A8F5"/>
+        </w:rPr>
+        <w:t>fabs</w:t>
+      </w:r>
+      <w:proofErr w:type="spellEnd"/>
+      <w:r>
+        <w:rPr>
+          <w:color w:val="BCBEC4"/>
+        </w:rPr>
         <w:t>(x(</w:t>
       </w:r>
       <w:r>
@@ -53428,6 +53455,96 @@
           <w:color w:val="BCBEC4"/>
         </w:rPr>
         <w:br/>
+        <w:t xml:space="preserve">    </w:t>
+      </w:r>
+      <w:r>
+        <w:rPr>
+          <w:color w:val="7A7E85"/>
+        </w:rPr>
+        <w:t>// Verificación de la matriz P (2x2)</w:t>
+      </w:r>
+      <w:r>
+        <w:rPr>
+          <w:color w:val="7A7E85"/>
+        </w:rPr>
+        <w:br/>
+        <w:t xml:space="preserve">    </w:t>
+      </w:r>
+      <w:r>
+        <w:rPr>
+          <w:color w:val="BCBEC4"/>
+        </w:rPr>
+        <w:t>_</w:t>
+      </w:r>
+      <w:proofErr w:type="spellStart"/>
+      <w:r>
+        <w:rPr>
+          <w:color w:val="BCBEC4"/>
+        </w:rPr>
+        <w:t>assert</w:t>
+      </w:r>
+      <w:proofErr w:type="spellEnd"/>
+      <w:r>
+        <w:rPr>
+          <w:color w:val="BCBEC4"/>
+        </w:rPr>
+        <w:t>(</w:t>
+      </w:r>
+      <w:proofErr w:type="spellStart"/>
+      <w:r>
+        <w:rPr>
+          <w:color w:val="56A8F5"/>
+        </w:rPr>
+        <w:t>fabs</w:t>
+      </w:r>
+      <w:proofErr w:type="spellEnd"/>
+      <w:r>
+        <w:rPr>
+          <w:color w:val="BCBEC4"/>
+        </w:rPr>
+        <w:t>(P(</w:t>
+      </w:r>
+      <w:r>
+        <w:rPr>
+          <w:color w:val="2AACB8"/>
+        </w:rPr>
+        <w:t>1</w:t>
+      </w:r>
+      <w:r>
+        <w:rPr>
+          <w:color w:val="BCBEC4"/>
+        </w:rPr>
+        <w:t xml:space="preserve">, </w:t>
+      </w:r>
+      <w:r>
+        <w:rPr>
+          <w:color w:val="2AACB8"/>
+        </w:rPr>
+        <w:t>1</w:t>
+      </w:r>
+      <w:r>
+        <w:rPr>
+          <w:color w:val="BCBEC4"/>
+        </w:rPr>
+        <w:t xml:space="preserve">) - </w:t>
+      </w:r>
+      <w:r>
+        <w:rPr>
+          <w:color w:val="2AACB8"/>
+        </w:rPr>
+        <w:t>0.5</w:t>
+      </w:r>
+      <w:r>
+        <w:rPr>
+          <w:color w:val="BCBEC4"/>
+        </w:rPr>
+        <w:t>) &lt; TOL_);</w:t>
+      </w:r>
+      <w:r>
+        <w:rPr>
+          <w:color w:val="BCBEC4"/>
+        </w:rPr>
+        <w:br/>
         <w:t xml:space="preserve">    _</w:t>
       </w:r>
       <w:proofErr w:type="spellStart"/>
@@ -53456,7 +53573,7 @@
         <w:rPr>
           <w:color w:val="BCBEC4"/>
         </w:rPr>
-        <w:t>(K(</w:t>
+        <w:t>(P(</w:t>
       </w:r>
       <w:r>
         <w:rPr>
@@ -53474,6 +53591,83 @@
         <w:rPr>
           <w:color w:val="2AACB8"/>
         </w:rPr>
+        <w:t>2</w:t>
+      </w:r>
+      <w:r>
+        <w:rPr>
+          <w:color w:val="BCBEC4"/>
+        </w:rPr>
+        <w:t xml:space="preserve">) - </w:t>
+      </w:r>
+      <w:r>
+        <w:rPr>
+          <w:color w:val="2AACB8"/>
+        </w:rPr>
+        <w:t>0.0</w:t>
+      </w:r>
+      <w:r>
+        <w:rPr>
+          <w:color w:val="BCBEC4"/>
+        </w:rPr>
+        <w:t>) &lt; TOL_);</w:t>
+      </w:r>
+      <w:r>
+        <w:rPr>
+          <w:color w:val="BCBEC4"/>
+        </w:rPr>
+        <w:br/>
+      </w:r>
+      <w:r>
+        <w:rPr>
+          <w:color w:val="BCBEC4"/>
+        </w:rPr>
+        <w:lastRenderedPageBreak/>
+        <w:t xml:space="preserve">    _</w:t>
+      </w:r>
+      <w:proofErr w:type="spellStart"/>
+      <w:r>
+        <w:rPr>
+          <w:color w:val="BCBEC4"/>
+        </w:rPr>
+        <w:t>assert</w:t>
+      </w:r>
+      <w:proofErr w:type="spellEnd"/>
+      <w:r>
+        <w:rPr>
+          <w:color w:val="BCBEC4"/>
+        </w:rPr>
+        <w:t>(</w:t>
+      </w:r>
+      <w:proofErr w:type="spellStart"/>
+      <w:r>
+        <w:rPr>
+          <w:color w:val="56A8F5"/>
+        </w:rPr>
+        <w:t>fabs</w:t>
+      </w:r>
+      <w:proofErr w:type="spellEnd"/>
+      <w:r>
+        <w:rPr>
+          <w:color w:val="BCBEC4"/>
+        </w:rPr>
+        <w:t>(P(</w:t>
+      </w:r>
+      <w:r>
+        <w:rPr>
+          <w:color w:val="2AACB8"/>
+        </w:rPr>
+        <w:t>2</w:t>
+      </w:r>
+      <w:r>
+        <w:rPr>
+          <w:color w:val="BCBEC4"/>
+        </w:rPr>
+        <w:t xml:space="preserve">, </w:t>
+      </w:r>
+      <w:r>
+        <w:rPr>
+          <w:color w:val="2AACB8"/>
+        </w:rPr>
         <w:t>1</w:t>
       </w:r>
       <w:r>
@@ -53486,6 +53680,77 @@
         <w:rPr>
           <w:color w:val="2AACB8"/>
         </w:rPr>
+        <w:t>0.0</w:t>
+      </w:r>
+      <w:r>
+        <w:rPr>
+          <w:color w:val="BCBEC4"/>
+        </w:rPr>
+        <w:t>) &lt; TOL_);</w:t>
+      </w:r>
+      <w:r>
+        <w:rPr>
+          <w:color w:val="BCBEC4"/>
+        </w:rPr>
+        <w:br/>
+        <w:t xml:space="preserve">    _</w:t>
+      </w:r>
+      <w:proofErr w:type="spellStart"/>
+      <w:r>
+        <w:rPr>
+          <w:color w:val="BCBEC4"/>
+        </w:rPr>
+        <w:t>assert</w:t>
+      </w:r>
+      <w:proofErr w:type="spellEnd"/>
+      <w:r>
+        <w:rPr>
+          <w:color w:val="BCBEC4"/>
+        </w:rPr>
+        <w:t>(</w:t>
+      </w:r>
+      <w:proofErr w:type="spellStart"/>
+      <w:r>
+        <w:rPr>
+          <w:color w:val="56A8F5"/>
+        </w:rPr>
+        <w:t>fabs</w:t>
+      </w:r>
+      <w:proofErr w:type="spellEnd"/>
+      <w:r>
+        <w:rPr>
+          <w:color w:val="BCBEC4"/>
+        </w:rPr>
+        <w:t>(P(</w:t>
+      </w:r>
+      <w:r>
+        <w:rPr>
+          <w:color w:val="2AACB8"/>
+        </w:rPr>
+        <w:t>2</w:t>
+      </w:r>
+      <w:r>
+        <w:rPr>
+          <w:color w:val="BCBEC4"/>
+        </w:rPr>
+        <w:t xml:space="preserve">, </w:t>
+      </w:r>
+      <w:r>
+        <w:rPr>
+          <w:color w:val="2AACB8"/>
+        </w:rPr>
+        <w:t>2</w:t>
+      </w:r>
+      <w:r>
+        <w:rPr>
+          <w:color w:val="BCBEC4"/>
+        </w:rPr>
+        <w:t xml:space="preserve">) - </w:t>
+      </w:r>
+      <w:r>
+        <w:rPr>
+          <w:color w:val="2AACB8"/>
+        </w:rPr>
         <w:t>0.5</w:t>
       </w:r>
       <w:r>
@@ -53499,237 +53764,12 @@
           <w:color w:val="BCBEC4"/>
         </w:rPr>
         <w:br/>
-        <w:t xml:space="preserve">    _</w:t>
-      </w:r>
-      <w:proofErr w:type="spellStart"/>
-      <w:r>
-        <w:rPr>
-          <w:color w:val="BCBEC4"/>
-        </w:rPr>
-        <w:t>assert</w:t>
-      </w:r>
-      <w:proofErr w:type="spellEnd"/>
-      <w:r>
-        <w:rPr>
-          <w:color w:val="BCBEC4"/>
-        </w:rPr>
-        <w:t>(</w:t>
-      </w:r>
-      <w:proofErr w:type="spellStart"/>
-      <w:r>
-        <w:rPr>
-          <w:color w:val="56A8F5"/>
-        </w:rPr>
-        <w:t>fabs</w:t>
-      </w:r>
-      <w:proofErr w:type="spellEnd"/>
-      <w:r>
-        <w:rPr>
-          <w:color w:val="BCBEC4"/>
-        </w:rPr>
-        <w:t>(K(</w:t>
-      </w:r>
-      <w:r>
-        <w:rPr>
-          <w:color w:val="2AACB8"/>
-        </w:rPr>
-        <w:t>2</w:t>
-      </w:r>
-      <w:r>
-        <w:rPr>
-          <w:color w:val="BCBEC4"/>
-        </w:rPr>
-        <w:t xml:space="preserve">, </w:t>
-      </w:r>
-      <w:r>
-        <w:rPr>
-          <w:color w:val="2AACB8"/>
-        </w:rPr>
-        <w:t>2</w:t>
-      </w:r>
-      <w:r>
-        <w:rPr>
-          <w:color w:val="BCBEC4"/>
-        </w:rPr>
-        <w:t xml:space="preserve">) - </w:t>
-      </w:r>
-      <w:r>
-        <w:rPr>
-          <w:color w:val="2AACB8"/>
-        </w:rPr>
-        <w:t>0.5</w:t>
-      </w:r>
-      <w:r>
-        <w:rPr>
-          <w:color w:val="BCBEC4"/>
-        </w:rPr>
-        <w:t>) &lt; TOL_);</w:t>
-      </w:r>
-      <w:r>
-        <w:rPr>
-          <w:color w:val="BCBEC4"/>
-        </w:rPr>
-        <w:br/>
-      </w:r>
-      <w:r>
-        <w:rPr>
-          <w:color w:val="BCBEC4"/>
-        </w:rPr>
-        <w:br/>
-        <w:t xml:space="preserve">    _</w:t>
-      </w:r>
-      <w:proofErr w:type="spellStart"/>
-      <w:r>
-        <w:rPr>
-          <w:color w:val="BCBEC4"/>
-        </w:rPr>
-        <w:t>assert</w:t>
-      </w:r>
-      <w:proofErr w:type="spellEnd"/>
-      <w:r>
-        <w:rPr>
-          <w:color w:val="BCBEC4"/>
-        </w:rPr>
-        <w:t>(</w:t>
-      </w:r>
-      <w:proofErr w:type="spellStart"/>
-      <w:r>
-        <w:rPr>
-          <w:color w:val="56A8F5"/>
-        </w:rPr>
-        <w:t>fabs</w:t>
-      </w:r>
-      <w:proofErr w:type="spellEnd"/>
-      <w:r>
-        <w:rPr>
-          <w:color w:val="BCBEC4"/>
-        </w:rPr>
-        <w:t>(P(</w:t>
-      </w:r>
-      <w:r>
-        <w:rPr>
-          <w:color w:val="2AACB8"/>
-        </w:rPr>
-        <w:t>1</w:t>
-      </w:r>
-      <w:r>
-        <w:rPr>
-          <w:color w:val="BCBEC4"/>
-        </w:rPr>
-        <w:t xml:space="preserve">, </w:t>
-      </w:r>
-      <w:r>
-        <w:rPr>
-          <w:color w:val="2AACB8"/>
-        </w:rPr>
-        <w:t>1</w:t>
-      </w:r>
-      <w:r>
-        <w:rPr>
-          <w:color w:val="BCBEC4"/>
-        </w:rPr>
-        <w:t xml:space="preserve">) - </w:t>
-      </w:r>
-      <w:r>
-        <w:rPr>
-          <w:color w:val="2AACB8"/>
-        </w:rPr>
-        <w:t>0.5</w:t>
-      </w:r>
-      <w:r>
-        <w:rPr>
-          <w:color w:val="BCBEC4"/>
-        </w:rPr>
-        <w:t>) &lt; TOL_);</w:t>
-      </w:r>
-      <w:r>
-        <w:rPr>
-          <w:color w:val="BCBEC4"/>
-        </w:rPr>
-        <w:br/>
-        <w:t xml:space="preserve">    _</w:t>
-      </w:r>
-      <w:proofErr w:type="spellStart"/>
-      <w:r>
-        <w:rPr>
-          <w:color w:val="BCBEC4"/>
-        </w:rPr>
-        <w:t>assert</w:t>
-      </w:r>
-      <w:proofErr w:type="spellEnd"/>
-      <w:r>
-        <w:rPr>
-          <w:color w:val="BCBEC4"/>
-        </w:rPr>
-        <w:t>(</w:t>
-      </w:r>
-      <w:proofErr w:type="spellStart"/>
-      <w:r>
-        <w:rPr>
-          <w:color w:val="56A8F5"/>
-        </w:rPr>
-        <w:t>fabs</w:t>
-      </w:r>
-      <w:proofErr w:type="spellEnd"/>
-      <w:r>
-        <w:rPr>
-          <w:color w:val="BCBEC4"/>
-        </w:rPr>
-        <w:t>(P(</w:t>
-      </w:r>
-      <w:r>
-        <w:rPr>
-          <w:color w:val="2AACB8"/>
-        </w:rPr>
-        <w:t>2</w:t>
-      </w:r>
-      <w:r>
-        <w:rPr>
-          <w:color w:val="BCBEC4"/>
-        </w:rPr>
-        <w:t xml:space="preserve">, </w:t>
-      </w:r>
-      <w:r>
-        <w:rPr>
-          <w:color w:val="2AACB8"/>
-        </w:rPr>
-        <w:t>2</w:t>
-      </w:r>
-      <w:r>
-        <w:rPr>
-          <w:color w:val="BCBEC4"/>
-        </w:rPr>
-        <w:t xml:space="preserve">) - </w:t>
-      </w:r>
-      <w:r>
-        <w:rPr>
-          <w:color w:val="2AACB8"/>
-        </w:rPr>
-        <w:t>0.5</w:t>
-      </w:r>
-      <w:r>
-        <w:rPr>
-          <w:color w:val="BCBEC4"/>
-        </w:rPr>
-        <w:t>) &lt; TOL_);</w:t>
-      </w:r>
-      <w:r>
-        <w:rPr>
-          <w:color w:val="BCBEC4"/>
-        </w:rPr>
-        <w:br/>
-      </w:r>
-      <w:r>
-        <w:rPr>
-          <w:color w:val="BCBEC4"/>
-        </w:rPr>
-        <w:br/>
-      </w:r>
-      <w:r>
-        <w:rPr>
-          <w:color w:val="BCBEC4"/>
-        </w:rPr>
-        <w:lastRenderedPageBreak/>
+      </w:r>
+      <w:r>
+        <w:rPr>
+          <w:color w:val="BCBEC4"/>
+        </w:rPr>
+        <w:br/>
         <w:t xml:space="preserve">    </w:t>
       </w:r>
       <w:proofErr w:type="spellStart"/>
@@ -57941,6 +57981,12 @@
           <w:color w:val="BCBEC4"/>
         </w:rPr>
         <w:br/>
+      </w:r>
+      <w:r>
+        <w:rPr>
+          <w:color w:val="BCBEC4"/>
+        </w:rPr>
+        <w:lastRenderedPageBreak/>
         <w:t xml:space="preserve">    </w:t>
       </w:r>
       <w:proofErr w:type="spellStart"/>
@@ -58004,7 +58050,6 @@
           <w:sz w:val="32"/>
           <w:szCs w:val="32"/>
         </w:rPr>
-        <w:lastRenderedPageBreak/>
         <w:t>Timediff</w:t>
       </w:r>
       <w:proofErr w:type="spellEnd"/>
@@ -59619,6 +59664,7 @@
       <w:pPr>
         <w:kinsoku w:val="0"/>
         <w:overflowPunct w:val="0"/>
+        <w:ind w:left="708" w:hanging="708"/>
         <w:rPr>
           <w:color w:val="FF0000"/>
           <w:sz w:val="32"/>
@@ -66850,7 +66896,6 @@
   <w:style w:type="character" w:default="1" w:styleId="Fuentedeprrafopredeter">
     <w:name w:val="Default Paragraph Font"/>
     <w:uiPriority w:val="1"/>
-    <w:semiHidden/>
     <w:unhideWhenUsed/>
   </w:style>
   <w:style w:type="table" w:default="1" w:styleId="Tablanormal">

--- a/Seguimiento.docx
+++ b/Seguimiento.docx
@@ -833,12 +833,14 @@
         <w:textAlignment w:val="baseline"/>
         <w:rPr>
           <w:rFonts w:ascii="Arial" w:hAnsi="Arial"/>
+          <w:highlight w:val="darkRed"/>
         </w:rPr>
       </w:pPr>
       <w:r>
         <w:rPr>
           <w:rStyle w:val="normaltextrun"/>
           <w:rFonts w:ascii="Arial" w:hAnsi="Arial"/>
+          <w:highlight w:val="darkRed"/>
         </w:rPr>
         <w:t>JPL_Eph_DE430.m</w:t>
       </w:r>
@@ -846,6 +848,7 @@
         <w:rPr>
           <w:rStyle w:val="eop"/>
           <w:rFonts w:ascii="Arial" w:hAnsi="Arial"/>
+          <w:highlight w:val="darkRed"/>
         </w:rPr>
         <w:t> </w:t>
       </w:r>
@@ -897,6 +900,7 @@
         <w:textAlignment w:val="baseline"/>
         <w:rPr>
           <w:rFonts w:ascii="Arial" w:hAnsi="Arial"/>
+          <w:highlight w:val="green"/>
         </w:rPr>
       </w:pPr>
       <w:proofErr w:type="spellStart"/>
@@ -904,6 +908,7 @@
         <w:rPr>
           <w:rStyle w:val="normaltextrun"/>
           <w:rFonts w:ascii="Arial" w:hAnsi="Arial"/>
+          <w:highlight w:val="green"/>
         </w:rPr>
         <w:t>LTC.m</w:t>
       </w:r>
@@ -912,6 +917,7 @@
         <w:rPr>
           <w:rStyle w:val="eop"/>
           <w:rFonts w:ascii="Arial" w:hAnsi="Arial"/>
+          <w:highlight w:val="green"/>
         </w:rPr>
         <w:t> </w:t>
       </w:r>
@@ -59651,6 +59657,34 @@
         <w:t>GHAMatrix</w:t>
       </w:r>
       <w:proofErr w:type="spellEnd"/>
+      <w:r>
+        <w:rPr>
+          <w:color w:val="FF0000"/>
+          <w:sz w:val="32"/>
+          <w:szCs w:val="32"/>
+        </w:rPr>
+        <w:t>:</w:t>
+      </w:r>
+    </w:p>
+    <w:p>
+      <w:pPr>
+        <w:kinsoku w:val="0"/>
+        <w:overflowPunct w:val="0"/>
+        <w:ind w:left="708" w:hanging="708"/>
+        <w:rPr>
+          <w:color w:val="FF0000"/>
+          <w:sz w:val="32"/>
+          <w:szCs w:val="32"/>
+        </w:rPr>
+      </w:pPr>
+      <w:r>
+        <w:rPr>
+          <w:color w:val="FF0000"/>
+          <w:sz w:val="32"/>
+          <w:szCs w:val="32"/>
+        </w:rPr>
+        <w:t>LTC</w:t>
+      </w:r>
       <w:r>
         <w:rPr>
           <w:color w:val="FF0000"/>
@@ -66896,6 +66930,7 @@
   <w:style w:type="character" w:default="1" w:styleId="Fuentedeprrafopredeter">
     <w:name w:val="Default Paragraph Font"/>
     <w:uiPriority w:val="1"/>
+    <w:semiHidden/>
     <w:unhideWhenUsed/>
   </w:style>
   <w:style w:type="table" w:default="1" w:styleId="Tablanormal">
